--- a/MCD brouillon.docx
+++ b/MCD brouillon.docx
@@ -3619,6 +3619,7 @@
           <w:rFonts w:eastAsia="Times New Roman"/>
           <w:bCs/>
           <w:highlight w:val="yellow"/>
+          <w:lang w:val="en-US"/>
         </w:rPr>
       </w:pPr>
       <w:r>
@@ -3636,6 +3637,7 @@
           <w:rFonts w:eastAsia="Times New Roman"/>
           <w:bCs/>
           <w:highlight w:val="yellow"/>
+          <w:lang w:val="en-US"/>
         </w:rPr>
         <w:t>Designation_Container</w:t>
       </w:r>
@@ -3645,23 +3647,46 @@
           <w:rFonts w:eastAsia="Times New Roman"/>
           <w:bCs/>
           <w:highlight w:val="yellow"/>
-        </w:rPr>
-        <w:t xml:space="preserve"> VARCHAR(255)</w:t>
-      </w:r>
-    </w:p>
-    <w:p>
-      <w:pPr>
-        <w:spacing w:after="0"/>
-        <w:rPr>
-          <w:rFonts w:eastAsia="Times New Roman"/>
-          <w:bCs/>
-        </w:rPr>
-      </w:pPr>
-      <w:r>
-        <w:rPr>
-          <w:rFonts w:eastAsia="Times New Roman"/>
-          <w:bCs/>
-          <w:highlight w:val="yellow"/>
+          <w:lang w:val="en-US"/>
+        </w:rPr>
+        <w:t xml:space="preserve"> </w:t>
+      </w:r>
+      <w:proofErr w:type="gramStart"/>
+      <w:r>
+        <w:rPr>
+          <w:rFonts w:eastAsia="Times New Roman"/>
+          <w:bCs/>
+          <w:highlight w:val="yellow"/>
+          <w:lang w:val="en-US"/>
+        </w:rPr>
+        <w:t>VARCHAR(</w:t>
+      </w:r>
+      <w:proofErr w:type="gramEnd"/>
+      <w:r>
+        <w:rPr>
+          <w:rFonts w:eastAsia="Times New Roman"/>
+          <w:bCs/>
+          <w:highlight w:val="yellow"/>
+          <w:lang w:val="en-US"/>
+        </w:rPr>
+        <w:t>255)</w:t>
+      </w:r>
+    </w:p>
+    <w:p>
+      <w:pPr>
+        <w:spacing w:after="0"/>
+        <w:rPr>
+          <w:rFonts w:eastAsia="Times New Roman"/>
+          <w:bCs/>
+          <w:lang w:val="en-US"/>
+        </w:rPr>
+      </w:pPr>
+      <w:r>
+        <w:rPr>
+          <w:rFonts w:eastAsia="Times New Roman"/>
+          <w:bCs/>
+          <w:highlight w:val="yellow"/>
+          <w:lang w:val="en-US"/>
         </w:rPr>
         <w:t>);</w:t>
       </w:r>
@@ -3672,41 +3697,66 @@
         <w:rPr>
           <w:rFonts w:eastAsia="Times New Roman"/>
           <w:bCs/>
-        </w:rPr>
-      </w:pPr>
-    </w:p>
-    <w:p>
-      <w:pPr>
-        <w:spacing w:after="0"/>
-        <w:rPr>
-          <w:rFonts w:eastAsia="Times New Roman"/>
-          <w:bCs/>
-          <w:highlight w:val="yellow"/>
-        </w:rPr>
-      </w:pPr>
-      <w:r>
-        <w:rPr>
-          <w:rFonts w:eastAsia="Times New Roman"/>
-          <w:bCs/>
-          <w:highlight w:val="yellow"/>
-        </w:rPr>
-        <w:t>CREATE TABLE Contenu (</w:t>
-      </w:r>
-    </w:p>
-    <w:p>
-      <w:pPr>
-        <w:spacing w:after="0"/>
-        <w:rPr>
-          <w:rFonts w:eastAsia="Times New Roman"/>
-          <w:bCs/>
-          <w:highlight w:val="yellow"/>
-        </w:rPr>
-      </w:pPr>
-      <w:r>
-        <w:rPr>
-          <w:rFonts w:eastAsia="Times New Roman"/>
-          <w:bCs/>
-          <w:highlight w:val="yellow"/>
+          <w:lang w:val="en-US"/>
+        </w:rPr>
+      </w:pPr>
+    </w:p>
+    <w:p>
+      <w:pPr>
+        <w:spacing w:after="0"/>
+        <w:rPr>
+          <w:rFonts w:eastAsia="Times New Roman"/>
+          <w:bCs/>
+          <w:highlight w:val="yellow"/>
+          <w:lang w:val="en-US"/>
+        </w:rPr>
+      </w:pPr>
+      <w:r>
+        <w:rPr>
+          <w:rFonts w:eastAsia="Times New Roman"/>
+          <w:bCs/>
+          <w:highlight w:val="yellow"/>
+          <w:lang w:val="en-US"/>
+        </w:rPr>
+        <w:t xml:space="preserve">CREATE TABLE </w:t>
+      </w:r>
+      <w:proofErr w:type="spellStart"/>
+      <w:r>
+        <w:rPr>
+          <w:rFonts w:eastAsia="Times New Roman"/>
+          <w:bCs/>
+          <w:highlight w:val="yellow"/>
+          <w:lang w:val="en-US"/>
+        </w:rPr>
+        <w:t>Contenu</w:t>
+      </w:r>
+      <w:proofErr w:type="spellEnd"/>
+      <w:r>
+        <w:rPr>
+          <w:rFonts w:eastAsia="Times New Roman"/>
+          <w:bCs/>
+          <w:highlight w:val="yellow"/>
+          <w:lang w:val="en-US"/>
+        </w:rPr>
+        <w:t xml:space="preserve"> (</w:t>
+      </w:r>
+    </w:p>
+    <w:p>
+      <w:pPr>
+        <w:spacing w:after="0"/>
+        <w:rPr>
+          <w:rFonts w:eastAsia="Times New Roman"/>
+          <w:bCs/>
+          <w:highlight w:val="yellow"/>
+          <w:lang w:val="en-US"/>
+        </w:rPr>
+      </w:pPr>
+      <w:r>
+        <w:rPr>
+          <w:rFonts w:eastAsia="Times New Roman"/>
+          <w:bCs/>
+          <w:highlight w:val="yellow"/>
+          <w:lang w:val="en-US"/>
         </w:rPr>
         <w:t xml:space="preserve">    </w:t>
       </w:r>
@@ -3716,6 +3766,7 @@
           <w:rFonts w:eastAsia="Times New Roman"/>
           <w:bCs/>
           <w:highlight w:val="yellow"/>
+          <w:lang w:val="en-US"/>
         </w:rPr>
         <w:t>Id_Contenu</w:t>
       </w:r>
@@ -3725,6 +3776,7 @@
           <w:rFonts w:eastAsia="Times New Roman"/>
           <w:bCs/>
           <w:highlight w:val="yellow"/>
+          <w:lang w:val="en-US"/>
         </w:rPr>
         <w:t xml:space="preserve"> INT PRIMARY KEY AUTO_INCREMENT,</w:t>
       </w:r>
@@ -3736,13 +3788,15 @@
           <w:rFonts w:eastAsia="Times New Roman"/>
           <w:bCs/>
           <w:highlight w:val="yellow"/>
-        </w:rPr>
-      </w:pPr>
-      <w:r>
-        <w:rPr>
-          <w:rFonts w:eastAsia="Times New Roman"/>
-          <w:bCs/>
-          <w:highlight w:val="yellow"/>
+          <w:lang w:val="en-US"/>
+        </w:rPr>
+      </w:pPr>
+      <w:r>
+        <w:rPr>
+          <w:rFonts w:eastAsia="Times New Roman"/>
+          <w:bCs/>
+          <w:highlight w:val="yellow"/>
+          <w:lang w:val="en-US"/>
         </w:rPr>
         <w:t xml:space="preserve">    </w:t>
       </w:r>
@@ -3752,6 +3806,7 @@
           <w:rFonts w:eastAsia="Times New Roman"/>
           <w:bCs/>
           <w:highlight w:val="yellow"/>
+          <w:lang w:val="en-US"/>
         </w:rPr>
         <w:t>Description_Contenu</w:t>
       </w:r>
@@ -3761,6 +3816,7 @@
           <w:rFonts w:eastAsia="Times New Roman"/>
           <w:bCs/>
           <w:highlight w:val="yellow"/>
+          <w:lang w:val="en-US"/>
         </w:rPr>
         <w:t xml:space="preserve"> TEXT,</w:t>
       </w:r>
@@ -3772,13 +3828,15 @@
           <w:rFonts w:eastAsia="Times New Roman"/>
           <w:bCs/>
           <w:highlight w:val="yellow"/>
-        </w:rPr>
-      </w:pPr>
-      <w:r>
-        <w:rPr>
-          <w:rFonts w:eastAsia="Times New Roman"/>
-          <w:bCs/>
-          <w:highlight w:val="yellow"/>
+          <w:lang w:val="en-US"/>
+        </w:rPr>
+      </w:pPr>
+      <w:r>
+        <w:rPr>
+          <w:rFonts w:eastAsia="Times New Roman"/>
+          <w:bCs/>
+          <w:highlight w:val="yellow"/>
+          <w:lang w:val="en-US"/>
         </w:rPr>
         <w:t xml:space="preserve">    </w:t>
       </w:r>
@@ -3788,6 +3846,7 @@
           <w:rFonts w:eastAsia="Times New Roman"/>
           <w:bCs/>
           <w:highlight w:val="yellow"/>
+          <w:lang w:val="en-US"/>
         </w:rPr>
         <w:t>Adresse_image_Contenu</w:t>
       </w:r>
@@ -3797,24 +3856,46 @@
           <w:rFonts w:eastAsia="Times New Roman"/>
           <w:bCs/>
           <w:highlight w:val="yellow"/>
-        </w:rPr>
-        <w:t xml:space="preserve"> VARCHAR(255),</w:t>
-      </w:r>
-    </w:p>
-    <w:p>
-      <w:pPr>
-        <w:spacing w:after="0"/>
-        <w:rPr>
-          <w:rFonts w:eastAsia="Times New Roman"/>
-          <w:bCs/>
-          <w:highlight w:val="yellow"/>
-        </w:rPr>
-      </w:pPr>
-      <w:r>
-        <w:rPr>
-          <w:rFonts w:eastAsia="Times New Roman"/>
-          <w:bCs/>
-          <w:highlight w:val="yellow"/>
+          <w:lang w:val="en-US"/>
+        </w:rPr>
+        <w:t xml:space="preserve"> </w:t>
+      </w:r>
+      <w:proofErr w:type="gramStart"/>
+      <w:r>
+        <w:rPr>
+          <w:rFonts w:eastAsia="Times New Roman"/>
+          <w:bCs/>
+          <w:highlight w:val="yellow"/>
+          <w:lang w:val="en-US"/>
+        </w:rPr>
+        <w:t>VARCHAR(</w:t>
+      </w:r>
+      <w:proofErr w:type="gramEnd"/>
+      <w:r>
+        <w:rPr>
+          <w:rFonts w:eastAsia="Times New Roman"/>
+          <w:bCs/>
+          <w:highlight w:val="yellow"/>
+          <w:lang w:val="en-US"/>
+        </w:rPr>
+        <w:t>255),</w:t>
+      </w:r>
+    </w:p>
+    <w:p>
+      <w:pPr>
+        <w:spacing w:after="0"/>
+        <w:rPr>
+          <w:rFonts w:eastAsia="Times New Roman"/>
+          <w:bCs/>
+          <w:highlight w:val="yellow"/>
+        </w:rPr>
+      </w:pPr>
+      <w:r>
+        <w:rPr>
+          <w:rFonts w:eastAsia="Times New Roman"/>
+          <w:bCs/>
+          <w:highlight w:val="yellow"/>
+          <w:lang w:val="en-US"/>
         </w:rPr>
         <w:t xml:space="preserve">    </w:t>
       </w:r>
@@ -10349,14 +10430,12 @@
         <w:rPr>
           <w:rFonts w:eastAsia="Times New Roman"/>
           <w:bCs/>
-          <w:lang w:val="en-US"/>
-        </w:rPr>
-      </w:pPr>
-      <w:r>
-        <w:rPr>
-          <w:rFonts w:eastAsia="Times New Roman"/>
-          <w:bCs/>
-          <w:lang w:val="en-US"/>
+        </w:rPr>
+      </w:pPr>
+      <w:r>
+        <w:rPr>
+          <w:rFonts w:eastAsia="Times New Roman"/>
+          <w:bCs/>
         </w:rPr>
         <w:t>BEGIN</w:t>
       </w:r>
@@ -10367,14 +10446,12 @@
         <w:rPr>
           <w:rFonts w:eastAsia="Times New Roman"/>
           <w:bCs/>
-          <w:lang w:val="en-US"/>
-        </w:rPr>
-      </w:pPr>
-      <w:r>
-        <w:rPr>
-          <w:rFonts w:eastAsia="Times New Roman"/>
-          <w:bCs/>
-          <w:lang w:val="en-US"/>
+        </w:rPr>
+      </w:pPr>
+      <w:r>
+        <w:rPr>
+          <w:rFonts w:eastAsia="Times New Roman"/>
+          <w:bCs/>
         </w:rPr>
         <w:t xml:space="preserve">    DECLARE </w:t>
       </w:r>
@@ -10383,7 +10460,6 @@
         <w:rPr>
           <w:rFonts w:eastAsia="Times New Roman"/>
           <w:bCs/>
-          <w:lang w:val="en-US"/>
         </w:rPr>
         <w:t>msg_status</w:t>
       </w:r>
@@ -10392,52 +10468,31 @@
         <w:rPr>
           <w:rFonts w:eastAsia="Times New Roman"/>
           <w:bCs/>
-          <w:lang w:val="en-US"/>
-        </w:rPr>
-        <w:t xml:space="preserve"> </w:t>
-      </w:r>
-      <w:proofErr w:type="gramStart"/>
-      <w:r>
-        <w:rPr>
-          <w:rFonts w:eastAsia="Times New Roman"/>
-          <w:bCs/>
-          <w:lang w:val="en-US"/>
-        </w:rPr>
-        <w:t>VARCHAR(</w:t>
-      </w:r>
-      <w:proofErr w:type="gramEnd"/>
-      <w:r>
-        <w:rPr>
-          <w:rFonts w:eastAsia="Times New Roman"/>
-          <w:bCs/>
-          <w:lang w:val="en-US"/>
-        </w:rPr>
-        <w:t>20);</w:t>
-      </w:r>
-    </w:p>
-    <w:p>
-      <w:pPr>
-        <w:spacing w:after="0"/>
-        <w:rPr>
-          <w:rFonts w:eastAsia="Times New Roman"/>
-          <w:bCs/>
-          <w:lang w:val="en-US"/>
-        </w:rPr>
-      </w:pPr>
-    </w:p>
-    <w:p>
-      <w:pPr>
-        <w:spacing w:after="0"/>
-        <w:rPr>
-          <w:rFonts w:eastAsia="Times New Roman"/>
-          <w:bCs/>
-        </w:rPr>
-      </w:pPr>
-      <w:r>
-        <w:rPr>
-          <w:rFonts w:eastAsia="Times New Roman"/>
-          <w:bCs/>
-          <w:lang w:val="en-US"/>
+        </w:rPr>
+        <w:t xml:space="preserve"> VARCHAR(20);</w:t>
+      </w:r>
+    </w:p>
+    <w:p>
+      <w:pPr>
+        <w:spacing w:after="0"/>
+        <w:rPr>
+          <w:rFonts w:eastAsia="Times New Roman"/>
+          <w:bCs/>
+        </w:rPr>
+      </w:pPr>
+    </w:p>
+    <w:p>
+      <w:pPr>
+        <w:spacing w:after="0"/>
+        <w:rPr>
+          <w:rFonts w:eastAsia="Times New Roman"/>
+          <w:bCs/>
+        </w:rPr>
+      </w:pPr>
+      <w:r>
+        <w:rPr>
+          <w:rFonts w:eastAsia="Times New Roman"/>
+          <w:bCs/>
         </w:rPr>
         <w:t xml:space="preserve">    </w:t>
       </w:r>
@@ -11344,6 +11399,84 @@
           <w:noProof/>
         </w:rPr>
         <w:pict>
+          <v:rect id="_x0000_s1123" style="position:absolute;margin-left:161.25pt;margin-top:133.55pt;width:108.9pt;height:25.5pt;z-index:251756544" fillcolor="#c0504d [3205]">
+            <v:fill opacity=".5"/>
+            <v:textbox style="mso-next-textbox:#_x0000_s1123">
+              <w:txbxContent>
+                <w:p>
+                  <w:r>
+                    <w:rPr>
+                      <w:b/>
+                    </w:rPr>
+                    <w:t>Qui_</w:t>
+                  </w:r>
+                  <w:r>
+                    <w:rPr>
+                      <w:b/>
+                    </w:rPr>
+                    <w:t xml:space="preserve"> </w:t>
+                  </w:r>
+                  <w:r>
+                    <w:rPr>
+                      <w:b/>
+                    </w:rPr>
+                    <w:t>Nom_</w:t>
+                  </w:r>
+                  <w:r>
+                    <w:rPr>
+                      <w:b/>
+                    </w:rPr>
+                    <w:t>profil_2</w:t>
+                  </w:r>
+                </w:p>
+              </w:txbxContent>
+            </v:textbox>
+          </v:rect>
+        </w:pict>
+      </w:r>
+      <w:r>
+        <w:rPr>
+          <w:rFonts w:eastAsia="Times New Roman"/>
+          <w:bCs/>
+          <w:noProof/>
+        </w:rPr>
+        <w:pict>
+          <v:rect id="_x0000_s1122" style="position:absolute;margin-left:24.25pt;margin-top:16.7pt;width:100.5pt;height:24.2pt;z-index:251755520" fillcolor="#c0504d [3205]">
+            <v:fill opacity=".5"/>
+            <v:textbox style="mso-next-textbox:#_x0000_s1122">
+              <w:txbxContent>
+                <w:p>
+                  <w:r>
+                    <w:rPr>
+                      <w:b/>
+                    </w:rPr>
+                    <w:t>Qui</w:t>
+                  </w:r>
+                  <w:r>
+                    <w:rPr>
+                      <w:b/>
+                    </w:rPr>
+                    <w:t>_Nom</w:t>
+                  </w:r>
+                  <w:r>
+                    <w:rPr>
+                      <w:b/>
+                    </w:rPr>
+                    <w:t>_profil_1</w:t>
+                  </w:r>
+                </w:p>
+              </w:txbxContent>
+            </v:textbox>
+          </v:rect>
+        </w:pict>
+      </w:r>
+      <w:r>
+        <w:rPr>
+          <w:rFonts w:eastAsia="Times New Roman"/>
+          <w:bCs/>
+          <w:noProof/>
+        </w:rPr>
+        <w:pict>
           <v:rect id="_x0000_s1084" style="position:absolute;margin-left:9.45pt;margin-top:147.55pt;width:130.25pt;height:110.3pt;z-index:251709440" fillcolor="#c0504d [3205]">
             <v:fill opacity=".5"/>
             <v:textbox style="mso-next-textbox:#_x0000_s1084">
@@ -11353,7 +11486,19 @@
                     <w:rPr>
                       <w:b/>
                     </w:rPr>
-                    <w:t>Qui_profil_2</w:t>
+                    <w:t>Qui_</w:t>
+                  </w:r>
+                  <w:r>
+                    <w:rPr>
+                      <w:b/>
+                    </w:rPr>
+                    <w:t xml:space="preserve"> </w:t>
+                  </w:r>
+                  <w:r>
+                    <w:rPr>
+                      <w:b/>
+                    </w:rPr>
+                    <w:t>Contenu_profil_2</w:t>
                   </w:r>
                 </w:p>
               </w:txbxContent>
@@ -11377,7 +11522,7 @@
                     <w:rPr>
                       <w:b/>
                     </w:rPr>
-                    <w:t>Qui_profil_1</w:t>
+                    <w:t>Contenu_Qui_profil_1</w:t>
                   </w:r>
                 </w:p>
               </w:txbxContent>
@@ -11401,7 +11546,19 @@
                     <w:rPr>
                       <w:b/>
                     </w:rPr>
-                    <w:t>Qui_profil_2</w:t>
+                    <w:t>Qui_</w:t>
+                  </w:r>
+                  <w:r>
+                    <w:rPr>
+                      <w:b/>
+                    </w:rPr>
+                    <w:t xml:space="preserve"> </w:t>
+                  </w:r>
+                  <w:r>
+                    <w:rPr>
+                      <w:b/>
+                    </w:rPr>
+                    <w:t>Contenu_profil_2</w:t>
                   </w:r>
                 </w:p>
               </w:txbxContent>
@@ -11425,7 +11582,19 @@
                     <w:rPr>
                       <w:b/>
                     </w:rPr>
-                    <w:t>Qui_profil_1</w:t>
+                    <w:t>Qui_</w:t>
+                  </w:r>
+                  <w:r>
+                    <w:rPr>
+                      <w:b/>
+                    </w:rPr>
+                    <w:t xml:space="preserve"> </w:t>
+                  </w:r>
+                  <w:r>
+                    <w:rPr>
+                      <w:b/>
+                    </w:rPr>
+                    <w:t>Contenu_profil_1</w:t>
                   </w:r>
                 </w:p>
               </w:txbxContent>
@@ -13808,6 +13977,52 @@
           <w:rFonts w:eastAsia="Times New Roman"/>
           <w:bCs/>
         </w:rPr>
+        <w:t>'),</w:t>
+      </w:r>
+      <w:r>
+        <w:rPr>
+          <w:rFonts w:eastAsia="Times New Roman"/>
+          <w:bCs/>
+        </w:rPr>
+        <w:t xml:space="preserve"> </w:t>
+      </w:r>
+      <w:r>
+        <w:rPr>
+          <w:rFonts w:eastAsia="Times New Roman"/>
+          <w:bCs/>
+        </w:rPr>
+        <w:t>('</w:t>
+      </w:r>
+      <w:proofErr w:type="spellStart"/>
+      <w:r>
+        <w:rPr>
+          <w:rFonts w:eastAsia="Times New Roman"/>
+          <w:bCs/>
+        </w:rPr>
+        <w:t>Accueil_collectivite</w:t>
+      </w:r>
+      <w:proofErr w:type="spellEnd"/>
+      <w:r>
+        <w:rPr>
+          <w:rFonts w:eastAsia="Times New Roman"/>
+          <w:bCs/>
+        </w:rPr>
+        <w:t xml:space="preserve">','container pour texte pour client </w:t>
+      </w:r>
+      <w:proofErr w:type="spellStart"/>
+      <w:r>
+        <w:rPr>
+          <w:rFonts w:eastAsia="Times New Roman"/>
+          <w:bCs/>
+        </w:rPr>
+        <w:t>collectivite</w:t>
+      </w:r>
+      <w:proofErr w:type="spellEnd"/>
+      <w:r>
+        <w:rPr>
+          <w:rFonts w:eastAsia="Times New Roman"/>
+          <w:bCs/>
+        </w:rPr>
         <w:t>'),('</w:t>
       </w:r>
       <w:proofErr w:type="spellStart"/>
@@ -13816,38 +14031,6 @@
           <w:rFonts w:eastAsia="Times New Roman"/>
           <w:bCs/>
         </w:rPr>
-        <w:t>Accueil_collectivite</w:t>
-      </w:r>
-      <w:proofErr w:type="spellEnd"/>
-      <w:r>
-        <w:rPr>
-          <w:rFonts w:eastAsia="Times New Roman"/>
-          <w:bCs/>
-        </w:rPr>
-        <w:t xml:space="preserve">','container pour texte pour client </w:t>
-      </w:r>
-      <w:proofErr w:type="spellStart"/>
-      <w:r>
-        <w:rPr>
-          <w:rFonts w:eastAsia="Times New Roman"/>
-          <w:bCs/>
-        </w:rPr>
-        <w:t>collectivite</w:t>
-      </w:r>
-      <w:proofErr w:type="spellEnd"/>
-      <w:r>
-        <w:rPr>
-          <w:rFonts w:eastAsia="Times New Roman"/>
-          <w:bCs/>
-        </w:rPr>
-        <w:t>'),('</w:t>
-      </w:r>
-      <w:proofErr w:type="spellStart"/>
-      <w:r>
-        <w:rPr>
-          <w:rFonts w:eastAsia="Times New Roman"/>
-          <w:bCs/>
-        </w:rPr>
         <w:t>Accueil_slider</w:t>
       </w:r>
       <w:proofErr w:type="spellEnd"/>
@@ -13872,7 +14055,172 @@
           <w:rFonts w:eastAsia="Times New Roman"/>
           <w:bCs/>
         </w:rPr>
-        <w:t xml:space="preserve">'),('Qui_profil_1','container pour texte et photo pour le profil n°1'),('Qui_profil_2','container pour texte et photo pour le profil n°2'),('Prestation_1','container pour texte et photo pour la prestation n°1'),('Prestation_2','container pour texte et photo pour la prestation n°2'),('Prestation_3','container pour texte et photo pour la prestation n°3'),('Prestation_4','container pour texte et photo pour la prestation n°4'),( 'Prestation_5','container pour texte et photo pour la prestation n°5'),( 'Prestation_realisation_1','container pour photo pour les </w:t>
+        <w:t>'),</w:t>
+      </w:r>
+      <w:r>
+        <w:rPr>
+          <w:rFonts w:eastAsia="Times New Roman"/>
+          <w:bCs/>
+        </w:rPr>
+        <w:t>('Qui_</w:t>
+      </w:r>
+      <w:r>
+        <w:t xml:space="preserve"> </w:t>
+      </w:r>
+      <w:r>
+        <w:t>Nom</w:t>
+      </w:r>
+      <w:r>
+        <w:rPr>
+          <w:rFonts w:eastAsia="Times New Roman"/>
+          <w:bCs/>
+        </w:rPr>
+        <w:t xml:space="preserve"> </w:t>
+      </w:r>
+      <w:r>
+        <w:rPr>
+          <w:rFonts w:eastAsia="Times New Roman"/>
+          <w:bCs/>
+        </w:rPr>
+        <w:t>_</w:t>
+      </w:r>
+      <w:r>
+        <w:rPr>
+          <w:rFonts w:eastAsia="Times New Roman"/>
+          <w:bCs/>
+        </w:rPr>
+        <w:t xml:space="preserve">profil_1','container pour </w:t>
+      </w:r>
+      <w:r>
+        <w:rPr>
+          <w:rFonts w:eastAsia="Times New Roman"/>
+          <w:bCs/>
+        </w:rPr>
+        <w:t>nom pour le profil n°1')</w:t>
+      </w:r>
+      <w:r>
+        <w:rPr>
+          <w:rFonts w:eastAsia="Times New Roman"/>
+          <w:bCs/>
+        </w:rPr>
+        <w:t>,</w:t>
+      </w:r>
+      <w:r>
+        <w:rPr>
+          <w:rFonts w:eastAsia="Times New Roman"/>
+          <w:bCs/>
+        </w:rPr>
+        <w:t>('Qui_</w:t>
+      </w:r>
+      <w:r>
+        <w:t xml:space="preserve"> Contenu</w:t>
+      </w:r>
+      <w:r>
+        <w:rPr>
+          <w:rFonts w:eastAsia="Times New Roman"/>
+          <w:bCs/>
+        </w:rPr>
+        <w:t xml:space="preserve"> </w:t>
+      </w:r>
+      <w:r>
+        <w:rPr>
+          <w:rFonts w:eastAsia="Times New Roman"/>
+          <w:bCs/>
+        </w:rPr>
+        <w:t>_</w:t>
+      </w:r>
+      <w:r>
+        <w:rPr>
+          <w:rFonts w:eastAsia="Times New Roman"/>
+          <w:bCs/>
+        </w:rPr>
+        <w:t>profil_1','container pour text</w:t>
+      </w:r>
+      <w:r>
+        <w:rPr>
+          <w:rFonts w:eastAsia="Times New Roman"/>
+          <w:bCs/>
+        </w:rPr>
+        <w:t>e et photo pour le profil n°1')</w:t>
+      </w:r>
+      <w:r>
+        <w:rPr>
+          <w:rFonts w:eastAsia="Times New Roman"/>
+          <w:bCs/>
+        </w:rPr>
+        <w:t>,('Qui_</w:t>
+      </w:r>
+      <w:r>
+        <w:t xml:space="preserve"> </w:t>
+      </w:r>
+      <w:r>
+        <w:t>Nom</w:t>
+      </w:r>
+      <w:r>
+        <w:rPr>
+          <w:rFonts w:eastAsia="Times New Roman"/>
+          <w:bCs/>
+        </w:rPr>
+        <w:t xml:space="preserve"> </w:t>
+      </w:r>
+      <w:r>
+        <w:rPr>
+          <w:rFonts w:eastAsia="Times New Roman"/>
+          <w:bCs/>
+        </w:rPr>
+        <w:t>_profil_2</w:t>
+      </w:r>
+      <w:r>
+        <w:rPr>
+          <w:rFonts w:eastAsia="Times New Roman"/>
+          <w:bCs/>
+        </w:rPr>
+        <w:t xml:space="preserve">','container pour </w:t>
+      </w:r>
+      <w:r>
+        <w:rPr>
+          <w:rFonts w:eastAsia="Times New Roman"/>
+          <w:bCs/>
+        </w:rPr>
+        <w:t>nom pour le profil n°2</w:t>
+      </w:r>
+      <w:r>
+        <w:rPr>
+          <w:rFonts w:eastAsia="Times New Roman"/>
+          <w:bCs/>
+        </w:rPr>
+        <w:t>'),</w:t>
+      </w:r>
+      <w:r>
+        <w:rPr>
+          <w:rFonts w:eastAsia="Times New Roman"/>
+          <w:bCs/>
+        </w:rPr>
+        <w:t>('Qui_</w:t>
+      </w:r>
+      <w:r>
+        <w:t xml:space="preserve"> Contenu</w:t>
+      </w:r>
+      <w:r>
+        <w:rPr>
+          <w:rFonts w:eastAsia="Times New Roman"/>
+          <w:bCs/>
+        </w:rPr>
+        <w:t xml:space="preserve"> </w:t>
+      </w:r>
+      <w:r>
+        <w:rPr>
+          <w:rFonts w:eastAsia="Times New Roman"/>
+          <w:bCs/>
+        </w:rPr>
+        <w:t>_</w:t>
+      </w:r>
+      <w:r>
+        <w:rPr>
+          <w:rFonts w:eastAsia="Times New Roman"/>
+          <w:bCs/>
+        </w:rPr>
+        <w:t xml:space="preserve">profil_2','container pour texte et photo pour le profil n°2'),('Prestation_1','container pour texte et photo pour la prestation n°1'),('Prestation_2','container pour texte et photo pour la prestation n°2'),('Prestation_3','container pour texte et photo pour la prestation n°3'),('Prestation_4','container pour texte et photo pour la prestation n°4'),( 'Prestation_5','container pour texte et photo pour la prestation n°5'),( 'Prestation_realisation_1','container pour photo pour les </w:t>
       </w:r>
       <w:proofErr w:type="spellStart"/>
       <w:r>
@@ -14081,6 +14429,13 @@
           <w:bCs/>
         </w:rPr>
         <w:t>','container pour texte pour introduire le formulaire')</w:t>
+      </w:r>
+      <w:r>
+        <w:rPr>
+          <w:rFonts w:eastAsia="Times New Roman"/>
+          <w:bCs/>
+        </w:rPr>
+        <w:t xml:space="preserve">, </w:t>
       </w:r>
     </w:p>
     <w:p>
@@ -14100,9 +14455,9 @@
         <w:lastRenderedPageBreak/>
         <w:drawing>
           <wp:inline distT="0" distB="0" distL="0" distR="0">
-            <wp:extent cx="5760720" cy="5802032"/>
+            <wp:extent cx="5760720" cy="6176161"/>
             <wp:effectExtent l="19050" t="0" r="0" b="0"/>
-            <wp:docPr id="12" name="Image 4"/>
+            <wp:docPr id="22" name="Image 1"/>
             <wp:cNvGraphicFramePr>
               <a:graphicFrameLocks xmlns:a="http://schemas.openxmlformats.org/drawingml/2006/main" noChangeAspect="1"/>
             </wp:cNvGraphicFramePr>
@@ -14110,7 +14465,7 @@
               <a:graphicData uri="http://schemas.openxmlformats.org/drawingml/2006/picture">
                 <pic:pic xmlns:pic="http://schemas.openxmlformats.org/drawingml/2006/picture">
                   <pic:nvPicPr>
-                    <pic:cNvPr id="0" name="Picture 4"/>
+                    <pic:cNvPr id="0" name="Picture 1"/>
                     <pic:cNvPicPr>
                       <a:picLocks noChangeAspect="1" noChangeArrowheads="1"/>
                     </pic:cNvPicPr>
@@ -14125,7 +14480,7 @@
                   <pic:spPr bwMode="auto">
                     <a:xfrm>
                       <a:off x="0" y="0"/>
-                      <a:ext cx="5760720" cy="5802032"/>
+                      <a:ext cx="5760720" cy="6176161"/>
                     </a:xfrm>
                     <a:prstGeom prst="rect">
                       <a:avLst/>
@@ -15520,6 +15875,118 @@
           <w:lang w:val="en-US"/>
         </w:rPr>
         <w:t>')</w:t>
+      </w:r>
+      <w:r>
+        <w:rPr>
+          <w:rFonts w:eastAsia="Times New Roman"/>
+          <w:bCs/>
+          <w:lang w:val="en-US"/>
+        </w:rPr>
+        <w:t xml:space="preserve">, </w:t>
+      </w:r>
+      <w:r>
+        <w:rPr>
+          <w:rFonts w:eastAsia="Times New Roman"/>
+          <w:bCs/>
+          <w:lang w:val="en-US"/>
+        </w:rPr>
+        <w:t>('</w:t>
+      </w:r>
+      <w:r>
+        <w:rPr>
+          <w:rFonts w:eastAsia="Times New Roman"/>
+          <w:bCs/>
+          <w:lang w:val="en-US"/>
+        </w:rPr>
+        <w:t>2</w:t>
+      </w:r>
+      <w:r>
+        <w:rPr>
+          <w:rFonts w:eastAsia="Times New Roman"/>
+          <w:bCs/>
+          <w:lang w:val="en-US"/>
+        </w:rPr>
+        <w:t>','</w:t>
+      </w:r>
+      <w:r>
+        <w:rPr>
+          <w:rFonts w:eastAsia="Times New Roman"/>
+          <w:bCs/>
+          <w:lang w:val="en-US"/>
+        </w:rPr>
+        <w:t>28</w:t>
+      </w:r>
+      <w:r>
+        <w:rPr>
+          <w:rFonts w:eastAsia="Times New Roman"/>
+          <w:bCs/>
+          <w:lang w:val="en-US"/>
+        </w:rPr>
+        <w:t>')</w:t>
+      </w:r>
+      <w:r>
+        <w:rPr>
+          <w:rFonts w:eastAsia="Times New Roman"/>
+          <w:bCs/>
+          <w:lang w:val="en-US"/>
+        </w:rPr>
+        <w:t>,</w:t>
+      </w:r>
+      <w:r>
+        <w:rPr>
+          <w:rFonts w:eastAsia="Times New Roman"/>
+          <w:bCs/>
+          <w:lang w:val="en-US"/>
+        </w:rPr>
+        <w:t xml:space="preserve"> </w:t>
+      </w:r>
+      <w:r>
+        <w:rPr>
+          <w:rFonts w:eastAsia="Times New Roman"/>
+          <w:bCs/>
+          <w:lang w:val="en-US"/>
+        </w:rPr>
+        <w:t>('</w:t>
+      </w:r>
+      <w:r>
+        <w:rPr>
+          <w:rFonts w:eastAsia="Times New Roman"/>
+          <w:bCs/>
+          <w:lang w:val="en-US"/>
+        </w:rPr>
+        <w:t>2</w:t>
+      </w:r>
+      <w:r>
+        <w:rPr>
+          <w:rFonts w:eastAsia="Times New Roman"/>
+          <w:bCs/>
+          <w:lang w:val="en-US"/>
+        </w:rPr>
+        <w:t>','</w:t>
+      </w:r>
+      <w:r>
+        <w:rPr>
+          <w:rFonts w:eastAsia="Times New Roman"/>
+          <w:bCs/>
+          <w:lang w:val="en-US"/>
+        </w:rPr>
+        <w:t>29</w:t>
+      </w:r>
+      <w:r>
+        <w:rPr>
+          <w:rFonts w:eastAsia="Times New Roman"/>
+          <w:bCs/>
+          <w:lang w:val="en-US"/>
+        </w:rPr>
+        <w:t>')</w:t>
+      </w:r>
+      <w:r>
+        <w:rPr>
+          <w:rFonts w:eastAsia="Times New Roman"/>
+          <w:bCs/>
+          <w:lang w:val="en-US"/>
+        </w:rPr>
+        <w:t>,</w:t>
       </w:r>
     </w:p>
     <w:p>
@@ -15662,7 +16129,17 @@
           <w:rFonts w:eastAsia="Times New Roman"/>
           <w:bCs/>
         </w:rPr>
-        <w:t>('Bois joliment entretenu', 'http://127.0.0.1:8000/uploads/Carroussel/Photo_1_bois_entretenu.webp', NULL),</w:t>
+        <w:t>('Bois joliment entretenu', '</w:t>
+      </w:r>
+      <w:r>
+        <w:t>http://127.0.0.1:8000/uploads/Carrousel/</w:t>
+      </w:r>
+      <w:r>
+        <w:rPr>
+          <w:rFonts w:eastAsia="Times New Roman"/>
+          <w:bCs/>
+        </w:rPr>
+        <w:t>Photo_1_bois_entretenu.webp', NULL),</w:t>
       </w:r>
     </w:p>
     <w:p>
@@ -18137,23 +18614,7 @@
           <w:rFonts w:eastAsia="Times New Roman"/>
           <w:bCs/>
         </w:rPr>
-        <w:t>'</w:t>
-      </w:r>
-      <w:proofErr w:type="gramStart"/>
-      <w:r>
-        <w:rPr>
-          <w:rFonts w:eastAsia="Times New Roman"/>
-          <w:bCs/>
-        </w:rPr>
-        <w:t>,NULL</w:t>
-      </w:r>
-      <w:proofErr w:type="gramEnd"/>
-      <w:r>
-        <w:rPr>
-          <w:rFonts w:eastAsia="Times New Roman"/>
-          <w:bCs/>
-        </w:rPr>
-        <w:t>,'&lt;li&gt;&lt;</w:t>
+        <w:t>',NULL,'&lt;li&gt;&lt;</w:t>
       </w:r>
       <w:proofErr w:type="spellStart"/>
       <w:r>
@@ -18338,6 +18799,45 @@
         </w:rPr>
         <w:t>,</w:t>
       </w:r>
+      <w:r>
+        <w:rPr>
+          <w:rFonts w:eastAsia="Times New Roman"/>
+          <w:bCs/>
+        </w:rPr>
+        <w:t xml:space="preserve"> </w:t>
+      </w:r>
+      <w:r>
+        <w:rPr>
+          <w:rFonts w:eastAsia="Times New Roman"/>
+          <w:bCs/>
+        </w:rPr>
+        <w:t xml:space="preserve">('nom qui profil 1',NULL,'Bob Martin'), ('nom qui profil 2',NULL,'Tom Durand'),('contenu qui profil 1','http://127.0.0.1:8000/uploads/Portrait/Portrait_Bob_Martin.webp','Bob Martin est co-fondateur et Directeur Technique de Canopées. Fort de 15 ans d’expérience en jardinage et aménagement paysager, il associe passion pour la nature et expertise technique. Diplômé en horticulture, il a débuté comme jardinier avant d’évoluer rapidement grâce à son savoir-faire. Chez Canopées, il supervise la conception et l’exécution des projets, privilégiant des solutions écologiques et durables. Bob collabore étroitement avec les clients pour créer des espaces verts harmonieux favorisant la biodiversité. Engagé dans la sensibilisation à la préservation des jardins, il organise des ateliers et événements communautaires sur l’entretien des espaces verts et la gestion des déchets. Passionné de plein air, il aime randonner et jardiner. Son leadership et son enthousiasme font de lui un pilier apprécié de l’équipe de Canopées.'), ('contenu qui profil 2','http://127.0.0.1:8000/uploads/Portrait/Portrait_Tom_Durand.webp','Tom Durand, co-fondateur et Directeur Commercial de Canopées, possède plus de 10 ans d’expérience dans le jardinage et l’entretien des espaces verts. Issu du secteur de la vente et du service client, il a cofondé Canopées avec Bob pour offrir des services d’aménagement paysager de qualité, axés sur la durabilité. Responsable des relations clients et du développement des projets, il veille à répondre aux besoins spécifiques de chacun avec une approche personnalisée. Grâce à son expertise en gestion commerciale, il contribue à la croissance de l’entreprise en explorant de nouvelles opportunités. Convaincu du rôle clé de l’aménagement paysager dans la protection de l’environnement, il sensibilise ses clients à des pratiques </w:t>
+      </w:r>
+      <w:proofErr w:type="spellStart"/>
+      <w:r>
+        <w:rPr>
+          <w:rFonts w:eastAsia="Times New Roman"/>
+          <w:bCs/>
+        </w:rPr>
+        <w:t>écoresponsables</w:t>
+      </w:r>
+      <w:proofErr w:type="spellEnd"/>
+      <w:r>
+        <w:rPr>
+          <w:rFonts w:eastAsia="Times New Roman"/>
+          <w:bCs/>
+        </w:rPr>
+        <w:t>. Passionné de nature, il consacre son temps libre au vélo, au jardinage et à des initiatives écologiques locales. Son engagement et son dynamisme font de lui un leader inspirant au sein de Canopées.')</w:t>
+      </w:r>
+    </w:p>
+    <w:p>
+      <w:pPr>
+        <w:spacing w:after="0"/>
+        <w:rPr>
+          <w:rFonts w:eastAsia="Times New Roman"/>
+          <w:bCs/>
+        </w:rPr>
+      </w:pPr>
     </w:p>
     <w:p>
       <w:pPr>
@@ -18362,6 +18862,7 @@
           <w:bCs/>
           <w:noProof/>
         </w:rPr>
+        <w:lastRenderedPageBreak/>
         <w:drawing>
           <wp:inline distT="0" distB="0" distL="0" distR="0">
             <wp:extent cx="5760720" cy="1978457"/>
@@ -18523,6 +19024,13 @@
         </w:rPr>
         <w:t>, (8,9)</w:t>
       </w:r>
+      <w:r>
+        <w:rPr>
+          <w:rFonts w:eastAsia="Times New Roman"/>
+          <w:bCs/>
+        </w:rPr>
+        <w:t>, (28,16), (29,17), (9,18), (10,19),</w:t>
+      </w:r>
     </w:p>
     <w:p>
       <w:pPr>
@@ -18663,7 +19171,6 @@
         <w:rPr>
           <w:rFonts w:eastAsia="Times New Roman"/>
           <w:bCs/>
-          <w:lang w:val="en-US"/>
         </w:rPr>
       </w:pPr>
       <w:proofErr w:type="spellStart"/>
@@ -18672,7 +19179,6 @@
         <w:rPr>
           <w:rFonts w:eastAsia="Times New Roman"/>
           <w:bCs/>
-          <w:lang w:val="en-US"/>
         </w:rPr>
         <w:t>ctu</w:t>
       </w:r>
@@ -18682,7 +19188,6 @@
         <w:rPr>
           <w:rFonts w:eastAsia="Times New Roman"/>
           <w:bCs/>
-          <w:lang w:val="en-US"/>
         </w:rPr>
         <w:t>.</w:t>
       </w:r>
@@ -18755,7 +19260,6 @@
           <w:rFonts w:eastAsia="Times New Roman"/>
           <w:bCs/>
         </w:rPr>
-        <w:lastRenderedPageBreak/>
         <w:t>ctu</w:t>
       </w:r>
       <w:proofErr w:type="spellEnd"/>
@@ -18782,41 +19286,20 @@
         <w:rPr>
           <w:rFonts w:eastAsia="Times New Roman"/>
           <w:bCs/>
-          <w:lang w:val="en-US"/>
-        </w:rPr>
-      </w:pPr>
-      <w:r>
-        <w:rPr>
-          <w:rFonts w:eastAsia="Times New Roman"/>
-          <w:bCs/>
-          <w:lang w:val="en-US"/>
-        </w:rPr>
-        <w:t xml:space="preserve">FROM </w:t>
-      </w:r>
-      <w:proofErr w:type="spellStart"/>
-      <w:r>
-        <w:rPr>
-          <w:rFonts w:eastAsia="Times New Roman"/>
-          <w:bCs/>
-          <w:lang w:val="en-US"/>
-        </w:rPr>
-        <w:t>contenir</w:t>
-      </w:r>
-      <w:proofErr w:type="spellEnd"/>
-      <w:r>
-        <w:rPr>
-          <w:rFonts w:eastAsia="Times New Roman"/>
-          <w:bCs/>
-          <w:lang w:val="en-US"/>
-        </w:rPr>
-        <w:t xml:space="preserve"> </w:t>
-      </w:r>
-      <w:proofErr w:type="spellStart"/>
-      <w:r>
-        <w:rPr>
-          <w:rFonts w:eastAsia="Times New Roman"/>
-          <w:bCs/>
-          <w:lang w:val="en-US"/>
+        </w:rPr>
+      </w:pPr>
+      <w:r>
+        <w:rPr>
+          <w:rFonts w:eastAsia="Times New Roman"/>
+          <w:bCs/>
+        </w:rPr>
+        <w:t xml:space="preserve">FROM contenir </w:t>
+      </w:r>
+      <w:proofErr w:type="spellStart"/>
+      <w:r>
+        <w:rPr>
+          <w:rFonts w:eastAsia="Times New Roman"/>
+          <w:bCs/>
         </w:rPr>
         <w:t>ctir</w:t>
       </w:r>
@@ -19352,6 +19835,7 @@
           <w:bCs/>
           <w:noProof/>
         </w:rPr>
+        <w:lastRenderedPageBreak/>
         <w:drawing>
           <wp:inline distT="0" distB="0" distL="0" distR="0">
             <wp:extent cx="5760720" cy="1683189"/>
@@ -21867,60 +22351,52 @@
           <w:rFonts w:ascii="Times New Roman" w:eastAsia="Times New Roman" w:hAnsi="Times New Roman" w:cs="Times New Roman"/>
           <w:sz w:val="24"/>
           <w:szCs w:val="24"/>
-          <w:lang w:val="en-US"/>
-        </w:rPr>
-      </w:pPr>
-      <w:proofErr w:type="spellStart"/>
+        </w:rPr>
+      </w:pPr>
       <w:r>
         <w:rPr>
           <w:rFonts w:ascii="Times New Roman" w:eastAsia="Times New Roman" w:hAnsi="Times New Roman" w:cs="Times New Roman"/>
           <w:sz w:val="24"/>
           <w:szCs w:val="24"/>
-          <w:lang w:val="en-US"/>
-        </w:rPr>
-        <w:t>Intégration</w:t>
-      </w:r>
-      <w:proofErr w:type="spellEnd"/>
+        </w:rPr>
+        <w:t xml:space="preserve">Intégration d’un </w:t>
+      </w:r>
+      <w:proofErr w:type="spellStart"/>
       <w:r>
         <w:rPr>
           <w:rFonts w:ascii="Times New Roman" w:eastAsia="Times New Roman" w:hAnsi="Times New Roman" w:cs="Times New Roman"/>
           <w:sz w:val="24"/>
           <w:szCs w:val="24"/>
-          <w:lang w:val="en-US"/>
-        </w:rPr>
-        <w:t xml:space="preserve"> d’un slider </w:t>
-      </w:r>
-      <w:proofErr w:type="spellStart"/>
+        </w:rPr>
+        <w:t>slider</w:t>
+      </w:r>
+      <w:proofErr w:type="spellEnd"/>
       <w:r>
         <w:rPr>
           <w:rFonts w:ascii="Times New Roman" w:eastAsia="Times New Roman" w:hAnsi="Times New Roman" w:cs="Times New Roman"/>
           <w:sz w:val="24"/>
           <w:szCs w:val="24"/>
-          <w:lang w:val="en-US"/>
-        </w:rPr>
-        <w:t>déja</w:t>
-      </w:r>
-      <w:proofErr w:type="spellEnd"/>
+        </w:rPr>
+        <w:t xml:space="preserve"> </w:t>
+      </w:r>
+      <w:proofErr w:type="spellStart"/>
       <w:r>
         <w:rPr>
           <w:rFonts w:ascii="Times New Roman" w:eastAsia="Times New Roman" w:hAnsi="Times New Roman" w:cs="Times New Roman"/>
           <w:sz w:val="24"/>
           <w:szCs w:val="24"/>
-          <w:lang w:val="en-US"/>
-        </w:rPr>
-        <w:t xml:space="preserve"> </w:t>
-      </w:r>
-      <w:proofErr w:type="spellStart"/>
+        </w:rPr>
+        <w:t>déja</w:t>
+      </w:r>
+      <w:proofErr w:type="spellEnd"/>
       <w:r>
         <w:rPr>
           <w:rFonts w:ascii="Times New Roman" w:eastAsia="Times New Roman" w:hAnsi="Times New Roman" w:cs="Times New Roman"/>
           <w:sz w:val="24"/>
           <w:szCs w:val="24"/>
-          <w:lang w:val="en-US"/>
-        </w:rPr>
-        <w:t>codé</w:t>
-      </w:r>
-      <w:proofErr w:type="spellEnd"/>
+        </w:rPr>
+        <w:t xml:space="preserve"> codé</w:t>
+      </w:r>
     </w:p>
     <w:p>
       <w:pPr>
@@ -21929,7 +22405,6 @@
           <w:rFonts w:ascii="Times New Roman" w:eastAsia="Times New Roman" w:hAnsi="Times New Roman" w:cs="Times New Roman"/>
           <w:sz w:val="24"/>
           <w:szCs w:val="24"/>
-          <w:lang w:val="en-US"/>
         </w:rPr>
       </w:pPr>
       <w:hyperlink r:id="rId29" w:history="1">
@@ -21939,7 +22414,6 @@
             <w:rFonts w:ascii="Times New Roman" w:eastAsia="Times New Roman" w:hAnsi="Times New Roman" w:cs="Times New Roman"/>
             <w:sz w:val="24"/>
             <w:szCs w:val="24"/>
-            <w:lang w:val="en-US"/>
           </w:rPr>
           <w:t>https://www.embla-carousel.com/guides/breakpoints/</w:t>
         </w:r>
@@ -21952,7 +22426,6 @@
           <w:rFonts w:ascii="Times New Roman" w:eastAsia="Times New Roman" w:hAnsi="Times New Roman" w:cs="Times New Roman"/>
           <w:sz w:val="24"/>
           <w:szCs w:val="24"/>
-          <w:lang w:val="en-US"/>
         </w:rPr>
       </w:pPr>
     </w:p>
@@ -22972,6 +23445,2112 @@
           <w:szCs w:val="24"/>
         </w:rPr>
       </w:pPr>
+    </w:p>
+    <w:p>
+      <w:pPr>
+        <w:spacing w:after="0"/>
+        <w:rPr>
+          <w:rFonts w:eastAsia="Times New Roman"/>
+          <w:bCs/>
+        </w:rPr>
+      </w:pPr>
+      <w:r>
+        <w:rPr>
+          <w:rFonts w:eastAsia="Times New Roman"/>
+          <w:bCs/>
+        </w:rPr>
+        <w:t>Pour page Qui</w:t>
+      </w:r>
+    </w:p>
+    <w:p>
+      <w:pPr>
+        <w:spacing w:after="0"/>
+        <w:rPr>
+          <w:rFonts w:eastAsia="Times New Roman"/>
+          <w:bCs/>
+        </w:rPr>
+      </w:pPr>
+      <w:r>
+        <w:rPr>
+          <w:rFonts w:eastAsia="Times New Roman"/>
+          <w:bCs/>
+        </w:rPr>
+        <w:t>Exemple pour factoriser</w:t>
+      </w:r>
+    </w:p>
+    <w:p>
+      <w:pPr>
+        <w:spacing w:after="0"/>
+        <w:rPr>
+          <w:rFonts w:eastAsia="Times New Roman"/>
+          <w:bCs/>
+        </w:rPr>
+      </w:pPr>
+      <w:r>
+        <w:rPr>
+          <w:rFonts w:eastAsia="Times New Roman"/>
+          <w:bCs/>
+        </w:rPr>
+        <w:t xml:space="preserve">export default </w:t>
+      </w:r>
+      <w:proofErr w:type="spellStart"/>
+      <w:r>
+        <w:rPr>
+          <w:rFonts w:eastAsia="Times New Roman"/>
+          <w:bCs/>
+        </w:rPr>
+        <w:t>function</w:t>
+      </w:r>
+      <w:proofErr w:type="spellEnd"/>
+      <w:r>
+        <w:rPr>
+          <w:rFonts w:eastAsia="Times New Roman"/>
+          <w:bCs/>
+        </w:rPr>
+        <w:t xml:space="preserve"> </w:t>
+      </w:r>
+      <w:proofErr w:type="gramStart"/>
+      <w:r>
+        <w:rPr>
+          <w:rFonts w:eastAsia="Times New Roman"/>
+          <w:bCs/>
+        </w:rPr>
+        <w:t>Qui(</w:t>
+      </w:r>
+      <w:proofErr w:type="gramEnd"/>
+      <w:r>
+        <w:rPr>
+          <w:rFonts w:eastAsia="Times New Roman"/>
+          <w:bCs/>
+        </w:rPr>
+        <w:t>{ contenus }) {</w:t>
+      </w:r>
+    </w:p>
+    <w:p>
+      <w:pPr>
+        <w:spacing w:after="0"/>
+        <w:rPr>
+          <w:rFonts w:eastAsia="Times New Roman"/>
+          <w:bCs/>
+        </w:rPr>
+      </w:pPr>
+      <w:r>
+        <w:rPr>
+          <w:rFonts w:eastAsia="Times New Roman"/>
+          <w:bCs/>
+        </w:rPr>
+        <w:t xml:space="preserve">  </w:t>
+      </w:r>
+      <w:proofErr w:type="spellStart"/>
+      <w:r>
+        <w:rPr>
+          <w:rFonts w:eastAsia="Times New Roman"/>
+          <w:bCs/>
+        </w:rPr>
+        <w:t>const</w:t>
+      </w:r>
+      <w:proofErr w:type="spellEnd"/>
+      <w:r>
+        <w:rPr>
+          <w:rFonts w:eastAsia="Times New Roman"/>
+          <w:bCs/>
+        </w:rPr>
+        <w:t xml:space="preserve"> profils = [1, 2].</w:t>
+      </w:r>
+      <w:proofErr w:type="spellStart"/>
+      <w:proofErr w:type="gramStart"/>
+      <w:r>
+        <w:rPr>
+          <w:rFonts w:eastAsia="Times New Roman"/>
+          <w:bCs/>
+        </w:rPr>
+        <w:t>map</w:t>
+      </w:r>
+      <w:proofErr w:type="spellEnd"/>
+      <w:r>
+        <w:rPr>
+          <w:rFonts w:eastAsia="Times New Roman"/>
+          <w:bCs/>
+        </w:rPr>
+        <w:t>(</w:t>
+      </w:r>
+      <w:proofErr w:type="gramEnd"/>
+      <w:r>
+        <w:rPr>
+          <w:rFonts w:eastAsia="Times New Roman"/>
+          <w:bCs/>
+        </w:rPr>
+        <w:t>(id) =&gt; {</w:t>
+      </w:r>
+    </w:p>
+    <w:p>
+      <w:pPr>
+        <w:spacing w:after="0"/>
+        <w:rPr>
+          <w:rFonts w:eastAsia="Times New Roman"/>
+          <w:bCs/>
+        </w:rPr>
+      </w:pPr>
+      <w:r>
+        <w:rPr>
+          <w:rFonts w:eastAsia="Times New Roman"/>
+          <w:bCs/>
+        </w:rPr>
+        <w:t xml:space="preserve">    </w:t>
+      </w:r>
+      <w:proofErr w:type="spellStart"/>
+      <w:r>
+        <w:rPr>
+          <w:rFonts w:eastAsia="Times New Roman"/>
+          <w:bCs/>
+        </w:rPr>
+        <w:t>const</w:t>
+      </w:r>
+      <w:proofErr w:type="spellEnd"/>
+      <w:r>
+        <w:rPr>
+          <w:rFonts w:eastAsia="Times New Roman"/>
+          <w:bCs/>
+        </w:rPr>
+        <w:t xml:space="preserve"> nom = </w:t>
+      </w:r>
+      <w:proofErr w:type="spellStart"/>
+      <w:proofErr w:type="gramStart"/>
+      <w:r>
+        <w:rPr>
+          <w:rFonts w:eastAsia="Times New Roman"/>
+          <w:bCs/>
+        </w:rPr>
+        <w:t>ExtractionTexte</w:t>
+      </w:r>
+      <w:proofErr w:type="spellEnd"/>
+      <w:r>
+        <w:rPr>
+          <w:rFonts w:eastAsia="Times New Roman"/>
+          <w:bCs/>
+        </w:rPr>
+        <w:t>(</w:t>
+      </w:r>
+      <w:proofErr w:type="gramEnd"/>
+      <w:r>
+        <w:rPr>
+          <w:rFonts w:eastAsia="Times New Roman"/>
+          <w:bCs/>
+        </w:rPr>
+        <w:t xml:space="preserve">contenus, `Qui_ Nom </w:t>
+      </w:r>
+      <w:proofErr w:type="spellStart"/>
+      <w:r>
+        <w:rPr>
+          <w:rFonts w:eastAsia="Times New Roman"/>
+          <w:bCs/>
+        </w:rPr>
+        <w:t>_profil_</w:t>
+      </w:r>
+      <w:proofErr w:type="spellEnd"/>
+      <w:r>
+        <w:rPr>
+          <w:rFonts w:eastAsia="Times New Roman"/>
+          <w:bCs/>
+        </w:rPr>
+        <w:t>${id}`);</w:t>
+      </w:r>
+    </w:p>
+    <w:p>
+      <w:pPr>
+        <w:spacing w:after="0"/>
+        <w:rPr>
+          <w:rFonts w:eastAsia="Times New Roman"/>
+          <w:bCs/>
+        </w:rPr>
+      </w:pPr>
+      <w:r>
+        <w:rPr>
+          <w:rFonts w:eastAsia="Times New Roman"/>
+          <w:bCs/>
+        </w:rPr>
+        <w:t xml:space="preserve">    </w:t>
+      </w:r>
+      <w:proofErr w:type="spellStart"/>
+      <w:r>
+        <w:rPr>
+          <w:rFonts w:eastAsia="Times New Roman"/>
+          <w:bCs/>
+        </w:rPr>
+        <w:t>const</w:t>
+      </w:r>
+      <w:proofErr w:type="spellEnd"/>
+      <w:r>
+        <w:rPr>
+          <w:rFonts w:eastAsia="Times New Roman"/>
+          <w:bCs/>
+        </w:rPr>
+        <w:t xml:space="preserve"> texte = </w:t>
+      </w:r>
+      <w:proofErr w:type="spellStart"/>
+      <w:proofErr w:type="gramStart"/>
+      <w:r>
+        <w:rPr>
+          <w:rFonts w:eastAsia="Times New Roman"/>
+          <w:bCs/>
+        </w:rPr>
+        <w:t>ExtractionTexte</w:t>
+      </w:r>
+      <w:proofErr w:type="spellEnd"/>
+      <w:r>
+        <w:rPr>
+          <w:rFonts w:eastAsia="Times New Roman"/>
+          <w:bCs/>
+        </w:rPr>
+        <w:t>(</w:t>
+      </w:r>
+      <w:proofErr w:type="gramEnd"/>
+      <w:r>
+        <w:rPr>
+          <w:rFonts w:eastAsia="Times New Roman"/>
+          <w:bCs/>
+        </w:rPr>
+        <w:t>contenus, `</w:t>
+      </w:r>
+      <w:proofErr w:type="spellStart"/>
+      <w:r>
+        <w:rPr>
+          <w:rFonts w:eastAsia="Times New Roman"/>
+          <w:bCs/>
+        </w:rPr>
+        <w:t>Qui_Contenu_profil_</w:t>
+      </w:r>
+      <w:proofErr w:type="spellEnd"/>
+      <w:r>
+        <w:rPr>
+          <w:rFonts w:eastAsia="Times New Roman"/>
+          <w:bCs/>
+        </w:rPr>
+        <w:t>${id}`);</w:t>
+      </w:r>
+    </w:p>
+    <w:p>
+      <w:pPr>
+        <w:spacing w:after="0"/>
+        <w:rPr>
+          <w:rFonts w:eastAsia="Times New Roman"/>
+          <w:bCs/>
+        </w:rPr>
+      </w:pPr>
+      <w:r>
+        <w:rPr>
+          <w:rFonts w:eastAsia="Times New Roman"/>
+          <w:bCs/>
+        </w:rPr>
+        <w:t xml:space="preserve">    </w:t>
+      </w:r>
+      <w:proofErr w:type="spellStart"/>
+      <w:r>
+        <w:rPr>
+          <w:rFonts w:eastAsia="Times New Roman"/>
+          <w:bCs/>
+        </w:rPr>
+        <w:t>const</w:t>
+      </w:r>
+      <w:proofErr w:type="spellEnd"/>
+      <w:r>
+        <w:rPr>
+          <w:rFonts w:eastAsia="Times New Roman"/>
+          <w:bCs/>
+        </w:rPr>
+        <w:t xml:space="preserve"> </w:t>
+      </w:r>
+      <w:proofErr w:type="spellStart"/>
+      <w:r>
+        <w:rPr>
+          <w:rFonts w:eastAsia="Times New Roman"/>
+          <w:bCs/>
+        </w:rPr>
+        <w:t>imageData</w:t>
+      </w:r>
+      <w:proofErr w:type="spellEnd"/>
+      <w:r>
+        <w:rPr>
+          <w:rFonts w:eastAsia="Times New Roman"/>
+          <w:bCs/>
+        </w:rPr>
+        <w:t xml:space="preserve"> = </w:t>
+      </w:r>
+      <w:proofErr w:type="spellStart"/>
+      <w:proofErr w:type="gramStart"/>
+      <w:r>
+        <w:rPr>
+          <w:rFonts w:eastAsia="Times New Roman"/>
+          <w:bCs/>
+        </w:rPr>
+        <w:t>ExtractionImage</w:t>
+      </w:r>
+      <w:proofErr w:type="spellEnd"/>
+      <w:r>
+        <w:rPr>
+          <w:rFonts w:eastAsia="Times New Roman"/>
+          <w:bCs/>
+        </w:rPr>
+        <w:t>(</w:t>
+      </w:r>
+      <w:proofErr w:type="gramEnd"/>
+      <w:r>
+        <w:rPr>
+          <w:rFonts w:eastAsia="Times New Roman"/>
+          <w:bCs/>
+        </w:rPr>
+        <w:t>contenus, `</w:t>
+      </w:r>
+      <w:proofErr w:type="spellStart"/>
+      <w:r>
+        <w:rPr>
+          <w:rFonts w:eastAsia="Times New Roman"/>
+          <w:bCs/>
+        </w:rPr>
+        <w:t>Qui_Contenu_profil_</w:t>
+      </w:r>
+      <w:proofErr w:type="spellEnd"/>
+      <w:r>
+        <w:rPr>
+          <w:rFonts w:eastAsia="Times New Roman"/>
+          <w:bCs/>
+        </w:rPr>
+        <w:t>${id}`, 1);</w:t>
+      </w:r>
+    </w:p>
+    <w:p>
+      <w:pPr>
+        <w:spacing w:after="0"/>
+        <w:rPr>
+          <w:rFonts w:eastAsia="Times New Roman"/>
+          <w:bCs/>
+          <w:lang w:val="en-US"/>
+        </w:rPr>
+      </w:pPr>
+      <w:r>
+        <w:rPr>
+          <w:rFonts w:eastAsia="Times New Roman"/>
+          <w:bCs/>
+        </w:rPr>
+        <w:t xml:space="preserve">    </w:t>
+      </w:r>
+      <w:proofErr w:type="gramStart"/>
+      <w:r>
+        <w:rPr>
+          <w:rFonts w:eastAsia="Times New Roman"/>
+          <w:bCs/>
+          <w:lang w:val="en-US"/>
+        </w:rPr>
+        <w:t>const</w:t>
+      </w:r>
+      <w:proofErr w:type="gramEnd"/>
+      <w:r>
+        <w:rPr>
+          <w:rFonts w:eastAsia="Times New Roman"/>
+          <w:bCs/>
+          <w:lang w:val="en-US"/>
+        </w:rPr>
+        <w:t xml:space="preserve"> image = </w:t>
+      </w:r>
+      <w:proofErr w:type="spellStart"/>
+      <w:r>
+        <w:rPr>
+          <w:rFonts w:eastAsia="Times New Roman"/>
+          <w:bCs/>
+          <w:lang w:val="en-US"/>
+        </w:rPr>
+        <w:t>imageData.length</w:t>
+      </w:r>
+      <w:proofErr w:type="spellEnd"/>
+      <w:r>
+        <w:rPr>
+          <w:rFonts w:eastAsia="Times New Roman"/>
+          <w:bCs/>
+          <w:lang w:val="en-US"/>
+        </w:rPr>
+        <w:t xml:space="preserve"> &gt; 0 ? </w:t>
+      </w:r>
+      <w:proofErr w:type="spellStart"/>
+      <w:proofErr w:type="gramStart"/>
+      <w:r>
+        <w:rPr>
+          <w:rFonts w:eastAsia="Times New Roman"/>
+          <w:bCs/>
+          <w:lang w:val="en-US"/>
+        </w:rPr>
+        <w:t>imageData</w:t>
+      </w:r>
+      <w:proofErr w:type="spellEnd"/>
+      <w:r>
+        <w:rPr>
+          <w:rFonts w:eastAsia="Times New Roman"/>
+          <w:bCs/>
+          <w:lang w:val="en-US"/>
+        </w:rPr>
+        <w:t>[</w:t>
+      </w:r>
+      <w:proofErr w:type="gramEnd"/>
+      <w:r>
+        <w:rPr>
+          <w:rFonts w:eastAsia="Times New Roman"/>
+          <w:bCs/>
+          <w:lang w:val="en-US"/>
+        </w:rPr>
+        <w:t>0].image : "";</w:t>
+      </w:r>
+    </w:p>
+    <w:p>
+      <w:pPr>
+        <w:spacing w:after="0"/>
+        <w:rPr>
+          <w:rFonts w:eastAsia="Times New Roman"/>
+          <w:bCs/>
+          <w:lang w:val="en-US"/>
+        </w:rPr>
+      </w:pPr>
+    </w:p>
+    <w:p>
+      <w:pPr>
+        <w:spacing w:after="0"/>
+        <w:rPr>
+          <w:rFonts w:eastAsia="Times New Roman"/>
+          <w:bCs/>
+          <w:lang w:val="en-US"/>
+        </w:rPr>
+      </w:pPr>
+      <w:r>
+        <w:rPr>
+          <w:rFonts w:eastAsia="Times New Roman"/>
+          <w:bCs/>
+          <w:lang w:val="en-US"/>
+        </w:rPr>
+        <w:t xml:space="preserve">    </w:t>
+      </w:r>
+      <w:proofErr w:type="gramStart"/>
+      <w:r>
+        <w:rPr>
+          <w:rFonts w:eastAsia="Times New Roman"/>
+          <w:bCs/>
+          <w:lang w:val="en-US"/>
+        </w:rPr>
+        <w:t>return</w:t>
+      </w:r>
+      <w:proofErr w:type="gramEnd"/>
+      <w:r>
+        <w:rPr>
+          <w:rFonts w:eastAsia="Times New Roman"/>
+          <w:bCs/>
+          <w:lang w:val="en-US"/>
+        </w:rPr>
+        <w:t xml:space="preserve"> { nom, </w:t>
+      </w:r>
+      <w:proofErr w:type="spellStart"/>
+      <w:r>
+        <w:rPr>
+          <w:rFonts w:eastAsia="Times New Roman"/>
+          <w:bCs/>
+          <w:lang w:val="en-US"/>
+        </w:rPr>
+        <w:t>texte</w:t>
+      </w:r>
+      <w:proofErr w:type="spellEnd"/>
+      <w:r>
+        <w:rPr>
+          <w:rFonts w:eastAsia="Times New Roman"/>
+          <w:bCs/>
+          <w:lang w:val="en-US"/>
+        </w:rPr>
+        <w:t>, image };</w:t>
+      </w:r>
+    </w:p>
+    <w:p>
+      <w:pPr>
+        <w:spacing w:after="0"/>
+        <w:rPr>
+          <w:rFonts w:eastAsia="Times New Roman"/>
+          <w:bCs/>
+          <w:lang w:val="en-US"/>
+        </w:rPr>
+      </w:pPr>
+      <w:r>
+        <w:rPr>
+          <w:rFonts w:eastAsia="Times New Roman"/>
+          <w:bCs/>
+          <w:lang w:val="en-US"/>
+        </w:rPr>
+        <w:t xml:space="preserve">  });</w:t>
+      </w:r>
+    </w:p>
+    <w:p>
+      <w:pPr>
+        <w:spacing w:after="0"/>
+        <w:rPr>
+          <w:rFonts w:eastAsia="Times New Roman"/>
+          <w:bCs/>
+          <w:lang w:val="en-US"/>
+        </w:rPr>
+      </w:pPr>
+    </w:p>
+    <w:p>
+      <w:pPr>
+        <w:spacing w:after="0"/>
+        <w:rPr>
+          <w:rFonts w:eastAsia="Times New Roman"/>
+          <w:bCs/>
+          <w:lang w:val="en-US"/>
+        </w:rPr>
+      </w:pPr>
+      <w:r>
+        <w:rPr>
+          <w:rFonts w:eastAsia="Times New Roman"/>
+          <w:bCs/>
+          <w:lang w:val="en-US"/>
+        </w:rPr>
+        <w:t xml:space="preserve">  </w:t>
+      </w:r>
+      <w:proofErr w:type="gramStart"/>
+      <w:r>
+        <w:rPr>
+          <w:rFonts w:eastAsia="Times New Roman"/>
+          <w:bCs/>
+          <w:lang w:val="en-US"/>
+        </w:rPr>
+        <w:t>return</w:t>
+      </w:r>
+      <w:proofErr w:type="gramEnd"/>
+      <w:r>
+        <w:rPr>
+          <w:rFonts w:eastAsia="Times New Roman"/>
+          <w:bCs/>
+          <w:lang w:val="en-US"/>
+        </w:rPr>
+        <w:t xml:space="preserve"> (</w:t>
+      </w:r>
+    </w:p>
+    <w:p>
+      <w:pPr>
+        <w:spacing w:after="0"/>
+        <w:rPr>
+          <w:rFonts w:eastAsia="Times New Roman"/>
+          <w:bCs/>
+          <w:lang w:val="en-US"/>
+        </w:rPr>
+      </w:pPr>
+      <w:r>
+        <w:rPr>
+          <w:rFonts w:eastAsia="Times New Roman"/>
+          <w:bCs/>
+          <w:lang w:val="en-US"/>
+        </w:rPr>
+        <w:t xml:space="preserve">    &lt;div </w:t>
+      </w:r>
+      <w:proofErr w:type="spellStart"/>
+      <w:r>
+        <w:rPr>
+          <w:rFonts w:eastAsia="Times New Roman"/>
+          <w:bCs/>
+          <w:lang w:val="en-US"/>
+        </w:rPr>
+        <w:t>className</w:t>
+      </w:r>
+      <w:proofErr w:type="spellEnd"/>
+      <w:r>
+        <w:rPr>
+          <w:rFonts w:eastAsia="Times New Roman"/>
+          <w:bCs/>
+          <w:lang w:val="en-US"/>
+        </w:rPr>
+        <w:t>="</w:t>
+      </w:r>
+      <w:proofErr w:type="spellStart"/>
+      <w:r>
+        <w:rPr>
+          <w:rFonts w:eastAsia="Times New Roman"/>
+          <w:bCs/>
+          <w:lang w:val="en-US"/>
+        </w:rPr>
+        <w:t>global_presentation</w:t>
+      </w:r>
+      <w:proofErr w:type="spellEnd"/>
+      <w:r>
+        <w:rPr>
+          <w:rFonts w:eastAsia="Times New Roman"/>
+          <w:bCs/>
+          <w:lang w:val="en-US"/>
+        </w:rPr>
+        <w:t xml:space="preserve"> </w:t>
+      </w:r>
+      <w:proofErr w:type="spellStart"/>
+      <w:r>
+        <w:rPr>
+          <w:rFonts w:eastAsia="Times New Roman"/>
+          <w:bCs/>
+          <w:lang w:val="en-US"/>
+        </w:rPr>
+        <w:t>paragraphe_desktop</w:t>
+      </w:r>
+      <w:proofErr w:type="spellEnd"/>
+      <w:r>
+        <w:rPr>
+          <w:rFonts w:eastAsia="Times New Roman"/>
+          <w:bCs/>
+          <w:lang w:val="en-US"/>
+        </w:rPr>
+        <w:t>"&gt;</w:t>
+      </w:r>
+    </w:p>
+    <w:p>
+      <w:pPr>
+        <w:spacing w:after="0"/>
+        <w:rPr>
+          <w:rFonts w:eastAsia="Times New Roman"/>
+          <w:bCs/>
+          <w:lang w:val="en-US"/>
+        </w:rPr>
+      </w:pPr>
+      <w:r>
+        <w:rPr>
+          <w:rFonts w:eastAsia="Times New Roman"/>
+          <w:bCs/>
+          <w:lang w:val="en-US"/>
+        </w:rPr>
+        <w:t xml:space="preserve">      {</w:t>
+      </w:r>
+      <w:proofErr w:type="gramStart"/>
+      <w:r>
+        <w:rPr>
+          <w:rFonts w:eastAsia="Times New Roman"/>
+          <w:bCs/>
+          <w:lang w:val="en-US"/>
+        </w:rPr>
+        <w:t>profils.map(</w:t>
+      </w:r>
+      <w:proofErr w:type="gramEnd"/>
+      <w:r>
+        <w:rPr>
+          <w:rFonts w:eastAsia="Times New Roman"/>
+          <w:bCs/>
+          <w:lang w:val="en-US"/>
+        </w:rPr>
+        <w:t>(</w:t>
+      </w:r>
+      <w:proofErr w:type="spellStart"/>
+      <w:r>
+        <w:rPr>
+          <w:rFonts w:eastAsia="Times New Roman"/>
+          <w:bCs/>
+          <w:lang w:val="en-US"/>
+        </w:rPr>
+        <w:t>profil</w:t>
+      </w:r>
+      <w:proofErr w:type="spellEnd"/>
+      <w:r>
+        <w:rPr>
+          <w:rFonts w:eastAsia="Times New Roman"/>
+          <w:bCs/>
+          <w:lang w:val="en-US"/>
+        </w:rPr>
+        <w:t>, index) =&gt; (</w:t>
+      </w:r>
+    </w:p>
+    <w:p>
+      <w:pPr>
+        <w:spacing w:after="0"/>
+        <w:rPr>
+          <w:rFonts w:eastAsia="Times New Roman"/>
+          <w:bCs/>
+          <w:lang w:val="en-US"/>
+        </w:rPr>
+      </w:pPr>
+      <w:r>
+        <w:rPr>
+          <w:rFonts w:eastAsia="Times New Roman"/>
+          <w:bCs/>
+          <w:lang w:val="en-US"/>
+        </w:rPr>
+        <w:t xml:space="preserve">        &lt;div</w:t>
+      </w:r>
+    </w:p>
+    <w:p>
+      <w:pPr>
+        <w:spacing w:after="0"/>
+        <w:rPr>
+          <w:rFonts w:eastAsia="Times New Roman"/>
+          <w:bCs/>
+          <w:lang w:val="en-US"/>
+        </w:rPr>
+      </w:pPr>
+      <w:r>
+        <w:rPr>
+          <w:rFonts w:eastAsia="Times New Roman"/>
+          <w:bCs/>
+          <w:lang w:val="en-US"/>
+        </w:rPr>
+        <w:t xml:space="preserve">          </w:t>
+      </w:r>
+      <w:proofErr w:type="gramStart"/>
+      <w:r>
+        <w:rPr>
+          <w:rFonts w:eastAsia="Times New Roman"/>
+          <w:bCs/>
+          <w:lang w:val="en-US"/>
+        </w:rPr>
+        <w:t>key</w:t>
+      </w:r>
+      <w:proofErr w:type="gramEnd"/>
+      <w:r>
+        <w:rPr>
+          <w:rFonts w:eastAsia="Times New Roman"/>
+          <w:bCs/>
+          <w:lang w:val="en-US"/>
+        </w:rPr>
+        <w:t>={index}</w:t>
+      </w:r>
+    </w:p>
+    <w:p>
+      <w:pPr>
+        <w:spacing w:after="0"/>
+        <w:rPr>
+          <w:rFonts w:eastAsia="Times New Roman"/>
+          <w:bCs/>
+        </w:rPr>
+      </w:pPr>
+      <w:r>
+        <w:rPr>
+          <w:rFonts w:eastAsia="Times New Roman"/>
+          <w:bCs/>
+          <w:lang w:val="en-US"/>
+        </w:rPr>
+        <w:t xml:space="preserve">          </w:t>
+      </w:r>
+      <w:proofErr w:type="spellStart"/>
+      <w:r>
+        <w:rPr>
+          <w:rFonts w:eastAsia="Times New Roman"/>
+          <w:bCs/>
+        </w:rPr>
+        <w:t>className</w:t>
+      </w:r>
+      <w:proofErr w:type="spellEnd"/>
+      <w:proofErr w:type="gramStart"/>
+      <w:r>
+        <w:rPr>
+          <w:rFonts w:eastAsia="Times New Roman"/>
+          <w:bCs/>
+        </w:rPr>
+        <w:t>={</w:t>
+      </w:r>
+      <w:proofErr w:type="gramEnd"/>
+      <w:r>
+        <w:rPr>
+          <w:rFonts w:eastAsia="Times New Roman"/>
+          <w:bCs/>
+        </w:rPr>
+        <w:t>`</w:t>
+      </w:r>
+      <w:proofErr w:type="spellStart"/>
+      <w:r>
+        <w:rPr>
+          <w:rFonts w:eastAsia="Times New Roman"/>
+          <w:bCs/>
+        </w:rPr>
+        <w:t>container_dirigeant</w:t>
+      </w:r>
+      <w:proofErr w:type="spellEnd"/>
+      <w:r>
+        <w:rPr>
+          <w:rFonts w:eastAsia="Times New Roman"/>
+          <w:bCs/>
+        </w:rPr>
+        <w:t>${index + 1}`}</w:t>
+      </w:r>
+    </w:p>
+    <w:p>
+      <w:pPr>
+        <w:spacing w:after="0"/>
+        <w:rPr>
+          <w:rFonts w:eastAsia="Times New Roman"/>
+          <w:bCs/>
+        </w:rPr>
+      </w:pPr>
+      <w:r>
+        <w:rPr>
+          <w:rFonts w:eastAsia="Times New Roman"/>
+          <w:bCs/>
+        </w:rPr>
+        <w:t xml:space="preserve">        &gt;</w:t>
+      </w:r>
+    </w:p>
+    <w:p>
+      <w:pPr>
+        <w:spacing w:after="0"/>
+        <w:rPr>
+          <w:rFonts w:eastAsia="Times New Roman"/>
+          <w:bCs/>
+        </w:rPr>
+      </w:pPr>
+      <w:r>
+        <w:rPr>
+          <w:rFonts w:eastAsia="Times New Roman"/>
+          <w:bCs/>
+        </w:rPr>
+        <w:t xml:space="preserve">          {</w:t>
+      </w:r>
+      <w:proofErr w:type="gramStart"/>
+      <w:r>
+        <w:rPr>
+          <w:rFonts w:eastAsia="Times New Roman"/>
+          <w:bCs/>
+        </w:rPr>
+        <w:t>index</w:t>
+      </w:r>
+      <w:proofErr w:type="gramEnd"/>
+      <w:r>
+        <w:rPr>
+          <w:rFonts w:eastAsia="Times New Roman"/>
+          <w:bCs/>
+        </w:rPr>
+        <w:t xml:space="preserve"> === 0 ? (</w:t>
+      </w:r>
+    </w:p>
+    <w:p>
+      <w:pPr>
+        <w:spacing w:after="0"/>
+        <w:rPr>
+          <w:rFonts w:eastAsia="Times New Roman"/>
+          <w:bCs/>
+        </w:rPr>
+      </w:pPr>
+      <w:r>
+        <w:rPr>
+          <w:rFonts w:eastAsia="Times New Roman"/>
+          <w:bCs/>
+        </w:rPr>
+        <w:t xml:space="preserve">            &lt;&gt;</w:t>
+      </w:r>
+    </w:p>
+    <w:p>
+      <w:pPr>
+        <w:spacing w:after="0"/>
+        <w:rPr>
+          <w:rFonts w:eastAsia="Times New Roman"/>
+          <w:bCs/>
+        </w:rPr>
+      </w:pPr>
+      <w:r>
+        <w:rPr>
+          <w:rFonts w:eastAsia="Times New Roman"/>
+          <w:bCs/>
+        </w:rPr>
+        <w:t xml:space="preserve">              &lt;</w:t>
+      </w:r>
+      <w:proofErr w:type="spellStart"/>
+      <w:r>
+        <w:rPr>
+          <w:rFonts w:eastAsia="Times New Roman"/>
+          <w:bCs/>
+        </w:rPr>
+        <w:t>div</w:t>
+      </w:r>
+      <w:proofErr w:type="spellEnd"/>
+      <w:r>
+        <w:rPr>
+          <w:rFonts w:eastAsia="Times New Roman"/>
+          <w:bCs/>
+        </w:rPr>
+        <w:t xml:space="preserve"> </w:t>
+      </w:r>
+      <w:proofErr w:type="spellStart"/>
+      <w:r>
+        <w:rPr>
+          <w:rFonts w:eastAsia="Times New Roman"/>
+          <w:bCs/>
+        </w:rPr>
+        <w:t>className</w:t>
+      </w:r>
+      <w:proofErr w:type="spellEnd"/>
+      <w:r>
+        <w:rPr>
+          <w:rFonts w:eastAsia="Times New Roman"/>
+          <w:bCs/>
+        </w:rPr>
+        <w:t>="</w:t>
+      </w:r>
+      <w:proofErr w:type="spellStart"/>
+      <w:r>
+        <w:rPr>
+          <w:rFonts w:eastAsia="Times New Roman"/>
+          <w:bCs/>
+        </w:rPr>
+        <w:t>container_texte</w:t>
+      </w:r>
+      <w:proofErr w:type="spellEnd"/>
+      <w:r>
+        <w:rPr>
+          <w:rFonts w:eastAsia="Times New Roman"/>
+          <w:bCs/>
+        </w:rPr>
+        <w:t xml:space="preserve"> </w:t>
+      </w:r>
+      <w:proofErr w:type="spellStart"/>
+      <w:r>
+        <w:rPr>
+          <w:rFonts w:eastAsia="Times New Roman"/>
+          <w:bCs/>
+        </w:rPr>
+        <w:t>my</w:t>
+      </w:r>
+      <w:proofErr w:type="spellEnd"/>
+      <w:r>
+        <w:rPr>
+          <w:rFonts w:eastAsia="Times New Roman"/>
+          <w:bCs/>
+        </w:rPr>
+        <w:t>-auto"&gt;</w:t>
+      </w:r>
+    </w:p>
+    <w:p>
+      <w:pPr>
+        <w:spacing w:after="0"/>
+        <w:rPr>
+          <w:rFonts w:eastAsia="Times New Roman"/>
+          <w:bCs/>
+        </w:rPr>
+      </w:pPr>
+      <w:r>
+        <w:rPr>
+          <w:rFonts w:eastAsia="Times New Roman"/>
+          <w:bCs/>
+        </w:rPr>
+        <w:t xml:space="preserve">                &lt;h1 </w:t>
+      </w:r>
+      <w:proofErr w:type="spellStart"/>
+      <w:r>
+        <w:rPr>
+          <w:rFonts w:eastAsia="Times New Roman"/>
+          <w:bCs/>
+        </w:rPr>
+        <w:t>className</w:t>
+      </w:r>
+      <w:proofErr w:type="spellEnd"/>
+      <w:r>
+        <w:rPr>
+          <w:rFonts w:eastAsia="Times New Roman"/>
+          <w:bCs/>
+        </w:rPr>
+        <w:t xml:space="preserve">="titre2_desktop </w:t>
+      </w:r>
+      <w:proofErr w:type="spellStart"/>
+      <w:r>
+        <w:rPr>
+          <w:rFonts w:eastAsia="Times New Roman"/>
+          <w:bCs/>
+        </w:rPr>
+        <w:t>mauve_text</w:t>
+      </w:r>
+      <w:proofErr w:type="spellEnd"/>
+      <w:r>
+        <w:rPr>
+          <w:rFonts w:eastAsia="Times New Roman"/>
+          <w:bCs/>
+        </w:rPr>
+        <w:t xml:space="preserve"> </w:t>
+      </w:r>
+      <w:proofErr w:type="spellStart"/>
+      <w:r>
+        <w:rPr>
+          <w:rFonts w:eastAsia="Times New Roman"/>
+          <w:bCs/>
+        </w:rPr>
+        <w:t>fs</w:t>
+      </w:r>
+      <w:proofErr w:type="spellEnd"/>
+      <w:r>
+        <w:rPr>
+          <w:rFonts w:eastAsia="Times New Roman"/>
+          <w:bCs/>
+        </w:rPr>
+        <w:t xml:space="preserve">-3 </w:t>
+      </w:r>
+      <w:proofErr w:type="spellStart"/>
+      <w:r>
+        <w:rPr>
+          <w:rFonts w:eastAsia="Times New Roman"/>
+          <w:bCs/>
+        </w:rPr>
+        <w:t>text</w:t>
+      </w:r>
+      <w:proofErr w:type="spellEnd"/>
+      <w:r>
+        <w:rPr>
+          <w:rFonts w:eastAsia="Times New Roman"/>
+          <w:bCs/>
+        </w:rPr>
+        <w:t>-center mb-4"&gt;</w:t>
+      </w:r>
+    </w:p>
+    <w:p>
+      <w:pPr>
+        <w:spacing w:after="0"/>
+        <w:rPr>
+          <w:rFonts w:eastAsia="Times New Roman"/>
+          <w:bCs/>
+        </w:rPr>
+      </w:pPr>
+      <w:r>
+        <w:rPr>
+          <w:rFonts w:eastAsia="Times New Roman"/>
+          <w:bCs/>
+        </w:rPr>
+        <w:t xml:space="preserve">                  {profil.nom}</w:t>
+      </w:r>
+    </w:p>
+    <w:p>
+      <w:pPr>
+        <w:spacing w:after="0"/>
+        <w:rPr>
+          <w:rFonts w:eastAsia="Times New Roman"/>
+          <w:bCs/>
+        </w:rPr>
+      </w:pPr>
+      <w:r>
+        <w:rPr>
+          <w:rFonts w:eastAsia="Times New Roman"/>
+          <w:bCs/>
+        </w:rPr>
+        <w:t xml:space="preserve">                &lt;/h1&gt;</w:t>
+      </w:r>
+    </w:p>
+    <w:p>
+      <w:pPr>
+        <w:spacing w:after="0"/>
+        <w:rPr>
+          <w:rFonts w:eastAsia="Times New Roman"/>
+          <w:bCs/>
+        </w:rPr>
+      </w:pPr>
+      <w:r>
+        <w:rPr>
+          <w:rFonts w:eastAsia="Times New Roman"/>
+          <w:bCs/>
+        </w:rPr>
+        <w:t xml:space="preserve">                &lt;p</w:t>
+      </w:r>
+      <w:proofErr w:type="gramStart"/>
+      <w:r>
+        <w:rPr>
+          <w:rFonts w:eastAsia="Times New Roman"/>
+          <w:bCs/>
+        </w:rPr>
+        <w:t>&gt;{</w:t>
+      </w:r>
+      <w:proofErr w:type="spellStart"/>
+      <w:proofErr w:type="gramEnd"/>
+      <w:r>
+        <w:rPr>
+          <w:rFonts w:eastAsia="Times New Roman"/>
+          <w:bCs/>
+        </w:rPr>
+        <w:t>profil.texte</w:t>
+      </w:r>
+      <w:proofErr w:type="spellEnd"/>
+      <w:r>
+        <w:rPr>
+          <w:rFonts w:eastAsia="Times New Roman"/>
+          <w:bCs/>
+        </w:rPr>
+        <w:t>}&lt;/p&gt;</w:t>
+      </w:r>
+    </w:p>
+    <w:p>
+      <w:pPr>
+        <w:spacing w:after="0"/>
+        <w:rPr>
+          <w:rFonts w:eastAsia="Times New Roman"/>
+          <w:bCs/>
+        </w:rPr>
+      </w:pPr>
+      <w:r>
+        <w:rPr>
+          <w:rFonts w:eastAsia="Times New Roman"/>
+          <w:bCs/>
+        </w:rPr>
+        <w:t xml:space="preserve">              &lt;/</w:t>
+      </w:r>
+      <w:proofErr w:type="spellStart"/>
+      <w:proofErr w:type="gramStart"/>
+      <w:r>
+        <w:rPr>
+          <w:rFonts w:eastAsia="Times New Roman"/>
+          <w:bCs/>
+        </w:rPr>
+        <w:t>div</w:t>
+      </w:r>
+      <w:proofErr w:type="spellEnd"/>
+      <w:proofErr w:type="gramEnd"/>
+      <w:r>
+        <w:rPr>
+          <w:rFonts w:eastAsia="Times New Roman"/>
+          <w:bCs/>
+        </w:rPr>
+        <w:t>&gt;</w:t>
+      </w:r>
+    </w:p>
+    <w:p>
+      <w:pPr>
+        <w:spacing w:after="0"/>
+        <w:rPr>
+          <w:rFonts w:eastAsia="Times New Roman"/>
+          <w:bCs/>
+        </w:rPr>
+      </w:pPr>
+      <w:r>
+        <w:rPr>
+          <w:rFonts w:eastAsia="Times New Roman"/>
+          <w:bCs/>
+        </w:rPr>
+        <w:t xml:space="preserve">              &lt;</w:t>
+      </w:r>
+      <w:proofErr w:type="spellStart"/>
+      <w:r>
+        <w:rPr>
+          <w:rFonts w:eastAsia="Times New Roman"/>
+          <w:bCs/>
+        </w:rPr>
+        <w:t>div</w:t>
+      </w:r>
+      <w:proofErr w:type="spellEnd"/>
+      <w:r>
+        <w:rPr>
+          <w:rFonts w:eastAsia="Times New Roman"/>
+          <w:bCs/>
+        </w:rPr>
+        <w:t xml:space="preserve"> </w:t>
+      </w:r>
+      <w:proofErr w:type="spellStart"/>
+      <w:r>
+        <w:rPr>
+          <w:rFonts w:eastAsia="Times New Roman"/>
+          <w:bCs/>
+        </w:rPr>
+        <w:t>className</w:t>
+      </w:r>
+      <w:proofErr w:type="spellEnd"/>
+      <w:r>
+        <w:rPr>
+          <w:rFonts w:eastAsia="Times New Roman"/>
+          <w:bCs/>
+        </w:rPr>
+        <w:t>="</w:t>
+      </w:r>
+      <w:proofErr w:type="spellStart"/>
+      <w:r>
+        <w:rPr>
+          <w:rFonts w:eastAsia="Times New Roman"/>
+          <w:bCs/>
+        </w:rPr>
+        <w:t>container_photo</w:t>
+      </w:r>
+      <w:proofErr w:type="spellEnd"/>
+      <w:r>
+        <w:rPr>
+          <w:rFonts w:eastAsia="Times New Roman"/>
+          <w:bCs/>
+        </w:rPr>
+        <w:t>"&gt;</w:t>
+      </w:r>
+    </w:p>
+    <w:p>
+      <w:pPr>
+        <w:spacing w:after="0"/>
+        <w:rPr>
+          <w:rFonts w:eastAsia="Times New Roman"/>
+          <w:bCs/>
+        </w:rPr>
+      </w:pPr>
+      <w:r>
+        <w:rPr>
+          <w:rFonts w:eastAsia="Times New Roman"/>
+          <w:bCs/>
+        </w:rPr>
+        <w:t xml:space="preserve">                &lt;</w:t>
+      </w:r>
+      <w:proofErr w:type="spellStart"/>
+      <w:r>
+        <w:rPr>
+          <w:rFonts w:eastAsia="Times New Roman"/>
+          <w:bCs/>
+        </w:rPr>
+        <w:t>img</w:t>
+      </w:r>
+      <w:proofErr w:type="spellEnd"/>
+    </w:p>
+    <w:p>
+      <w:pPr>
+        <w:spacing w:after="0"/>
+        <w:rPr>
+          <w:rFonts w:eastAsia="Times New Roman"/>
+          <w:bCs/>
+        </w:rPr>
+      </w:pPr>
+      <w:r>
+        <w:rPr>
+          <w:rFonts w:eastAsia="Times New Roman"/>
+          <w:bCs/>
+        </w:rPr>
+        <w:t xml:space="preserve">                  </w:t>
+      </w:r>
+      <w:proofErr w:type="spellStart"/>
+      <w:r>
+        <w:rPr>
+          <w:rFonts w:eastAsia="Times New Roman"/>
+          <w:bCs/>
+        </w:rPr>
+        <w:t>src</w:t>
+      </w:r>
+      <w:proofErr w:type="spellEnd"/>
+      <w:proofErr w:type="gramStart"/>
+      <w:r>
+        <w:rPr>
+          <w:rFonts w:eastAsia="Times New Roman"/>
+          <w:bCs/>
+        </w:rPr>
+        <w:t>={</w:t>
+      </w:r>
+      <w:proofErr w:type="spellStart"/>
+      <w:proofErr w:type="gramEnd"/>
+      <w:r>
+        <w:rPr>
+          <w:rFonts w:eastAsia="Times New Roman"/>
+          <w:bCs/>
+        </w:rPr>
+        <w:t>profil.image</w:t>
+      </w:r>
+      <w:proofErr w:type="spellEnd"/>
+      <w:r>
+        <w:rPr>
+          <w:rFonts w:eastAsia="Times New Roman"/>
+          <w:bCs/>
+        </w:rPr>
+        <w:t>}</w:t>
+      </w:r>
+    </w:p>
+    <w:p>
+      <w:pPr>
+        <w:spacing w:after="0"/>
+        <w:rPr>
+          <w:rFonts w:eastAsia="Times New Roman"/>
+          <w:bCs/>
+        </w:rPr>
+      </w:pPr>
+      <w:r>
+        <w:rPr>
+          <w:rFonts w:eastAsia="Times New Roman"/>
+          <w:bCs/>
+        </w:rPr>
+        <w:t xml:space="preserve">                  </w:t>
+      </w:r>
+      <w:proofErr w:type="spellStart"/>
+      <w:r>
+        <w:rPr>
+          <w:rFonts w:eastAsia="Times New Roman"/>
+          <w:bCs/>
+        </w:rPr>
+        <w:t>alt</w:t>
+      </w:r>
+      <w:proofErr w:type="spellEnd"/>
+      <w:proofErr w:type="gramStart"/>
+      <w:r>
+        <w:rPr>
+          <w:rFonts w:eastAsia="Times New Roman"/>
+          <w:bCs/>
+        </w:rPr>
+        <w:t>={</w:t>
+      </w:r>
+      <w:proofErr w:type="gramEnd"/>
+      <w:r>
+        <w:rPr>
+          <w:rFonts w:eastAsia="Times New Roman"/>
+          <w:bCs/>
+        </w:rPr>
+        <w:t xml:space="preserve">`Portrait </w:t>
+      </w:r>
+      <w:proofErr w:type="spellStart"/>
+      <w:r>
+        <w:rPr>
+          <w:rFonts w:eastAsia="Times New Roman"/>
+          <w:bCs/>
+        </w:rPr>
+        <w:t>co-dirigeant</w:t>
+      </w:r>
+      <w:proofErr w:type="spellEnd"/>
+      <w:r>
+        <w:rPr>
+          <w:rFonts w:eastAsia="Times New Roman"/>
+          <w:bCs/>
+        </w:rPr>
+        <w:t xml:space="preserve"> de Canopées ${profil.nom}`}</w:t>
+      </w:r>
+    </w:p>
+    <w:p>
+      <w:pPr>
+        <w:spacing w:after="0"/>
+        <w:rPr>
+          <w:rFonts w:eastAsia="Times New Roman"/>
+          <w:bCs/>
+        </w:rPr>
+      </w:pPr>
+      <w:r>
+        <w:rPr>
+          <w:rFonts w:eastAsia="Times New Roman"/>
+          <w:bCs/>
+        </w:rPr>
+        <w:t xml:space="preserve">                /&gt;</w:t>
+      </w:r>
+    </w:p>
+    <w:p>
+      <w:pPr>
+        <w:spacing w:after="0"/>
+        <w:rPr>
+          <w:rFonts w:eastAsia="Times New Roman"/>
+          <w:bCs/>
+        </w:rPr>
+      </w:pPr>
+      <w:r>
+        <w:rPr>
+          <w:rFonts w:eastAsia="Times New Roman"/>
+          <w:bCs/>
+        </w:rPr>
+        <w:t xml:space="preserve">              &lt;/</w:t>
+      </w:r>
+      <w:proofErr w:type="spellStart"/>
+      <w:proofErr w:type="gramStart"/>
+      <w:r>
+        <w:rPr>
+          <w:rFonts w:eastAsia="Times New Roman"/>
+          <w:bCs/>
+        </w:rPr>
+        <w:t>div</w:t>
+      </w:r>
+      <w:proofErr w:type="spellEnd"/>
+      <w:proofErr w:type="gramEnd"/>
+      <w:r>
+        <w:rPr>
+          <w:rFonts w:eastAsia="Times New Roman"/>
+          <w:bCs/>
+        </w:rPr>
+        <w:t>&gt;</w:t>
+      </w:r>
+    </w:p>
+    <w:p>
+      <w:pPr>
+        <w:spacing w:after="0"/>
+        <w:rPr>
+          <w:rFonts w:eastAsia="Times New Roman"/>
+          <w:bCs/>
+        </w:rPr>
+      </w:pPr>
+      <w:r>
+        <w:rPr>
+          <w:rFonts w:eastAsia="Times New Roman"/>
+          <w:bCs/>
+        </w:rPr>
+        <w:t xml:space="preserve">            &lt;/&gt;</w:t>
+      </w:r>
+    </w:p>
+    <w:p>
+      <w:pPr>
+        <w:spacing w:after="0"/>
+        <w:rPr>
+          <w:rFonts w:eastAsia="Times New Roman"/>
+          <w:bCs/>
+        </w:rPr>
+      </w:pPr>
+      <w:r>
+        <w:rPr>
+          <w:rFonts w:eastAsia="Times New Roman"/>
+          <w:bCs/>
+        </w:rPr>
+        <w:t xml:space="preserve">          ) : (</w:t>
+      </w:r>
+    </w:p>
+    <w:p>
+      <w:pPr>
+        <w:spacing w:after="0"/>
+        <w:rPr>
+          <w:rFonts w:eastAsia="Times New Roman"/>
+          <w:bCs/>
+        </w:rPr>
+      </w:pPr>
+      <w:r>
+        <w:rPr>
+          <w:rFonts w:eastAsia="Times New Roman"/>
+          <w:bCs/>
+        </w:rPr>
+        <w:t xml:space="preserve">            &lt;&gt;</w:t>
+      </w:r>
+    </w:p>
+    <w:p>
+      <w:pPr>
+        <w:spacing w:after="0"/>
+        <w:rPr>
+          <w:rFonts w:eastAsia="Times New Roman"/>
+          <w:bCs/>
+        </w:rPr>
+      </w:pPr>
+      <w:r>
+        <w:rPr>
+          <w:rFonts w:eastAsia="Times New Roman"/>
+          <w:bCs/>
+        </w:rPr>
+        <w:t xml:space="preserve">              &lt;</w:t>
+      </w:r>
+      <w:proofErr w:type="spellStart"/>
+      <w:r>
+        <w:rPr>
+          <w:rFonts w:eastAsia="Times New Roman"/>
+          <w:bCs/>
+        </w:rPr>
+        <w:t>div</w:t>
+      </w:r>
+      <w:proofErr w:type="spellEnd"/>
+      <w:r>
+        <w:rPr>
+          <w:rFonts w:eastAsia="Times New Roman"/>
+          <w:bCs/>
+        </w:rPr>
+        <w:t xml:space="preserve"> </w:t>
+      </w:r>
+      <w:proofErr w:type="spellStart"/>
+      <w:r>
+        <w:rPr>
+          <w:rFonts w:eastAsia="Times New Roman"/>
+          <w:bCs/>
+        </w:rPr>
+        <w:t>className</w:t>
+      </w:r>
+      <w:proofErr w:type="spellEnd"/>
+      <w:r>
+        <w:rPr>
+          <w:rFonts w:eastAsia="Times New Roman"/>
+          <w:bCs/>
+        </w:rPr>
+        <w:t>="</w:t>
+      </w:r>
+      <w:proofErr w:type="spellStart"/>
+      <w:r>
+        <w:rPr>
+          <w:rFonts w:eastAsia="Times New Roman"/>
+          <w:bCs/>
+        </w:rPr>
+        <w:t>container_photo</w:t>
+      </w:r>
+      <w:proofErr w:type="spellEnd"/>
+      <w:r>
+        <w:rPr>
+          <w:rFonts w:eastAsia="Times New Roman"/>
+          <w:bCs/>
+        </w:rPr>
+        <w:t>"&gt;</w:t>
+      </w:r>
+    </w:p>
+    <w:p>
+      <w:pPr>
+        <w:spacing w:after="0"/>
+        <w:rPr>
+          <w:rFonts w:eastAsia="Times New Roman"/>
+          <w:bCs/>
+        </w:rPr>
+      </w:pPr>
+      <w:r>
+        <w:rPr>
+          <w:rFonts w:eastAsia="Times New Roman"/>
+          <w:bCs/>
+        </w:rPr>
+        <w:t xml:space="preserve">                &lt;</w:t>
+      </w:r>
+      <w:proofErr w:type="spellStart"/>
+      <w:r>
+        <w:rPr>
+          <w:rFonts w:eastAsia="Times New Roman"/>
+          <w:bCs/>
+        </w:rPr>
+        <w:t>img</w:t>
+      </w:r>
+      <w:proofErr w:type="spellEnd"/>
+    </w:p>
+    <w:p>
+      <w:pPr>
+        <w:spacing w:after="0"/>
+        <w:rPr>
+          <w:rFonts w:eastAsia="Times New Roman"/>
+          <w:bCs/>
+        </w:rPr>
+      </w:pPr>
+      <w:r>
+        <w:rPr>
+          <w:rFonts w:eastAsia="Times New Roman"/>
+          <w:bCs/>
+        </w:rPr>
+        <w:t xml:space="preserve">                  </w:t>
+      </w:r>
+      <w:proofErr w:type="spellStart"/>
+      <w:r>
+        <w:rPr>
+          <w:rFonts w:eastAsia="Times New Roman"/>
+          <w:bCs/>
+        </w:rPr>
+        <w:t>src</w:t>
+      </w:r>
+      <w:proofErr w:type="spellEnd"/>
+      <w:proofErr w:type="gramStart"/>
+      <w:r>
+        <w:rPr>
+          <w:rFonts w:eastAsia="Times New Roman"/>
+          <w:bCs/>
+        </w:rPr>
+        <w:t>={</w:t>
+      </w:r>
+      <w:proofErr w:type="spellStart"/>
+      <w:proofErr w:type="gramEnd"/>
+      <w:r>
+        <w:rPr>
+          <w:rFonts w:eastAsia="Times New Roman"/>
+          <w:bCs/>
+        </w:rPr>
+        <w:t>profil.image</w:t>
+      </w:r>
+      <w:proofErr w:type="spellEnd"/>
+      <w:r>
+        <w:rPr>
+          <w:rFonts w:eastAsia="Times New Roman"/>
+          <w:bCs/>
+        </w:rPr>
+        <w:t>}</w:t>
+      </w:r>
+    </w:p>
+    <w:p>
+      <w:pPr>
+        <w:spacing w:after="0"/>
+        <w:rPr>
+          <w:rFonts w:eastAsia="Times New Roman"/>
+          <w:bCs/>
+        </w:rPr>
+      </w:pPr>
+      <w:r>
+        <w:rPr>
+          <w:rFonts w:eastAsia="Times New Roman"/>
+          <w:bCs/>
+        </w:rPr>
+        <w:t xml:space="preserve">                  </w:t>
+      </w:r>
+      <w:proofErr w:type="spellStart"/>
+      <w:r>
+        <w:rPr>
+          <w:rFonts w:eastAsia="Times New Roman"/>
+          <w:bCs/>
+        </w:rPr>
+        <w:t>alt</w:t>
+      </w:r>
+      <w:proofErr w:type="spellEnd"/>
+      <w:proofErr w:type="gramStart"/>
+      <w:r>
+        <w:rPr>
+          <w:rFonts w:eastAsia="Times New Roman"/>
+          <w:bCs/>
+        </w:rPr>
+        <w:t>={</w:t>
+      </w:r>
+      <w:proofErr w:type="gramEnd"/>
+      <w:r>
+        <w:rPr>
+          <w:rFonts w:eastAsia="Times New Roman"/>
+          <w:bCs/>
+        </w:rPr>
+        <w:t xml:space="preserve">`Portrait </w:t>
+      </w:r>
+      <w:proofErr w:type="spellStart"/>
+      <w:r>
+        <w:rPr>
+          <w:rFonts w:eastAsia="Times New Roman"/>
+          <w:bCs/>
+        </w:rPr>
+        <w:t>co-dirigeant</w:t>
+      </w:r>
+      <w:proofErr w:type="spellEnd"/>
+      <w:r>
+        <w:rPr>
+          <w:rFonts w:eastAsia="Times New Roman"/>
+          <w:bCs/>
+        </w:rPr>
+        <w:t xml:space="preserve"> de Canopées ${profil.nom}`}</w:t>
+      </w:r>
+    </w:p>
+    <w:p>
+      <w:pPr>
+        <w:spacing w:after="0"/>
+        <w:rPr>
+          <w:rFonts w:eastAsia="Times New Roman"/>
+          <w:bCs/>
+        </w:rPr>
+      </w:pPr>
+      <w:r>
+        <w:rPr>
+          <w:rFonts w:eastAsia="Times New Roman"/>
+          <w:bCs/>
+        </w:rPr>
+        <w:t xml:space="preserve">                /&gt;</w:t>
+      </w:r>
+    </w:p>
+    <w:p>
+      <w:pPr>
+        <w:spacing w:after="0"/>
+        <w:rPr>
+          <w:rFonts w:eastAsia="Times New Roman"/>
+          <w:bCs/>
+        </w:rPr>
+      </w:pPr>
+      <w:r>
+        <w:rPr>
+          <w:rFonts w:eastAsia="Times New Roman"/>
+          <w:bCs/>
+        </w:rPr>
+        <w:t xml:space="preserve">              &lt;/</w:t>
+      </w:r>
+      <w:proofErr w:type="spellStart"/>
+      <w:proofErr w:type="gramStart"/>
+      <w:r>
+        <w:rPr>
+          <w:rFonts w:eastAsia="Times New Roman"/>
+          <w:bCs/>
+        </w:rPr>
+        <w:t>div</w:t>
+      </w:r>
+      <w:proofErr w:type="spellEnd"/>
+      <w:proofErr w:type="gramEnd"/>
+      <w:r>
+        <w:rPr>
+          <w:rFonts w:eastAsia="Times New Roman"/>
+          <w:bCs/>
+        </w:rPr>
+        <w:t>&gt;</w:t>
+      </w:r>
+    </w:p>
+    <w:p>
+      <w:pPr>
+        <w:spacing w:after="0"/>
+        <w:rPr>
+          <w:rFonts w:eastAsia="Times New Roman"/>
+          <w:bCs/>
+        </w:rPr>
+      </w:pPr>
+      <w:r>
+        <w:rPr>
+          <w:rFonts w:eastAsia="Times New Roman"/>
+          <w:bCs/>
+        </w:rPr>
+        <w:lastRenderedPageBreak/>
+        <w:t xml:space="preserve">              &lt;</w:t>
+      </w:r>
+      <w:proofErr w:type="spellStart"/>
+      <w:r>
+        <w:rPr>
+          <w:rFonts w:eastAsia="Times New Roman"/>
+          <w:bCs/>
+        </w:rPr>
+        <w:t>div</w:t>
+      </w:r>
+      <w:proofErr w:type="spellEnd"/>
+      <w:r>
+        <w:rPr>
+          <w:rFonts w:eastAsia="Times New Roman"/>
+          <w:bCs/>
+        </w:rPr>
+        <w:t xml:space="preserve"> </w:t>
+      </w:r>
+      <w:proofErr w:type="spellStart"/>
+      <w:r>
+        <w:rPr>
+          <w:rFonts w:eastAsia="Times New Roman"/>
+          <w:bCs/>
+        </w:rPr>
+        <w:t>className</w:t>
+      </w:r>
+      <w:proofErr w:type="spellEnd"/>
+      <w:r>
+        <w:rPr>
+          <w:rFonts w:eastAsia="Times New Roman"/>
+          <w:bCs/>
+        </w:rPr>
+        <w:t>="</w:t>
+      </w:r>
+      <w:proofErr w:type="spellStart"/>
+      <w:r>
+        <w:rPr>
+          <w:rFonts w:eastAsia="Times New Roman"/>
+          <w:bCs/>
+        </w:rPr>
+        <w:t>container_texte</w:t>
+      </w:r>
+      <w:proofErr w:type="spellEnd"/>
+      <w:r>
+        <w:rPr>
+          <w:rFonts w:eastAsia="Times New Roman"/>
+          <w:bCs/>
+        </w:rPr>
+        <w:t xml:space="preserve"> </w:t>
+      </w:r>
+      <w:proofErr w:type="spellStart"/>
+      <w:r>
+        <w:rPr>
+          <w:rFonts w:eastAsia="Times New Roman"/>
+          <w:bCs/>
+        </w:rPr>
+        <w:t>my</w:t>
+      </w:r>
+      <w:proofErr w:type="spellEnd"/>
+      <w:r>
+        <w:rPr>
+          <w:rFonts w:eastAsia="Times New Roman"/>
+          <w:bCs/>
+        </w:rPr>
+        <w:t>-auto"&gt;</w:t>
+      </w:r>
+    </w:p>
+    <w:p>
+      <w:pPr>
+        <w:spacing w:after="0"/>
+        <w:rPr>
+          <w:rFonts w:eastAsia="Times New Roman"/>
+          <w:bCs/>
+        </w:rPr>
+      </w:pPr>
+      <w:r>
+        <w:rPr>
+          <w:rFonts w:eastAsia="Times New Roman"/>
+          <w:bCs/>
+        </w:rPr>
+        <w:t xml:space="preserve">                &lt;h2 </w:t>
+      </w:r>
+      <w:proofErr w:type="spellStart"/>
+      <w:r>
+        <w:rPr>
+          <w:rFonts w:eastAsia="Times New Roman"/>
+          <w:bCs/>
+        </w:rPr>
+        <w:t>className</w:t>
+      </w:r>
+      <w:proofErr w:type="spellEnd"/>
+      <w:r>
+        <w:rPr>
+          <w:rFonts w:eastAsia="Times New Roman"/>
+          <w:bCs/>
+        </w:rPr>
+        <w:t xml:space="preserve">="titre2_desktop </w:t>
+      </w:r>
+      <w:proofErr w:type="spellStart"/>
+      <w:r>
+        <w:rPr>
+          <w:rFonts w:eastAsia="Times New Roman"/>
+          <w:bCs/>
+        </w:rPr>
+        <w:t>mauve_text</w:t>
+      </w:r>
+      <w:proofErr w:type="spellEnd"/>
+      <w:r>
+        <w:rPr>
+          <w:rFonts w:eastAsia="Times New Roman"/>
+          <w:bCs/>
+        </w:rPr>
+        <w:t xml:space="preserve"> </w:t>
+      </w:r>
+      <w:proofErr w:type="spellStart"/>
+      <w:r>
+        <w:rPr>
+          <w:rFonts w:eastAsia="Times New Roman"/>
+          <w:bCs/>
+        </w:rPr>
+        <w:t>fs</w:t>
+      </w:r>
+      <w:proofErr w:type="spellEnd"/>
+      <w:r>
+        <w:rPr>
+          <w:rFonts w:eastAsia="Times New Roman"/>
+          <w:bCs/>
+        </w:rPr>
+        <w:t xml:space="preserve">-3 </w:t>
+      </w:r>
+      <w:proofErr w:type="spellStart"/>
+      <w:r>
+        <w:rPr>
+          <w:rFonts w:eastAsia="Times New Roman"/>
+          <w:bCs/>
+        </w:rPr>
+        <w:t>text</w:t>
+      </w:r>
+      <w:proofErr w:type="spellEnd"/>
+      <w:r>
+        <w:rPr>
+          <w:rFonts w:eastAsia="Times New Roman"/>
+          <w:bCs/>
+        </w:rPr>
+        <w:t>-center mb-4"&gt;</w:t>
+      </w:r>
+    </w:p>
+    <w:p>
+      <w:pPr>
+        <w:spacing w:after="0"/>
+        <w:rPr>
+          <w:rFonts w:eastAsia="Times New Roman"/>
+          <w:bCs/>
+        </w:rPr>
+      </w:pPr>
+      <w:r>
+        <w:rPr>
+          <w:rFonts w:eastAsia="Times New Roman"/>
+          <w:bCs/>
+        </w:rPr>
+        <w:t xml:space="preserve">                  {profil.nom}</w:t>
+      </w:r>
+    </w:p>
+    <w:p>
+      <w:pPr>
+        <w:spacing w:after="0"/>
+        <w:rPr>
+          <w:rFonts w:eastAsia="Times New Roman"/>
+          <w:bCs/>
+        </w:rPr>
+      </w:pPr>
+      <w:r>
+        <w:rPr>
+          <w:rFonts w:eastAsia="Times New Roman"/>
+          <w:bCs/>
+        </w:rPr>
+        <w:t xml:space="preserve">                &lt;/h2&gt;</w:t>
+      </w:r>
+    </w:p>
+    <w:p>
+      <w:pPr>
+        <w:spacing w:after="0"/>
+        <w:rPr>
+          <w:rFonts w:eastAsia="Times New Roman"/>
+          <w:bCs/>
+        </w:rPr>
+      </w:pPr>
+      <w:r>
+        <w:rPr>
+          <w:rFonts w:eastAsia="Times New Roman"/>
+          <w:bCs/>
+        </w:rPr>
+        <w:t xml:space="preserve">                &lt;p</w:t>
+      </w:r>
+      <w:proofErr w:type="gramStart"/>
+      <w:r>
+        <w:rPr>
+          <w:rFonts w:eastAsia="Times New Roman"/>
+          <w:bCs/>
+        </w:rPr>
+        <w:t>&gt;{</w:t>
+      </w:r>
+      <w:proofErr w:type="spellStart"/>
+      <w:proofErr w:type="gramEnd"/>
+      <w:r>
+        <w:rPr>
+          <w:rFonts w:eastAsia="Times New Roman"/>
+          <w:bCs/>
+        </w:rPr>
+        <w:t>profil.texte</w:t>
+      </w:r>
+      <w:proofErr w:type="spellEnd"/>
+      <w:r>
+        <w:rPr>
+          <w:rFonts w:eastAsia="Times New Roman"/>
+          <w:bCs/>
+        </w:rPr>
+        <w:t>}&lt;/p&gt;</w:t>
+      </w:r>
+    </w:p>
+    <w:p>
+      <w:pPr>
+        <w:spacing w:after="0"/>
+        <w:rPr>
+          <w:rFonts w:eastAsia="Times New Roman"/>
+          <w:bCs/>
+        </w:rPr>
+      </w:pPr>
+      <w:r>
+        <w:rPr>
+          <w:rFonts w:eastAsia="Times New Roman"/>
+          <w:bCs/>
+        </w:rPr>
+        <w:t xml:space="preserve">              &lt;/</w:t>
+      </w:r>
+      <w:proofErr w:type="spellStart"/>
+      <w:proofErr w:type="gramStart"/>
+      <w:r>
+        <w:rPr>
+          <w:rFonts w:eastAsia="Times New Roman"/>
+          <w:bCs/>
+        </w:rPr>
+        <w:t>div</w:t>
+      </w:r>
+      <w:proofErr w:type="spellEnd"/>
+      <w:proofErr w:type="gramEnd"/>
+      <w:r>
+        <w:rPr>
+          <w:rFonts w:eastAsia="Times New Roman"/>
+          <w:bCs/>
+        </w:rPr>
+        <w:t>&gt;</w:t>
+      </w:r>
+    </w:p>
+    <w:p>
+      <w:pPr>
+        <w:spacing w:after="0"/>
+        <w:rPr>
+          <w:rFonts w:eastAsia="Times New Roman"/>
+          <w:bCs/>
+        </w:rPr>
+      </w:pPr>
+      <w:r>
+        <w:rPr>
+          <w:rFonts w:eastAsia="Times New Roman"/>
+          <w:bCs/>
+        </w:rPr>
+        <w:t xml:space="preserve">            &lt;/&gt;</w:t>
+      </w:r>
+    </w:p>
+    <w:p>
+      <w:pPr>
+        <w:spacing w:after="0"/>
+        <w:rPr>
+          <w:rFonts w:eastAsia="Times New Roman"/>
+          <w:bCs/>
+        </w:rPr>
+      </w:pPr>
+      <w:r>
+        <w:rPr>
+          <w:rFonts w:eastAsia="Times New Roman"/>
+          <w:bCs/>
+        </w:rPr>
+        <w:t xml:space="preserve">          )}</w:t>
+      </w:r>
+    </w:p>
+    <w:p>
+      <w:pPr>
+        <w:spacing w:after="0"/>
+        <w:rPr>
+          <w:rFonts w:eastAsia="Times New Roman"/>
+          <w:bCs/>
+        </w:rPr>
+      </w:pPr>
+      <w:r>
+        <w:rPr>
+          <w:rFonts w:eastAsia="Times New Roman"/>
+          <w:bCs/>
+        </w:rPr>
+        <w:t xml:space="preserve">        &lt;/</w:t>
+      </w:r>
+      <w:proofErr w:type="spellStart"/>
+      <w:proofErr w:type="gramStart"/>
+      <w:r>
+        <w:rPr>
+          <w:rFonts w:eastAsia="Times New Roman"/>
+          <w:bCs/>
+        </w:rPr>
+        <w:t>div</w:t>
+      </w:r>
+      <w:proofErr w:type="spellEnd"/>
+      <w:proofErr w:type="gramEnd"/>
+      <w:r>
+        <w:rPr>
+          <w:rFonts w:eastAsia="Times New Roman"/>
+          <w:bCs/>
+        </w:rPr>
+        <w:t>&gt;</w:t>
+      </w:r>
+    </w:p>
+    <w:p>
+      <w:pPr>
+        <w:spacing w:after="0"/>
+        <w:rPr>
+          <w:rFonts w:eastAsia="Times New Roman"/>
+          <w:bCs/>
+        </w:rPr>
+      </w:pPr>
+      <w:r>
+        <w:rPr>
+          <w:rFonts w:eastAsia="Times New Roman"/>
+          <w:bCs/>
+        </w:rPr>
+        <w:t xml:space="preserve">      ))}</w:t>
+      </w:r>
+    </w:p>
+    <w:p>
+      <w:pPr>
+        <w:spacing w:after="0"/>
+        <w:rPr>
+          <w:rFonts w:eastAsia="Times New Roman"/>
+          <w:bCs/>
+        </w:rPr>
+      </w:pPr>
+      <w:r>
+        <w:rPr>
+          <w:rFonts w:eastAsia="Times New Roman"/>
+          <w:bCs/>
+        </w:rPr>
+        <w:t xml:space="preserve">    &lt;/</w:t>
+      </w:r>
+      <w:proofErr w:type="spellStart"/>
+      <w:proofErr w:type="gramStart"/>
+      <w:r>
+        <w:rPr>
+          <w:rFonts w:eastAsia="Times New Roman"/>
+          <w:bCs/>
+        </w:rPr>
+        <w:t>div</w:t>
+      </w:r>
+      <w:proofErr w:type="spellEnd"/>
+      <w:proofErr w:type="gramEnd"/>
+      <w:r>
+        <w:rPr>
+          <w:rFonts w:eastAsia="Times New Roman"/>
+          <w:bCs/>
+        </w:rPr>
+        <w:t>&gt;</w:t>
+      </w:r>
+    </w:p>
+    <w:p>
+      <w:pPr>
+        <w:spacing w:after="0"/>
+        <w:rPr>
+          <w:rFonts w:eastAsia="Times New Roman"/>
+          <w:bCs/>
+        </w:rPr>
+      </w:pPr>
+      <w:r>
+        <w:rPr>
+          <w:rFonts w:eastAsia="Times New Roman"/>
+          <w:bCs/>
+        </w:rPr>
+        <w:t xml:space="preserve">  );</w:t>
+      </w:r>
+    </w:p>
+    <w:p>
+      <w:pPr>
+        <w:spacing w:after="0"/>
+        <w:rPr>
+          <w:rFonts w:eastAsia="Times New Roman"/>
+          <w:bCs/>
+        </w:rPr>
+      </w:pPr>
+      <w:r>
+        <w:rPr>
+          <w:rFonts w:eastAsia="Times New Roman"/>
+          <w:bCs/>
+        </w:rPr>
+        <w:t>}</w:t>
+      </w:r>
     </w:p>
     <w:p>
       <w:pPr>

--- a/MCD brouillon.docx
+++ b/MCD brouillon.docx
@@ -11420,13 +11420,7 @@
                     <w:rPr>
                       <w:b/>
                     </w:rPr>
-                    <w:t>Nom_</w:t>
-                  </w:r>
-                  <w:r>
-                    <w:rPr>
-                      <w:b/>
-                    </w:rPr>
-                    <w:t>profil_2</w:t>
+                    <w:t>Nom_profil_2</w:t>
                   </w:r>
                 </w:p>
               </w:txbxContent>
@@ -11450,19 +11444,7 @@
                     <w:rPr>
                       <w:b/>
                     </w:rPr>
-                    <w:t>Qui</w:t>
-                  </w:r>
-                  <w:r>
-                    <w:rPr>
-                      <w:b/>
-                    </w:rPr>
-                    <w:t>_Nom</w:t>
-                  </w:r>
-                  <w:r>
-                    <w:rPr>
-                      <w:b/>
-                    </w:rPr>
-                    <w:t>_profil_1</w:t>
+                    <w:t>Qui_Nom_profil_1</w:t>
                   </w:r>
                 </w:p>
               </w:txbxContent>
@@ -18829,6 +18811,193 @@
         </w:rPr>
         <w:t>. Passionné de nature, il consacre son temps libre au vélo, au jardinage et à des initiatives écologiques locales. Son engagement et son dynamisme font de lui un leader inspirant au sein de Canopées.')</w:t>
       </w:r>
+      <w:r>
+        <w:rPr>
+          <w:rFonts w:eastAsia="Times New Roman"/>
+          <w:bCs/>
+        </w:rPr>
+        <w:t>,</w:t>
+      </w:r>
+      <w:r>
+        <w:rPr>
+          <w:rFonts w:eastAsia="Times New Roman"/>
+          <w:bCs/>
+        </w:rPr>
+        <w:t xml:space="preserve">('Equipe de Canopées autour d’une table pour conception espace vert','http://127.0.0.1:8000/uploads/Prestation/Conception.webp','Conception et réalisation d\'espace verts'),('Agent de Canopées en train de tondre une </w:t>
+      </w:r>
+      <w:r>
+        <w:rPr>
+          <w:rFonts w:eastAsia="Times New Roman"/>
+          <w:bCs/>
+        </w:rPr>
+        <w:lastRenderedPageBreak/>
+        <w:t>pelouse','http://127.0.0.1:8000/uploads/Prestation/Entretien.webp','Entretien des espaces verts'),('Agent de Canopées en train de tailler des haies','http://127.0.0.1:8000/uploads/Prestation/Taille_haie.webp','Taille des haies'),('Deux mains tiennent du compost végetal','http://127.0.0.1:8000/uploads/Prestation/Compost.webp','Valorisation des déchets verts (compostage)'),('Agent de Canopées dans une nacelle en train d’élaguer un arbre','http://127.0.0.1:8000/uploads/Prestation/Elagage.webp','Élagage et abattage'),('Jolie jardin avec un massif fleuri','http://127.0.0.1:8000/uploads/Fenetre_modale/conception1.webp',null),('Jardin a la française avec buis taillés','http://127.0.0.1:8000/uploads/Fenetre_modale/conception2.webp',null),('Allée bordée de cactus','http://127.0.0.1:8000/uploads/Fenetre_modale/conception3.webp',null),('Jardin avec pelouse et arbres dans la cour d’un batiment','http://127.0.0.1:8000/uploads/Fenetre_modale/conception4.webp',null),('Jardin avec pelouse et palmier autour d’une mosaïque et statue','http://127.0.0.1:8000/uploads/Fenetre_modale/conception5.webp',null),('Jardin avec des massifs de fleurs et d’arbustes autour d’un chemin d’accès à une maison','http://127.0.0.1:8000/uploads/Fenetre_modale/conception6.webp',null),('Agent de Canopées en train de couper un arbre avec tronçonneuse','http://127.0.0.1:8000/uploads/Fenetre_modale/elagage1.webp',null) ,('Place avec des arbres bien taillés','http://127.0.0.1:8000/uploads/Fenetre_modale/elagage2.webp',null) ,('Rue avec des arbres bien taillées','http://127.0.0.1:8000/uploads/Fenetre_modale/elagage3.webp',null) ,('Chemin avec des arbres bien taillées','http://127.0.0.1:8000/uploads/Fenetre_modale/elagage4.webp',null) ,('Buis bien taillé','http://127.0.0.1:8000/uploads/Fenetre_modale/elagage5.webp',null)</w:t>
+      </w:r>
+    </w:p>
+    <w:p>
+      <w:pPr>
+        <w:spacing w:after="0"/>
+        <w:rPr>
+          <w:rFonts w:eastAsia="Times New Roman"/>
+          <w:bCs/>
+        </w:rPr>
+      </w:pPr>
+      <w:r>
+        <w:rPr>
+          <w:rFonts w:eastAsia="Times New Roman"/>
+          <w:bCs/>
+        </w:rPr>
+        <w:t>,('Chemin accédant a une maison bordé d’arbres bien taillés','http://127.0.0.1:8000/uploads/Fenetre_modale/elagage6.webp',null),('Maison avec jardin bien entretenu','http://127.0.0.1:8000/uploads/Fenetre_modale/entretien1.webp',null),('Chemin avec jardin bien entretenu','http://127.0.0.1:8000/uploads/Fenetre_modale/entretien2.webp',null) ,('Jardin bien entretenu','http://127.0.0.1:8000/uploads/Fenetre_modale/entretien3.webp',null),('Jardin bien entretenu','http://127.0.0.1:8000/uploads/Fenetre_modale/entretien4.webp',null),('Jardin bien entretenu','http://127.0.0.1:8000/uploads/Fenetre_modale/entretien5.webp',null),('Jardin bien entretenu','http://127.0.0.1:8000/uploads/Fenetre_modale/entretien6.webp',null),('Chemin avec haies bien taillées','http://127.0.0.1:8000/uploads/Fenetre_modale/taille1.webp',null)</w:t>
+      </w:r>
+    </w:p>
+    <w:p>
+      <w:pPr>
+        <w:spacing w:after="0"/>
+        <w:rPr>
+          <w:rFonts w:eastAsia="Times New Roman"/>
+          <w:bCs/>
+        </w:rPr>
+      </w:pPr>
+      <w:proofErr w:type="gramStart"/>
+      <w:r>
+        <w:rPr>
+          <w:rFonts w:eastAsia="Times New Roman"/>
+          <w:bCs/>
+        </w:rPr>
+        <w:t>,(</w:t>
+      </w:r>
+      <w:proofErr w:type="gramEnd"/>
+      <w:r>
+        <w:rPr>
+          <w:rFonts w:eastAsia="Times New Roman"/>
+          <w:bCs/>
+        </w:rPr>
+        <w:t>'Chemin avec haies bien taillées','http://127.0.0.1:8000/uploads/Fenetre_modale/taille2.webp',null)</w:t>
+      </w:r>
+    </w:p>
+    <w:p>
+      <w:pPr>
+        <w:spacing w:after="0"/>
+        <w:rPr>
+          <w:rFonts w:eastAsia="Times New Roman"/>
+          <w:bCs/>
+        </w:rPr>
+      </w:pPr>
+      <w:proofErr w:type="gramStart"/>
+      <w:r>
+        <w:rPr>
+          <w:rFonts w:eastAsia="Times New Roman"/>
+          <w:bCs/>
+        </w:rPr>
+        <w:t>,(</w:t>
+      </w:r>
+      <w:proofErr w:type="gramEnd"/>
+      <w:r>
+        <w:rPr>
+          <w:rFonts w:eastAsia="Times New Roman"/>
+          <w:bCs/>
+        </w:rPr>
+        <w:t>'Chemin avec haies bien taillées','http://127.0.0.1:8000/uploads/Fenetre_modale/taille3.webp',null)</w:t>
+      </w:r>
+    </w:p>
+    <w:p>
+      <w:pPr>
+        <w:spacing w:after="0"/>
+        <w:rPr>
+          <w:rFonts w:eastAsia="Times New Roman"/>
+          <w:bCs/>
+        </w:rPr>
+      </w:pPr>
+      <w:proofErr w:type="gramStart"/>
+      <w:r>
+        <w:rPr>
+          <w:rFonts w:eastAsia="Times New Roman"/>
+          <w:bCs/>
+        </w:rPr>
+        <w:t>,(</w:t>
+      </w:r>
+      <w:proofErr w:type="gramEnd"/>
+      <w:r>
+        <w:rPr>
+          <w:rFonts w:eastAsia="Times New Roman"/>
+          <w:bCs/>
+        </w:rPr>
+        <w:t>'Chemin avec haies bien taillées','http://127.0.0.1:8000/uploads/Fenetre_modale/taille4.webp',null)</w:t>
+      </w:r>
+    </w:p>
+    <w:p>
+      <w:pPr>
+        <w:spacing w:after="0"/>
+        <w:rPr>
+          <w:rFonts w:eastAsia="Times New Roman"/>
+          <w:bCs/>
+        </w:rPr>
+      </w:pPr>
+      <w:proofErr w:type="gramStart"/>
+      <w:r>
+        <w:rPr>
+          <w:rFonts w:eastAsia="Times New Roman"/>
+          <w:bCs/>
+        </w:rPr>
+        <w:t>,(</w:t>
+      </w:r>
+      <w:proofErr w:type="gramEnd"/>
+      <w:r>
+        <w:rPr>
+          <w:rFonts w:eastAsia="Times New Roman"/>
+          <w:bCs/>
+        </w:rPr>
+        <w:t>'Chemin avec haies bien taillées','http://127.0.0.1:8000/uploads/Fenetre_modale/taille5.webp',null)</w:t>
+      </w:r>
+    </w:p>
+    <w:p>
+      <w:pPr>
+        <w:spacing w:after="0"/>
+        <w:rPr>
+          <w:rFonts w:eastAsia="Times New Roman"/>
+          <w:bCs/>
+        </w:rPr>
+      </w:pPr>
+      <w:r>
+        <w:rPr>
+          <w:rFonts w:eastAsia="Times New Roman"/>
+          <w:bCs/>
+        </w:rPr>
+        <w:t xml:space="preserve">,('Jardin a la française avec haies bien taillées','http://127.0.0.1:8000/uploads/Fenetre_modale/taille6.webp',null),('Jardin avec brf','http://127.0.0.1:8000/uploads/Fenetre_modale/valorisation1.webp',null),('Mains montrant du brf','http://127.0.0.1:8000/uploads/Fenetre_modale/valorisation2.webp',null),('Machine réalisant du  brf','http://127.0.0.1:8000/uploads/Fenetre_modale/valorisation3.webp',null),('Machine réalisant du  brf','http://127.0.0.1:8000/uploads/Fenetre_modale/valorisation4.webp',null),('Jardin avec </w:t>
+      </w:r>
+      <w:r>
+        <w:rPr>
+          <w:rFonts w:eastAsia="Times New Roman"/>
+          <w:bCs/>
+        </w:rPr>
+        <w:lastRenderedPageBreak/>
+        <w:t>brf','http://127.0.0.1:8000/uploads/Fenetre_modale/valorisation5.webp',null),('Bacs a compost','http://127.0.0.1:8000/uploads/Fenetre_m</w:t>
+      </w:r>
+      <w:r>
+        <w:rPr>
+          <w:rFonts w:eastAsia="Times New Roman"/>
+          <w:bCs/>
+        </w:rPr>
+        <w:t>odale/valorisation6.webp',null)</w:t>
+      </w:r>
+    </w:p>
+    <w:p>
+      <w:pPr>
+        <w:spacing w:after="0"/>
+        <w:rPr>
+          <w:rFonts w:eastAsia="Times New Roman"/>
+          <w:bCs/>
+        </w:rPr>
+      </w:pPr>
+    </w:p>
+    <w:p>
+      <w:pPr>
+        <w:spacing w:after="0"/>
+        <w:rPr>
+          <w:rFonts w:eastAsia="Times New Roman"/>
+          <w:bCs/>
+        </w:rPr>
+      </w:pPr>
     </w:p>
     <w:p>
       <w:pPr>
@@ -18862,7 +19031,6 @@
           <w:bCs/>
           <w:noProof/>
         </w:rPr>
-        <w:lastRenderedPageBreak/>
         <w:drawing>
           <wp:inline distT="0" distB="0" distL="0" distR="0">
             <wp:extent cx="5760720" cy="1978457"/>
@@ -19031,33 +19199,1550 @@
         </w:rPr>
         <w:t>, (28,16), (29,17), (9,18), (10,19),</w:t>
       </w:r>
-    </w:p>
-    <w:p>
-      <w:pPr>
-        <w:spacing w:after="0"/>
-        <w:rPr>
-          <w:rFonts w:eastAsia="Times New Roman"/>
-          <w:bCs/>
-        </w:rPr>
-      </w:pPr>
-    </w:p>
-    <w:p>
-      <w:pPr>
-        <w:spacing w:after="0"/>
-        <w:rPr>
-          <w:rFonts w:eastAsia="Times New Roman"/>
-          <w:bCs/>
-        </w:rPr>
-      </w:pPr>
-    </w:p>
-    <w:p>
-      <w:pPr>
-        <w:spacing w:after="0"/>
-        <w:rPr>
-          <w:rFonts w:eastAsia="Times New Roman"/>
-          <w:bCs/>
-        </w:rPr>
-      </w:pPr>
+      <w:r>
+        <w:rPr>
+          <w:rFonts w:eastAsia="Times New Roman"/>
+          <w:bCs/>
+        </w:rPr>
+        <w:t>(11,20),(12,21),(13,22),(14,23),(15,24),(16,25),(16,26),(16,27),(16,28),(16,29),(16,30),(17,31),</w:t>
+      </w:r>
+      <w:r>
+        <w:rPr>
+          <w:rFonts w:eastAsia="Times New Roman"/>
+          <w:bCs/>
+        </w:rPr>
+        <w:t xml:space="preserve"> </w:t>
+      </w:r>
+      <w:r>
+        <w:rPr>
+          <w:rFonts w:eastAsia="Times New Roman"/>
+          <w:bCs/>
+        </w:rPr>
+        <w:t>(17,32),(17,33),(17,34),(17,35),(17,36),(18,37),(18,38),(18,39),(18,40),(18,41),(18,42),(19,43),(19,4</w:t>
+      </w:r>
+      <w:r>
+        <w:rPr>
+          <w:rFonts w:eastAsia="Times New Roman"/>
+          <w:bCs/>
+        </w:rPr>
+        <w:t>4</w:t>
+      </w:r>
+      <w:r>
+        <w:rPr>
+          <w:rFonts w:eastAsia="Times New Roman"/>
+          <w:bCs/>
+        </w:rPr>
+        <w:t>),</w:t>
+      </w:r>
+      <w:r>
+        <w:rPr>
+          <w:rFonts w:eastAsia="Times New Roman"/>
+          <w:bCs/>
+        </w:rPr>
+        <w:t xml:space="preserve"> </w:t>
+      </w:r>
+      <w:r>
+        <w:rPr>
+          <w:rFonts w:eastAsia="Times New Roman"/>
+          <w:bCs/>
+        </w:rPr>
+        <w:t>(19,4</w:t>
+      </w:r>
+      <w:r>
+        <w:rPr>
+          <w:rFonts w:eastAsia="Times New Roman"/>
+          <w:bCs/>
+        </w:rPr>
+        <w:t>5</w:t>
+      </w:r>
+      <w:r>
+        <w:rPr>
+          <w:rFonts w:eastAsia="Times New Roman"/>
+          <w:bCs/>
+        </w:rPr>
+        <w:t>),(19,4</w:t>
+      </w:r>
+      <w:r>
+        <w:rPr>
+          <w:rFonts w:eastAsia="Times New Roman"/>
+          <w:bCs/>
+        </w:rPr>
+        <w:t>6</w:t>
+      </w:r>
+      <w:r>
+        <w:rPr>
+          <w:rFonts w:eastAsia="Times New Roman"/>
+          <w:bCs/>
+        </w:rPr>
+        <w:t>),(19,4</w:t>
+      </w:r>
+      <w:r>
+        <w:rPr>
+          <w:rFonts w:eastAsia="Times New Roman"/>
+          <w:bCs/>
+        </w:rPr>
+        <w:t>7</w:t>
+      </w:r>
+      <w:r>
+        <w:rPr>
+          <w:rFonts w:eastAsia="Times New Roman"/>
+          <w:bCs/>
+        </w:rPr>
+        <w:t>),(19,4</w:t>
+      </w:r>
+      <w:r>
+        <w:rPr>
+          <w:rFonts w:eastAsia="Times New Roman"/>
+          <w:bCs/>
+        </w:rPr>
+        <w:t>8</w:t>
+      </w:r>
+      <w:r>
+        <w:rPr>
+          <w:rFonts w:eastAsia="Times New Roman"/>
+          <w:bCs/>
+        </w:rPr>
+        <w:t>),</w:t>
+      </w:r>
+      <w:r>
+        <w:rPr>
+          <w:rFonts w:eastAsia="Times New Roman"/>
+          <w:bCs/>
+        </w:rPr>
+        <w:t>(20,49),(21,50),(22,51),(23,52),(24,53),(25,54)</w:t>
+      </w:r>
+    </w:p>
+    <w:p>
+      <w:pPr>
+        <w:spacing w:after="0"/>
+        <w:rPr>
+          <w:rFonts w:eastAsia="Times New Roman"/>
+          <w:bCs/>
+        </w:rPr>
+      </w:pPr>
+    </w:p>
+    <w:p>
+      <w:pPr>
+        <w:spacing w:after="0"/>
+        <w:rPr>
+          <w:rFonts w:eastAsia="Times New Roman"/>
+          <w:bCs/>
+        </w:rPr>
+      </w:pPr>
+      <w:r>
+        <w:rPr>
+          <w:rFonts w:eastAsia="Times New Roman"/>
+          <w:bCs/>
+        </w:rPr>
+        <w:t>Pour tarif</w:t>
+      </w:r>
+    </w:p>
+    <w:p>
+      <w:pPr>
+        <w:spacing w:after="0"/>
+        <w:rPr>
+          <w:rFonts w:eastAsia="Times New Roman"/>
+          <w:bCs/>
+        </w:rPr>
+      </w:pPr>
+      <w:r>
+        <w:rPr>
+          <w:rFonts w:eastAsia="Times New Roman"/>
+          <w:bCs/>
+        </w:rPr>
+        <w:t>INSERT INTO `tarif`(`</w:t>
+      </w:r>
+      <w:proofErr w:type="spellStart"/>
+      <w:r>
+        <w:rPr>
+          <w:rFonts w:eastAsia="Times New Roman"/>
+          <w:bCs/>
+        </w:rPr>
+        <w:t>designation_tarif</w:t>
+      </w:r>
+      <w:proofErr w:type="spellEnd"/>
+      <w:r>
+        <w:rPr>
+          <w:rFonts w:eastAsia="Times New Roman"/>
+          <w:bCs/>
+        </w:rPr>
+        <w:t>`, `</w:t>
+      </w:r>
+      <w:proofErr w:type="spellStart"/>
+      <w:r>
+        <w:rPr>
+          <w:rFonts w:eastAsia="Times New Roman"/>
+          <w:bCs/>
+        </w:rPr>
+        <w:t>prix_tarif</w:t>
+      </w:r>
+      <w:proofErr w:type="spellEnd"/>
+      <w:r>
+        <w:rPr>
+          <w:rFonts w:eastAsia="Times New Roman"/>
+          <w:bCs/>
+        </w:rPr>
+        <w:t xml:space="preserve">`) VALUES </w:t>
+      </w:r>
+    </w:p>
+    <w:p>
+      <w:pPr>
+        <w:spacing w:after="0"/>
+        <w:rPr>
+          <w:rFonts w:eastAsia="Times New Roman"/>
+          <w:bCs/>
+        </w:rPr>
+      </w:pPr>
+      <w:r>
+        <w:rPr>
+          <w:rFonts w:eastAsia="Times New Roman"/>
+          <w:bCs/>
+        </w:rPr>
+        <w:t>('Consultation initiale et devis', 'Gratuit'),</w:t>
+      </w:r>
+    </w:p>
+    <w:p>
+      <w:pPr>
+        <w:spacing w:after="0"/>
+        <w:rPr>
+          <w:rFonts w:eastAsia="Times New Roman"/>
+          <w:bCs/>
+        </w:rPr>
+      </w:pPr>
+      <w:r>
+        <w:rPr>
+          <w:rFonts w:eastAsia="Times New Roman"/>
+          <w:bCs/>
+        </w:rPr>
+        <w:t>('Étude de faisabilité', '200 - 500'),</w:t>
+      </w:r>
+    </w:p>
+    <w:p>
+      <w:pPr>
+        <w:spacing w:after="0"/>
+        <w:rPr>
+          <w:rFonts w:eastAsia="Times New Roman"/>
+          <w:bCs/>
+        </w:rPr>
+      </w:pPr>
+      <w:r>
+        <w:rPr>
+          <w:rFonts w:eastAsia="Times New Roman"/>
+          <w:bCs/>
+        </w:rPr>
+        <w:t>('Conception de plan paysager (2D)', '500 - 2 000'),</w:t>
+      </w:r>
+    </w:p>
+    <w:p>
+      <w:pPr>
+        <w:spacing w:after="0"/>
+        <w:rPr>
+          <w:rFonts w:eastAsia="Times New Roman"/>
+          <w:bCs/>
+        </w:rPr>
+      </w:pPr>
+      <w:r>
+        <w:rPr>
+          <w:rFonts w:eastAsia="Times New Roman"/>
+          <w:bCs/>
+        </w:rPr>
+        <w:t>('Conception en 3D', '800 - 3 500'),</w:t>
+      </w:r>
+    </w:p>
+    <w:p>
+      <w:pPr>
+        <w:spacing w:after="0"/>
+        <w:rPr>
+          <w:rFonts w:eastAsia="Times New Roman"/>
+          <w:bCs/>
+        </w:rPr>
+      </w:pPr>
+      <w:r>
+        <w:rPr>
+          <w:rFonts w:eastAsia="Times New Roman"/>
+          <w:bCs/>
+        </w:rPr>
+        <w:t>('Plan de plantation', '300 - 1 500'),</w:t>
+      </w:r>
+    </w:p>
+    <w:p>
+      <w:pPr>
+        <w:spacing w:after="0"/>
+        <w:rPr>
+          <w:rFonts w:eastAsia="Times New Roman"/>
+          <w:bCs/>
+        </w:rPr>
+      </w:pPr>
+      <w:r>
+        <w:rPr>
+          <w:rFonts w:eastAsia="Times New Roman"/>
+          <w:bCs/>
+        </w:rPr>
+        <w:t>('Plan d’arrosage automatique', '300 - 1 000'),</w:t>
+      </w:r>
+    </w:p>
+    <w:p>
+      <w:pPr>
+        <w:spacing w:after="0"/>
+        <w:rPr>
+          <w:rFonts w:eastAsia="Times New Roman"/>
+          <w:bCs/>
+        </w:rPr>
+      </w:pPr>
+      <w:r>
+        <w:rPr>
+          <w:rFonts w:eastAsia="Times New Roman"/>
+          <w:bCs/>
+        </w:rPr>
+        <w:t>('Débroussaillage / Nettoyage du terrain', '2 - 5'),</w:t>
+      </w:r>
+    </w:p>
+    <w:p>
+      <w:pPr>
+        <w:spacing w:after="0"/>
+        <w:rPr>
+          <w:rFonts w:eastAsia="Times New Roman"/>
+          <w:bCs/>
+        </w:rPr>
+      </w:pPr>
+      <w:r>
+        <w:rPr>
+          <w:rFonts w:eastAsia="Times New Roman"/>
+          <w:bCs/>
+        </w:rPr>
+        <w:t>('Terrassement et nivellement', '5 - 20'),</w:t>
+      </w:r>
+    </w:p>
+    <w:p>
+      <w:pPr>
+        <w:spacing w:after="0"/>
+        <w:rPr>
+          <w:rFonts w:eastAsia="Times New Roman"/>
+          <w:bCs/>
+        </w:rPr>
+      </w:pPr>
+      <w:r>
+        <w:rPr>
+          <w:rFonts w:eastAsia="Times New Roman"/>
+          <w:bCs/>
+        </w:rPr>
+        <w:t>('Apport de terre végétale', '10 - 30'),</w:t>
+      </w:r>
+    </w:p>
+    <w:p>
+      <w:pPr>
+        <w:spacing w:after="0"/>
+        <w:rPr>
+          <w:rFonts w:eastAsia="Times New Roman"/>
+          <w:bCs/>
+        </w:rPr>
+      </w:pPr>
+      <w:r>
+        <w:rPr>
+          <w:rFonts w:eastAsia="Times New Roman"/>
+          <w:bCs/>
+        </w:rPr>
+        <w:t>('Engazonnement (gazon en semis)', '3 - 8'),</w:t>
+      </w:r>
+    </w:p>
+    <w:p>
+      <w:pPr>
+        <w:spacing w:after="0"/>
+        <w:rPr>
+          <w:rFonts w:eastAsia="Times New Roman"/>
+          <w:bCs/>
+        </w:rPr>
+      </w:pPr>
+      <w:r>
+        <w:rPr>
+          <w:rFonts w:eastAsia="Times New Roman"/>
+          <w:bCs/>
+        </w:rPr>
+        <w:t>('Pose de gazon en rouleau', '10 - 20'),</w:t>
+      </w:r>
+    </w:p>
+    <w:p>
+      <w:pPr>
+        <w:spacing w:after="0"/>
+        <w:rPr>
+          <w:rFonts w:eastAsia="Times New Roman"/>
+          <w:bCs/>
+        </w:rPr>
+      </w:pPr>
+      <w:r>
+        <w:rPr>
+          <w:rFonts w:eastAsia="Times New Roman"/>
+          <w:bCs/>
+        </w:rPr>
+        <w:t>('Plantation d’arbustes (haie, massif)', '10 - 50'),</w:t>
+      </w:r>
+    </w:p>
+    <w:p>
+      <w:pPr>
+        <w:spacing w:after="0"/>
+        <w:rPr>
+          <w:rFonts w:eastAsia="Times New Roman"/>
+          <w:bCs/>
+        </w:rPr>
+      </w:pPr>
+      <w:r>
+        <w:rPr>
+          <w:rFonts w:eastAsia="Times New Roman"/>
+          <w:bCs/>
+        </w:rPr>
+        <w:t>('Plantation d’arbres', '50 - 500'),</w:t>
+      </w:r>
+    </w:p>
+    <w:p>
+      <w:pPr>
+        <w:spacing w:after="0"/>
+        <w:rPr>
+          <w:rFonts w:eastAsia="Times New Roman"/>
+          <w:bCs/>
+        </w:rPr>
+      </w:pPr>
+      <w:r>
+        <w:rPr>
+          <w:rFonts w:eastAsia="Times New Roman"/>
+          <w:bCs/>
+        </w:rPr>
+        <w:t>('Plantation de fleurs vivaces', '5 - 20'),</w:t>
+      </w:r>
+    </w:p>
+    <w:p>
+      <w:pPr>
+        <w:spacing w:after="0"/>
+        <w:rPr>
+          <w:rFonts w:eastAsia="Times New Roman"/>
+          <w:bCs/>
+        </w:rPr>
+      </w:pPr>
+      <w:r>
+        <w:rPr>
+          <w:rFonts w:eastAsia="Times New Roman"/>
+          <w:bCs/>
+        </w:rPr>
+        <w:t>('Création de massifs fleuris (au m²)', '30 - 100'),</w:t>
+      </w:r>
+    </w:p>
+    <w:p>
+      <w:pPr>
+        <w:spacing w:after="0"/>
+        <w:rPr>
+          <w:rFonts w:eastAsia="Times New Roman"/>
+          <w:bCs/>
+        </w:rPr>
+      </w:pPr>
+      <w:r>
+        <w:rPr>
+          <w:rFonts w:eastAsia="Times New Roman"/>
+          <w:bCs/>
+        </w:rPr>
+        <w:t>('Pose de paillage (écorce, copeaux, au m²)', '10 - 30'),</w:t>
+      </w:r>
+    </w:p>
+    <w:p>
+      <w:pPr>
+        <w:spacing w:after="0"/>
+        <w:rPr>
+          <w:rFonts w:eastAsia="Times New Roman"/>
+          <w:bCs/>
+        </w:rPr>
+      </w:pPr>
+      <w:r>
+        <w:rPr>
+          <w:rFonts w:eastAsia="Times New Roman"/>
+          <w:bCs/>
+        </w:rPr>
+        <w:t>('Création d’une allée (graviers, pavés, au m²)', '30 - 150'),</w:t>
+      </w:r>
+    </w:p>
+    <w:p>
+      <w:pPr>
+        <w:spacing w:after="0"/>
+        <w:rPr>
+          <w:rFonts w:eastAsia="Times New Roman"/>
+          <w:bCs/>
+        </w:rPr>
+      </w:pPr>
+      <w:r>
+        <w:rPr>
+          <w:rFonts w:eastAsia="Times New Roman"/>
+          <w:bCs/>
+        </w:rPr>
+        <w:t xml:space="preserve">('Installation </w:t>
+      </w:r>
+      <w:proofErr w:type="spellStart"/>
+      <w:r>
+        <w:rPr>
+          <w:rFonts w:eastAsia="Times New Roman"/>
+          <w:bCs/>
+        </w:rPr>
+        <w:t>d\'un</w:t>
+      </w:r>
+      <w:proofErr w:type="spellEnd"/>
+      <w:r>
+        <w:rPr>
+          <w:rFonts w:eastAsia="Times New Roman"/>
+          <w:bCs/>
+        </w:rPr>
+        <w:t xml:space="preserve"> arrosage automatique (au m²)', '8 - 25'),</w:t>
+      </w:r>
+    </w:p>
+    <w:p>
+      <w:pPr>
+        <w:spacing w:after="0"/>
+        <w:rPr>
+          <w:rFonts w:eastAsia="Times New Roman"/>
+          <w:bCs/>
+        </w:rPr>
+      </w:pPr>
+      <w:r>
+        <w:rPr>
+          <w:rFonts w:eastAsia="Times New Roman"/>
+          <w:bCs/>
+        </w:rPr>
+        <w:t>('Installation d’un éclairage extérieur (a l\'unité)', '50 - 500'),</w:t>
+      </w:r>
+    </w:p>
+    <w:p>
+      <w:pPr>
+        <w:spacing w:after="0"/>
+        <w:rPr>
+          <w:rFonts w:eastAsia="Times New Roman"/>
+          <w:bCs/>
+        </w:rPr>
+      </w:pPr>
+      <w:r>
+        <w:rPr>
+          <w:rFonts w:eastAsia="Times New Roman"/>
+          <w:bCs/>
+        </w:rPr>
+        <w:t>('Construction d’une terrasse bois/pierre (au m²)', '80 - 250'),</w:t>
+      </w:r>
+    </w:p>
+    <w:p>
+      <w:pPr>
+        <w:spacing w:after="0"/>
+        <w:rPr>
+          <w:rFonts w:eastAsia="Times New Roman"/>
+          <w:bCs/>
+        </w:rPr>
+      </w:pPr>
+      <w:r>
+        <w:rPr>
+          <w:rFonts w:eastAsia="Times New Roman"/>
+          <w:bCs/>
+        </w:rPr>
+        <w:t>('Création d’un bassin d’ornement', '1 500 - 10 000'),</w:t>
+      </w:r>
+    </w:p>
+    <w:p>
+      <w:pPr>
+        <w:spacing w:after="0"/>
+        <w:rPr>
+          <w:rFonts w:eastAsia="Times New Roman"/>
+          <w:bCs/>
+        </w:rPr>
+      </w:pPr>
+      <w:r>
+        <w:rPr>
+          <w:rFonts w:eastAsia="Times New Roman"/>
+          <w:bCs/>
+        </w:rPr>
+        <w:t>('Petit arbre (</w:t>
+      </w:r>
+      <w:proofErr w:type="spellStart"/>
+      <w:r>
+        <w:rPr>
+          <w:rFonts w:eastAsia="Times New Roman"/>
+          <w:bCs/>
+        </w:rPr>
+        <w:t>jusqu</w:t>
+      </w:r>
+      <w:proofErr w:type="spellEnd"/>
+      <w:r>
+        <w:rPr>
+          <w:rFonts w:eastAsia="Times New Roman"/>
+          <w:bCs/>
+        </w:rPr>
+        <w:t>\'à 5 m)', '100 - 300'),</w:t>
+      </w:r>
+    </w:p>
+    <w:p>
+      <w:pPr>
+        <w:spacing w:after="0"/>
+        <w:rPr>
+          <w:rFonts w:eastAsia="Times New Roman"/>
+          <w:bCs/>
+        </w:rPr>
+      </w:pPr>
+      <w:r>
+        <w:rPr>
+          <w:rFonts w:eastAsia="Times New Roman"/>
+          <w:bCs/>
+        </w:rPr>
+        <w:t>('Arbre moyen (5 à 10 m)', '300 - 800'),</w:t>
+      </w:r>
+    </w:p>
+    <w:p>
+      <w:pPr>
+        <w:spacing w:after="0"/>
+        <w:rPr>
+          <w:rFonts w:eastAsia="Times New Roman"/>
+          <w:bCs/>
+        </w:rPr>
+      </w:pPr>
+      <w:r>
+        <w:rPr>
+          <w:rFonts w:eastAsia="Times New Roman"/>
+          <w:bCs/>
+        </w:rPr>
+        <w:t>('Grand arbre (10 à 20 m)', '800 - 2 000'),</w:t>
+      </w:r>
+    </w:p>
+    <w:p>
+      <w:pPr>
+        <w:spacing w:after="0"/>
+        <w:rPr>
+          <w:rFonts w:eastAsia="Times New Roman"/>
+          <w:bCs/>
+        </w:rPr>
+      </w:pPr>
+      <w:r>
+        <w:rPr>
+          <w:rFonts w:eastAsia="Times New Roman"/>
+          <w:bCs/>
+        </w:rPr>
+        <w:t>('Très grand arbre (plus de 20 m)', '2 000 - 5 000'),</w:t>
+      </w:r>
+    </w:p>
+    <w:p>
+      <w:pPr>
+        <w:spacing w:after="0"/>
+        <w:rPr>
+          <w:rFonts w:eastAsia="Times New Roman"/>
+          <w:bCs/>
+        </w:rPr>
+      </w:pPr>
+      <w:r>
+        <w:rPr>
+          <w:rFonts w:eastAsia="Times New Roman"/>
+          <w:bCs/>
+        </w:rPr>
+        <w:lastRenderedPageBreak/>
+        <w:t>('Dessouchage (rognage de la souche)', '50 - 500'),</w:t>
+      </w:r>
+    </w:p>
+    <w:p>
+      <w:pPr>
+        <w:spacing w:after="0"/>
+        <w:rPr>
+          <w:rFonts w:eastAsia="Times New Roman"/>
+          <w:bCs/>
+        </w:rPr>
+      </w:pPr>
+      <w:r>
+        <w:rPr>
+          <w:rFonts w:eastAsia="Times New Roman"/>
+          <w:bCs/>
+        </w:rPr>
+        <w:t>('Évacuation des branches et du tronc', '50 - 300'),</w:t>
+      </w:r>
+    </w:p>
+    <w:p>
+      <w:pPr>
+        <w:spacing w:after="0"/>
+        <w:rPr>
+          <w:rFonts w:eastAsia="Times New Roman"/>
+          <w:bCs/>
+        </w:rPr>
+      </w:pPr>
+      <w:r>
+        <w:rPr>
+          <w:rFonts w:eastAsia="Times New Roman"/>
+          <w:bCs/>
+        </w:rPr>
+        <w:t>('Broyage des branches sur place', '30 - 100'),</w:t>
+      </w:r>
+    </w:p>
+    <w:p>
+      <w:pPr>
+        <w:spacing w:after="0"/>
+        <w:rPr>
+          <w:rFonts w:eastAsia="Times New Roman"/>
+          <w:bCs/>
+        </w:rPr>
+      </w:pPr>
+      <w:r>
+        <w:rPr>
+          <w:rFonts w:eastAsia="Times New Roman"/>
+          <w:bCs/>
+        </w:rPr>
+        <w:t>('Tonte de pelouse', '30 - 80'),</w:t>
+      </w:r>
+    </w:p>
+    <w:p>
+      <w:pPr>
+        <w:spacing w:after="0"/>
+        <w:rPr>
+          <w:rFonts w:eastAsia="Times New Roman"/>
+          <w:bCs/>
+        </w:rPr>
+      </w:pPr>
+      <w:r>
+        <w:rPr>
+          <w:rFonts w:eastAsia="Times New Roman"/>
+          <w:bCs/>
+        </w:rPr>
+        <w:t>('Taille de haies (au ml)', '5 - 15'),</w:t>
+      </w:r>
+    </w:p>
+    <w:p>
+      <w:pPr>
+        <w:spacing w:after="0"/>
+        <w:rPr>
+          <w:rFonts w:eastAsia="Times New Roman"/>
+          <w:bCs/>
+        </w:rPr>
+      </w:pPr>
+      <w:r>
+        <w:rPr>
+          <w:rFonts w:eastAsia="Times New Roman"/>
+          <w:bCs/>
+        </w:rPr>
+        <w:t>('Élagage d’arbres', '100 - 800'),</w:t>
+      </w:r>
+    </w:p>
+    <w:p>
+      <w:pPr>
+        <w:spacing w:after="0"/>
+        <w:rPr>
+          <w:rFonts w:eastAsia="Times New Roman"/>
+          <w:bCs/>
+        </w:rPr>
+      </w:pPr>
+      <w:r>
+        <w:rPr>
+          <w:rFonts w:eastAsia="Times New Roman"/>
+          <w:bCs/>
+        </w:rPr>
+        <w:t>('Désherbage et entretien des massifs', '50 - 200');</w:t>
+      </w:r>
+    </w:p>
+    <w:p>
+      <w:pPr>
+        <w:spacing w:after="0"/>
+        <w:rPr>
+          <w:rFonts w:eastAsia="Times New Roman"/>
+          <w:bCs/>
+        </w:rPr>
+      </w:pPr>
+      <w:r>
+        <w:rPr>
+          <w:rFonts w:eastAsia="Times New Roman"/>
+          <w:bCs/>
+          <w:noProof/>
+        </w:rPr>
+        <w:drawing>
+          <wp:inline distT="0" distB="0" distL="0" distR="0">
+            <wp:extent cx="5760720" cy="5420152"/>
+            <wp:effectExtent l="19050" t="0" r="0" b="0"/>
+            <wp:docPr id="12" name="Image 1"/>
+            <wp:cNvGraphicFramePr>
+              <a:graphicFrameLocks xmlns:a="http://schemas.openxmlformats.org/drawingml/2006/main" noChangeAspect="1"/>
+            </wp:cNvGraphicFramePr>
+            <a:graphic xmlns:a="http://schemas.openxmlformats.org/drawingml/2006/main">
+              <a:graphicData uri="http://schemas.openxmlformats.org/drawingml/2006/picture">
+                <pic:pic xmlns:pic="http://schemas.openxmlformats.org/drawingml/2006/picture">
+                  <pic:nvPicPr>
+                    <pic:cNvPr id="0" name="Picture 1"/>
+                    <pic:cNvPicPr>
+                      <a:picLocks noChangeAspect="1" noChangeArrowheads="1"/>
+                    </pic:cNvPicPr>
+                  </pic:nvPicPr>
+                  <pic:blipFill>
+                    <a:blip r:embed="rId24" cstate="print"/>
+                    <a:srcRect/>
+                    <a:stretch>
+                      <a:fillRect/>
+                    </a:stretch>
+                  </pic:blipFill>
+                  <pic:spPr bwMode="auto">
+                    <a:xfrm>
+                      <a:off x="0" y="0"/>
+                      <a:ext cx="5760720" cy="5420152"/>
+                    </a:xfrm>
+                    <a:prstGeom prst="rect">
+                      <a:avLst/>
+                    </a:prstGeom>
+                    <a:noFill/>
+                    <a:ln w="9525">
+                      <a:noFill/>
+                      <a:miter lim="800000"/>
+                      <a:headEnd/>
+                      <a:tailEnd/>
+                    </a:ln>
+                  </pic:spPr>
+                </pic:pic>
+              </a:graphicData>
+            </a:graphic>
+          </wp:inline>
+        </w:drawing>
+      </w:r>
+    </w:p>
+    <w:p>
+      <w:pPr>
+        <w:spacing w:after="0"/>
+        <w:rPr>
+          <w:rFonts w:eastAsia="Times New Roman"/>
+          <w:bCs/>
+          <w:lang w:val="en-US"/>
+        </w:rPr>
+      </w:pPr>
+      <w:proofErr w:type="spellStart"/>
+      <w:r>
+        <w:rPr>
+          <w:rFonts w:eastAsia="Times New Roman"/>
+          <w:bCs/>
+          <w:lang w:val="en-US"/>
+        </w:rPr>
+        <w:t>Associer</w:t>
+      </w:r>
+      <w:proofErr w:type="spellEnd"/>
+      <w:r>
+        <w:rPr>
+          <w:rFonts w:eastAsia="Times New Roman"/>
+          <w:bCs/>
+          <w:lang w:val="en-US"/>
+        </w:rPr>
+        <w:t xml:space="preserve"> </w:t>
+      </w:r>
+      <w:proofErr w:type="spellStart"/>
+      <w:r>
+        <w:rPr>
+          <w:rFonts w:eastAsia="Times New Roman"/>
+          <w:bCs/>
+          <w:lang w:val="en-US"/>
+        </w:rPr>
+        <w:t>Tarif</w:t>
+      </w:r>
+      <w:proofErr w:type="spellEnd"/>
+    </w:p>
+    <w:p>
+      <w:pPr>
+        <w:spacing w:after="0"/>
+        <w:rPr>
+          <w:rFonts w:eastAsia="Times New Roman"/>
+          <w:bCs/>
+          <w:lang w:val="en-US"/>
+        </w:rPr>
+      </w:pPr>
+      <w:r>
+        <w:rPr>
+          <w:rFonts w:eastAsia="Times New Roman"/>
+          <w:bCs/>
+          <w:lang w:val="en-US"/>
+        </w:rPr>
+        <w:t xml:space="preserve">INSERT INTO </w:t>
+      </w:r>
+      <w:proofErr w:type="spellStart"/>
+      <w:r>
+        <w:rPr>
+          <w:rFonts w:eastAsia="Times New Roman"/>
+          <w:bCs/>
+          <w:lang w:val="en-US"/>
+        </w:rPr>
+        <w:t>associer_tarif</w:t>
+      </w:r>
+      <w:proofErr w:type="spellEnd"/>
+      <w:r>
+        <w:rPr>
+          <w:rFonts w:eastAsia="Times New Roman"/>
+          <w:bCs/>
+          <w:lang w:val="en-US"/>
+        </w:rPr>
+        <w:t xml:space="preserve"> (</w:t>
+      </w:r>
+      <w:proofErr w:type="spellStart"/>
+      <w:r>
+        <w:rPr>
+          <w:rFonts w:eastAsia="Times New Roman"/>
+          <w:bCs/>
+          <w:lang w:val="en-US"/>
+        </w:rPr>
+        <w:t>id_container_id</w:t>
+      </w:r>
+      <w:proofErr w:type="spellEnd"/>
+      <w:r>
+        <w:rPr>
+          <w:rFonts w:eastAsia="Times New Roman"/>
+          <w:bCs/>
+          <w:lang w:val="en-US"/>
+        </w:rPr>
+        <w:t xml:space="preserve">, </w:t>
+      </w:r>
+      <w:proofErr w:type="spellStart"/>
+      <w:r>
+        <w:rPr>
+          <w:rFonts w:eastAsia="Times New Roman"/>
+          <w:bCs/>
+          <w:lang w:val="en-US"/>
+        </w:rPr>
+        <w:t>id_tarif_id</w:t>
+      </w:r>
+      <w:proofErr w:type="spellEnd"/>
+      <w:r>
+        <w:rPr>
+          <w:rFonts w:eastAsia="Times New Roman"/>
+          <w:bCs/>
+          <w:lang w:val="en-US"/>
+        </w:rPr>
+        <w:t>) VALUES</w:t>
+      </w:r>
+    </w:p>
+    <w:p>
+      <w:pPr>
+        <w:spacing w:after="0"/>
+        <w:rPr>
+          <w:rFonts w:eastAsia="Times New Roman"/>
+          <w:bCs/>
+          <w:lang w:val="en-US"/>
+        </w:rPr>
+      </w:pPr>
+      <w:r>
+        <w:rPr>
+          <w:rFonts w:eastAsia="Times New Roman"/>
+          <w:bCs/>
+          <w:lang w:val="en-US"/>
+        </w:rPr>
+        <w:t>(21, 1),</w:t>
+      </w:r>
+    </w:p>
+    <w:p>
+      <w:pPr>
+        <w:spacing w:after="0"/>
+        <w:rPr>
+          <w:rFonts w:eastAsia="Times New Roman"/>
+          <w:bCs/>
+          <w:lang w:val="en-US"/>
+        </w:rPr>
+      </w:pPr>
+      <w:r>
+        <w:rPr>
+          <w:rFonts w:eastAsia="Times New Roman"/>
+          <w:bCs/>
+          <w:lang w:val="en-US"/>
+        </w:rPr>
+        <w:t>(21, 2),</w:t>
+      </w:r>
+    </w:p>
+    <w:p>
+      <w:pPr>
+        <w:spacing w:after="0"/>
+        <w:rPr>
+          <w:rFonts w:eastAsia="Times New Roman"/>
+          <w:bCs/>
+          <w:lang w:val="en-US"/>
+        </w:rPr>
+      </w:pPr>
+      <w:r>
+        <w:rPr>
+          <w:rFonts w:eastAsia="Times New Roman"/>
+          <w:bCs/>
+          <w:lang w:val="en-US"/>
+        </w:rPr>
+        <w:t>(21, 3),</w:t>
+      </w:r>
+    </w:p>
+    <w:p>
+      <w:pPr>
+        <w:spacing w:after="0"/>
+        <w:rPr>
+          <w:rFonts w:eastAsia="Times New Roman"/>
+          <w:bCs/>
+          <w:lang w:val="en-US"/>
+        </w:rPr>
+      </w:pPr>
+      <w:r>
+        <w:rPr>
+          <w:rFonts w:eastAsia="Times New Roman"/>
+          <w:bCs/>
+          <w:lang w:val="en-US"/>
+        </w:rPr>
+        <w:t>(21, 4),</w:t>
+      </w:r>
+    </w:p>
+    <w:p>
+      <w:pPr>
+        <w:spacing w:after="0"/>
+        <w:rPr>
+          <w:rFonts w:eastAsia="Times New Roman"/>
+          <w:bCs/>
+          <w:lang w:val="en-US"/>
+        </w:rPr>
+      </w:pPr>
+      <w:r>
+        <w:rPr>
+          <w:rFonts w:eastAsia="Times New Roman"/>
+          <w:bCs/>
+          <w:lang w:val="en-US"/>
+        </w:rPr>
+        <w:t>(21, 5),</w:t>
+      </w:r>
+    </w:p>
+    <w:p>
+      <w:pPr>
+        <w:spacing w:after="0"/>
+        <w:rPr>
+          <w:rFonts w:eastAsia="Times New Roman"/>
+          <w:bCs/>
+          <w:lang w:val="en-US"/>
+        </w:rPr>
+      </w:pPr>
+      <w:r>
+        <w:rPr>
+          <w:rFonts w:eastAsia="Times New Roman"/>
+          <w:bCs/>
+          <w:lang w:val="en-US"/>
+        </w:rPr>
+        <w:t>(21, 6),</w:t>
+      </w:r>
+    </w:p>
+    <w:p>
+      <w:pPr>
+        <w:spacing w:after="0"/>
+        <w:rPr>
+          <w:rFonts w:eastAsia="Times New Roman"/>
+          <w:bCs/>
+          <w:lang w:val="en-US"/>
+        </w:rPr>
+      </w:pPr>
+    </w:p>
+    <w:p>
+      <w:pPr>
+        <w:spacing w:after="0"/>
+        <w:rPr>
+          <w:rFonts w:eastAsia="Times New Roman"/>
+          <w:bCs/>
+          <w:lang w:val="en-US"/>
+        </w:rPr>
+      </w:pPr>
+      <w:r>
+        <w:rPr>
+          <w:rFonts w:eastAsia="Times New Roman"/>
+          <w:bCs/>
+          <w:lang w:val="en-US"/>
+        </w:rPr>
+        <w:t>(22, 7),</w:t>
+      </w:r>
+    </w:p>
+    <w:p>
+      <w:pPr>
+        <w:spacing w:after="0"/>
+        <w:rPr>
+          <w:rFonts w:eastAsia="Times New Roman"/>
+          <w:bCs/>
+          <w:lang w:val="en-US"/>
+        </w:rPr>
+      </w:pPr>
+      <w:r>
+        <w:rPr>
+          <w:rFonts w:eastAsia="Times New Roman"/>
+          <w:bCs/>
+          <w:lang w:val="en-US"/>
+        </w:rPr>
+        <w:t>(22, 8),</w:t>
+      </w:r>
+    </w:p>
+    <w:p>
+      <w:pPr>
+        <w:spacing w:after="0"/>
+        <w:rPr>
+          <w:rFonts w:eastAsia="Times New Roman"/>
+          <w:bCs/>
+          <w:lang w:val="en-US"/>
+        </w:rPr>
+      </w:pPr>
+      <w:r>
+        <w:rPr>
+          <w:rFonts w:eastAsia="Times New Roman"/>
+          <w:bCs/>
+          <w:lang w:val="en-US"/>
+        </w:rPr>
+        <w:t>(22, 9),</w:t>
+      </w:r>
+    </w:p>
+    <w:p>
+      <w:pPr>
+        <w:spacing w:after="0"/>
+        <w:rPr>
+          <w:rFonts w:eastAsia="Times New Roman"/>
+          <w:bCs/>
+          <w:lang w:val="en-US"/>
+        </w:rPr>
+      </w:pPr>
+      <w:r>
+        <w:rPr>
+          <w:rFonts w:eastAsia="Times New Roman"/>
+          <w:bCs/>
+          <w:lang w:val="en-US"/>
+        </w:rPr>
+        <w:t>(22, 10),</w:t>
+      </w:r>
+    </w:p>
+    <w:p>
+      <w:pPr>
+        <w:spacing w:after="0"/>
+        <w:rPr>
+          <w:rFonts w:eastAsia="Times New Roman"/>
+          <w:bCs/>
+          <w:lang w:val="en-US"/>
+        </w:rPr>
+      </w:pPr>
+      <w:r>
+        <w:rPr>
+          <w:rFonts w:eastAsia="Times New Roman"/>
+          <w:bCs/>
+          <w:lang w:val="en-US"/>
+        </w:rPr>
+        <w:t>(22, 11),</w:t>
+      </w:r>
+    </w:p>
+    <w:p>
+      <w:pPr>
+        <w:spacing w:after="0"/>
+        <w:rPr>
+          <w:rFonts w:eastAsia="Times New Roman"/>
+          <w:bCs/>
+          <w:lang w:val="en-US"/>
+        </w:rPr>
+      </w:pPr>
+    </w:p>
+    <w:p>
+      <w:pPr>
+        <w:spacing w:after="0"/>
+        <w:rPr>
+          <w:rFonts w:eastAsia="Times New Roman"/>
+          <w:bCs/>
+          <w:lang w:val="en-US"/>
+        </w:rPr>
+      </w:pPr>
+      <w:r>
+        <w:rPr>
+          <w:rFonts w:eastAsia="Times New Roman"/>
+          <w:bCs/>
+          <w:lang w:val="en-US"/>
+        </w:rPr>
+        <w:lastRenderedPageBreak/>
+        <w:t>(23, 12),</w:t>
+      </w:r>
+    </w:p>
+    <w:p>
+      <w:pPr>
+        <w:spacing w:after="0"/>
+        <w:rPr>
+          <w:rFonts w:eastAsia="Times New Roman"/>
+          <w:bCs/>
+          <w:lang w:val="en-US"/>
+        </w:rPr>
+      </w:pPr>
+      <w:r>
+        <w:rPr>
+          <w:rFonts w:eastAsia="Times New Roman"/>
+          <w:bCs/>
+          <w:lang w:val="en-US"/>
+        </w:rPr>
+        <w:t>(23, 13),</w:t>
+      </w:r>
+    </w:p>
+    <w:p>
+      <w:pPr>
+        <w:spacing w:after="0"/>
+        <w:rPr>
+          <w:rFonts w:eastAsia="Times New Roman"/>
+          <w:bCs/>
+          <w:lang w:val="en-US"/>
+        </w:rPr>
+      </w:pPr>
+      <w:r>
+        <w:rPr>
+          <w:rFonts w:eastAsia="Times New Roman"/>
+          <w:bCs/>
+          <w:lang w:val="en-US"/>
+        </w:rPr>
+        <w:t>(23, 14),</w:t>
+      </w:r>
+    </w:p>
+    <w:p>
+      <w:pPr>
+        <w:spacing w:after="0"/>
+        <w:rPr>
+          <w:rFonts w:eastAsia="Times New Roman"/>
+          <w:bCs/>
+          <w:lang w:val="en-US"/>
+        </w:rPr>
+      </w:pPr>
+      <w:r>
+        <w:rPr>
+          <w:rFonts w:eastAsia="Times New Roman"/>
+          <w:bCs/>
+          <w:lang w:val="en-US"/>
+        </w:rPr>
+        <w:t>(23, 15),</w:t>
+      </w:r>
+    </w:p>
+    <w:p>
+      <w:pPr>
+        <w:spacing w:after="0"/>
+        <w:rPr>
+          <w:rFonts w:eastAsia="Times New Roman"/>
+          <w:bCs/>
+          <w:lang w:val="en-US"/>
+        </w:rPr>
+      </w:pPr>
+    </w:p>
+    <w:p>
+      <w:pPr>
+        <w:spacing w:after="0"/>
+        <w:rPr>
+          <w:rFonts w:eastAsia="Times New Roman"/>
+          <w:bCs/>
+          <w:lang w:val="en-US"/>
+        </w:rPr>
+      </w:pPr>
+      <w:r>
+        <w:rPr>
+          <w:rFonts w:eastAsia="Times New Roman"/>
+          <w:bCs/>
+          <w:lang w:val="en-US"/>
+        </w:rPr>
+        <w:t>(24, 16),</w:t>
+      </w:r>
+    </w:p>
+    <w:p>
+      <w:pPr>
+        <w:spacing w:after="0"/>
+        <w:rPr>
+          <w:rFonts w:eastAsia="Times New Roman"/>
+          <w:bCs/>
+          <w:lang w:val="en-US"/>
+        </w:rPr>
+      </w:pPr>
+      <w:r>
+        <w:rPr>
+          <w:rFonts w:eastAsia="Times New Roman"/>
+          <w:bCs/>
+          <w:lang w:val="en-US"/>
+        </w:rPr>
+        <w:t>(24, 17),</w:t>
+      </w:r>
+    </w:p>
+    <w:p>
+      <w:pPr>
+        <w:spacing w:after="0"/>
+        <w:rPr>
+          <w:rFonts w:eastAsia="Times New Roman"/>
+          <w:bCs/>
+          <w:lang w:val="en-US"/>
+        </w:rPr>
+      </w:pPr>
+      <w:r>
+        <w:rPr>
+          <w:rFonts w:eastAsia="Times New Roman"/>
+          <w:bCs/>
+          <w:lang w:val="en-US"/>
+        </w:rPr>
+        <w:t>(24, 18),</w:t>
+      </w:r>
+    </w:p>
+    <w:p>
+      <w:pPr>
+        <w:spacing w:after="0"/>
+        <w:rPr>
+          <w:rFonts w:eastAsia="Times New Roman"/>
+          <w:bCs/>
+          <w:lang w:val="en-US"/>
+        </w:rPr>
+      </w:pPr>
+      <w:r>
+        <w:rPr>
+          <w:rFonts w:eastAsia="Times New Roman"/>
+          <w:bCs/>
+          <w:lang w:val="en-US"/>
+        </w:rPr>
+        <w:t>(24, 19),</w:t>
+      </w:r>
+    </w:p>
+    <w:p>
+      <w:pPr>
+        <w:spacing w:after="0"/>
+        <w:rPr>
+          <w:rFonts w:eastAsia="Times New Roman"/>
+          <w:bCs/>
+          <w:lang w:val="en-US"/>
+        </w:rPr>
+      </w:pPr>
+      <w:r>
+        <w:rPr>
+          <w:rFonts w:eastAsia="Times New Roman"/>
+          <w:bCs/>
+          <w:lang w:val="en-US"/>
+        </w:rPr>
+        <w:t>(24, 20),</w:t>
+      </w:r>
+    </w:p>
+    <w:p>
+      <w:pPr>
+        <w:spacing w:after="0"/>
+        <w:rPr>
+          <w:rFonts w:eastAsia="Times New Roman"/>
+          <w:bCs/>
+          <w:lang w:val="en-US"/>
+        </w:rPr>
+      </w:pPr>
+      <w:r>
+        <w:rPr>
+          <w:rFonts w:eastAsia="Times New Roman"/>
+          <w:bCs/>
+          <w:lang w:val="en-US"/>
+        </w:rPr>
+        <w:t>(24, 21),</w:t>
+      </w:r>
+    </w:p>
+    <w:p>
+      <w:pPr>
+        <w:spacing w:after="0"/>
+        <w:rPr>
+          <w:rFonts w:eastAsia="Times New Roman"/>
+          <w:bCs/>
+          <w:lang w:val="en-US"/>
+        </w:rPr>
+      </w:pPr>
+    </w:p>
+    <w:p>
+      <w:pPr>
+        <w:spacing w:after="0"/>
+        <w:rPr>
+          <w:rFonts w:eastAsia="Times New Roman"/>
+          <w:bCs/>
+          <w:lang w:val="en-US"/>
+        </w:rPr>
+      </w:pPr>
+      <w:r>
+        <w:rPr>
+          <w:rFonts w:eastAsia="Times New Roman"/>
+          <w:bCs/>
+          <w:lang w:val="en-US"/>
+        </w:rPr>
+        <w:t>(25, 22),</w:t>
+      </w:r>
+    </w:p>
+    <w:p>
+      <w:pPr>
+        <w:spacing w:after="0"/>
+        <w:rPr>
+          <w:rFonts w:eastAsia="Times New Roman"/>
+          <w:bCs/>
+          <w:lang w:val="en-US"/>
+        </w:rPr>
+      </w:pPr>
+      <w:r>
+        <w:rPr>
+          <w:rFonts w:eastAsia="Times New Roman"/>
+          <w:bCs/>
+          <w:lang w:val="en-US"/>
+        </w:rPr>
+        <w:t>(25, 23),</w:t>
+      </w:r>
+    </w:p>
+    <w:p>
+      <w:pPr>
+        <w:spacing w:after="0"/>
+        <w:rPr>
+          <w:rFonts w:eastAsia="Times New Roman"/>
+          <w:bCs/>
+          <w:lang w:val="en-US"/>
+        </w:rPr>
+      </w:pPr>
+      <w:r>
+        <w:rPr>
+          <w:rFonts w:eastAsia="Times New Roman"/>
+          <w:bCs/>
+          <w:lang w:val="en-US"/>
+        </w:rPr>
+        <w:t>(25, 24),</w:t>
+      </w:r>
+    </w:p>
+    <w:p>
+      <w:pPr>
+        <w:spacing w:after="0"/>
+        <w:rPr>
+          <w:rFonts w:eastAsia="Times New Roman"/>
+          <w:bCs/>
+          <w:lang w:val="en-US"/>
+        </w:rPr>
+      </w:pPr>
+      <w:r>
+        <w:rPr>
+          <w:rFonts w:eastAsia="Times New Roman"/>
+          <w:bCs/>
+          <w:lang w:val="en-US"/>
+        </w:rPr>
+        <w:t>(25, 25),</w:t>
+      </w:r>
+    </w:p>
+    <w:p>
+      <w:pPr>
+        <w:spacing w:after="0"/>
+        <w:rPr>
+          <w:rFonts w:eastAsia="Times New Roman"/>
+          <w:bCs/>
+          <w:lang w:val="en-US"/>
+        </w:rPr>
+      </w:pPr>
+      <w:r>
+        <w:rPr>
+          <w:rFonts w:eastAsia="Times New Roman"/>
+          <w:bCs/>
+          <w:lang w:val="en-US"/>
+        </w:rPr>
+        <w:t>(25, 26),</w:t>
+      </w:r>
+    </w:p>
+    <w:p>
+      <w:pPr>
+        <w:spacing w:after="0"/>
+        <w:rPr>
+          <w:rFonts w:eastAsia="Times New Roman"/>
+          <w:bCs/>
+          <w:lang w:val="en-US"/>
+        </w:rPr>
+      </w:pPr>
+      <w:r>
+        <w:rPr>
+          <w:rFonts w:eastAsia="Times New Roman"/>
+          <w:bCs/>
+          <w:lang w:val="en-US"/>
+        </w:rPr>
+        <w:t>(25, 27),</w:t>
+      </w:r>
+    </w:p>
+    <w:p>
+      <w:pPr>
+        <w:spacing w:after="0"/>
+        <w:rPr>
+          <w:rFonts w:eastAsia="Times New Roman"/>
+          <w:bCs/>
+          <w:lang w:val="en-US"/>
+        </w:rPr>
+      </w:pPr>
+      <w:r>
+        <w:rPr>
+          <w:rFonts w:eastAsia="Times New Roman"/>
+          <w:bCs/>
+          <w:lang w:val="en-US"/>
+        </w:rPr>
+        <w:t>(25, 28),</w:t>
+      </w:r>
+    </w:p>
+    <w:p>
+      <w:pPr>
+        <w:spacing w:after="0"/>
+        <w:rPr>
+          <w:rFonts w:eastAsia="Times New Roman"/>
+          <w:bCs/>
+          <w:lang w:val="en-US"/>
+        </w:rPr>
+      </w:pPr>
+    </w:p>
+    <w:p>
+      <w:pPr>
+        <w:spacing w:after="0"/>
+        <w:rPr>
+          <w:rFonts w:eastAsia="Times New Roman"/>
+          <w:bCs/>
+          <w:lang w:val="en-US"/>
+        </w:rPr>
+      </w:pPr>
+      <w:r>
+        <w:rPr>
+          <w:rFonts w:eastAsia="Times New Roman"/>
+          <w:bCs/>
+          <w:lang w:val="en-US"/>
+        </w:rPr>
+        <w:t>(26, 29),</w:t>
+      </w:r>
+    </w:p>
+    <w:p>
+      <w:pPr>
+        <w:spacing w:after="0"/>
+        <w:rPr>
+          <w:rFonts w:eastAsia="Times New Roman"/>
+          <w:bCs/>
+          <w:lang w:val="en-US"/>
+        </w:rPr>
+      </w:pPr>
+      <w:r>
+        <w:rPr>
+          <w:rFonts w:eastAsia="Times New Roman"/>
+          <w:bCs/>
+          <w:lang w:val="en-US"/>
+        </w:rPr>
+        <w:t>(26, 30),</w:t>
+      </w:r>
+    </w:p>
+    <w:p>
+      <w:pPr>
+        <w:spacing w:after="0"/>
+        <w:rPr>
+          <w:rFonts w:eastAsia="Times New Roman"/>
+          <w:bCs/>
+          <w:lang w:val="en-US"/>
+        </w:rPr>
+      </w:pPr>
+      <w:r>
+        <w:rPr>
+          <w:rFonts w:eastAsia="Times New Roman"/>
+          <w:bCs/>
+          <w:lang w:val="en-US"/>
+        </w:rPr>
+        <w:t>(26, 31),</w:t>
+      </w:r>
+    </w:p>
+    <w:p>
+      <w:pPr>
+        <w:spacing w:after="0"/>
+        <w:rPr>
+          <w:rFonts w:eastAsia="Times New Roman"/>
+          <w:bCs/>
+          <w:lang w:val="en-US"/>
+        </w:rPr>
+      </w:pPr>
+      <w:r>
+        <w:rPr>
+          <w:rFonts w:eastAsia="Times New Roman"/>
+          <w:bCs/>
+          <w:lang w:val="en-US"/>
+        </w:rPr>
+        <w:t>(26, 32);</w:t>
+      </w:r>
+    </w:p>
+    <w:p>
+      <w:pPr>
+        <w:spacing w:after="0"/>
+        <w:rPr>
+          <w:rFonts w:eastAsia="Times New Roman"/>
+          <w:bCs/>
+        </w:rPr>
+      </w:pPr>
+      <w:r>
+        <w:rPr>
+          <w:rFonts w:eastAsia="Times New Roman"/>
+          <w:bCs/>
+        </w:rPr>
+        <w:t>Exercice\MSPR2\Back_End\public\uploads\Prestation\Conception.webp</w:t>
+      </w:r>
     </w:p>
     <w:p>
       <w:pPr>
@@ -19329,7 +21014,15 @@
           <w:bCs/>
           <w:lang w:val="en-US"/>
         </w:rPr>
-        <w:t>page_web</w:t>
+        <w:t>page_</w:t>
+      </w:r>
+      <w:r>
+        <w:rPr>
+          <w:rFonts w:eastAsia="Times New Roman"/>
+          <w:bCs/>
+          <w:lang w:val="en-US"/>
+        </w:rPr>
+        <w:t>web</w:t>
       </w:r>
       <w:proofErr w:type="spellEnd"/>
       <w:r>
@@ -19670,7 +21363,7 @@
                     </pic:cNvPicPr>
                   </pic:nvPicPr>
                   <pic:blipFill>
-                    <a:blip r:embed="rId24" cstate="print"/>
+                    <a:blip r:embed="rId25" cstate="print"/>
                     <a:srcRect/>
                     <a:stretch>
                       <a:fillRect/>
@@ -19714,6 +21407,7 @@
           <w:bCs/>
           <w:noProof/>
         </w:rPr>
+        <w:lastRenderedPageBreak/>
         <w:t>Dans entité</w:t>
       </w:r>
     </w:p>
@@ -19767,7 +21461,7 @@
                     </pic:cNvPicPr>
                   </pic:nvPicPr>
                   <pic:blipFill>
-                    <a:blip r:embed="rId25" cstate="print"/>
+                    <a:blip r:embed="rId26" cstate="print"/>
                     <a:srcRect/>
                     <a:stretch>
                       <a:fillRect/>
@@ -19835,7 +21529,6 @@
           <w:bCs/>
           <w:noProof/>
         </w:rPr>
-        <w:lastRenderedPageBreak/>
         <w:drawing>
           <wp:inline distT="0" distB="0" distL="0" distR="0">
             <wp:extent cx="5760720" cy="1683189"/>
@@ -19854,7 +21547,7 @@
                     </pic:cNvPicPr>
                   </pic:nvPicPr>
                   <pic:blipFill>
-                    <a:blip r:embed="rId26" cstate="print"/>
+                    <a:blip r:embed="rId27" cstate="print"/>
                     <a:srcRect/>
                     <a:stretch>
                       <a:fillRect/>
@@ -19965,7 +21658,7 @@
                     </pic:cNvPicPr>
                   </pic:nvPicPr>
                   <pic:blipFill>
-                    <a:blip r:embed="rId27" cstate="print"/>
+                    <a:blip r:embed="rId28" cstate="print"/>
                     <a:srcRect/>
                     <a:stretch>
                       <a:fillRect/>
@@ -20957,7 +22650,7 @@
                     <pic:cNvPicPr/>
                   </pic:nvPicPr>
                   <pic:blipFill>
-                    <a:blip r:embed="rId28" cstate="print"/>
+                    <a:blip r:embed="rId29" cstate="print"/>
                     <a:stretch>
                       <a:fillRect/>
                     </a:stretch>
@@ -22407,7 +24100,7 @@
           <w:szCs w:val="24"/>
         </w:rPr>
       </w:pPr>
-      <w:hyperlink r:id="rId29" w:history="1">
+      <w:hyperlink r:id="rId30" w:history="1">
         <w:r>
           <w:rPr>
             <w:rStyle w:val="Lienhypertexte"/>
@@ -24213,6 +25906,7 @@
         <w:rPr>
           <w:rFonts w:eastAsia="Times New Roman"/>
           <w:bCs/>
+          <w:lang w:val="en-US"/>
         </w:rPr>
       </w:pPr>
       <w:r>
@@ -24224,91 +25918,94 @@
         <w:t xml:space="preserve">          </w:t>
       </w:r>
       <w:proofErr w:type="spellStart"/>
-      <w:r>
-        <w:rPr>
-          <w:rFonts w:eastAsia="Times New Roman"/>
-          <w:bCs/>
+      <w:proofErr w:type="gramStart"/>
+      <w:r>
+        <w:rPr>
+          <w:rFonts w:eastAsia="Times New Roman"/>
+          <w:bCs/>
+          <w:lang w:val="en-US"/>
         </w:rPr>
         <w:t>className</w:t>
       </w:r>
       <w:proofErr w:type="spellEnd"/>
+      <w:proofErr w:type="gramEnd"/>
+      <w:r>
+        <w:rPr>
+          <w:rFonts w:eastAsia="Times New Roman"/>
+          <w:bCs/>
+          <w:lang w:val="en-US"/>
+        </w:rPr>
+        <w:t>={`</w:t>
+      </w:r>
+      <w:proofErr w:type="spellStart"/>
+      <w:r>
+        <w:rPr>
+          <w:rFonts w:eastAsia="Times New Roman"/>
+          <w:bCs/>
+          <w:lang w:val="en-US"/>
+        </w:rPr>
+        <w:t>container_dirigeant</w:t>
+      </w:r>
+      <w:proofErr w:type="spellEnd"/>
+      <w:r>
+        <w:rPr>
+          <w:rFonts w:eastAsia="Times New Roman"/>
+          <w:bCs/>
+          <w:lang w:val="en-US"/>
+        </w:rPr>
+        <w:t>${index + 1}`}</w:t>
+      </w:r>
+    </w:p>
+    <w:p>
+      <w:pPr>
+        <w:spacing w:after="0"/>
+        <w:rPr>
+          <w:rFonts w:eastAsia="Times New Roman"/>
+          <w:bCs/>
+          <w:lang w:val="en-US"/>
+        </w:rPr>
+      </w:pPr>
+      <w:r>
+        <w:rPr>
+          <w:rFonts w:eastAsia="Times New Roman"/>
+          <w:bCs/>
+          <w:lang w:val="en-US"/>
+        </w:rPr>
+        <w:t xml:space="preserve">        &gt;</w:t>
+      </w:r>
+    </w:p>
+    <w:p>
+      <w:pPr>
+        <w:spacing w:after="0"/>
+        <w:rPr>
+          <w:rFonts w:eastAsia="Times New Roman"/>
+          <w:bCs/>
+          <w:lang w:val="en-US"/>
+        </w:rPr>
+      </w:pPr>
+      <w:r>
+        <w:rPr>
+          <w:rFonts w:eastAsia="Times New Roman"/>
+          <w:bCs/>
+          <w:lang w:val="en-US"/>
+        </w:rPr>
+        <w:t xml:space="preserve">          {</w:t>
+      </w:r>
       <w:proofErr w:type="gramStart"/>
       <w:r>
         <w:rPr>
           <w:rFonts w:eastAsia="Times New Roman"/>
           <w:bCs/>
-        </w:rPr>
-        <w:t>={</w:t>
+          <w:lang w:val="en-US"/>
+        </w:rPr>
+        <w:t>index</w:t>
       </w:r>
       <w:proofErr w:type="gramEnd"/>
       <w:r>
         <w:rPr>
           <w:rFonts w:eastAsia="Times New Roman"/>
           <w:bCs/>
-        </w:rPr>
-        <w:t>`</w:t>
-      </w:r>
-      <w:proofErr w:type="spellStart"/>
-      <w:r>
-        <w:rPr>
-          <w:rFonts w:eastAsia="Times New Roman"/>
-          <w:bCs/>
-        </w:rPr>
-        <w:t>container_dirigeant</w:t>
-      </w:r>
-      <w:proofErr w:type="spellEnd"/>
-      <w:r>
-        <w:rPr>
-          <w:rFonts w:eastAsia="Times New Roman"/>
-          <w:bCs/>
-        </w:rPr>
-        <w:t>${index + 1}`}</w:t>
-      </w:r>
-    </w:p>
-    <w:p>
-      <w:pPr>
-        <w:spacing w:after="0"/>
-        <w:rPr>
-          <w:rFonts w:eastAsia="Times New Roman"/>
-          <w:bCs/>
-        </w:rPr>
-      </w:pPr>
-      <w:r>
-        <w:rPr>
-          <w:rFonts w:eastAsia="Times New Roman"/>
-          <w:bCs/>
-        </w:rPr>
-        <w:t xml:space="preserve">        &gt;</w:t>
-      </w:r>
-    </w:p>
-    <w:p>
-      <w:pPr>
-        <w:spacing w:after="0"/>
-        <w:rPr>
-          <w:rFonts w:eastAsia="Times New Roman"/>
-          <w:bCs/>
-        </w:rPr>
-      </w:pPr>
-      <w:r>
-        <w:rPr>
-          <w:rFonts w:eastAsia="Times New Roman"/>
-          <w:bCs/>
-        </w:rPr>
-        <w:t xml:space="preserve">          {</w:t>
-      </w:r>
-      <w:proofErr w:type="gramStart"/>
-      <w:r>
-        <w:rPr>
-          <w:rFonts w:eastAsia="Times New Roman"/>
-          <w:bCs/>
-        </w:rPr>
-        <w:t>index</w:t>
-      </w:r>
-      <w:proofErr w:type="gramEnd"/>
-      <w:r>
-        <w:rPr>
-          <w:rFonts w:eastAsia="Times New Roman"/>
-          <w:bCs/>
+          <w:lang w:val="en-US"/>
         </w:rPr>
         <w:t xml:space="preserve"> === 0 ? (</w:t>
       </w:r>
@@ -24319,12 +26016,14 @@
         <w:rPr>
           <w:rFonts w:eastAsia="Times New Roman"/>
           <w:bCs/>
-        </w:rPr>
-      </w:pPr>
-      <w:r>
-        <w:rPr>
-          <w:rFonts w:eastAsia="Times New Roman"/>
-          <w:bCs/>
+          <w:lang w:val="en-US"/>
+        </w:rPr>
+      </w:pPr>
+      <w:r>
+        <w:rPr>
+          <w:rFonts w:eastAsia="Times New Roman"/>
+          <w:bCs/>
+          <w:lang w:val="en-US"/>
         </w:rPr>
         <w:t xml:space="preserve">            &lt;&gt;</w:t>
       </w:r>
@@ -24335,36 +26034,23 @@
         <w:rPr>
           <w:rFonts w:eastAsia="Times New Roman"/>
           <w:bCs/>
-        </w:rPr>
-      </w:pPr>
-      <w:r>
-        <w:rPr>
-          <w:rFonts w:eastAsia="Times New Roman"/>
-          <w:bCs/>
-        </w:rPr>
-        <w:t xml:space="preserve">              &lt;</w:t>
-      </w:r>
-      <w:proofErr w:type="spellStart"/>
-      <w:r>
-        <w:rPr>
-          <w:rFonts w:eastAsia="Times New Roman"/>
-          <w:bCs/>
-        </w:rPr>
-        <w:t>div</w:t>
-      </w:r>
-      <w:proofErr w:type="spellEnd"/>
-      <w:r>
-        <w:rPr>
-          <w:rFonts w:eastAsia="Times New Roman"/>
-          <w:bCs/>
-        </w:rPr>
-        <w:t xml:space="preserve"> </w:t>
-      </w:r>
-      <w:proofErr w:type="spellStart"/>
-      <w:r>
-        <w:rPr>
-          <w:rFonts w:eastAsia="Times New Roman"/>
-          <w:bCs/>
+          <w:lang w:val="en-US"/>
+        </w:rPr>
+      </w:pPr>
+      <w:r>
+        <w:rPr>
+          <w:rFonts w:eastAsia="Times New Roman"/>
+          <w:bCs/>
+          <w:lang w:val="en-US"/>
+        </w:rPr>
+        <w:t xml:space="preserve">              &lt;div </w:t>
+      </w:r>
+      <w:proofErr w:type="spellStart"/>
+      <w:r>
+        <w:rPr>
+          <w:rFonts w:eastAsia="Times New Roman"/>
+          <w:bCs/>
+          <w:lang w:val="en-US"/>
         </w:rPr>
         <w:t>className</w:t>
       </w:r>
@@ -24373,6 +26059,7 @@
         <w:rPr>
           <w:rFonts w:eastAsia="Times New Roman"/>
           <w:bCs/>
+          <w:lang w:val="en-US"/>
         </w:rPr>
         <w:t>="</w:t>
       </w:r>
@@ -24381,6 +26068,7 @@
         <w:rPr>
           <w:rFonts w:eastAsia="Times New Roman"/>
           <w:bCs/>
+          <w:lang w:val="en-US"/>
         </w:rPr>
         <w:t>container_texte</w:t>
       </w:r>
@@ -24389,38 +26077,25 @@
         <w:rPr>
           <w:rFonts w:eastAsia="Times New Roman"/>
           <w:bCs/>
-        </w:rPr>
-        <w:t xml:space="preserve"> </w:t>
-      </w:r>
-      <w:proofErr w:type="spellStart"/>
-      <w:r>
-        <w:rPr>
-          <w:rFonts w:eastAsia="Times New Roman"/>
-          <w:bCs/>
-        </w:rPr>
-        <w:t>my</w:t>
-      </w:r>
-      <w:proofErr w:type="spellEnd"/>
-      <w:r>
-        <w:rPr>
-          <w:rFonts w:eastAsia="Times New Roman"/>
-          <w:bCs/>
-        </w:rPr>
-        <w:t>-auto"&gt;</w:t>
-      </w:r>
-    </w:p>
-    <w:p>
-      <w:pPr>
-        <w:spacing w:after="0"/>
-        <w:rPr>
-          <w:rFonts w:eastAsia="Times New Roman"/>
-          <w:bCs/>
-        </w:rPr>
-      </w:pPr>
-      <w:r>
-        <w:rPr>
-          <w:rFonts w:eastAsia="Times New Roman"/>
-          <w:bCs/>
+          <w:lang w:val="en-US"/>
+        </w:rPr>
+        <w:t xml:space="preserve"> my-auto"&gt;</w:t>
+      </w:r>
+    </w:p>
+    <w:p>
+      <w:pPr>
+        <w:spacing w:after="0"/>
+        <w:rPr>
+          <w:rFonts w:eastAsia="Times New Roman"/>
+          <w:bCs/>
+          <w:lang w:val="en-US"/>
+        </w:rPr>
+      </w:pPr>
+      <w:r>
+        <w:rPr>
+          <w:rFonts w:eastAsia="Times New Roman"/>
+          <w:bCs/>
+          <w:lang w:val="en-US"/>
         </w:rPr>
         <w:t xml:space="preserve">                &lt;h1 </w:t>
       </w:r>
@@ -24429,6 +26104,7 @@
         <w:rPr>
           <w:rFonts w:eastAsia="Times New Roman"/>
           <w:bCs/>
+          <w:lang w:val="en-US"/>
         </w:rPr>
         <w:t>className</w:t>
       </w:r>
@@ -24437,6 +26113,7 @@
         <w:rPr>
           <w:rFonts w:eastAsia="Times New Roman"/>
           <w:bCs/>
+          <w:lang w:val="en-US"/>
         </w:rPr>
         <w:t xml:space="preserve">="titre2_desktop </w:t>
       </w:r>
@@ -24445,6 +26122,7 @@
         <w:rPr>
           <w:rFonts w:eastAsia="Times New Roman"/>
           <w:bCs/>
+          <w:lang w:val="en-US"/>
         </w:rPr>
         <w:t>mauve_text</w:t>
       </w:r>
@@ -24453,54 +26131,25 @@
         <w:rPr>
           <w:rFonts w:eastAsia="Times New Roman"/>
           <w:bCs/>
-        </w:rPr>
-        <w:t xml:space="preserve"> </w:t>
-      </w:r>
-      <w:proofErr w:type="spellStart"/>
-      <w:r>
-        <w:rPr>
-          <w:rFonts w:eastAsia="Times New Roman"/>
-          <w:bCs/>
-        </w:rPr>
-        <w:t>fs</w:t>
-      </w:r>
-      <w:proofErr w:type="spellEnd"/>
-      <w:r>
-        <w:rPr>
-          <w:rFonts w:eastAsia="Times New Roman"/>
-          <w:bCs/>
-        </w:rPr>
-        <w:t xml:space="preserve">-3 </w:t>
-      </w:r>
-      <w:proofErr w:type="spellStart"/>
-      <w:r>
-        <w:rPr>
-          <w:rFonts w:eastAsia="Times New Roman"/>
-          <w:bCs/>
-        </w:rPr>
-        <w:t>text</w:t>
-      </w:r>
-      <w:proofErr w:type="spellEnd"/>
-      <w:r>
-        <w:rPr>
-          <w:rFonts w:eastAsia="Times New Roman"/>
-          <w:bCs/>
-        </w:rPr>
-        <w:t>-center mb-4"&gt;</w:t>
-      </w:r>
-    </w:p>
-    <w:p>
-      <w:pPr>
-        <w:spacing w:after="0"/>
-        <w:rPr>
-          <w:rFonts w:eastAsia="Times New Roman"/>
-          <w:bCs/>
-        </w:rPr>
-      </w:pPr>
-      <w:r>
-        <w:rPr>
-          <w:rFonts w:eastAsia="Times New Roman"/>
-          <w:bCs/>
+          <w:lang w:val="en-US"/>
+        </w:rPr>
+        <w:t xml:space="preserve"> fs-3 text-center mb-4"&gt;</w:t>
+      </w:r>
+    </w:p>
+    <w:p>
+      <w:pPr>
+        <w:spacing w:after="0"/>
+        <w:rPr>
+          <w:rFonts w:eastAsia="Times New Roman"/>
+          <w:bCs/>
+          <w:lang w:val="en-US"/>
+        </w:rPr>
+      </w:pPr>
+      <w:r>
+        <w:rPr>
+          <w:rFonts w:eastAsia="Times New Roman"/>
+          <w:bCs/>
+          <w:lang w:val="en-US"/>
         </w:rPr>
         <w:t xml:space="preserve">                  {profil.nom}</w:t>
       </w:r>
@@ -24511,12 +26160,14 @@
         <w:rPr>
           <w:rFonts w:eastAsia="Times New Roman"/>
           <w:bCs/>
-        </w:rPr>
-      </w:pPr>
-      <w:r>
-        <w:rPr>
-          <w:rFonts w:eastAsia="Times New Roman"/>
-          <w:bCs/>
+          <w:lang w:val="en-US"/>
+        </w:rPr>
+      </w:pPr>
+      <w:r>
+        <w:rPr>
+          <w:rFonts w:eastAsia="Times New Roman"/>
+          <w:bCs/>
+          <w:lang w:val="en-US"/>
         </w:rPr>
         <w:t xml:space="preserve">                &lt;/h1&gt;</w:t>
       </w:r>
@@ -24533,8 +26184,16 @@
         <w:rPr>
           <w:rFonts w:eastAsia="Times New Roman"/>
           <w:bCs/>
-        </w:rPr>
-        <w:t xml:space="preserve">                &lt;p</w:t>
+          <w:lang w:val="en-US"/>
+        </w:rPr>
+        <w:t xml:space="preserve">                </w:t>
+      </w:r>
+      <w:r>
+        <w:rPr>
+          <w:rFonts w:eastAsia="Times New Roman"/>
+          <w:bCs/>
+        </w:rPr>
+        <w:t>&lt;p</w:t>
       </w:r>
       <w:proofErr w:type="gramStart"/>
       <w:r>
@@ -25558,6 +27217,337 @@
         <w:rPr>
           <w:rFonts w:eastAsia="Times New Roman"/>
           <w:bCs/>
+        </w:rPr>
+      </w:pPr>
+    </w:p>
+    <w:p>
+      <w:pPr>
+        <w:spacing w:after="0"/>
+        <w:rPr>
+          <w:rFonts w:eastAsia="Times New Roman"/>
+          <w:bCs/>
+        </w:rPr>
+      </w:pPr>
+      <w:r>
+        <w:rPr>
+          <w:rFonts w:eastAsia="Times New Roman"/>
+          <w:bCs/>
+        </w:rPr>
+        <w:t>Front end</w:t>
+      </w:r>
+    </w:p>
+    <w:p>
+      <w:pPr>
+        <w:spacing w:after="0"/>
+        <w:rPr>
+          <w:rFonts w:eastAsia="Times New Roman"/>
+          <w:bCs/>
+        </w:rPr>
+      </w:pPr>
+      <w:r>
+        <w:rPr>
+          <w:rFonts w:eastAsia="Times New Roman"/>
+          <w:bCs/>
+        </w:rPr>
+        <w:t xml:space="preserve">Utiliser une modal </w:t>
+      </w:r>
+      <w:proofErr w:type="spellStart"/>
+      <w:r>
+        <w:rPr>
+          <w:rFonts w:eastAsia="Times New Roman"/>
+          <w:bCs/>
+        </w:rPr>
+        <w:t>déja</w:t>
+      </w:r>
+      <w:proofErr w:type="spellEnd"/>
+      <w:r>
+        <w:rPr>
+          <w:rFonts w:eastAsia="Times New Roman"/>
+          <w:bCs/>
+        </w:rPr>
+        <w:t xml:space="preserve"> crée </w:t>
+      </w:r>
+      <w:hyperlink r:id="rId31" w:history="1">
+        <w:r>
+          <w:rPr>
+            <w:rStyle w:val="Lienhypertexte"/>
+            <w:rFonts w:eastAsia="Times New Roman"/>
+            <w:bCs/>
+          </w:rPr>
+          <w:t>https://mdbootstrap.com/docs/react/components/modal/</w:t>
+        </w:r>
+      </w:hyperlink>
+      <w:r>
+        <w:rPr>
+          <w:rFonts w:eastAsia="Times New Roman"/>
+          <w:bCs/>
+        </w:rPr>
+        <w:t xml:space="preserve"> (il existe aussi </w:t>
+      </w:r>
+      <w:proofErr w:type="spellStart"/>
+      <w:r>
+        <w:rPr>
+          <w:rFonts w:eastAsia="Times New Roman"/>
+          <w:bCs/>
+        </w:rPr>
+        <w:t>popur</w:t>
+      </w:r>
+      <w:proofErr w:type="spellEnd"/>
+      <w:r>
+        <w:rPr>
+          <w:rFonts w:eastAsia="Times New Roman"/>
+          <w:bCs/>
+        </w:rPr>
+        <w:t xml:space="preserve"> </w:t>
+      </w:r>
+      <w:proofErr w:type="spellStart"/>
+      <w:r>
+        <w:rPr>
+          <w:rFonts w:eastAsia="Times New Roman"/>
+          <w:bCs/>
+        </w:rPr>
+        <w:t>bootstrap</w:t>
+      </w:r>
+      <w:proofErr w:type="spellEnd"/>
+      <w:r>
+        <w:rPr>
+          <w:rFonts w:eastAsia="Times New Roman"/>
+          <w:bCs/>
+        </w:rPr>
+        <w:t xml:space="preserve">, </w:t>
+      </w:r>
+      <w:r>
+        <w:rPr>
+          <w:rFonts w:eastAsia="Times New Roman"/>
+          <w:bCs/>
+        </w:rPr>
+        <w:t>https://react-bootstrap.github.io/docs/components/modal/</w:t>
+      </w:r>
+      <w:r>
+        <w:rPr>
+          <w:rFonts w:eastAsia="Times New Roman"/>
+          <w:bCs/>
+        </w:rPr>
+        <w:t>)</w:t>
+      </w:r>
+    </w:p>
+    <w:p>
+      <w:pPr>
+        <w:spacing w:after="0"/>
+        <w:rPr>
+          <w:rFonts w:eastAsia="Times New Roman"/>
+          <w:bCs/>
+          <w:lang w:val="en-US"/>
+        </w:rPr>
+      </w:pPr>
+      <w:proofErr w:type="spellStart"/>
+      <w:proofErr w:type="gramStart"/>
+      <w:r>
+        <w:rPr>
+          <w:rFonts w:eastAsia="Times New Roman"/>
+          <w:bCs/>
+          <w:lang w:val="en-US"/>
+        </w:rPr>
+        <w:t>npm</w:t>
+      </w:r>
+      <w:proofErr w:type="spellEnd"/>
+      <w:proofErr w:type="gramEnd"/>
+      <w:r>
+        <w:rPr>
+          <w:rFonts w:eastAsia="Times New Roman"/>
+          <w:bCs/>
+          <w:lang w:val="en-US"/>
+        </w:rPr>
+        <w:t xml:space="preserve"> install </w:t>
+      </w:r>
+      <w:proofErr w:type="spellStart"/>
+      <w:r>
+        <w:rPr>
+          <w:rFonts w:eastAsia="Times New Roman"/>
+          <w:bCs/>
+          <w:lang w:val="en-US"/>
+        </w:rPr>
+        <w:t>mdb</w:t>
+      </w:r>
+      <w:proofErr w:type="spellEnd"/>
+      <w:r>
+        <w:rPr>
+          <w:rFonts w:eastAsia="Times New Roman"/>
+          <w:bCs/>
+          <w:lang w:val="en-US"/>
+        </w:rPr>
+        <w:t>-react-</w:t>
+      </w:r>
+      <w:proofErr w:type="spellStart"/>
+      <w:r>
+        <w:rPr>
+          <w:rFonts w:eastAsia="Times New Roman"/>
+          <w:bCs/>
+          <w:lang w:val="en-US"/>
+        </w:rPr>
+        <w:t>ui</w:t>
+      </w:r>
+      <w:proofErr w:type="spellEnd"/>
+      <w:r>
+        <w:rPr>
+          <w:rFonts w:eastAsia="Times New Roman"/>
+          <w:bCs/>
+          <w:lang w:val="en-US"/>
+        </w:rPr>
+        <w:t>-kit --legacy-peer-</w:t>
+      </w:r>
+      <w:proofErr w:type="spellStart"/>
+      <w:r>
+        <w:rPr>
+          <w:rFonts w:eastAsia="Times New Roman"/>
+          <w:bCs/>
+          <w:lang w:val="en-US"/>
+        </w:rPr>
+        <w:t>deps</w:t>
+      </w:r>
+      <w:proofErr w:type="spellEnd"/>
+    </w:p>
+    <w:p>
+      <w:pPr>
+        <w:spacing w:after="0"/>
+        <w:rPr>
+          <w:rFonts w:eastAsia="Times New Roman"/>
+          <w:bCs/>
+          <w:lang w:val="en-US"/>
+        </w:rPr>
+      </w:pPr>
+      <w:proofErr w:type="gramStart"/>
+      <w:r>
+        <w:rPr>
+          <w:rFonts w:eastAsia="Times New Roman"/>
+          <w:bCs/>
+          <w:lang w:val="en-US"/>
+        </w:rPr>
+        <w:t>et</w:t>
+      </w:r>
+      <w:proofErr w:type="gramEnd"/>
+      <w:r>
+        <w:rPr>
+          <w:rFonts w:eastAsia="Times New Roman"/>
+          <w:bCs/>
+          <w:lang w:val="en-US"/>
+        </w:rPr>
+        <w:t xml:space="preserve"> </w:t>
+      </w:r>
+      <w:r>
+        <w:rPr>
+          <w:rFonts w:eastAsia="Times New Roman"/>
+          <w:bCs/>
+          <w:lang w:val="en-US"/>
+        </w:rPr>
+        <w:t>import '</w:t>
+      </w:r>
+      <w:proofErr w:type="spellStart"/>
+      <w:r>
+        <w:rPr>
+          <w:rFonts w:eastAsia="Times New Roman"/>
+          <w:bCs/>
+          <w:lang w:val="en-US"/>
+        </w:rPr>
+        <w:t>mdb</w:t>
+      </w:r>
+      <w:proofErr w:type="spellEnd"/>
+      <w:r>
+        <w:rPr>
+          <w:rFonts w:eastAsia="Times New Roman"/>
+          <w:bCs/>
+          <w:lang w:val="en-US"/>
+        </w:rPr>
+        <w:t>-react-</w:t>
+      </w:r>
+      <w:proofErr w:type="spellStart"/>
+      <w:r>
+        <w:rPr>
+          <w:rFonts w:eastAsia="Times New Roman"/>
+          <w:bCs/>
+          <w:lang w:val="en-US"/>
+        </w:rPr>
+        <w:t>ui</w:t>
+      </w:r>
+      <w:proofErr w:type="spellEnd"/>
+      <w:r>
+        <w:rPr>
+          <w:rFonts w:eastAsia="Times New Roman"/>
+          <w:bCs/>
+          <w:lang w:val="en-US"/>
+        </w:rPr>
+        <w:t>-kit/dist/</w:t>
+      </w:r>
+      <w:proofErr w:type="spellStart"/>
+      <w:r>
+        <w:rPr>
+          <w:rFonts w:eastAsia="Times New Roman"/>
+          <w:bCs/>
+          <w:lang w:val="en-US"/>
+        </w:rPr>
+        <w:t>css</w:t>
+      </w:r>
+      <w:proofErr w:type="spellEnd"/>
+      <w:r>
+        <w:rPr>
+          <w:rFonts w:eastAsia="Times New Roman"/>
+          <w:bCs/>
+          <w:lang w:val="en-US"/>
+        </w:rPr>
+        <w:t>/</w:t>
+      </w:r>
+      <w:proofErr w:type="spellStart"/>
+      <w:r>
+        <w:rPr>
+          <w:rFonts w:eastAsia="Times New Roman"/>
+          <w:bCs/>
+          <w:lang w:val="en-US"/>
+        </w:rPr>
+        <w:t>mdb.min.css</w:t>
+      </w:r>
+      <w:proofErr w:type="spellEnd"/>
+      <w:r>
+        <w:rPr>
+          <w:rFonts w:eastAsia="Times New Roman"/>
+          <w:bCs/>
+          <w:lang w:val="en-US"/>
+        </w:rPr>
+        <w:t>';</w:t>
+      </w:r>
+      <w:r>
+        <w:rPr>
+          <w:rFonts w:eastAsia="Times New Roman"/>
+          <w:bCs/>
+          <w:lang w:val="en-US"/>
+        </w:rPr>
+        <w:t xml:space="preserve"> </w:t>
+      </w:r>
+      <w:proofErr w:type="spellStart"/>
+      <w:r>
+        <w:rPr>
+          <w:rFonts w:eastAsia="Times New Roman"/>
+          <w:bCs/>
+          <w:lang w:val="en-US"/>
+        </w:rPr>
+        <w:t>dans</w:t>
+      </w:r>
+      <w:proofErr w:type="spellEnd"/>
+      <w:r>
+        <w:rPr>
+          <w:rFonts w:eastAsia="Times New Roman"/>
+          <w:bCs/>
+          <w:lang w:val="en-US"/>
+        </w:rPr>
+        <w:t xml:space="preserve"> app.jsx</w:t>
+      </w:r>
+    </w:p>
+    <w:p>
+      <w:pPr>
+        <w:spacing w:after="0"/>
+        <w:rPr>
+          <w:rFonts w:eastAsia="Times New Roman"/>
+          <w:bCs/>
+          <w:lang w:val="en-US"/>
         </w:rPr>
       </w:pPr>
     </w:p>
@@ -25622,7 +27612,7 @@
           <w:lang w:val="en-US"/>
         </w:rPr>
       </w:pPr>
-      <w:hyperlink r:id="rId30" w:history="1">
+      <w:hyperlink r:id="rId32" w:history="1">
         <w:r>
           <w:rPr>
             <w:rStyle w:val="Lienhypertexte"/>
@@ -25653,6 +27643,14 @@
           <w:lang w:val="en-US"/>
         </w:rPr>
       </w:pPr>
+      <w:r>
+        <w:rPr>
+          <w:rFonts w:eastAsia="Times New Roman"/>
+          <w:bCs/>
+          <w:lang w:val="en-US"/>
+        </w:rPr>
+        <w:t>http://127.0.0.1:8000/api/tarif</w:t>
+      </w:r>
     </w:p>
     <w:p>
       <w:pPr>
@@ -25686,7 +27684,7 @@
                     </pic:cNvPicPr>
                   </pic:nvPicPr>
                   <pic:blipFill>
-                    <a:blip r:embed="rId31" cstate="print"/>
+                    <a:blip r:embed="rId33" cstate="print"/>
                     <a:srcRect/>
                     <a:stretch>
                       <a:fillRect/>
@@ -26185,7 +28183,6 @@
           <w:bCs/>
           <w:noProof/>
         </w:rPr>
-        <w:lastRenderedPageBreak/>
         <w:drawing>
           <wp:inline distT="0" distB="0" distL="0" distR="0">
             <wp:extent cx="5760720" cy="5070281"/>
@@ -26204,7 +28201,7 @@
                     </pic:cNvPicPr>
                   </pic:nvPicPr>
                   <pic:blipFill>
-                    <a:blip r:embed="rId32" cstate="print"/>
+                    <a:blip r:embed="rId34" cstate="print"/>
                     <a:srcRect/>
                     <a:stretch>
                       <a:fillRect/>
@@ -29227,7 +31224,6 @@
   <w:style w:type="character" w:default="1" w:styleId="Policepardfaut">
     <w:name w:val="Default Paragraph Font"/>
     <w:uiPriority w:val="1"/>
-    <w:semiHidden/>
     <w:unhideWhenUsed/>
   </w:style>
   <w:style w:type="table" w:default="1" w:styleId="TableauNormal">

--- a/MCD brouillon.docx
+++ b/MCD brouillon.docx
@@ -2670,6 +2670,7 @@
         <w:rPr>
           <w:rFonts w:eastAsia="Times New Roman"/>
           <w:bCs/>
+          <w:lang w:val="en-US"/>
         </w:rPr>
       </w:pPr>
       <w:proofErr w:type="spellStart"/>
@@ -2678,6 +2679,7 @@
         <w:rPr>
           <w:rFonts w:eastAsia="Times New Roman"/>
           <w:bCs/>
+          <w:lang w:val="en-US"/>
         </w:rPr>
         <w:t>AssocierTarif</w:t>
       </w:r>
@@ -2686,6 +2688,7 @@
         <w:rPr>
           <w:rFonts w:eastAsia="Times New Roman"/>
           <w:bCs/>
+          <w:lang w:val="en-US"/>
         </w:rPr>
         <w:t>(</w:t>
       </w:r>
@@ -2695,6 +2698,7 @@
         <w:rPr>
           <w:rFonts w:eastAsia="Times New Roman"/>
           <w:bCs/>
+          <w:lang w:val="en-US"/>
         </w:rPr>
         <w:t>id_container</w:t>
       </w:r>
@@ -2703,6 +2707,7 @@
         <w:rPr>
           <w:rFonts w:eastAsia="Times New Roman"/>
           <w:bCs/>
+          <w:lang w:val="en-US"/>
         </w:rPr>
         <w:t xml:space="preserve"> PK FK, </w:t>
       </w:r>
@@ -2711,6 +2716,7 @@
         <w:rPr>
           <w:rFonts w:eastAsia="Times New Roman"/>
           <w:bCs/>
+          <w:lang w:val="en-US"/>
         </w:rPr>
         <w:t>id_tarif</w:t>
       </w:r>
@@ -2719,6 +2725,7 @@
         <w:rPr>
           <w:rFonts w:eastAsia="Times New Roman"/>
           <w:bCs/>
+          <w:lang w:val="en-US"/>
         </w:rPr>
         <w:t xml:space="preserve"> PK FK);</w:t>
       </w:r>
@@ -3619,7 +3626,6 @@
           <w:rFonts w:eastAsia="Times New Roman"/>
           <w:bCs/>
           <w:highlight w:val="yellow"/>
-          <w:lang w:val="en-US"/>
         </w:rPr>
       </w:pPr>
       <w:r>
@@ -3637,7 +3643,6 @@
           <w:rFonts w:eastAsia="Times New Roman"/>
           <w:bCs/>
           <w:highlight w:val="yellow"/>
-          <w:lang w:val="en-US"/>
         </w:rPr>
         <w:t>Designation_Container</w:t>
       </w:r>
@@ -3647,46 +3652,23 @@
           <w:rFonts w:eastAsia="Times New Roman"/>
           <w:bCs/>
           <w:highlight w:val="yellow"/>
-          <w:lang w:val="en-US"/>
-        </w:rPr>
-        <w:t xml:space="preserve"> </w:t>
-      </w:r>
-      <w:proofErr w:type="gramStart"/>
-      <w:r>
-        <w:rPr>
-          <w:rFonts w:eastAsia="Times New Roman"/>
-          <w:bCs/>
-          <w:highlight w:val="yellow"/>
-          <w:lang w:val="en-US"/>
-        </w:rPr>
-        <w:t>VARCHAR(</w:t>
-      </w:r>
-      <w:proofErr w:type="gramEnd"/>
-      <w:r>
-        <w:rPr>
-          <w:rFonts w:eastAsia="Times New Roman"/>
-          <w:bCs/>
-          <w:highlight w:val="yellow"/>
-          <w:lang w:val="en-US"/>
-        </w:rPr>
-        <w:t>255)</w:t>
-      </w:r>
-    </w:p>
-    <w:p>
-      <w:pPr>
-        <w:spacing w:after="0"/>
-        <w:rPr>
-          <w:rFonts w:eastAsia="Times New Roman"/>
-          <w:bCs/>
-          <w:lang w:val="en-US"/>
-        </w:rPr>
-      </w:pPr>
-      <w:r>
-        <w:rPr>
-          <w:rFonts w:eastAsia="Times New Roman"/>
-          <w:bCs/>
-          <w:highlight w:val="yellow"/>
-          <w:lang w:val="en-US"/>
+        </w:rPr>
+        <w:t xml:space="preserve"> VARCHAR(255)</w:t>
+      </w:r>
+    </w:p>
+    <w:p>
+      <w:pPr>
+        <w:spacing w:after="0"/>
+        <w:rPr>
+          <w:rFonts w:eastAsia="Times New Roman"/>
+          <w:bCs/>
+        </w:rPr>
+      </w:pPr>
+      <w:r>
+        <w:rPr>
+          <w:rFonts w:eastAsia="Times New Roman"/>
+          <w:bCs/>
+          <w:highlight w:val="yellow"/>
         </w:rPr>
         <w:t>);</w:t>
       </w:r>
@@ -3697,66 +3679,41 @@
         <w:rPr>
           <w:rFonts w:eastAsia="Times New Roman"/>
           <w:bCs/>
-          <w:lang w:val="en-US"/>
-        </w:rPr>
-      </w:pPr>
-    </w:p>
-    <w:p>
-      <w:pPr>
-        <w:spacing w:after="0"/>
-        <w:rPr>
-          <w:rFonts w:eastAsia="Times New Roman"/>
-          <w:bCs/>
-          <w:highlight w:val="yellow"/>
-          <w:lang w:val="en-US"/>
-        </w:rPr>
-      </w:pPr>
-      <w:r>
-        <w:rPr>
-          <w:rFonts w:eastAsia="Times New Roman"/>
-          <w:bCs/>
-          <w:highlight w:val="yellow"/>
-          <w:lang w:val="en-US"/>
-        </w:rPr>
-        <w:t xml:space="preserve">CREATE TABLE </w:t>
-      </w:r>
-      <w:proofErr w:type="spellStart"/>
-      <w:r>
-        <w:rPr>
-          <w:rFonts w:eastAsia="Times New Roman"/>
-          <w:bCs/>
-          <w:highlight w:val="yellow"/>
-          <w:lang w:val="en-US"/>
-        </w:rPr>
-        <w:t>Contenu</w:t>
-      </w:r>
-      <w:proofErr w:type="spellEnd"/>
-      <w:r>
-        <w:rPr>
-          <w:rFonts w:eastAsia="Times New Roman"/>
-          <w:bCs/>
-          <w:highlight w:val="yellow"/>
-          <w:lang w:val="en-US"/>
-        </w:rPr>
-        <w:t xml:space="preserve"> (</w:t>
-      </w:r>
-    </w:p>
-    <w:p>
-      <w:pPr>
-        <w:spacing w:after="0"/>
-        <w:rPr>
-          <w:rFonts w:eastAsia="Times New Roman"/>
-          <w:bCs/>
-          <w:highlight w:val="yellow"/>
-          <w:lang w:val="en-US"/>
-        </w:rPr>
-      </w:pPr>
-      <w:r>
-        <w:rPr>
-          <w:rFonts w:eastAsia="Times New Roman"/>
-          <w:bCs/>
-          <w:highlight w:val="yellow"/>
-          <w:lang w:val="en-US"/>
+        </w:rPr>
+      </w:pPr>
+    </w:p>
+    <w:p>
+      <w:pPr>
+        <w:spacing w:after="0"/>
+        <w:rPr>
+          <w:rFonts w:eastAsia="Times New Roman"/>
+          <w:bCs/>
+          <w:highlight w:val="yellow"/>
+        </w:rPr>
+      </w:pPr>
+      <w:r>
+        <w:rPr>
+          <w:rFonts w:eastAsia="Times New Roman"/>
+          <w:bCs/>
+          <w:highlight w:val="yellow"/>
+        </w:rPr>
+        <w:t>CREATE TABLE Contenu (</w:t>
+      </w:r>
+    </w:p>
+    <w:p>
+      <w:pPr>
+        <w:spacing w:after="0"/>
+        <w:rPr>
+          <w:rFonts w:eastAsia="Times New Roman"/>
+          <w:bCs/>
+          <w:highlight w:val="yellow"/>
+        </w:rPr>
+      </w:pPr>
+      <w:r>
+        <w:rPr>
+          <w:rFonts w:eastAsia="Times New Roman"/>
+          <w:bCs/>
+          <w:highlight w:val="yellow"/>
         </w:rPr>
         <w:t xml:space="preserve">    </w:t>
       </w:r>
@@ -3766,7 +3723,6 @@
           <w:rFonts w:eastAsia="Times New Roman"/>
           <w:bCs/>
           <w:highlight w:val="yellow"/>
-          <w:lang w:val="en-US"/>
         </w:rPr>
         <w:t>Id_Contenu</w:t>
       </w:r>
@@ -3776,7 +3732,6 @@
           <w:rFonts w:eastAsia="Times New Roman"/>
           <w:bCs/>
           <w:highlight w:val="yellow"/>
-          <w:lang w:val="en-US"/>
         </w:rPr>
         <w:t xml:space="preserve"> INT PRIMARY KEY AUTO_INCREMENT,</w:t>
       </w:r>
@@ -3788,15 +3743,13 @@
           <w:rFonts w:eastAsia="Times New Roman"/>
           <w:bCs/>
           <w:highlight w:val="yellow"/>
-          <w:lang w:val="en-US"/>
-        </w:rPr>
-      </w:pPr>
-      <w:r>
-        <w:rPr>
-          <w:rFonts w:eastAsia="Times New Roman"/>
-          <w:bCs/>
-          <w:highlight w:val="yellow"/>
-          <w:lang w:val="en-US"/>
+        </w:rPr>
+      </w:pPr>
+      <w:r>
+        <w:rPr>
+          <w:rFonts w:eastAsia="Times New Roman"/>
+          <w:bCs/>
+          <w:highlight w:val="yellow"/>
         </w:rPr>
         <w:t xml:space="preserve">    </w:t>
       </w:r>
@@ -3806,7 +3759,6 @@
           <w:rFonts w:eastAsia="Times New Roman"/>
           <w:bCs/>
           <w:highlight w:val="yellow"/>
-          <w:lang w:val="en-US"/>
         </w:rPr>
         <w:t>Description_Contenu</w:t>
       </w:r>
@@ -3816,7 +3768,6 @@
           <w:rFonts w:eastAsia="Times New Roman"/>
           <w:bCs/>
           <w:highlight w:val="yellow"/>
-          <w:lang w:val="en-US"/>
         </w:rPr>
         <w:t xml:space="preserve"> TEXT,</w:t>
       </w:r>
@@ -3828,15 +3779,13 @@
           <w:rFonts w:eastAsia="Times New Roman"/>
           <w:bCs/>
           <w:highlight w:val="yellow"/>
-          <w:lang w:val="en-US"/>
-        </w:rPr>
-      </w:pPr>
-      <w:r>
-        <w:rPr>
-          <w:rFonts w:eastAsia="Times New Roman"/>
-          <w:bCs/>
-          <w:highlight w:val="yellow"/>
-          <w:lang w:val="en-US"/>
+        </w:rPr>
+      </w:pPr>
+      <w:r>
+        <w:rPr>
+          <w:rFonts w:eastAsia="Times New Roman"/>
+          <w:bCs/>
+          <w:highlight w:val="yellow"/>
         </w:rPr>
         <w:t xml:space="preserve">    </w:t>
       </w:r>
@@ -3846,7 +3795,6 @@
           <w:rFonts w:eastAsia="Times New Roman"/>
           <w:bCs/>
           <w:highlight w:val="yellow"/>
-          <w:lang w:val="en-US"/>
         </w:rPr>
         <w:t>Adresse_image_Contenu</w:t>
       </w:r>
@@ -3856,46 +3804,24 @@
           <w:rFonts w:eastAsia="Times New Roman"/>
           <w:bCs/>
           <w:highlight w:val="yellow"/>
-          <w:lang w:val="en-US"/>
-        </w:rPr>
-        <w:t xml:space="preserve"> </w:t>
-      </w:r>
-      <w:proofErr w:type="gramStart"/>
-      <w:r>
-        <w:rPr>
-          <w:rFonts w:eastAsia="Times New Roman"/>
-          <w:bCs/>
-          <w:highlight w:val="yellow"/>
-          <w:lang w:val="en-US"/>
-        </w:rPr>
-        <w:t>VARCHAR(</w:t>
-      </w:r>
-      <w:proofErr w:type="gramEnd"/>
-      <w:r>
-        <w:rPr>
-          <w:rFonts w:eastAsia="Times New Roman"/>
-          <w:bCs/>
-          <w:highlight w:val="yellow"/>
-          <w:lang w:val="en-US"/>
-        </w:rPr>
-        <w:t>255),</w:t>
-      </w:r>
-    </w:p>
-    <w:p>
-      <w:pPr>
-        <w:spacing w:after="0"/>
-        <w:rPr>
-          <w:rFonts w:eastAsia="Times New Roman"/>
-          <w:bCs/>
-          <w:highlight w:val="yellow"/>
-        </w:rPr>
-      </w:pPr>
-      <w:r>
-        <w:rPr>
-          <w:rFonts w:eastAsia="Times New Roman"/>
-          <w:bCs/>
-          <w:highlight w:val="yellow"/>
-          <w:lang w:val="en-US"/>
+        </w:rPr>
+        <w:t xml:space="preserve"> VARCHAR(255),</w:t>
+      </w:r>
+    </w:p>
+    <w:p>
+      <w:pPr>
+        <w:spacing w:after="0"/>
+        <w:rPr>
+          <w:rFonts w:eastAsia="Times New Roman"/>
+          <w:bCs/>
+          <w:highlight w:val="yellow"/>
+        </w:rPr>
+      </w:pPr>
+      <w:r>
+        <w:rPr>
+          <w:rFonts w:eastAsia="Times New Roman"/>
+          <w:bCs/>
+          <w:highlight w:val="yellow"/>
         </w:rPr>
         <w:t xml:space="preserve">    </w:t>
       </w:r>
@@ -10430,12 +10356,14 @@
         <w:rPr>
           <w:rFonts w:eastAsia="Times New Roman"/>
           <w:bCs/>
-        </w:rPr>
-      </w:pPr>
-      <w:r>
-        <w:rPr>
-          <w:rFonts w:eastAsia="Times New Roman"/>
-          <w:bCs/>
+          <w:lang w:val="en-US"/>
+        </w:rPr>
+      </w:pPr>
+      <w:r>
+        <w:rPr>
+          <w:rFonts w:eastAsia="Times New Roman"/>
+          <w:bCs/>
+          <w:lang w:val="en-US"/>
         </w:rPr>
         <w:t>BEGIN</w:t>
       </w:r>
@@ -10446,12 +10374,14 @@
         <w:rPr>
           <w:rFonts w:eastAsia="Times New Roman"/>
           <w:bCs/>
-        </w:rPr>
-      </w:pPr>
-      <w:r>
-        <w:rPr>
-          <w:rFonts w:eastAsia="Times New Roman"/>
-          <w:bCs/>
+          <w:lang w:val="en-US"/>
+        </w:rPr>
+      </w:pPr>
+      <w:r>
+        <w:rPr>
+          <w:rFonts w:eastAsia="Times New Roman"/>
+          <w:bCs/>
+          <w:lang w:val="en-US"/>
         </w:rPr>
         <w:t xml:space="preserve">    DECLARE </w:t>
       </w:r>
@@ -10460,6 +10390,7 @@
         <w:rPr>
           <w:rFonts w:eastAsia="Times New Roman"/>
           <w:bCs/>
+          <w:lang w:val="en-US"/>
         </w:rPr>
         <w:t>msg_status</w:t>
       </w:r>
@@ -10468,31 +10399,52 @@
         <w:rPr>
           <w:rFonts w:eastAsia="Times New Roman"/>
           <w:bCs/>
-        </w:rPr>
-        <w:t xml:space="preserve"> VARCHAR(20);</w:t>
-      </w:r>
-    </w:p>
-    <w:p>
-      <w:pPr>
-        <w:spacing w:after="0"/>
-        <w:rPr>
-          <w:rFonts w:eastAsia="Times New Roman"/>
-          <w:bCs/>
-        </w:rPr>
-      </w:pPr>
-    </w:p>
-    <w:p>
-      <w:pPr>
-        <w:spacing w:after="0"/>
-        <w:rPr>
-          <w:rFonts w:eastAsia="Times New Roman"/>
-          <w:bCs/>
-        </w:rPr>
-      </w:pPr>
-      <w:r>
-        <w:rPr>
-          <w:rFonts w:eastAsia="Times New Roman"/>
-          <w:bCs/>
+          <w:lang w:val="en-US"/>
+        </w:rPr>
+        <w:t xml:space="preserve"> </w:t>
+      </w:r>
+      <w:proofErr w:type="gramStart"/>
+      <w:r>
+        <w:rPr>
+          <w:rFonts w:eastAsia="Times New Roman"/>
+          <w:bCs/>
+          <w:lang w:val="en-US"/>
+        </w:rPr>
+        <w:t>VARCHAR(</w:t>
+      </w:r>
+      <w:proofErr w:type="gramEnd"/>
+      <w:r>
+        <w:rPr>
+          <w:rFonts w:eastAsia="Times New Roman"/>
+          <w:bCs/>
+          <w:lang w:val="en-US"/>
+        </w:rPr>
+        <w:t>20);</w:t>
+      </w:r>
+    </w:p>
+    <w:p>
+      <w:pPr>
+        <w:spacing w:after="0"/>
+        <w:rPr>
+          <w:rFonts w:eastAsia="Times New Roman"/>
+          <w:bCs/>
+          <w:lang w:val="en-US"/>
+        </w:rPr>
+      </w:pPr>
+    </w:p>
+    <w:p>
+      <w:pPr>
+        <w:spacing w:after="0"/>
+        <w:rPr>
+          <w:rFonts w:eastAsia="Times New Roman"/>
+          <w:bCs/>
+        </w:rPr>
+      </w:pPr>
+      <w:r>
+        <w:rPr>
+          <w:rFonts w:eastAsia="Times New Roman"/>
+          <w:bCs/>
+          <w:lang w:val="en-US"/>
         </w:rPr>
         <w:t xml:space="preserve">    </w:t>
       </w:r>
@@ -20107,14 +20059,12 @@
         <w:rPr>
           <w:rFonts w:eastAsia="Times New Roman"/>
           <w:bCs/>
-          <w:lang w:val="en-US"/>
-        </w:rPr>
-      </w:pPr>
-      <w:r>
-        <w:rPr>
-          <w:rFonts w:eastAsia="Times New Roman"/>
-          <w:bCs/>
-          <w:lang w:val="en-US"/>
+        </w:rPr>
+      </w:pPr>
+      <w:r>
+        <w:rPr>
+          <w:rFonts w:eastAsia="Times New Roman"/>
+          <w:bCs/>
         </w:rPr>
         <w:t>(21, 1),</w:t>
       </w:r>
@@ -20125,14 +20075,12 @@
         <w:rPr>
           <w:rFonts w:eastAsia="Times New Roman"/>
           <w:bCs/>
-          <w:lang w:val="en-US"/>
-        </w:rPr>
-      </w:pPr>
-      <w:r>
-        <w:rPr>
-          <w:rFonts w:eastAsia="Times New Roman"/>
-          <w:bCs/>
-          <w:lang w:val="en-US"/>
+        </w:rPr>
+      </w:pPr>
+      <w:r>
+        <w:rPr>
+          <w:rFonts w:eastAsia="Times New Roman"/>
+          <w:bCs/>
         </w:rPr>
         <w:t>(21, 2),</w:t>
       </w:r>
@@ -20143,14 +20091,12 @@
         <w:rPr>
           <w:rFonts w:eastAsia="Times New Roman"/>
           <w:bCs/>
-          <w:lang w:val="en-US"/>
-        </w:rPr>
-      </w:pPr>
-      <w:r>
-        <w:rPr>
-          <w:rFonts w:eastAsia="Times New Roman"/>
-          <w:bCs/>
-          <w:lang w:val="en-US"/>
+        </w:rPr>
+      </w:pPr>
+      <w:r>
+        <w:rPr>
+          <w:rFonts w:eastAsia="Times New Roman"/>
+          <w:bCs/>
         </w:rPr>
         <w:t>(21, 3),</w:t>
       </w:r>
@@ -20161,14 +20107,12 @@
         <w:rPr>
           <w:rFonts w:eastAsia="Times New Roman"/>
           <w:bCs/>
-          <w:lang w:val="en-US"/>
-        </w:rPr>
-      </w:pPr>
-      <w:r>
-        <w:rPr>
-          <w:rFonts w:eastAsia="Times New Roman"/>
-          <w:bCs/>
-          <w:lang w:val="en-US"/>
+        </w:rPr>
+      </w:pPr>
+      <w:r>
+        <w:rPr>
+          <w:rFonts w:eastAsia="Times New Roman"/>
+          <w:bCs/>
         </w:rPr>
         <w:t>(21, 4),</w:t>
       </w:r>
@@ -20179,14 +20123,12 @@
         <w:rPr>
           <w:rFonts w:eastAsia="Times New Roman"/>
           <w:bCs/>
-          <w:lang w:val="en-US"/>
-        </w:rPr>
-      </w:pPr>
-      <w:r>
-        <w:rPr>
-          <w:rFonts w:eastAsia="Times New Roman"/>
-          <w:bCs/>
-          <w:lang w:val="en-US"/>
+        </w:rPr>
+      </w:pPr>
+      <w:r>
+        <w:rPr>
+          <w:rFonts w:eastAsia="Times New Roman"/>
+          <w:bCs/>
         </w:rPr>
         <w:t>(21, 5),</w:t>
       </w:r>
@@ -20197,14 +20139,12 @@
         <w:rPr>
           <w:rFonts w:eastAsia="Times New Roman"/>
           <w:bCs/>
-          <w:lang w:val="en-US"/>
-        </w:rPr>
-      </w:pPr>
-      <w:r>
-        <w:rPr>
-          <w:rFonts w:eastAsia="Times New Roman"/>
-          <w:bCs/>
-          <w:lang w:val="en-US"/>
+        </w:rPr>
+      </w:pPr>
+      <w:r>
+        <w:rPr>
+          <w:rFonts w:eastAsia="Times New Roman"/>
+          <w:bCs/>
         </w:rPr>
         <w:t>(21, 6),</w:t>
       </w:r>
@@ -20215,24 +20155,21 @@
         <w:rPr>
           <w:rFonts w:eastAsia="Times New Roman"/>
           <w:bCs/>
-          <w:lang w:val="en-US"/>
-        </w:rPr>
-      </w:pPr>
-    </w:p>
-    <w:p>
-      <w:pPr>
-        <w:spacing w:after="0"/>
-        <w:rPr>
-          <w:rFonts w:eastAsia="Times New Roman"/>
-          <w:bCs/>
-          <w:lang w:val="en-US"/>
-        </w:rPr>
-      </w:pPr>
-      <w:r>
-        <w:rPr>
-          <w:rFonts w:eastAsia="Times New Roman"/>
-          <w:bCs/>
-          <w:lang w:val="en-US"/>
+        </w:rPr>
+      </w:pPr>
+    </w:p>
+    <w:p>
+      <w:pPr>
+        <w:spacing w:after="0"/>
+        <w:rPr>
+          <w:rFonts w:eastAsia="Times New Roman"/>
+          <w:bCs/>
+        </w:rPr>
+      </w:pPr>
+      <w:r>
+        <w:rPr>
+          <w:rFonts w:eastAsia="Times New Roman"/>
+          <w:bCs/>
         </w:rPr>
         <w:t>(22, 7),</w:t>
       </w:r>
@@ -20243,14 +20180,12 @@
         <w:rPr>
           <w:rFonts w:eastAsia="Times New Roman"/>
           <w:bCs/>
-          <w:lang w:val="en-US"/>
-        </w:rPr>
-      </w:pPr>
-      <w:r>
-        <w:rPr>
-          <w:rFonts w:eastAsia="Times New Roman"/>
-          <w:bCs/>
-          <w:lang w:val="en-US"/>
+        </w:rPr>
+      </w:pPr>
+      <w:r>
+        <w:rPr>
+          <w:rFonts w:eastAsia="Times New Roman"/>
+          <w:bCs/>
         </w:rPr>
         <w:t>(22, 8),</w:t>
       </w:r>
@@ -20261,14 +20196,12 @@
         <w:rPr>
           <w:rFonts w:eastAsia="Times New Roman"/>
           <w:bCs/>
-          <w:lang w:val="en-US"/>
-        </w:rPr>
-      </w:pPr>
-      <w:r>
-        <w:rPr>
-          <w:rFonts w:eastAsia="Times New Roman"/>
-          <w:bCs/>
-          <w:lang w:val="en-US"/>
+        </w:rPr>
+      </w:pPr>
+      <w:r>
+        <w:rPr>
+          <w:rFonts w:eastAsia="Times New Roman"/>
+          <w:bCs/>
         </w:rPr>
         <w:t>(22, 9),</w:t>
       </w:r>
@@ -20279,14 +20212,12 @@
         <w:rPr>
           <w:rFonts w:eastAsia="Times New Roman"/>
           <w:bCs/>
-          <w:lang w:val="en-US"/>
-        </w:rPr>
-      </w:pPr>
-      <w:r>
-        <w:rPr>
-          <w:rFonts w:eastAsia="Times New Roman"/>
-          <w:bCs/>
-          <w:lang w:val="en-US"/>
+        </w:rPr>
+      </w:pPr>
+      <w:r>
+        <w:rPr>
+          <w:rFonts w:eastAsia="Times New Roman"/>
+          <w:bCs/>
         </w:rPr>
         <w:t>(22, 10),</w:t>
       </w:r>
@@ -20297,14 +20228,12 @@
         <w:rPr>
           <w:rFonts w:eastAsia="Times New Roman"/>
           <w:bCs/>
-          <w:lang w:val="en-US"/>
-        </w:rPr>
-      </w:pPr>
-      <w:r>
-        <w:rPr>
-          <w:rFonts w:eastAsia="Times New Roman"/>
-          <w:bCs/>
-          <w:lang w:val="en-US"/>
+        </w:rPr>
+      </w:pPr>
+      <w:r>
+        <w:rPr>
+          <w:rFonts w:eastAsia="Times New Roman"/>
+          <w:bCs/>
         </w:rPr>
         <w:t>(22, 11),</w:t>
       </w:r>
@@ -20315,24 +20244,21 @@
         <w:rPr>
           <w:rFonts w:eastAsia="Times New Roman"/>
           <w:bCs/>
-          <w:lang w:val="en-US"/>
-        </w:rPr>
-      </w:pPr>
-    </w:p>
-    <w:p>
-      <w:pPr>
-        <w:spacing w:after="0"/>
-        <w:rPr>
-          <w:rFonts w:eastAsia="Times New Roman"/>
-          <w:bCs/>
-          <w:lang w:val="en-US"/>
-        </w:rPr>
-      </w:pPr>
-      <w:r>
-        <w:rPr>
-          <w:rFonts w:eastAsia="Times New Roman"/>
-          <w:bCs/>
-          <w:lang w:val="en-US"/>
+        </w:rPr>
+      </w:pPr>
+    </w:p>
+    <w:p>
+      <w:pPr>
+        <w:spacing w:after="0"/>
+        <w:rPr>
+          <w:rFonts w:eastAsia="Times New Roman"/>
+          <w:bCs/>
+        </w:rPr>
+      </w:pPr>
+      <w:r>
+        <w:rPr>
+          <w:rFonts w:eastAsia="Times New Roman"/>
+          <w:bCs/>
         </w:rPr>
         <w:lastRenderedPageBreak/>
         <w:t>(23, 12),</w:t>
@@ -20344,14 +20270,12 @@
         <w:rPr>
           <w:rFonts w:eastAsia="Times New Roman"/>
           <w:bCs/>
-          <w:lang w:val="en-US"/>
-        </w:rPr>
-      </w:pPr>
-      <w:r>
-        <w:rPr>
-          <w:rFonts w:eastAsia="Times New Roman"/>
-          <w:bCs/>
-          <w:lang w:val="en-US"/>
+        </w:rPr>
+      </w:pPr>
+      <w:r>
+        <w:rPr>
+          <w:rFonts w:eastAsia="Times New Roman"/>
+          <w:bCs/>
         </w:rPr>
         <w:t>(23, 13),</w:t>
       </w:r>
@@ -20362,14 +20286,12 @@
         <w:rPr>
           <w:rFonts w:eastAsia="Times New Roman"/>
           <w:bCs/>
-          <w:lang w:val="en-US"/>
-        </w:rPr>
-      </w:pPr>
-      <w:r>
-        <w:rPr>
-          <w:rFonts w:eastAsia="Times New Roman"/>
-          <w:bCs/>
-          <w:lang w:val="en-US"/>
+        </w:rPr>
+      </w:pPr>
+      <w:r>
+        <w:rPr>
+          <w:rFonts w:eastAsia="Times New Roman"/>
+          <w:bCs/>
         </w:rPr>
         <w:t>(23, 14),</w:t>
       </w:r>
@@ -20380,14 +20302,12 @@
         <w:rPr>
           <w:rFonts w:eastAsia="Times New Roman"/>
           <w:bCs/>
-          <w:lang w:val="en-US"/>
-        </w:rPr>
-      </w:pPr>
-      <w:r>
-        <w:rPr>
-          <w:rFonts w:eastAsia="Times New Roman"/>
-          <w:bCs/>
-          <w:lang w:val="en-US"/>
+        </w:rPr>
+      </w:pPr>
+      <w:r>
+        <w:rPr>
+          <w:rFonts w:eastAsia="Times New Roman"/>
+          <w:bCs/>
         </w:rPr>
         <w:t>(23, 15),</w:t>
       </w:r>
@@ -20398,24 +20318,21 @@
         <w:rPr>
           <w:rFonts w:eastAsia="Times New Roman"/>
           <w:bCs/>
-          <w:lang w:val="en-US"/>
-        </w:rPr>
-      </w:pPr>
-    </w:p>
-    <w:p>
-      <w:pPr>
-        <w:spacing w:after="0"/>
-        <w:rPr>
-          <w:rFonts w:eastAsia="Times New Roman"/>
-          <w:bCs/>
-          <w:lang w:val="en-US"/>
-        </w:rPr>
-      </w:pPr>
-      <w:r>
-        <w:rPr>
-          <w:rFonts w:eastAsia="Times New Roman"/>
-          <w:bCs/>
-          <w:lang w:val="en-US"/>
+        </w:rPr>
+      </w:pPr>
+    </w:p>
+    <w:p>
+      <w:pPr>
+        <w:spacing w:after="0"/>
+        <w:rPr>
+          <w:rFonts w:eastAsia="Times New Roman"/>
+          <w:bCs/>
+        </w:rPr>
+      </w:pPr>
+      <w:r>
+        <w:rPr>
+          <w:rFonts w:eastAsia="Times New Roman"/>
+          <w:bCs/>
         </w:rPr>
         <w:t>(24, 16),</w:t>
       </w:r>
@@ -20426,14 +20343,12 @@
         <w:rPr>
           <w:rFonts w:eastAsia="Times New Roman"/>
           <w:bCs/>
-          <w:lang w:val="en-US"/>
-        </w:rPr>
-      </w:pPr>
-      <w:r>
-        <w:rPr>
-          <w:rFonts w:eastAsia="Times New Roman"/>
-          <w:bCs/>
-          <w:lang w:val="en-US"/>
+        </w:rPr>
+      </w:pPr>
+      <w:r>
+        <w:rPr>
+          <w:rFonts w:eastAsia="Times New Roman"/>
+          <w:bCs/>
         </w:rPr>
         <w:t>(24, 17),</w:t>
       </w:r>
@@ -20444,14 +20359,12 @@
         <w:rPr>
           <w:rFonts w:eastAsia="Times New Roman"/>
           <w:bCs/>
-          <w:lang w:val="en-US"/>
-        </w:rPr>
-      </w:pPr>
-      <w:r>
-        <w:rPr>
-          <w:rFonts w:eastAsia="Times New Roman"/>
-          <w:bCs/>
-          <w:lang w:val="en-US"/>
+        </w:rPr>
+      </w:pPr>
+      <w:r>
+        <w:rPr>
+          <w:rFonts w:eastAsia="Times New Roman"/>
+          <w:bCs/>
         </w:rPr>
         <w:t>(24, 18),</w:t>
       </w:r>
@@ -20462,14 +20375,12 @@
         <w:rPr>
           <w:rFonts w:eastAsia="Times New Roman"/>
           <w:bCs/>
-          <w:lang w:val="en-US"/>
-        </w:rPr>
-      </w:pPr>
-      <w:r>
-        <w:rPr>
-          <w:rFonts w:eastAsia="Times New Roman"/>
-          <w:bCs/>
-          <w:lang w:val="en-US"/>
+        </w:rPr>
+      </w:pPr>
+      <w:r>
+        <w:rPr>
+          <w:rFonts w:eastAsia="Times New Roman"/>
+          <w:bCs/>
         </w:rPr>
         <w:t>(24, 19),</w:t>
       </w:r>
@@ -20480,14 +20391,12 @@
         <w:rPr>
           <w:rFonts w:eastAsia="Times New Roman"/>
           <w:bCs/>
-          <w:lang w:val="en-US"/>
-        </w:rPr>
-      </w:pPr>
-      <w:r>
-        <w:rPr>
-          <w:rFonts w:eastAsia="Times New Roman"/>
-          <w:bCs/>
-          <w:lang w:val="en-US"/>
+        </w:rPr>
+      </w:pPr>
+      <w:r>
+        <w:rPr>
+          <w:rFonts w:eastAsia="Times New Roman"/>
+          <w:bCs/>
         </w:rPr>
         <w:t>(24, 20),</w:t>
       </w:r>
@@ -20498,14 +20407,12 @@
         <w:rPr>
           <w:rFonts w:eastAsia="Times New Roman"/>
           <w:bCs/>
-          <w:lang w:val="en-US"/>
-        </w:rPr>
-      </w:pPr>
-      <w:r>
-        <w:rPr>
-          <w:rFonts w:eastAsia="Times New Roman"/>
-          <w:bCs/>
-          <w:lang w:val="en-US"/>
+        </w:rPr>
+      </w:pPr>
+      <w:r>
+        <w:rPr>
+          <w:rFonts w:eastAsia="Times New Roman"/>
+          <w:bCs/>
         </w:rPr>
         <w:t>(24, 21),</w:t>
       </w:r>
@@ -20516,24 +20423,21 @@
         <w:rPr>
           <w:rFonts w:eastAsia="Times New Roman"/>
           <w:bCs/>
-          <w:lang w:val="en-US"/>
-        </w:rPr>
-      </w:pPr>
-    </w:p>
-    <w:p>
-      <w:pPr>
-        <w:spacing w:after="0"/>
-        <w:rPr>
-          <w:rFonts w:eastAsia="Times New Roman"/>
-          <w:bCs/>
-          <w:lang w:val="en-US"/>
-        </w:rPr>
-      </w:pPr>
-      <w:r>
-        <w:rPr>
-          <w:rFonts w:eastAsia="Times New Roman"/>
-          <w:bCs/>
-          <w:lang w:val="en-US"/>
+        </w:rPr>
+      </w:pPr>
+    </w:p>
+    <w:p>
+      <w:pPr>
+        <w:spacing w:after="0"/>
+        <w:rPr>
+          <w:rFonts w:eastAsia="Times New Roman"/>
+          <w:bCs/>
+        </w:rPr>
+      </w:pPr>
+      <w:r>
+        <w:rPr>
+          <w:rFonts w:eastAsia="Times New Roman"/>
+          <w:bCs/>
         </w:rPr>
         <w:t>(25, 22),</w:t>
       </w:r>
@@ -20544,14 +20448,12 @@
         <w:rPr>
           <w:rFonts w:eastAsia="Times New Roman"/>
           <w:bCs/>
-          <w:lang w:val="en-US"/>
-        </w:rPr>
-      </w:pPr>
-      <w:r>
-        <w:rPr>
-          <w:rFonts w:eastAsia="Times New Roman"/>
-          <w:bCs/>
-          <w:lang w:val="en-US"/>
+        </w:rPr>
+      </w:pPr>
+      <w:r>
+        <w:rPr>
+          <w:rFonts w:eastAsia="Times New Roman"/>
+          <w:bCs/>
         </w:rPr>
         <w:t>(25, 23),</w:t>
       </w:r>
@@ -20562,14 +20464,12 @@
         <w:rPr>
           <w:rFonts w:eastAsia="Times New Roman"/>
           <w:bCs/>
-          <w:lang w:val="en-US"/>
-        </w:rPr>
-      </w:pPr>
-      <w:r>
-        <w:rPr>
-          <w:rFonts w:eastAsia="Times New Roman"/>
-          <w:bCs/>
-          <w:lang w:val="en-US"/>
+        </w:rPr>
+      </w:pPr>
+      <w:r>
+        <w:rPr>
+          <w:rFonts w:eastAsia="Times New Roman"/>
+          <w:bCs/>
         </w:rPr>
         <w:t>(25, 24),</w:t>
       </w:r>
@@ -20580,14 +20480,12 @@
         <w:rPr>
           <w:rFonts w:eastAsia="Times New Roman"/>
           <w:bCs/>
-          <w:lang w:val="en-US"/>
-        </w:rPr>
-      </w:pPr>
-      <w:r>
-        <w:rPr>
-          <w:rFonts w:eastAsia="Times New Roman"/>
-          <w:bCs/>
-          <w:lang w:val="en-US"/>
+        </w:rPr>
+      </w:pPr>
+      <w:r>
+        <w:rPr>
+          <w:rFonts w:eastAsia="Times New Roman"/>
+          <w:bCs/>
         </w:rPr>
         <w:t>(25, 25),</w:t>
       </w:r>
@@ -20598,14 +20496,12 @@
         <w:rPr>
           <w:rFonts w:eastAsia="Times New Roman"/>
           <w:bCs/>
-          <w:lang w:val="en-US"/>
-        </w:rPr>
-      </w:pPr>
-      <w:r>
-        <w:rPr>
-          <w:rFonts w:eastAsia="Times New Roman"/>
-          <w:bCs/>
-          <w:lang w:val="en-US"/>
+        </w:rPr>
+      </w:pPr>
+      <w:r>
+        <w:rPr>
+          <w:rFonts w:eastAsia="Times New Roman"/>
+          <w:bCs/>
         </w:rPr>
         <w:t>(25, 26),</w:t>
       </w:r>
@@ -20616,14 +20512,12 @@
         <w:rPr>
           <w:rFonts w:eastAsia="Times New Roman"/>
           <w:bCs/>
-          <w:lang w:val="en-US"/>
-        </w:rPr>
-      </w:pPr>
-      <w:r>
-        <w:rPr>
-          <w:rFonts w:eastAsia="Times New Roman"/>
-          <w:bCs/>
-          <w:lang w:val="en-US"/>
+        </w:rPr>
+      </w:pPr>
+      <w:r>
+        <w:rPr>
+          <w:rFonts w:eastAsia="Times New Roman"/>
+          <w:bCs/>
         </w:rPr>
         <w:t>(25, 27),</w:t>
       </w:r>
@@ -20634,14 +20528,12 @@
         <w:rPr>
           <w:rFonts w:eastAsia="Times New Roman"/>
           <w:bCs/>
-          <w:lang w:val="en-US"/>
-        </w:rPr>
-      </w:pPr>
-      <w:r>
-        <w:rPr>
-          <w:rFonts w:eastAsia="Times New Roman"/>
-          <w:bCs/>
-          <w:lang w:val="en-US"/>
+        </w:rPr>
+      </w:pPr>
+      <w:r>
+        <w:rPr>
+          <w:rFonts w:eastAsia="Times New Roman"/>
+          <w:bCs/>
         </w:rPr>
         <w:t>(25, 28),</w:t>
       </w:r>
@@ -20652,24 +20544,21 @@
         <w:rPr>
           <w:rFonts w:eastAsia="Times New Roman"/>
           <w:bCs/>
-          <w:lang w:val="en-US"/>
-        </w:rPr>
-      </w:pPr>
-    </w:p>
-    <w:p>
-      <w:pPr>
-        <w:spacing w:after="0"/>
-        <w:rPr>
-          <w:rFonts w:eastAsia="Times New Roman"/>
-          <w:bCs/>
-          <w:lang w:val="en-US"/>
-        </w:rPr>
-      </w:pPr>
-      <w:r>
-        <w:rPr>
-          <w:rFonts w:eastAsia="Times New Roman"/>
-          <w:bCs/>
-          <w:lang w:val="en-US"/>
+        </w:rPr>
+      </w:pPr>
+    </w:p>
+    <w:p>
+      <w:pPr>
+        <w:spacing w:after="0"/>
+        <w:rPr>
+          <w:rFonts w:eastAsia="Times New Roman"/>
+          <w:bCs/>
+        </w:rPr>
+      </w:pPr>
+      <w:r>
+        <w:rPr>
+          <w:rFonts w:eastAsia="Times New Roman"/>
+          <w:bCs/>
         </w:rPr>
         <w:t>(26, 29),</w:t>
       </w:r>
@@ -20680,14 +20569,12 @@
         <w:rPr>
           <w:rFonts w:eastAsia="Times New Roman"/>
           <w:bCs/>
-          <w:lang w:val="en-US"/>
-        </w:rPr>
-      </w:pPr>
-      <w:r>
-        <w:rPr>
-          <w:rFonts w:eastAsia="Times New Roman"/>
-          <w:bCs/>
-          <w:lang w:val="en-US"/>
+        </w:rPr>
+      </w:pPr>
+      <w:r>
+        <w:rPr>
+          <w:rFonts w:eastAsia="Times New Roman"/>
+          <w:bCs/>
         </w:rPr>
         <w:t>(26, 30),</w:t>
       </w:r>
@@ -20698,14 +20585,12 @@
         <w:rPr>
           <w:rFonts w:eastAsia="Times New Roman"/>
           <w:bCs/>
-          <w:lang w:val="en-US"/>
-        </w:rPr>
-      </w:pPr>
-      <w:r>
-        <w:rPr>
-          <w:rFonts w:eastAsia="Times New Roman"/>
-          <w:bCs/>
-          <w:lang w:val="en-US"/>
+        </w:rPr>
+      </w:pPr>
+      <w:r>
+        <w:rPr>
+          <w:rFonts w:eastAsia="Times New Roman"/>
+          <w:bCs/>
         </w:rPr>
         <w:t>(26, 31),</w:t>
       </w:r>
@@ -20716,14 +20601,12 @@
         <w:rPr>
           <w:rFonts w:eastAsia="Times New Roman"/>
           <w:bCs/>
-          <w:lang w:val="en-US"/>
-        </w:rPr>
-      </w:pPr>
-      <w:r>
-        <w:rPr>
-          <w:rFonts w:eastAsia="Times New Roman"/>
-          <w:bCs/>
-          <w:lang w:val="en-US"/>
+        </w:rPr>
+      </w:pPr>
+      <w:r>
+        <w:rPr>
+          <w:rFonts w:eastAsia="Times New Roman"/>
+          <w:bCs/>
         </w:rPr>
         <w:t>(26, 32);</w:t>
       </w:r>
@@ -28091,83 +27974,356 @@
           <w:rFonts w:eastAsia="Times New Roman"/>
           <w:bCs/>
         </w:rPr>
-        <w:t xml:space="preserve">Gestion </w:t>
-      </w:r>
+        <w:t>Gestion de l’interface administrateur</w:t>
+      </w:r>
+    </w:p>
+    <w:p>
+      <w:pPr>
+        <w:spacing w:after="0"/>
+      </w:pPr>
       <w:proofErr w:type="gramStart"/>
       <w:r>
-        <w:rPr>
-          <w:rFonts w:eastAsia="Times New Roman"/>
-          <w:bCs/>
-        </w:rPr>
-        <w:t>user</w:t>
+        <w:t>composer</w:t>
       </w:r>
       <w:proofErr w:type="gramEnd"/>
-    </w:p>
-    <w:p>
-      <w:pPr>
-        <w:spacing w:after="0"/>
-        <w:rPr>
-          <w:rFonts w:eastAsia="Times New Roman"/>
-          <w:bCs/>
-        </w:rPr>
-      </w:pPr>
-      <w:proofErr w:type="spellStart"/>
-      <w:r>
-        <w:rPr>
-          <w:rFonts w:eastAsia="Times New Roman"/>
-          <w:bCs/>
-        </w:rPr>
-        <w:t>Php</w:t>
-      </w:r>
-      <w:proofErr w:type="spellEnd"/>
-      <w:r>
-        <w:rPr>
-          <w:rFonts w:eastAsia="Times New Roman"/>
-          <w:bCs/>
-        </w:rPr>
+      <w:r>
+        <w:t xml:space="preserve"> </w:t>
+      </w:r>
+      <w:proofErr w:type="spellStart"/>
+      <w:r>
+        <w:t>require</w:t>
+      </w:r>
+      <w:proofErr w:type="spellEnd"/>
+      <w:r>
+        <w:t xml:space="preserve"> </w:t>
+      </w:r>
+      <w:proofErr w:type="spellStart"/>
+      <w:r>
+        <w:t>easycorp</w:t>
+      </w:r>
+      <w:proofErr w:type="spellEnd"/>
+      <w:r>
         <w:t>/</w:t>
       </w:r>
       <w:proofErr w:type="spellStart"/>
       <w:r>
-        <w:rPr>
-          <w:rFonts w:eastAsia="Times New Roman"/>
-          <w:bCs/>
-        </w:rPr>
-        <w:t>bin</w:t>
-      </w:r>
-      <w:proofErr w:type="spellEnd"/>
-      <w:r>
-        <w:rPr>
-          <w:rFonts w:eastAsia="Times New Roman"/>
-          <w:bCs/>
+        <w:t>easyadmin</w:t>
+      </w:r>
+      <w:proofErr w:type="spellEnd"/>
+      <w:r>
+        <w:t>-bundle</w:t>
+      </w:r>
+    </w:p>
+    <w:p>
+      <w:pPr>
+        <w:spacing w:after="0"/>
+      </w:pPr>
+      <w:proofErr w:type="spellStart"/>
+      <w:proofErr w:type="gramStart"/>
+      <w:r>
+        <w:t>symfony</w:t>
+      </w:r>
+      <w:proofErr w:type="spellEnd"/>
+      <w:proofErr w:type="gramEnd"/>
+      <w:r>
+        <w:t xml:space="preserve"> console</w:t>
+      </w:r>
+      <w:r>
+        <w:t xml:space="preserve"> </w:t>
+      </w:r>
+      <w:proofErr w:type="spellStart"/>
+      <w:r>
+        <w:t>make:admin:dashboard</w:t>
+      </w:r>
+      <w:proofErr w:type="spellEnd"/>
+    </w:p>
+    <w:p>
+      <w:pPr>
+        <w:spacing w:after="0"/>
+      </w:pPr>
+      <w:proofErr w:type="gramStart"/>
+      <w:r>
+        <w:t>ici</w:t>
+      </w:r>
+      <w:proofErr w:type="gramEnd"/>
+      <w:r>
+        <w:t xml:space="preserve"> création d’un </w:t>
+      </w:r>
+      <w:proofErr w:type="spellStart"/>
+      <w:r>
+        <w:t>dashbord</w:t>
+      </w:r>
+      <w:proofErr w:type="spellEnd"/>
+      <w:r>
+        <w:t xml:space="preserve"> pour gestion du site </w:t>
+      </w:r>
+      <w:r>
+        <w:t>http://127.0.0.1:8000/admin/Site</w:t>
+      </w:r>
+    </w:p>
+    <w:p>
+      <w:pPr>
+        <w:spacing w:after="0"/>
+      </w:pPr>
+      <w:r>
+        <w:t>Générer les CRUD</w:t>
+      </w:r>
+    </w:p>
+    <w:p>
+      <w:pPr>
+        <w:spacing w:after="0"/>
+        <w:rPr>
+          <w:lang w:val="en-US"/>
+        </w:rPr>
+      </w:pPr>
+      <w:proofErr w:type="spellStart"/>
+      <w:proofErr w:type="gramStart"/>
+      <w:r>
+        <w:rPr>
+          <w:lang w:val="en-US"/>
+        </w:rPr>
+        <w:t>symfony</w:t>
+      </w:r>
+      <w:proofErr w:type="spellEnd"/>
+      <w:proofErr w:type="gramEnd"/>
+      <w:r>
+        <w:rPr>
+          <w:lang w:val="en-US"/>
         </w:rPr>
         <w:t xml:space="preserve"> console </w:t>
       </w:r>
       <w:proofErr w:type="spellStart"/>
       <w:r>
         <w:rPr>
-          <w:rFonts w:eastAsia="Times New Roman"/>
-          <w:bCs/>
-        </w:rPr>
-        <w:t>make</w:t>
-      </w:r>
-      <w:proofErr w:type="spellEnd"/>
-      <w:r>
-        <w:rPr>
-          <w:rFonts w:eastAsia="Times New Roman"/>
-          <w:bCs/>
-        </w:rPr>
-        <w:t xml:space="preserve"> </w:t>
-      </w:r>
+          <w:lang w:val="en-US"/>
+        </w:rPr>
+        <w:t>make:admin:crud</w:t>
+      </w:r>
+      <w:proofErr w:type="spellEnd"/>
+    </w:p>
+    <w:p>
+      <w:pPr>
+        <w:spacing w:after="0"/>
+        <w:rPr>
+          <w:rFonts w:eastAsia="Times New Roman"/>
+          <w:bCs/>
+          <w:lang w:val="en-US"/>
+        </w:rPr>
+      </w:pPr>
+    </w:p>
+    <w:p>
+      <w:pPr>
+        <w:spacing w:after="0"/>
+        <w:rPr>
+          <w:rFonts w:eastAsia="Times New Roman"/>
+          <w:bCs/>
+          <w:lang w:val="en-US"/>
+        </w:rPr>
+      </w:pPr>
+      <w:proofErr w:type="spellStart"/>
+      <w:r>
+        <w:rPr>
+          <w:rFonts w:eastAsia="Times New Roman"/>
+          <w:bCs/>
+          <w:lang w:val="en-US"/>
+        </w:rPr>
+        <w:t>Gestion</w:t>
+      </w:r>
+      <w:proofErr w:type="spellEnd"/>
+      <w:r>
+        <w:rPr>
+          <w:rFonts w:eastAsia="Times New Roman"/>
+          <w:bCs/>
+          <w:lang w:val="en-US"/>
+        </w:rPr>
+        <w:t xml:space="preserve"> user</w:t>
+      </w:r>
+    </w:p>
+    <w:p>
+      <w:pPr>
+        <w:spacing w:after="0"/>
+        <w:rPr>
+          <w:lang w:val="en-US"/>
+        </w:rPr>
+      </w:pPr>
+      <w:proofErr w:type="spellStart"/>
       <w:proofErr w:type="gramStart"/>
       <w:r>
         <w:rPr>
-          <w:rFonts w:eastAsia="Times New Roman"/>
-          <w:bCs/>
-        </w:rPr>
-        <w:t>user</w:t>
-      </w:r>
+          <w:lang w:val="en-US"/>
+        </w:rPr>
+        <w:t>symfony</w:t>
+      </w:r>
+      <w:proofErr w:type="spellEnd"/>
       <w:proofErr w:type="gramEnd"/>
+      <w:r>
+        <w:rPr>
+          <w:lang w:val="en-US"/>
+        </w:rPr>
+        <w:t xml:space="preserve"> console </w:t>
+      </w:r>
+      <w:proofErr w:type="spellStart"/>
+      <w:r>
+        <w:rPr>
+          <w:lang w:val="en-US"/>
+        </w:rPr>
+        <w:t>make:user</w:t>
+      </w:r>
+      <w:proofErr w:type="spellEnd"/>
+    </w:p>
+    <w:p>
+      <w:pPr>
+        <w:spacing w:after="0"/>
+        <w:rPr>
+          <w:bCs/>
+        </w:rPr>
+      </w:pPr>
+      <w:proofErr w:type="spellStart"/>
+      <w:proofErr w:type="gramStart"/>
+      <w:r>
+        <w:rPr>
+          <w:bCs/>
+        </w:rPr>
+        <w:t>symfony</w:t>
+      </w:r>
+      <w:proofErr w:type="spellEnd"/>
+      <w:proofErr w:type="gramEnd"/>
+      <w:r>
+        <w:rPr>
+          <w:bCs/>
+        </w:rPr>
+        <w:t xml:space="preserve"> console </w:t>
+      </w:r>
+      <w:proofErr w:type="spellStart"/>
+      <w:r>
+        <w:rPr>
+          <w:bCs/>
+        </w:rPr>
+        <w:t>make:entity</w:t>
+      </w:r>
+      <w:proofErr w:type="spellEnd"/>
+      <w:r>
+        <w:rPr>
+          <w:bCs/>
+        </w:rPr>
+        <w:t xml:space="preserve"> pour ajouter nom, </w:t>
+      </w:r>
+      <w:proofErr w:type="spellStart"/>
+      <w:r>
+        <w:rPr>
+          <w:bCs/>
+        </w:rPr>
+        <w:t>prenom</w:t>
+      </w:r>
+      <w:proofErr w:type="spellEnd"/>
+      <w:r>
+        <w:rPr>
+          <w:bCs/>
+        </w:rPr>
+        <w:t>, adresse</w:t>
+      </w:r>
+    </w:p>
+    <w:p>
+      <w:pPr>
+        <w:spacing w:after="0"/>
+        <w:rPr>
+          <w:bCs/>
+          <w:lang w:val="en-US"/>
+        </w:rPr>
+      </w:pPr>
+      <w:proofErr w:type="spellStart"/>
+      <w:proofErr w:type="gramStart"/>
+      <w:r>
+        <w:rPr>
+          <w:bCs/>
+          <w:lang w:val="en-US"/>
+        </w:rPr>
+        <w:t>symfony</w:t>
+      </w:r>
+      <w:proofErr w:type="spellEnd"/>
+      <w:proofErr w:type="gramEnd"/>
+      <w:r>
+        <w:rPr>
+          <w:bCs/>
+          <w:lang w:val="en-US"/>
+        </w:rPr>
+        <w:t xml:space="preserve"> console </w:t>
+      </w:r>
+      <w:proofErr w:type="spellStart"/>
+      <w:r>
+        <w:rPr>
+          <w:bCs/>
+          <w:lang w:val="en-US"/>
+        </w:rPr>
+        <w:t>make:migration</w:t>
+      </w:r>
+      <w:proofErr w:type="spellEnd"/>
+    </w:p>
+    <w:p>
+      <w:pPr>
+        <w:spacing w:after="0"/>
+        <w:rPr>
+          <w:lang w:val="en-US"/>
+        </w:rPr>
+      </w:pPr>
+      <w:proofErr w:type="spellStart"/>
+      <w:proofErr w:type="gramStart"/>
+      <w:r>
+        <w:rPr>
+          <w:rStyle w:val="lev"/>
+          <w:rFonts w:ascii="Cambria" w:hAnsi="Cambria"/>
+          <w:color w:val="000000"/>
+          <w:sz w:val="27"/>
+          <w:szCs w:val="27"/>
+        </w:rPr>
+        <w:t>symfony</w:t>
+      </w:r>
+      <w:proofErr w:type="spellEnd"/>
+      <w:proofErr w:type="gramEnd"/>
+      <w:r>
+        <w:rPr>
+          <w:rStyle w:val="lev"/>
+          <w:rFonts w:ascii="Cambria" w:hAnsi="Cambria"/>
+          <w:color w:val="000000"/>
+          <w:sz w:val="27"/>
+          <w:szCs w:val="27"/>
+        </w:rPr>
+        <w:t xml:space="preserve"> console </w:t>
+      </w:r>
+      <w:proofErr w:type="spellStart"/>
+      <w:r>
+        <w:rPr>
+          <w:rStyle w:val="lev"/>
+          <w:rFonts w:ascii="Cambria" w:hAnsi="Cambria"/>
+          <w:color w:val="000000"/>
+          <w:sz w:val="27"/>
+          <w:szCs w:val="27"/>
+        </w:rPr>
+        <w:t>doctrine:migrations</w:t>
+      </w:r>
+      <w:proofErr w:type="spellEnd"/>
+      <w:r>
+        <w:rPr>
+          <w:rStyle w:val="lev"/>
+          <w:rFonts w:ascii="Cambria" w:hAnsi="Cambria"/>
+          <w:color w:val="000000"/>
+          <w:sz w:val="27"/>
+          <w:szCs w:val="27"/>
+        </w:rPr>
+        <w:t>:</w:t>
+      </w:r>
+      <w:proofErr w:type="spellStart"/>
+      <w:r>
+        <w:rPr>
+          <w:rStyle w:val="lev"/>
+          <w:rFonts w:ascii="Cambria" w:hAnsi="Cambria"/>
+          <w:color w:val="000000"/>
+          <w:sz w:val="27"/>
+          <w:szCs w:val="27"/>
+        </w:rPr>
+        <w:t>migrate</w:t>
+      </w:r>
+      <w:proofErr w:type="spellEnd"/>
     </w:p>
     <w:p>
       <w:pPr>
@@ -28627,6 +28783,7 @@
           <w:bCs/>
           <w:lang w:val="en-US"/>
         </w:rPr>
+        <w:lastRenderedPageBreak/>
         <w:t xml:space="preserve">      </w:t>
       </w:r>
       <w:proofErr w:type="spellStart"/>

--- a/MCD brouillon.docx
+++ b/MCD brouillon.docx
@@ -2670,7 +2670,6 @@
         <w:rPr>
           <w:rFonts w:eastAsia="Times New Roman"/>
           <w:bCs/>
-          <w:lang w:val="en-US"/>
         </w:rPr>
       </w:pPr>
       <w:proofErr w:type="spellStart"/>
@@ -2679,7 +2678,6 @@
         <w:rPr>
           <w:rFonts w:eastAsia="Times New Roman"/>
           <w:bCs/>
-          <w:lang w:val="en-US"/>
         </w:rPr>
         <w:t>AssocierTarif</w:t>
       </w:r>
@@ -2688,7 +2686,6 @@
         <w:rPr>
           <w:rFonts w:eastAsia="Times New Roman"/>
           <w:bCs/>
-          <w:lang w:val="en-US"/>
         </w:rPr>
         <w:t>(</w:t>
       </w:r>
@@ -2698,7 +2695,6 @@
         <w:rPr>
           <w:rFonts w:eastAsia="Times New Roman"/>
           <w:bCs/>
-          <w:lang w:val="en-US"/>
         </w:rPr>
         <w:t>id_container</w:t>
       </w:r>
@@ -2707,7 +2703,6 @@
         <w:rPr>
           <w:rFonts w:eastAsia="Times New Roman"/>
           <w:bCs/>
-          <w:lang w:val="en-US"/>
         </w:rPr>
         <w:t xml:space="preserve"> PK FK, </w:t>
       </w:r>
@@ -2716,7 +2711,6 @@
         <w:rPr>
           <w:rFonts w:eastAsia="Times New Roman"/>
           <w:bCs/>
-          <w:lang w:val="en-US"/>
         </w:rPr>
         <w:t>id_tarif</w:t>
       </w:r>
@@ -2725,7 +2719,6 @@
         <w:rPr>
           <w:rFonts w:eastAsia="Times New Roman"/>
           <w:bCs/>
-          <w:lang w:val="en-US"/>
         </w:rPr>
         <w:t xml:space="preserve"> PK FK);</w:t>
       </w:r>
@@ -3626,6 +3619,7 @@
           <w:rFonts w:eastAsia="Times New Roman"/>
           <w:bCs/>
           <w:highlight w:val="yellow"/>
+          <w:lang w:val="en-US"/>
         </w:rPr>
       </w:pPr>
       <w:r>
@@ -3643,6 +3637,7 @@
           <w:rFonts w:eastAsia="Times New Roman"/>
           <w:bCs/>
           <w:highlight w:val="yellow"/>
+          <w:lang w:val="en-US"/>
         </w:rPr>
         <w:t>Designation_Container</w:t>
       </w:r>
@@ -3652,23 +3647,46 @@
           <w:rFonts w:eastAsia="Times New Roman"/>
           <w:bCs/>
           <w:highlight w:val="yellow"/>
-        </w:rPr>
-        <w:t xml:space="preserve"> VARCHAR(255)</w:t>
-      </w:r>
-    </w:p>
-    <w:p>
-      <w:pPr>
-        <w:spacing w:after="0"/>
-        <w:rPr>
-          <w:rFonts w:eastAsia="Times New Roman"/>
-          <w:bCs/>
-        </w:rPr>
-      </w:pPr>
-      <w:r>
-        <w:rPr>
-          <w:rFonts w:eastAsia="Times New Roman"/>
-          <w:bCs/>
-          <w:highlight w:val="yellow"/>
+          <w:lang w:val="en-US"/>
+        </w:rPr>
+        <w:t xml:space="preserve"> </w:t>
+      </w:r>
+      <w:proofErr w:type="gramStart"/>
+      <w:r>
+        <w:rPr>
+          <w:rFonts w:eastAsia="Times New Roman"/>
+          <w:bCs/>
+          <w:highlight w:val="yellow"/>
+          <w:lang w:val="en-US"/>
+        </w:rPr>
+        <w:t>VARCHAR(</w:t>
+      </w:r>
+      <w:proofErr w:type="gramEnd"/>
+      <w:r>
+        <w:rPr>
+          <w:rFonts w:eastAsia="Times New Roman"/>
+          <w:bCs/>
+          <w:highlight w:val="yellow"/>
+          <w:lang w:val="en-US"/>
+        </w:rPr>
+        <w:t>255)</w:t>
+      </w:r>
+    </w:p>
+    <w:p>
+      <w:pPr>
+        <w:spacing w:after="0"/>
+        <w:rPr>
+          <w:rFonts w:eastAsia="Times New Roman"/>
+          <w:bCs/>
+          <w:lang w:val="en-US"/>
+        </w:rPr>
+      </w:pPr>
+      <w:r>
+        <w:rPr>
+          <w:rFonts w:eastAsia="Times New Roman"/>
+          <w:bCs/>
+          <w:highlight w:val="yellow"/>
+          <w:lang w:val="en-US"/>
         </w:rPr>
         <w:t>);</w:t>
       </w:r>
@@ -3679,41 +3697,66 @@
         <w:rPr>
           <w:rFonts w:eastAsia="Times New Roman"/>
           <w:bCs/>
-        </w:rPr>
-      </w:pPr>
-    </w:p>
-    <w:p>
-      <w:pPr>
-        <w:spacing w:after="0"/>
-        <w:rPr>
-          <w:rFonts w:eastAsia="Times New Roman"/>
-          <w:bCs/>
-          <w:highlight w:val="yellow"/>
-        </w:rPr>
-      </w:pPr>
-      <w:r>
-        <w:rPr>
-          <w:rFonts w:eastAsia="Times New Roman"/>
-          <w:bCs/>
-          <w:highlight w:val="yellow"/>
-        </w:rPr>
-        <w:t>CREATE TABLE Contenu (</w:t>
-      </w:r>
-    </w:p>
-    <w:p>
-      <w:pPr>
-        <w:spacing w:after="0"/>
-        <w:rPr>
-          <w:rFonts w:eastAsia="Times New Roman"/>
-          <w:bCs/>
-          <w:highlight w:val="yellow"/>
-        </w:rPr>
-      </w:pPr>
-      <w:r>
-        <w:rPr>
-          <w:rFonts w:eastAsia="Times New Roman"/>
-          <w:bCs/>
-          <w:highlight w:val="yellow"/>
+          <w:lang w:val="en-US"/>
+        </w:rPr>
+      </w:pPr>
+    </w:p>
+    <w:p>
+      <w:pPr>
+        <w:spacing w:after="0"/>
+        <w:rPr>
+          <w:rFonts w:eastAsia="Times New Roman"/>
+          <w:bCs/>
+          <w:highlight w:val="yellow"/>
+          <w:lang w:val="en-US"/>
+        </w:rPr>
+      </w:pPr>
+      <w:r>
+        <w:rPr>
+          <w:rFonts w:eastAsia="Times New Roman"/>
+          <w:bCs/>
+          <w:highlight w:val="yellow"/>
+          <w:lang w:val="en-US"/>
+        </w:rPr>
+        <w:t xml:space="preserve">CREATE TABLE </w:t>
+      </w:r>
+      <w:proofErr w:type="spellStart"/>
+      <w:r>
+        <w:rPr>
+          <w:rFonts w:eastAsia="Times New Roman"/>
+          <w:bCs/>
+          <w:highlight w:val="yellow"/>
+          <w:lang w:val="en-US"/>
+        </w:rPr>
+        <w:t>Contenu</w:t>
+      </w:r>
+      <w:proofErr w:type="spellEnd"/>
+      <w:r>
+        <w:rPr>
+          <w:rFonts w:eastAsia="Times New Roman"/>
+          <w:bCs/>
+          <w:highlight w:val="yellow"/>
+          <w:lang w:val="en-US"/>
+        </w:rPr>
+        <w:t xml:space="preserve"> (</w:t>
+      </w:r>
+    </w:p>
+    <w:p>
+      <w:pPr>
+        <w:spacing w:after="0"/>
+        <w:rPr>
+          <w:rFonts w:eastAsia="Times New Roman"/>
+          <w:bCs/>
+          <w:highlight w:val="yellow"/>
+          <w:lang w:val="en-US"/>
+        </w:rPr>
+      </w:pPr>
+      <w:r>
+        <w:rPr>
+          <w:rFonts w:eastAsia="Times New Roman"/>
+          <w:bCs/>
+          <w:highlight w:val="yellow"/>
+          <w:lang w:val="en-US"/>
         </w:rPr>
         <w:t xml:space="preserve">    </w:t>
       </w:r>
@@ -3723,6 +3766,7 @@
           <w:rFonts w:eastAsia="Times New Roman"/>
           <w:bCs/>
           <w:highlight w:val="yellow"/>
+          <w:lang w:val="en-US"/>
         </w:rPr>
         <w:t>Id_Contenu</w:t>
       </w:r>
@@ -3732,6 +3776,7 @@
           <w:rFonts w:eastAsia="Times New Roman"/>
           <w:bCs/>
           <w:highlight w:val="yellow"/>
+          <w:lang w:val="en-US"/>
         </w:rPr>
         <w:t xml:space="preserve"> INT PRIMARY KEY AUTO_INCREMENT,</w:t>
       </w:r>
@@ -3743,13 +3788,15 @@
           <w:rFonts w:eastAsia="Times New Roman"/>
           <w:bCs/>
           <w:highlight w:val="yellow"/>
-        </w:rPr>
-      </w:pPr>
-      <w:r>
-        <w:rPr>
-          <w:rFonts w:eastAsia="Times New Roman"/>
-          <w:bCs/>
-          <w:highlight w:val="yellow"/>
+          <w:lang w:val="en-US"/>
+        </w:rPr>
+      </w:pPr>
+      <w:r>
+        <w:rPr>
+          <w:rFonts w:eastAsia="Times New Roman"/>
+          <w:bCs/>
+          <w:highlight w:val="yellow"/>
+          <w:lang w:val="en-US"/>
         </w:rPr>
         <w:t xml:space="preserve">    </w:t>
       </w:r>
@@ -3759,6 +3806,7 @@
           <w:rFonts w:eastAsia="Times New Roman"/>
           <w:bCs/>
           <w:highlight w:val="yellow"/>
+          <w:lang w:val="en-US"/>
         </w:rPr>
         <w:t>Description_Contenu</w:t>
       </w:r>
@@ -3768,6 +3816,7 @@
           <w:rFonts w:eastAsia="Times New Roman"/>
           <w:bCs/>
           <w:highlight w:val="yellow"/>
+          <w:lang w:val="en-US"/>
         </w:rPr>
         <w:t xml:space="preserve"> TEXT,</w:t>
       </w:r>
@@ -3779,13 +3828,15 @@
           <w:rFonts w:eastAsia="Times New Roman"/>
           <w:bCs/>
           <w:highlight w:val="yellow"/>
-        </w:rPr>
-      </w:pPr>
-      <w:r>
-        <w:rPr>
-          <w:rFonts w:eastAsia="Times New Roman"/>
-          <w:bCs/>
-          <w:highlight w:val="yellow"/>
+          <w:lang w:val="en-US"/>
+        </w:rPr>
+      </w:pPr>
+      <w:r>
+        <w:rPr>
+          <w:rFonts w:eastAsia="Times New Roman"/>
+          <w:bCs/>
+          <w:highlight w:val="yellow"/>
+          <w:lang w:val="en-US"/>
         </w:rPr>
         <w:t xml:space="preserve">    </w:t>
       </w:r>
@@ -3795,6 +3846,7 @@
           <w:rFonts w:eastAsia="Times New Roman"/>
           <w:bCs/>
           <w:highlight w:val="yellow"/>
+          <w:lang w:val="en-US"/>
         </w:rPr>
         <w:t>Adresse_image_Contenu</w:t>
       </w:r>
@@ -3804,24 +3856,46 @@
           <w:rFonts w:eastAsia="Times New Roman"/>
           <w:bCs/>
           <w:highlight w:val="yellow"/>
-        </w:rPr>
-        <w:t xml:space="preserve"> VARCHAR(255),</w:t>
-      </w:r>
-    </w:p>
-    <w:p>
-      <w:pPr>
-        <w:spacing w:after="0"/>
-        <w:rPr>
-          <w:rFonts w:eastAsia="Times New Roman"/>
-          <w:bCs/>
-          <w:highlight w:val="yellow"/>
-        </w:rPr>
-      </w:pPr>
-      <w:r>
-        <w:rPr>
-          <w:rFonts w:eastAsia="Times New Roman"/>
-          <w:bCs/>
-          <w:highlight w:val="yellow"/>
+          <w:lang w:val="en-US"/>
+        </w:rPr>
+        <w:t xml:space="preserve"> </w:t>
+      </w:r>
+      <w:proofErr w:type="gramStart"/>
+      <w:r>
+        <w:rPr>
+          <w:rFonts w:eastAsia="Times New Roman"/>
+          <w:bCs/>
+          <w:highlight w:val="yellow"/>
+          <w:lang w:val="en-US"/>
+        </w:rPr>
+        <w:t>VARCHAR(</w:t>
+      </w:r>
+      <w:proofErr w:type="gramEnd"/>
+      <w:r>
+        <w:rPr>
+          <w:rFonts w:eastAsia="Times New Roman"/>
+          <w:bCs/>
+          <w:highlight w:val="yellow"/>
+          <w:lang w:val="en-US"/>
+        </w:rPr>
+        <w:t>255),</w:t>
+      </w:r>
+    </w:p>
+    <w:p>
+      <w:pPr>
+        <w:spacing w:after="0"/>
+        <w:rPr>
+          <w:rFonts w:eastAsia="Times New Roman"/>
+          <w:bCs/>
+          <w:highlight w:val="yellow"/>
+        </w:rPr>
+      </w:pPr>
+      <w:r>
+        <w:rPr>
+          <w:rFonts w:eastAsia="Times New Roman"/>
+          <w:bCs/>
+          <w:highlight w:val="yellow"/>
+          <w:lang w:val="en-US"/>
         </w:rPr>
         <w:t xml:space="preserve">    </w:t>
       </w:r>
@@ -10356,14 +10430,12 @@
         <w:rPr>
           <w:rFonts w:eastAsia="Times New Roman"/>
           <w:bCs/>
-          <w:lang w:val="en-US"/>
-        </w:rPr>
-      </w:pPr>
-      <w:r>
-        <w:rPr>
-          <w:rFonts w:eastAsia="Times New Roman"/>
-          <w:bCs/>
-          <w:lang w:val="en-US"/>
+        </w:rPr>
+      </w:pPr>
+      <w:r>
+        <w:rPr>
+          <w:rFonts w:eastAsia="Times New Roman"/>
+          <w:bCs/>
         </w:rPr>
         <w:t>BEGIN</w:t>
       </w:r>
@@ -10374,14 +10446,12 @@
         <w:rPr>
           <w:rFonts w:eastAsia="Times New Roman"/>
           <w:bCs/>
-          <w:lang w:val="en-US"/>
-        </w:rPr>
-      </w:pPr>
-      <w:r>
-        <w:rPr>
-          <w:rFonts w:eastAsia="Times New Roman"/>
-          <w:bCs/>
-          <w:lang w:val="en-US"/>
+        </w:rPr>
+      </w:pPr>
+      <w:r>
+        <w:rPr>
+          <w:rFonts w:eastAsia="Times New Roman"/>
+          <w:bCs/>
         </w:rPr>
         <w:t xml:space="preserve">    DECLARE </w:t>
       </w:r>
@@ -10390,7 +10460,6 @@
         <w:rPr>
           <w:rFonts w:eastAsia="Times New Roman"/>
           <w:bCs/>
-          <w:lang w:val="en-US"/>
         </w:rPr>
         <w:t>msg_status</w:t>
       </w:r>
@@ -10399,52 +10468,31 @@
         <w:rPr>
           <w:rFonts w:eastAsia="Times New Roman"/>
           <w:bCs/>
-          <w:lang w:val="en-US"/>
-        </w:rPr>
-        <w:t xml:space="preserve"> </w:t>
-      </w:r>
-      <w:proofErr w:type="gramStart"/>
-      <w:r>
-        <w:rPr>
-          <w:rFonts w:eastAsia="Times New Roman"/>
-          <w:bCs/>
-          <w:lang w:val="en-US"/>
-        </w:rPr>
-        <w:t>VARCHAR(</w:t>
-      </w:r>
-      <w:proofErr w:type="gramEnd"/>
-      <w:r>
-        <w:rPr>
-          <w:rFonts w:eastAsia="Times New Roman"/>
-          <w:bCs/>
-          <w:lang w:val="en-US"/>
-        </w:rPr>
-        <w:t>20);</w:t>
-      </w:r>
-    </w:p>
-    <w:p>
-      <w:pPr>
-        <w:spacing w:after="0"/>
-        <w:rPr>
-          <w:rFonts w:eastAsia="Times New Roman"/>
-          <w:bCs/>
-          <w:lang w:val="en-US"/>
-        </w:rPr>
-      </w:pPr>
-    </w:p>
-    <w:p>
-      <w:pPr>
-        <w:spacing w:after="0"/>
-        <w:rPr>
-          <w:rFonts w:eastAsia="Times New Roman"/>
-          <w:bCs/>
-        </w:rPr>
-      </w:pPr>
-      <w:r>
-        <w:rPr>
-          <w:rFonts w:eastAsia="Times New Roman"/>
-          <w:bCs/>
-          <w:lang w:val="en-US"/>
+        </w:rPr>
+        <w:t xml:space="preserve"> VARCHAR(20);</w:t>
+      </w:r>
+    </w:p>
+    <w:p>
+      <w:pPr>
+        <w:spacing w:after="0"/>
+        <w:rPr>
+          <w:rFonts w:eastAsia="Times New Roman"/>
+          <w:bCs/>
+        </w:rPr>
+      </w:pPr>
+    </w:p>
+    <w:p>
+      <w:pPr>
+        <w:spacing w:after="0"/>
+        <w:rPr>
+          <w:rFonts w:eastAsia="Times New Roman"/>
+          <w:bCs/>
+        </w:rPr>
+      </w:pPr>
+      <w:r>
+        <w:rPr>
+          <w:rFonts w:eastAsia="Times New Roman"/>
+          <w:bCs/>
         </w:rPr>
         <w:t xml:space="preserve">    </w:t>
       </w:r>
@@ -12785,6 +12833,7 @@
       <w:proofErr w:type="gramStart"/>
       <w:r>
         <w:rPr>
+          <w:highlight w:val="green"/>
           <w:lang w:val="en-US"/>
         </w:rPr>
         <w:t>composer</w:t>
@@ -12792,6 +12841,7 @@
       <w:proofErr w:type="gramEnd"/>
       <w:r>
         <w:rPr>
+          <w:highlight w:val="green"/>
           <w:lang w:val="en-US"/>
         </w:rPr>
         <w:t xml:space="preserve"> require </w:t>
@@ -12799,6 +12849,7 @@
       <w:proofErr w:type="spellStart"/>
       <w:r>
         <w:rPr>
+          <w:highlight w:val="green"/>
           <w:lang w:val="en-US"/>
         </w:rPr>
         <w:t>easycorp</w:t>
@@ -12806,6 +12857,7 @@
       <w:proofErr w:type="spellEnd"/>
       <w:r>
         <w:rPr>
+          <w:highlight w:val="green"/>
           <w:lang w:val="en-US"/>
         </w:rPr>
         <w:t>/</w:t>
@@ -12813,6 +12865,7 @@
       <w:proofErr w:type="spellStart"/>
       <w:r>
         <w:rPr>
+          <w:highlight w:val="green"/>
           <w:lang w:val="en-US"/>
         </w:rPr>
         <w:t>easyadmin</w:t>
@@ -12820,6 +12873,7 @@
       <w:proofErr w:type="spellEnd"/>
       <w:r>
         <w:rPr>
+          <w:highlight w:val="green"/>
           <w:lang w:val="en-US"/>
         </w:rPr>
         <w:t>-bundle</w:t>
@@ -13131,6 +13185,29 @@
           <w:b/>
         </w:rPr>
         <w:t>Fixtures</w:t>
+      </w:r>
+      <w:proofErr w:type="spellEnd"/>
+    </w:p>
+    <w:p>
+      <w:pPr>
+        <w:spacing w:after="0"/>
+        <w:rPr>
+          <w:b/>
+        </w:rPr>
+      </w:pPr>
+      <w:proofErr w:type="spellStart"/>
+      <w:proofErr w:type="gramStart"/>
+      <w:r>
+        <w:t>symfony</w:t>
+      </w:r>
+      <w:proofErr w:type="spellEnd"/>
+      <w:proofErr w:type="gramEnd"/>
+      <w:r>
+        <w:t xml:space="preserve"> console </w:t>
+      </w:r>
+      <w:proofErr w:type="spellStart"/>
+      <w:r>
+        <w:t>doctrine:fixtures:load</w:t>
       </w:r>
       <w:proofErr w:type="spellEnd"/>
     </w:p>
@@ -13227,7 +13304,8 @@
           <w:rFonts w:eastAsia="Times New Roman"/>
           <w:bCs/>
         </w:rPr>
-        <w:t>UserAdminFixtures</w:t>
+        <w:lastRenderedPageBreak/>
+        <w:t>UserFixtures</w:t>
       </w:r>
       <w:proofErr w:type="spellEnd"/>
       <w:r>
@@ -13268,7 +13346,6 @@
           <w:bCs/>
           <w:noProof/>
         </w:rPr>
-        <w:lastRenderedPageBreak/>
         <w:drawing>
           <wp:inline distT="0" distB="0" distL="0" distR="0">
             <wp:extent cx="5760720" cy="1876382"/>
@@ -13697,6 +13774,7 @@
           <w:rFonts w:eastAsia="Times New Roman"/>
           <w:bCs/>
         </w:rPr>
+        <w:lastRenderedPageBreak/>
         <w:t>INSERT INTO `container`(`</w:t>
       </w:r>
       <w:proofErr w:type="spellStart"/>
@@ -13777,6 +13855,330 @@
           <w:rFonts w:eastAsia="Times New Roman"/>
           <w:bCs/>
         </w:rPr>
+        <w:t xml:space="preserve">','container pour texte de </w:t>
+      </w:r>
+      <w:proofErr w:type="spellStart"/>
+      <w:r>
+        <w:rPr>
+          <w:rFonts w:eastAsia="Times New Roman"/>
+          <w:bCs/>
+        </w:rPr>
+        <w:t>presentation</w:t>
+      </w:r>
+      <w:proofErr w:type="spellEnd"/>
+      <w:r>
+        <w:rPr>
+          <w:rFonts w:eastAsia="Times New Roman"/>
+          <w:bCs/>
+        </w:rPr>
+        <w:t xml:space="preserve"> rapide entreprise'),('</w:t>
+      </w:r>
+      <w:proofErr w:type="spellStart"/>
+      <w:r>
+        <w:rPr>
+          <w:rFonts w:eastAsia="Times New Roman"/>
+          <w:bCs/>
+        </w:rPr>
+        <w:t>Accueil_prestation</w:t>
+      </w:r>
+      <w:proofErr w:type="spellEnd"/>
+      <w:r>
+        <w:rPr>
+          <w:rFonts w:eastAsia="Times New Roman"/>
+          <w:bCs/>
+        </w:rPr>
+        <w:t xml:space="preserve">','container pour texte de </w:t>
+      </w:r>
+      <w:proofErr w:type="spellStart"/>
+      <w:r>
+        <w:rPr>
+          <w:rFonts w:eastAsia="Times New Roman"/>
+          <w:bCs/>
+        </w:rPr>
+        <w:t>presentation</w:t>
+      </w:r>
+      <w:proofErr w:type="spellEnd"/>
+      <w:r>
+        <w:rPr>
+          <w:rFonts w:eastAsia="Times New Roman"/>
+          <w:bCs/>
+        </w:rPr>
+        <w:t xml:space="preserve"> rapide prestation entreprise'),('</w:t>
+      </w:r>
+      <w:proofErr w:type="spellStart"/>
+      <w:r>
+        <w:rPr>
+          <w:rFonts w:eastAsia="Times New Roman"/>
+          <w:bCs/>
+        </w:rPr>
+        <w:t>Accueil_marketing</w:t>
+      </w:r>
+      <w:proofErr w:type="spellEnd"/>
+      <w:r>
+        <w:rPr>
+          <w:rFonts w:eastAsia="Times New Roman"/>
+          <w:bCs/>
+        </w:rPr>
+        <w:t>','container pour texte de marketing'),('</w:t>
+      </w:r>
+      <w:proofErr w:type="spellStart"/>
+      <w:r>
+        <w:rPr>
+          <w:rFonts w:eastAsia="Times New Roman"/>
+          <w:bCs/>
+        </w:rPr>
+        <w:t>Accueil_particulier</w:t>
+      </w:r>
+      <w:proofErr w:type="spellEnd"/>
+      <w:r>
+        <w:rPr>
+          <w:rFonts w:eastAsia="Times New Roman"/>
+          <w:bCs/>
+        </w:rPr>
+        <w:t>','container pour texte pour client particulier'),('</w:t>
+      </w:r>
+      <w:proofErr w:type="spellStart"/>
+      <w:r>
+        <w:rPr>
+          <w:rFonts w:eastAsia="Times New Roman"/>
+          <w:bCs/>
+        </w:rPr>
+        <w:t>Accueil_profe</w:t>
+      </w:r>
+      <w:r>
+        <w:rPr>
+          <w:rFonts w:eastAsia="Times New Roman"/>
+          <w:bCs/>
+        </w:rPr>
+        <w:t>s</w:t>
+      </w:r>
+      <w:r>
+        <w:rPr>
+          <w:rFonts w:eastAsia="Times New Roman"/>
+          <w:bCs/>
+        </w:rPr>
+        <w:t>sionnel</w:t>
+      </w:r>
+      <w:proofErr w:type="spellEnd"/>
+      <w:r>
+        <w:rPr>
+          <w:rFonts w:eastAsia="Times New Roman"/>
+          <w:bCs/>
+        </w:rPr>
+        <w:t xml:space="preserve">','container pour texte pour client </w:t>
+      </w:r>
+      <w:proofErr w:type="spellStart"/>
+      <w:r>
+        <w:rPr>
+          <w:rFonts w:eastAsia="Times New Roman"/>
+          <w:bCs/>
+        </w:rPr>
+        <w:t>profesionnel</w:t>
+      </w:r>
+      <w:proofErr w:type="spellEnd"/>
+      <w:r>
+        <w:rPr>
+          <w:rFonts w:eastAsia="Times New Roman"/>
+          <w:bCs/>
+        </w:rPr>
+        <w:t>'),</w:t>
+      </w:r>
+      <w:r>
+        <w:rPr>
+          <w:rFonts w:eastAsia="Times New Roman"/>
+          <w:bCs/>
+        </w:rPr>
+        <w:t xml:space="preserve"> </w:t>
+      </w:r>
+      <w:r>
+        <w:rPr>
+          <w:rFonts w:eastAsia="Times New Roman"/>
+          <w:bCs/>
+        </w:rPr>
+        <w:t>('</w:t>
+      </w:r>
+      <w:proofErr w:type="spellStart"/>
+      <w:r>
+        <w:rPr>
+          <w:rFonts w:eastAsia="Times New Roman"/>
+          <w:bCs/>
+        </w:rPr>
+        <w:t>Accueil_collectivite</w:t>
+      </w:r>
+      <w:proofErr w:type="spellEnd"/>
+      <w:r>
+        <w:rPr>
+          <w:rFonts w:eastAsia="Times New Roman"/>
+          <w:bCs/>
+        </w:rPr>
+        <w:t xml:space="preserve">','container pour texte pour client </w:t>
+      </w:r>
+      <w:proofErr w:type="spellStart"/>
+      <w:r>
+        <w:rPr>
+          <w:rFonts w:eastAsia="Times New Roman"/>
+          <w:bCs/>
+        </w:rPr>
+        <w:t>collectivite</w:t>
+      </w:r>
+      <w:proofErr w:type="spellEnd"/>
+      <w:r>
+        <w:rPr>
+          <w:rFonts w:eastAsia="Times New Roman"/>
+          <w:bCs/>
+        </w:rPr>
+        <w:t>'),('</w:t>
+      </w:r>
+      <w:proofErr w:type="spellStart"/>
+      <w:r>
+        <w:rPr>
+          <w:rFonts w:eastAsia="Times New Roman"/>
+          <w:bCs/>
+        </w:rPr>
+        <w:t>Accueil_slider</w:t>
+      </w:r>
+      <w:proofErr w:type="spellEnd"/>
+      <w:r>
+        <w:rPr>
+          <w:rFonts w:eastAsia="Times New Roman"/>
+          <w:bCs/>
+        </w:rPr>
+        <w:t xml:space="preserve">','container pour photo pour le </w:t>
+      </w:r>
+      <w:proofErr w:type="spellStart"/>
+      <w:r>
+        <w:rPr>
+          <w:rFonts w:eastAsia="Times New Roman"/>
+          <w:bCs/>
+        </w:rPr>
+        <w:t>slider</w:t>
+      </w:r>
+      <w:proofErr w:type="spellEnd"/>
+      <w:r>
+        <w:rPr>
+          <w:rFonts w:eastAsia="Times New Roman"/>
+          <w:bCs/>
+        </w:rPr>
+        <w:t>'),</w:t>
+      </w:r>
+      <w:r>
+        <w:rPr>
+          <w:rFonts w:eastAsia="Times New Roman"/>
+          <w:bCs/>
+        </w:rPr>
+        <w:t>('Qui_</w:t>
+      </w:r>
+      <w:r>
+        <w:t xml:space="preserve"> </w:t>
+      </w:r>
+      <w:r>
+        <w:t>Nom</w:t>
+      </w:r>
+      <w:r>
+        <w:rPr>
+          <w:rFonts w:eastAsia="Times New Roman"/>
+          <w:bCs/>
+        </w:rPr>
+        <w:t xml:space="preserve"> </w:t>
+      </w:r>
+      <w:r>
+        <w:rPr>
+          <w:rFonts w:eastAsia="Times New Roman"/>
+          <w:bCs/>
+        </w:rPr>
+        <w:t>_</w:t>
+      </w:r>
+      <w:r>
+        <w:rPr>
+          <w:rFonts w:eastAsia="Times New Roman"/>
+          <w:bCs/>
+        </w:rPr>
+        <w:t xml:space="preserve">profil_1','container pour </w:t>
+      </w:r>
+      <w:r>
+        <w:rPr>
+          <w:rFonts w:eastAsia="Times New Roman"/>
+          <w:bCs/>
+        </w:rPr>
+        <w:t>nom pour le profil n°1')</w:t>
+      </w:r>
+      <w:r>
+        <w:rPr>
+          <w:rFonts w:eastAsia="Times New Roman"/>
+          <w:bCs/>
+        </w:rPr>
+        <w:t>,</w:t>
+      </w:r>
+      <w:r>
+        <w:rPr>
+          <w:rFonts w:eastAsia="Times New Roman"/>
+          <w:bCs/>
+        </w:rPr>
+        <w:t>('Qui_</w:t>
+      </w:r>
+      <w:r>
+        <w:t xml:space="preserve"> Contenu</w:t>
+      </w:r>
+      <w:r>
+        <w:rPr>
+          <w:rFonts w:eastAsia="Times New Roman"/>
+          <w:bCs/>
+        </w:rPr>
+        <w:t xml:space="preserve"> </w:t>
+      </w:r>
+      <w:r>
+        <w:rPr>
+          <w:rFonts w:eastAsia="Times New Roman"/>
+          <w:bCs/>
+        </w:rPr>
+        <w:t>_</w:t>
+      </w:r>
+      <w:r>
+        <w:rPr>
+          <w:rFonts w:eastAsia="Times New Roman"/>
+          <w:bCs/>
+        </w:rPr>
+        <w:t>profil_1','container pour text</w:t>
+      </w:r>
+      <w:r>
+        <w:rPr>
+          <w:rFonts w:eastAsia="Times New Roman"/>
+          <w:bCs/>
+        </w:rPr>
+        <w:t>e et photo pour le profil n°1')</w:t>
+      </w:r>
+      <w:r>
+        <w:rPr>
+          <w:rFonts w:eastAsia="Times New Roman"/>
+          <w:bCs/>
+        </w:rPr>
+        <w:t>,('Qui_</w:t>
+      </w:r>
+      <w:r>
+        <w:t xml:space="preserve"> </w:t>
+      </w:r>
+      <w:r>
+        <w:t>Nom</w:t>
+      </w:r>
+      <w:r>
+        <w:rPr>
+          <w:rFonts w:eastAsia="Times New Roman"/>
+          <w:bCs/>
+        </w:rPr>
+        <w:t xml:space="preserve"> </w:t>
+      </w:r>
+      <w:r>
+        <w:rPr>
+          <w:rFonts w:eastAsia="Times New Roman"/>
+          <w:bCs/>
+        </w:rPr>
+        <w:t>_profil_2</w:t>
+      </w:r>
+      <w:r>
+        <w:rPr>
+          <w:rFonts w:eastAsia="Times New Roman"/>
+          <w:bCs/>
+        </w:rPr>
         <w:t xml:space="preserve">','container pour </w:t>
       </w:r>
       <w:r>
@@ -13784,128 +14186,8 @@
           <w:rFonts w:eastAsia="Times New Roman"/>
           <w:bCs/>
         </w:rPr>
-        <w:lastRenderedPageBreak/>
-        <w:t xml:space="preserve">texte de </w:t>
-      </w:r>
-      <w:proofErr w:type="spellStart"/>
-      <w:r>
-        <w:rPr>
-          <w:rFonts w:eastAsia="Times New Roman"/>
-          <w:bCs/>
-        </w:rPr>
-        <w:t>presentation</w:t>
-      </w:r>
-      <w:proofErr w:type="spellEnd"/>
-      <w:r>
-        <w:rPr>
-          <w:rFonts w:eastAsia="Times New Roman"/>
-          <w:bCs/>
-        </w:rPr>
-        <w:t xml:space="preserve"> rapide entreprise'),('</w:t>
-      </w:r>
-      <w:proofErr w:type="spellStart"/>
-      <w:r>
-        <w:rPr>
-          <w:rFonts w:eastAsia="Times New Roman"/>
-          <w:bCs/>
-        </w:rPr>
-        <w:t>Accueil_prestation</w:t>
-      </w:r>
-      <w:proofErr w:type="spellEnd"/>
-      <w:r>
-        <w:rPr>
-          <w:rFonts w:eastAsia="Times New Roman"/>
-          <w:bCs/>
-        </w:rPr>
-        <w:t xml:space="preserve">','container pour texte de </w:t>
-      </w:r>
-      <w:proofErr w:type="spellStart"/>
-      <w:r>
-        <w:rPr>
-          <w:rFonts w:eastAsia="Times New Roman"/>
-          <w:bCs/>
-        </w:rPr>
-        <w:t>presentation</w:t>
-      </w:r>
-      <w:proofErr w:type="spellEnd"/>
-      <w:r>
-        <w:rPr>
-          <w:rFonts w:eastAsia="Times New Roman"/>
-          <w:bCs/>
-        </w:rPr>
-        <w:t xml:space="preserve"> rapide prestation entreprise'),('</w:t>
-      </w:r>
-      <w:proofErr w:type="spellStart"/>
-      <w:r>
-        <w:rPr>
-          <w:rFonts w:eastAsia="Times New Roman"/>
-          <w:bCs/>
-        </w:rPr>
-        <w:t>Accueil_marketing</w:t>
-      </w:r>
-      <w:proofErr w:type="spellEnd"/>
-      <w:r>
-        <w:rPr>
-          <w:rFonts w:eastAsia="Times New Roman"/>
-          <w:bCs/>
-        </w:rPr>
-        <w:t>','container pour texte de marketing'),('</w:t>
-      </w:r>
-      <w:proofErr w:type="spellStart"/>
-      <w:r>
-        <w:rPr>
-          <w:rFonts w:eastAsia="Times New Roman"/>
-          <w:bCs/>
-        </w:rPr>
-        <w:t>Accueil_particulier</w:t>
-      </w:r>
-      <w:proofErr w:type="spellEnd"/>
-      <w:r>
-        <w:rPr>
-          <w:rFonts w:eastAsia="Times New Roman"/>
-          <w:bCs/>
-        </w:rPr>
-        <w:t>','container pour texte pour client particulier'),('</w:t>
-      </w:r>
-      <w:proofErr w:type="spellStart"/>
-      <w:r>
-        <w:rPr>
-          <w:rFonts w:eastAsia="Times New Roman"/>
-          <w:bCs/>
-        </w:rPr>
-        <w:t>Accueil_profe</w:t>
-      </w:r>
-      <w:r>
-        <w:rPr>
-          <w:rFonts w:eastAsia="Times New Roman"/>
-          <w:bCs/>
-        </w:rPr>
-        <w:t>s</w:t>
-      </w:r>
-      <w:r>
-        <w:rPr>
-          <w:rFonts w:eastAsia="Times New Roman"/>
-          <w:bCs/>
-        </w:rPr>
-        <w:t>sionnel</w:t>
-      </w:r>
-      <w:proofErr w:type="spellEnd"/>
-      <w:r>
-        <w:rPr>
-          <w:rFonts w:eastAsia="Times New Roman"/>
-          <w:bCs/>
-        </w:rPr>
-        <w:t xml:space="preserve">','container pour texte pour client </w:t>
-      </w:r>
-      <w:proofErr w:type="spellStart"/>
-      <w:r>
-        <w:rPr>
-          <w:rFonts w:eastAsia="Times New Roman"/>
-          <w:bCs/>
-        </w:rPr>
-        <w:t>profesionnel</w:t>
-      </w:r>
-      <w:proofErr w:type="spellEnd"/>
+        <w:t>nom pour le profil n°2</w:t>
+      </w:r>
       <w:r>
         <w:rPr>
           <w:rFonts w:eastAsia="Times New Roman"/>
@@ -13918,6 +14200,16 @@
           <w:rFonts w:eastAsia="Times New Roman"/>
           <w:bCs/>
         </w:rPr>
+        <w:t>('Qui_</w:t>
+      </w:r>
+      <w:r>
+        <w:t xml:space="preserve"> Contenu</w:t>
+      </w:r>
+      <w:r>
+        <w:rPr>
+          <w:rFonts w:eastAsia="Times New Roman"/>
+          <w:bCs/>
+        </w:rPr>
         <w:t xml:space="preserve"> </w:t>
       </w:r>
       <w:r>
@@ -13925,97 +14217,6 @@
           <w:rFonts w:eastAsia="Times New Roman"/>
           <w:bCs/>
         </w:rPr>
-        <w:t>('</w:t>
-      </w:r>
-      <w:proofErr w:type="spellStart"/>
-      <w:r>
-        <w:rPr>
-          <w:rFonts w:eastAsia="Times New Roman"/>
-          <w:bCs/>
-        </w:rPr>
-        <w:t>Accueil_collectivite</w:t>
-      </w:r>
-      <w:proofErr w:type="spellEnd"/>
-      <w:r>
-        <w:rPr>
-          <w:rFonts w:eastAsia="Times New Roman"/>
-          <w:bCs/>
-        </w:rPr>
-        <w:t xml:space="preserve">','container pour texte pour client </w:t>
-      </w:r>
-      <w:proofErr w:type="spellStart"/>
-      <w:r>
-        <w:rPr>
-          <w:rFonts w:eastAsia="Times New Roman"/>
-          <w:bCs/>
-        </w:rPr>
-        <w:t>collectivite</w:t>
-      </w:r>
-      <w:proofErr w:type="spellEnd"/>
-      <w:r>
-        <w:rPr>
-          <w:rFonts w:eastAsia="Times New Roman"/>
-          <w:bCs/>
-        </w:rPr>
-        <w:t>'),('</w:t>
-      </w:r>
-      <w:proofErr w:type="spellStart"/>
-      <w:r>
-        <w:rPr>
-          <w:rFonts w:eastAsia="Times New Roman"/>
-          <w:bCs/>
-        </w:rPr>
-        <w:t>Accueil_slider</w:t>
-      </w:r>
-      <w:proofErr w:type="spellEnd"/>
-      <w:r>
-        <w:rPr>
-          <w:rFonts w:eastAsia="Times New Roman"/>
-          <w:bCs/>
-        </w:rPr>
-        <w:t xml:space="preserve">','container pour photo pour le </w:t>
-      </w:r>
-      <w:proofErr w:type="spellStart"/>
-      <w:r>
-        <w:rPr>
-          <w:rFonts w:eastAsia="Times New Roman"/>
-          <w:bCs/>
-        </w:rPr>
-        <w:t>slider</w:t>
-      </w:r>
-      <w:proofErr w:type="spellEnd"/>
-      <w:r>
-        <w:rPr>
-          <w:rFonts w:eastAsia="Times New Roman"/>
-          <w:bCs/>
-        </w:rPr>
-        <w:t>'),</w:t>
-      </w:r>
-      <w:r>
-        <w:rPr>
-          <w:rFonts w:eastAsia="Times New Roman"/>
-          <w:bCs/>
-        </w:rPr>
-        <w:t>('Qui_</w:t>
-      </w:r>
-      <w:r>
-        <w:t xml:space="preserve"> </w:t>
-      </w:r>
-      <w:r>
-        <w:t>Nom</w:t>
-      </w:r>
-      <w:r>
-        <w:rPr>
-          <w:rFonts w:eastAsia="Times New Roman"/>
-          <w:bCs/>
-        </w:rPr>
-        <w:t xml:space="preserve"> </w:t>
-      </w:r>
-      <w:r>
-        <w:rPr>
-          <w:rFonts w:eastAsia="Times New Roman"/>
-          <w:bCs/>
-        </w:rPr>
         <w:t>_</w:t>
       </w:r>
       <w:r>
@@ -14023,137 +14224,6 @@
           <w:rFonts w:eastAsia="Times New Roman"/>
           <w:bCs/>
         </w:rPr>
-        <w:t xml:space="preserve">profil_1','container pour </w:t>
-      </w:r>
-      <w:r>
-        <w:rPr>
-          <w:rFonts w:eastAsia="Times New Roman"/>
-          <w:bCs/>
-        </w:rPr>
-        <w:t>nom pour le profil n°1')</w:t>
-      </w:r>
-      <w:r>
-        <w:rPr>
-          <w:rFonts w:eastAsia="Times New Roman"/>
-          <w:bCs/>
-        </w:rPr>
-        <w:t>,</w:t>
-      </w:r>
-      <w:r>
-        <w:rPr>
-          <w:rFonts w:eastAsia="Times New Roman"/>
-          <w:bCs/>
-        </w:rPr>
-        <w:t>('Qui_</w:t>
-      </w:r>
-      <w:r>
-        <w:t xml:space="preserve"> Contenu</w:t>
-      </w:r>
-      <w:r>
-        <w:rPr>
-          <w:rFonts w:eastAsia="Times New Roman"/>
-          <w:bCs/>
-        </w:rPr>
-        <w:t xml:space="preserve"> </w:t>
-      </w:r>
-      <w:r>
-        <w:rPr>
-          <w:rFonts w:eastAsia="Times New Roman"/>
-          <w:bCs/>
-        </w:rPr>
-        <w:t>_</w:t>
-      </w:r>
-      <w:r>
-        <w:rPr>
-          <w:rFonts w:eastAsia="Times New Roman"/>
-          <w:bCs/>
-        </w:rPr>
-        <w:t>profil_1','container pour text</w:t>
-      </w:r>
-      <w:r>
-        <w:rPr>
-          <w:rFonts w:eastAsia="Times New Roman"/>
-          <w:bCs/>
-        </w:rPr>
-        <w:t>e et photo pour le profil n°1')</w:t>
-      </w:r>
-      <w:r>
-        <w:rPr>
-          <w:rFonts w:eastAsia="Times New Roman"/>
-          <w:bCs/>
-        </w:rPr>
-        <w:t>,('Qui_</w:t>
-      </w:r>
-      <w:r>
-        <w:t xml:space="preserve"> </w:t>
-      </w:r>
-      <w:r>
-        <w:t>Nom</w:t>
-      </w:r>
-      <w:r>
-        <w:rPr>
-          <w:rFonts w:eastAsia="Times New Roman"/>
-          <w:bCs/>
-        </w:rPr>
-        <w:t xml:space="preserve"> </w:t>
-      </w:r>
-      <w:r>
-        <w:rPr>
-          <w:rFonts w:eastAsia="Times New Roman"/>
-          <w:bCs/>
-        </w:rPr>
-        <w:t>_profil_2</w:t>
-      </w:r>
-      <w:r>
-        <w:rPr>
-          <w:rFonts w:eastAsia="Times New Roman"/>
-          <w:bCs/>
-        </w:rPr>
-        <w:t xml:space="preserve">','container pour </w:t>
-      </w:r>
-      <w:r>
-        <w:rPr>
-          <w:rFonts w:eastAsia="Times New Roman"/>
-          <w:bCs/>
-        </w:rPr>
-        <w:t>nom pour le profil n°2</w:t>
-      </w:r>
-      <w:r>
-        <w:rPr>
-          <w:rFonts w:eastAsia="Times New Roman"/>
-          <w:bCs/>
-        </w:rPr>
-        <w:t>'),</w:t>
-      </w:r>
-      <w:r>
-        <w:rPr>
-          <w:rFonts w:eastAsia="Times New Roman"/>
-          <w:bCs/>
-        </w:rPr>
-        <w:t>('Qui_</w:t>
-      </w:r>
-      <w:r>
-        <w:t xml:space="preserve"> Contenu</w:t>
-      </w:r>
-      <w:r>
-        <w:rPr>
-          <w:rFonts w:eastAsia="Times New Roman"/>
-          <w:bCs/>
-        </w:rPr>
-        <w:t xml:space="preserve"> </w:t>
-      </w:r>
-      <w:r>
-        <w:rPr>
-          <w:rFonts w:eastAsia="Times New Roman"/>
-          <w:bCs/>
-        </w:rPr>
-        <w:t>_</w:t>
-      </w:r>
-      <w:r>
-        <w:rPr>
-          <w:rFonts w:eastAsia="Times New Roman"/>
-          <w:bCs/>
-        </w:rPr>
         <w:t xml:space="preserve">profil_2','container pour texte et photo pour le profil n°2'),('Prestation_1','container pour texte et photo pour la prestation n°1'),('Prestation_2','container pour texte et photo pour la prestation n°2'),('Prestation_3','container pour texte et photo pour la prestation n°3'),('Prestation_4','container pour texte et photo pour la prestation n°4'),( 'Prestation_5','container pour texte et photo pour la prestation n°5'),( 'Prestation_realisation_1','container pour photo pour les </w:t>
       </w:r>
       <w:proofErr w:type="spellStart"/>
@@ -14363,13 +14433,6 @@
           <w:bCs/>
         </w:rPr>
         <w:t>','container pour texte pour introduire le formulaire')</w:t>
-      </w:r>
-      <w:r>
-        <w:rPr>
-          <w:rFonts w:eastAsia="Times New Roman"/>
-          <w:bCs/>
-        </w:rPr>
-        <w:t xml:space="preserve">, </w:t>
       </w:r>
     </w:p>
     <w:p>
@@ -16047,2900 +16110,1905 @@
           <w:rFonts w:eastAsia="Times New Roman"/>
           <w:bCs/>
         </w:rPr>
-        <w:t>`) VALUES</w:t>
-      </w:r>
-    </w:p>
-    <w:p>
-      <w:pPr>
-        <w:spacing w:after="0"/>
-        <w:rPr>
-          <w:rFonts w:eastAsia="Times New Roman"/>
-          <w:bCs/>
-        </w:rPr>
-      </w:pPr>
-      <w:r>
-        <w:rPr>
-          <w:rFonts w:eastAsia="Times New Roman"/>
-          <w:bCs/>
-        </w:rPr>
-        <w:t>('Bois joliment entretenu', '</w:t>
-      </w:r>
-      <w:r>
-        <w:t>http://127.0.0.1:8000/uploads/Carrousel/</w:t>
-      </w:r>
-      <w:r>
-        <w:rPr>
-          <w:rFonts w:eastAsia="Times New Roman"/>
-          <w:bCs/>
-        </w:rPr>
-        <w:t>Photo_1_bois_entretenu.webp', NULL),</w:t>
-      </w:r>
-    </w:p>
-    <w:p>
-      <w:pPr>
-        <w:spacing w:after="0"/>
-        <w:rPr>
-          <w:rFonts w:eastAsia="Times New Roman"/>
-          <w:bCs/>
-        </w:rPr>
-      </w:pPr>
-      <w:r>
-        <w:rPr>
-          <w:rFonts w:eastAsia="Times New Roman"/>
-          <w:bCs/>
-        </w:rPr>
-        <w:t>('Jardin avec un bassin', 'http://127.0.0.1:8000/uploads/Carroussel/Photo_2_jardin_avec_bassin.webp', NULL),</w:t>
-      </w:r>
-    </w:p>
-    <w:p>
-      <w:pPr>
-        <w:spacing w:after="0"/>
-        <w:rPr>
-          <w:rFonts w:eastAsia="Times New Roman"/>
-          <w:bCs/>
-        </w:rPr>
-      </w:pPr>
-      <w:r>
-        <w:rPr>
-          <w:rFonts w:eastAsia="Times New Roman"/>
-          <w:bCs/>
-        </w:rPr>
-        <w:t>('Magnifique jardin Japonais', 'http://127.0.0.1:8000/uploads/Carroussel/Photo_3_jardin_japonais.webp', NULL),</w:t>
-      </w:r>
-    </w:p>
-    <w:p>
-      <w:pPr>
-        <w:spacing w:after="0"/>
-        <w:rPr>
-          <w:rFonts w:eastAsia="Times New Roman"/>
-          <w:bCs/>
-        </w:rPr>
-      </w:pPr>
-      <w:r>
-        <w:rPr>
-          <w:rFonts w:eastAsia="Times New Roman"/>
-          <w:bCs/>
-        </w:rPr>
-        <w:t>('Jardin avec des buis très bien taillés', 'http://127.0.0.1:8000/uploads/Carroussel/Photo_4_jardin_buis.webp', NULL),</w:t>
-      </w:r>
-    </w:p>
-    <w:p>
-      <w:pPr>
-        <w:spacing w:after="0"/>
-        <w:rPr>
-          <w:rFonts w:eastAsia="Times New Roman"/>
-          <w:bCs/>
-        </w:rPr>
-      </w:pPr>
+        <w:t xml:space="preserve">`) VALUES ('Bois joliment entretenu', 'http://127.0.0.1:8000/uploads/Carrousel/Photo_1_bois_entretenu.webp', NULL),('Jardin avec un bassin', 'http://127.0.0.1:8000/uploads/Carroussel/Photo_2_jardin_avec_bassin.webp', NULL),('Magnifique jardin Japonais', 'http://127.0.0.1:8000/uploads/Carroussel/Photo_3_jardin_japonais.webp', NULL),('Jardin avec des buis très bien taillés', 'http://127.0.0.1:8000/uploads/Carroussel/Photo_4_jardin_buis.webp', NULL),('Très beau jardin naturel', 'http://127.0.0.1:8000/uploads/Carroussel/Photo_5_jardin_naturel.webp', NULL),('Parcours de golf très bien entretenu', 'http://127.0.0.1:8000/uploads/Carroussel/Photo_6_parcours_de_golf.webp', </w:t>
+      </w:r>
       <w:r>
         <w:rPr>
           <w:rFonts w:eastAsia="Times New Roman"/>
           <w:bCs/>
         </w:rPr>
         <w:lastRenderedPageBreak/>
-        <w:t>('Très beau jardin naturel', 'http://127.0.0.1:8000/uploads/Carroussel/Photo_5_jardin_naturel.webp', NULL),</w:t>
-      </w:r>
-    </w:p>
-    <w:p>
-      <w:pPr>
-        <w:spacing w:after="0"/>
-        <w:rPr>
-          <w:rFonts w:eastAsia="Times New Roman"/>
-          <w:bCs/>
-        </w:rPr>
-      </w:pPr>
-      <w:r>
-        <w:rPr>
-          <w:rFonts w:eastAsia="Times New Roman"/>
-          <w:bCs/>
-        </w:rPr>
-        <w:t>('Parcours de golf très bien entretenu', 'http://127.0.0.1:8000/uploads/Carroussel/Photo_6_parcours_de_golf.webp', NULL),</w:t>
-      </w:r>
-    </w:p>
-    <w:p>
-      <w:pPr>
-        <w:spacing w:after="0"/>
-        <w:rPr>
-          <w:rFonts w:eastAsia="Times New Roman"/>
-          <w:bCs/>
-        </w:rPr>
-      </w:pPr>
-      <w:r>
-        <w:rPr>
-          <w:rFonts w:eastAsia="Times New Roman"/>
-          <w:bCs/>
-        </w:rPr>
-        <w:t>('Jardin public bien entretenu', 'http://127.0.0.1:8000/uploads/Slider/Photo_1_jardin_publique.webp', NULL),</w:t>
-      </w:r>
-    </w:p>
-    <w:p>
-      <w:pPr>
-        <w:spacing w:after="0"/>
-        <w:rPr>
-          <w:rFonts w:eastAsia="Times New Roman"/>
-          <w:bCs/>
-        </w:rPr>
-      </w:pPr>
-      <w:r>
-        <w:rPr>
-          <w:rFonts w:eastAsia="Times New Roman"/>
-          <w:bCs/>
-        </w:rPr>
-        <w:t>('Élague</w:t>
-      </w:r>
-      <w:r>
-        <w:rPr>
-          <w:rFonts w:eastAsia="Times New Roman"/>
-          <w:bCs/>
-        </w:rPr>
-        <w:t>ur travaillant dans un arbre</w:t>
-      </w:r>
-      <w:r>
-        <w:rPr>
-          <w:rFonts w:eastAsia="Times New Roman"/>
-          <w:bCs/>
-        </w:rPr>
-        <w:t>', 'http://127.0.0.1:8000/uploads/Slider/Photo_2_Elagueur_dans_arbre.webp', NULL),</w:t>
-      </w:r>
-    </w:p>
-    <w:p>
-      <w:pPr>
-        <w:spacing w:after="0"/>
-        <w:rPr>
-          <w:rFonts w:eastAsia="Times New Roman"/>
-          <w:bCs/>
-        </w:rPr>
-      </w:pPr>
-      <w:r>
-        <w:rPr>
-          <w:rFonts w:eastAsia="Times New Roman"/>
-          <w:bCs/>
-        </w:rPr>
-        <w:t>('Élague</w:t>
-      </w:r>
-      <w:r>
-        <w:rPr>
-          <w:rFonts w:eastAsia="Times New Roman"/>
-          <w:bCs/>
-        </w:rPr>
-        <w:t>ur travaillant dans un arbre</w:t>
-      </w:r>
-      <w:r>
-        <w:rPr>
-          <w:rFonts w:eastAsia="Times New Roman"/>
-          <w:bCs/>
-        </w:rPr>
-        <w:t>', 'http://127.0.0.1:8000/uploads/Slider/Photo_3_Elagueur_dans_arbre.webp', NULL);</w:t>
-      </w:r>
-    </w:p>
-    <w:p>
-      <w:pPr>
-        <w:spacing w:after="0"/>
-        <w:rPr>
-          <w:rFonts w:eastAsia="Times New Roman"/>
-          <w:bCs/>
-        </w:rPr>
-      </w:pPr>
-      <w:r>
-        <w:rPr>
-          <w:rFonts w:eastAsia="Times New Roman"/>
-          <w:bCs/>
-        </w:rPr>
-        <w:t>INSERT INTO `contenu` (</w:t>
-      </w:r>
-    </w:p>
-    <w:p>
-      <w:pPr>
-        <w:spacing w:after="0"/>
-        <w:rPr>
-          <w:rFonts w:eastAsia="Times New Roman"/>
-          <w:bCs/>
-        </w:rPr>
-      </w:pPr>
-      <w:r>
-        <w:rPr>
-          <w:rFonts w:eastAsia="Times New Roman"/>
-          <w:bCs/>
-        </w:rPr>
-        <w:t xml:space="preserve">  `</w:t>
-      </w:r>
-      <w:proofErr w:type="spellStart"/>
+        <w:t>NULL),('Jardin public bien entretenu', 'http://127.0.0.1:8000/uploads/Slider/Photo_1_jardin_publique.webp', NULL),('Élagueur travaillant dans un arbre', 'http://127.0.0.1:8000/uploads/Slider/Photo_2_Elagueur_dans_arbre.webp', NULL),('Élagueur travaillant dans un arbre', 'http://127.0.0.1:8000/uploads/Slider/Photo_3_Elagueur_dans_arbre.webp', NULL),</w:t>
+      </w:r>
+    </w:p>
+    <w:p>
+      <w:pPr>
+        <w:spacing w:after="0"/>
+        <w:rPr>
+          <w:rFonts w:eastAsia="Times New Roman"/>
+          <w:bCs/>
+        </w:rPr>
+      </w:pPr>
+      <w:r>
+        <w:rPr>
+          <w:rStyle w:val="cm-bracket"/>
+          <w:rFonts w:ascii="Courier New" w:hAnsi="Courier New" w:cs="Courier New"/>
+          <w:sz w:val="20"/>
+          <w:szCs w:val="20"/>
+        </w:rPr>
+        <w:t>(</w:t>
+      </w:r>
+      <w:r>
+        <w:rPr>
+          <w:rStyle w:val="cm-string"/>
+          <w:rFonts w:ascii="Courier New" w:hAnsi="Courier New" w:cs="Courier New"/>
+          <w:sz w:val="20"/>
+          <w:szCs w:val="20"/>
+        </w:rPr>
+        <w:t>'texte accueil présentation'</w:t>
+      </w:r>
       <w:proofErr w:type="gramStart"/>
       <w:r>
         <w:rPr>
-          <w:rFonts w:eastAsia="Times New Roman"/>
-          <w:bCs/>
-        </w:rPr>
-        <w:t>description_contenu</w:t>
-      </w:r>
-      <w:proofErr w:type="spellEnd"/>
+          <w:rStyle w:val="cm-punctuation"/>
+          <w:rFonts w:ascii="Courier New" w:hAnsi="Courier New" w:cs="Courier New"/>
+          <w:sz w:val="20"/>
+          <w:szCs w:val="20"/>
+        </w:rPr>
+        <w:t>,</w:t>
+      </w:r>
+      <w:r>
+        <w:rPr>
+          <w:rStyle w:val="cm-atom"/>
+          <w:rFonts w:ascii="Courier New" w:hAnsi="Courier New" w:cs="Courier New"/>
+          <w:sz w:val="20"/>
+          <w:szCs w:val="20"/>
+        </w:rPr>
+        <w:t>NULL</w:t>
+      </w:r>
       <w:proofErr w:type="gramEnd"/>
       <w:r>
         <w:rPr>
-          <w:rFonts w:eastAsia="Times New Roman"/>
-          <w:bCs/>
-        </w:rPr>
-        <w:t>`,</w:t>
-      </w:r>
-    </w:p>
-    <w:p>
-      <w:pPr>
-        <w:spacing w:after="0"/>
-        <w:rPr>
-          <w:rFonts w:eastAsia="Times New Roman"/>
-          <w:bCs/>
-        </w:rPr>
-      </w:pPr>
-      <w:r>
-        <w:rPr>
-          <w:rFonts w:eastAsia="Times New Roman"/>
-          <w:bCs/>
-        </w:rPr>
-        <w:t xml:space="preserve">  `</w:t>
-      </w:r>
-      <w:proofErr w:type="spellStart"/>
+          <w:rStyle w:val="cm-punctuation"/>
+          <w:rFonts w:ascii="Courier New" w:hAnsi="Courier New" w:cs="Courier New"/>
+          <w:sz w:val="20"/>
+          <w:szCs w:val="20"/>
+        </w:rPr>
+        <w:t>,</w:t>
+      </w:r>
+      <w:r>
+        <w:rPr>
+          <w:rStyle w:val="cm-string"/>
+          <w:rFonts w:ascii="Courier New" w:hAnsi="Courier New" w:cs="Courier New"/>
+          <w:sz w:val="20"/>
+          <w:szCs w:val="20"/>
+        </w:rPr>
+        <w:t>'&lt;</w:t>
+      </w:r>
+      <w:proofErr w:type="spellStart"/>
+      <w:r>
+        <w:rPr>
+          <w:rStyle w:val="cm-string"/>
+          <w:rFonts w:ascii="Courier New" w:hAnsi="Courier New" w:cs="Courier New"/>
+          <w:sz w:val="20"/>
+          <w:szCs w:val="20"/>
+        </w:rPr>
+        <w:t>span</w:t>
+      </w:r>
+      <w:proofErr w:type="spellEnd"/>
+      <w:r>
+        <w:rPr>
+          <w:rStyle w:val="cm-string"/>
+          <w:rFonts w:ascii="Courier New" w:hAnsi="Courier New" w:cs="Courier New"/>
+          <w:sz w:val="20"/>
+          <w:szCs w:val="20"/>
+        </w:rPr>
+        <w:t xml:space="preserve"> class="</w:t>
+      </w:r>
+      <w:proofErr w:type="spellStart"/>
+      <w:r>
+        <w:rPr>
+          <w:rStyle w:val="cm-string"/>
+          <w:rFonts w:ascii="Courier New" w:hAnsi="Courier New" w:cs="Courier New"/>
+          <w:sz w:val="20"/>
+          <w:szCs w:val="20"/>
+        </w:rPr>
+        <w:t>bold_paragraphe</w:t>
+      </w:r>
+      <w:proofErr w:type="spellEnd"/>
+      <w:r>
+        <w:rPr>
+          <w:rStyle w:val="cm-string"/>
+          <w:rFonts w:ascii="Courier New" w:hAnsi="Courier New" w:cs="Courier New"/>
+          <w:sz w:val="20"/>
+          <w:szCs w:val="20"/>
+        </w:rPr>
+        <w:t>"&gt;Chez Canopées&lt;/</w:t>
+      </w:r>
+      <w:proofErr w:type="spellStart"/>
+      <w:r>
+        <w:rPr>
+          <w:rStyle w:val="cm-string"/>
+          <w:rFonts w:ascii="Courier New" w:hAnsi="Courier New" w:cs="Courier New"/>
+          <w:sz w:val="20"/>
+          <w:szCs w:val="20"/>
+        </w:rPr>
+        <w:t>span</w:t>
+      </w:r>
+      <w:proofErr w:type="spellEnd"/>
+      <w:r>
+        <w:rPr>
+          <w:rStyle w:val="cm-string"/>
+          <w:rFonts w:ascii="Courier New" w:hAnsi="Courier New" w:cs="Courier New"/>
+          <w:sz w:val="20"/>
+          <w:szCs w:val="20"/>
+        </w:rPr>
+        <w:t>&gt;, nous sommes passionnés par la nature et le soin des espaces verts. Depuis plusieurs années, nous mettons &lt;</w:t>
+      </w:r>
+      <w:proofErr w:type="spellStart"/>
+      <w:r>
+        <w:rPr>
+          <w:rStyle w:val="cm-string"/>
+          <w:rFonts w:ascii="Courier New" w:hAnsi="Courier New" w:cs="Courier New"/>
+          <w:sz w:val="20"/>
+          <w:szCs w:val="20"/>
+        </w:rPr>
+        <w:t>span</w:t>
+      </w:r>
+      <w:proofErr w:type="spellEnd"/>
+      <w:r>
+        <w:rPr>
+          <w:rStyle w:val="cm-string"/>
+          <w:rFonts w:ascii="Courier New" w:hAnsi="Courier New" w:cs="Courier New"/>
+          <w:sz w:val="20"/>
+          <w:szCs w:val="20"/>
+        </w:rPr>
+        <w:t xml:space="preserve"> class="</w:t>
+      </w:r>
+      <w:proofErr w:type="spellStart"/>
+      <w:r>
+        <w:rPr>
+          <w:rStyle w:val="cm-string"/>
+          <w:rFonts w:ascii="Courier New" w:hAnsi="Courier New" w:cs="Courier New"/>
+          <w:sz w:val="20"/>
+          <w:szCs w:val="20"/>
+        </w:rPr>
+        <w:t>green_text</w:t>
+      </w:r>
+      <w:proofErr w:type="spellEnd"/>
+      <w:r>
+        <w:rPr>
+          <w:rStyle w:val="cm-string"/>
+          <w:rFonts w:ascii="Courier New" w:hAnsi="Courier New" w:cs="Courier New"/>
+          <w:sz w:val="20"/>
+          <w:szCs w:val="20"/>
+        </w:rPr>
+        <w:t xml:space="preserve"> </w:t>
+      </w:r>
+      <w:proofErr w:type="spellStart"/>
+      <w:r>
+        <w:rPr>
+          <w:rStyle w:val="cm-string"/>
+          <w:rFonts w:ascii="Courier New" w:hAnsi="Courier New" w:cs="Courier New"/>
+          <w:sz w:val="20"/>
+          <w:szCs w:val="20"/>
+        </w:rPr>
+        <w:t>semibold_paragraphe</w:t>
+      </w:r>
+      <w:proofErr w:type="spellEnd"/>
+      <w:r>
+        <w:rPr>
+          <w:rStyle w:val="cm-string"/>
+          <w:rFonts w:ascii="Courier New" w:hAnsi="Courier New" w:cs="Courier New"/>
+          <w:sz w:val="20"/>
+          <w:szCs w:val="20"/>
+        </w:rPr>
+        <w:t>"&gt;notre expertise&lt;/</w:t>
+      </w:r>
+      <w:proofErr w:type="spellStart"/>
+      <w:r>
+        <w:rPr>
+          <w:rStyle w:val="cm-string"/>
+          <w:rFonts w:ascii="Courier New" w:hAnsi="Courier New" w:cs="Courier New"/>
+          <w:sz w:val="20"/>
+          <w:szCs w:val="20"/>
+        </w:rPr>
+        <w:t>span</w:t>
+      </w:r>
+      <w:proofErr w:type="spellEnd"/>
+      <w:r>
+        <w:rPr>
+          <w:rStyle w:val="cm-string"/>
+          <w:rFonts w:ascii="Courier New" w:hAnsi="Courier New" w:cs="Courier New"/>
+          <w:sz w:val="20"/>
+          <w:szCs w:val="20"/>
+        </w:rPr>
+        <w:t>&gt; à votre service pour créer, entretenir et embellir vos espaces extérieurs. Notre équipe de &lt;</w:t>
+      </w:r>
+      <w:proofErr w:type="spellStart"/>
+      <w:r>
+        <w:rPr>
+          <w:rStyle w:val="cm-string"/>
+          <w:rFonts w:ascii="Courier New" w:hAnsi="Courier New" w:cs="Courier New"/>
+          <w:sz w:val="20"/>
+          <w:szCs w:val="20"/>
+        </w:rPr>
+        <w:t>span</w:t>
+      </w:r>
+      <w:proofErr w:type="spellEnd"/>
+      <w:r>
+        <w:rPr>
+          <w:rStyle w:val="cm-string"/>
+          <w:rFonts w:ascii="Courier New" w:hAnsi="Courier New" w:cs="Courier New"/>
+          <w:sz w:val="20"/>
+          <w:szCs w:val="20"/>
+        </w:rPr>
+        <w:t xml:space="preserve"> class="</w:t>
+      </w:r>
+      <w:proofErr w:type="spellStart"/>
+      <w:r>
+        <w:rPr>
+          <w:rStyle w:val="cm-string"/>
+          <w:rFonts w:ascii="Courier New" w:hAnsi="Courier New" w:cs="Courier New"/>
+          <w:sz w:val="20"/>
+          <w:szCs w:val="20"/>
+        </w:rPr>
+        <w:t>green_text</w:t>
+      </w:r>
+      <w:proofErr w:type="spellEnd"/>
+      <w:r>
+        <w:rPr>
+          <w:rStyle w:val="cm-string"/>
+          <w:rFonts w:ascii="Courier New" w:hAnsi="Courier New" w:cs="Courier New"/>
+          <w:sz w:val="20"/>
+          <w:szCs w:val="20"/>
+        </w:rPr>
+        <w:t xml:space="preserve"> </w:t>
+      </w:r>
+      <w:proofErr w:type="spellStart"/>
+      <w:r>
+        <w:rPr>
+          <w:rStyle w:val="cm-string"/>
+          <w:rFonts w:ascii="Courier New" w:hAnsi="Courier New" w:cs="Courier New"/>
+          <w:sz w:val="20"/>
+          <w:szCs w:val="20"/>
+        </w:rPr>
+        <w:t>semibold_paragraphe</w:t>
+      </w:r>
+      <w:proofErr w:type="spellEnd"/>
+      <w:r>
+        <w:rPr>
+          <w:rStyle w:val="cm-string"/>
+          <w:rFonts w:ascii="Courier New" w:hAnsi="Courier New" w:cs="Courier New"/>
+          <w:sz w:val="20"/>
+          <w:szCs w:val="20"/>
+        </w:rPr>
+        <w:t>"&gt;professionnels qualifiés&lt;/</w:t>
+      </w:r>
+      <w:proofErr w:type="spellStart"/>
+      <w:r>
+        <w:rPr>
+          <w:rStyle w:val="cm-string"/>
+          <w:rFonts w:ascii="Courier New" w:hAnsi="Courier New" w:cs="Courier New"/>
+          <w:sz w:val="20"/>
+          <w:szCs w:val="20"/>
+        </w:rPr>
+        <w:t>span</w:t>
+      </w:r>
+      <w:proofErr w:type="spellEnd"/>
+      <w:r>
+        <w:rPr>
+          <w:rStyle w:val="cm-string"/>
+          <w:rFonts w:ascii="Courier New" w:hAnsi="Courier New" w:cs="Courier New"/>
+          <w:sz w:val="20"/>
+          <w:szCs w:val="20"/>
+        </w:rPr>
+        <w:t>&gt; s\'engage à offrir &lt;</w:t>
+      </w:r>
+      <w:proofErr w:type="spellStart"/>
+      <w:r>
+        <w:rPr>
+          <w:rStyle w:val="cm-string"/>
+          <w:rFonts w:ascii="Courier New" w:hAnsi="Courier New" w:cs="Courier New"/>
+          <w:sz w:val="20"/>
+          <w:szCs w:val="20"/>
+        </w:rPr>
+        <w:t>span</w:t>
+      </w:r>
+      <w:proofErr w:type="spellEnd"/>
+      <w:r>
+        <w:rPr>
+          <w:rStyle w:val="cm-string"/>
+          <w:rFonts w:ascii="Courier New" w:hAnsi="Courier New" w:cs="Courier New"/>
+          <w:sz w:val="20"/>
+          <w:szCs w:val="20"/>
+        </w:rPr>
+        <w:t xml:space="preserve"> class="</w:t>
+      </w:r>
+      <w:proofErr w:type="spellStart"/>
+      <w:r>
+        <w:rPr>
+          <w:rStyle w:val="cm-string"/>
+          <w:rFonts w:ascii="Courier New" w:hAnsi="Courier New" w:cs="Courier New"/>
+          <w:sz w:val="20"/>
+          <w:szCs w:val="20"/>
+        </w:rPr>
+        <w:t>green_text</w:t>
+      </w:r>
+      <w:proofErr w:type="spellEnd"/>
+      <w:r>
+        <w:rPr>
+          <w:rStyle w:val="cm-string"/>
+          <w:rFonts w:ascii="Courier New" w:hAnsi="Courier New" w:cs="Courier New"/>
+          <w:sz w:val="20"/>
+          <w:szCs w:val="20"/>
+        </w:rPr>
+        <w:t xml:space="preserve"> </w:t>
+      </w:r>
+      <w:proofErr w:type="spellStart"/>
+      <w:r>
+        <w:rPr>
+          <w:rStyle w:val="cm-string"/>
+          <w:rFonts w:ascii="Courier New" w:hAnsi="Courier New" w:cs="Courier New"/>
+          <w:sz w:val="20"/>
+          <w:szCs w:val="20"/>
+        </w:rPr>
+        <w:t>semibold_paragraphe</w:t>
+      </w:r>
+      <w:proofErr w:type="spellEnd"/>
+      <w:r>
+        <w:rPr>
+          <w:rStyle w:val="cm-string"/>
+          <w:rFonts w:ascii="Courier New" w:hAnsi="Courier New" w:cs="Courier New"/>
+          <w:sz w:val="20"/>
+          <w:szCs w:val="20"/>
+        </w:rPr>
+        <w:t>"&gt;des prestations de haute qualité, respectueuses de l\'environnement&lt;/</w:t>
+      </w:r>
+      <w:proofErr w:type="spellStart"/>
+      <w:r>
+        <w:rPr>
+          <w:rStyle w:val="cm-string"/>
+          <w:rFonts w:ascii="Courier New" w:hAnsi="Courier New" w:cs="Courier New"/>
+          <w:sz w:val="20"/>
+          <w:szCs w:val="20"/>
+        </w:rPr>
+        <w:t>span</w:t>
+      </w:r>
+      <w:proofErr w:type="spellEnd"/>
+      <w:r>
+        <w:rPr>
+          <w:rStyle w:val="cm-string"/>
+          <w:rFonts w:ascii="Courier New" w:hAnsi="Courier New" w:cs="Courier New"/>
+          <w:sz w:val="20"/>
+          <w:szCs w:val="20"/>
+        </w:rPr>
+        <w:t>&gt; adaptées à vos besoins.'</w:t>
+      </w:r>
+      <w:r>
+        <w:rPr>
+          <w:rStyle w:val="cm-bracket"/>
+          <w:rFonts w:ascii="Courier New" w:hAnsi="Courier New" w:cs="Courier New"/>
+          <w:sz w:val="20"/>
+          <w:szCs w:val="20"/>
+        </w:rPr>
+        <w:t>)</w:t>
+      </w:r>
+    </w:p>
+    <w:p>
+      <w:pPr>
+        <w:spacing w:after="0"/>
+        <w:rPr>
+          <w:rFonts w:eastAsia="Times New Roman"/>
+          <w:bCs/>
+        </w:rPr>
+      </w:pPr>
+    </w:p>
+    <w:p>
+      <w:pPr>
+        <w:spacing w:after="0"/>
+        <w:rPr>
+          <w:rFonts w:eastAsia="Times New Roman"/>
+          <w:bCs/>
+        </w:rPr>
+      </w:pPr>
+      <w:r>
+        <w:rPr>
+          <w:rFonts w:eastAsia="Times New Roman"/>
+          <w:bCs/>
+        </w:rPr>
+        <w:t>('texte accueil prestation',NULL,'&lt;</w:t>
+      </w:r>
+      <w:proofErr w:type="spellStart"/>
+      <w:r>
+        <w:rPr>
+          <w:rFonts w:eastAsia="Times New Roman"/>
+          <w:bCs/>
+        </w:rPr>
+        <w:t>ul</w:t>
+      </w:r>
+      <w:proofErr w:type="spellEnd"/>
+      <w:r>
+        <w:rPr>
+          <w:rFonts w:eastAsia="Times New Roman"/>
+          <w:bCs/>
+        </w:rPr>
+        <w:t xml:space="preserve"> class=\"</w:t>
+      </w:r>
+      <w:proofErr w:type="spellStart"/>
+      <w:r>
+        <w:rPr>
+          <w:rFonts w:eastAsia="Times New Roman"/>
+          <w:bCs/>
+        </w:rPr>
+        <w:t>listePresentation</w:t>
+      </w:r>
+      <w:proofErr w:type="spellEnd"/>
+      <w:r>
+        <w:rPr>
+          <w:rFonts w:eastAsia="Times New Roman"/>
+          <w:bCs/>
+        </w:rPr>
+        <w:t>\"&gt;&lt;h2 class=\"</w:t>
+      </w:r>
+      <w:proofErr w:type="spellStart"/>
+      <w:r>
+        <w:rPr>
+          <w:rFonts w:eastAsia="Times New Roman"/>
+          <w:bCs/>
+        </w:rPr>
+        <w:t>bold_paragraphe</w:t>
+      </w:r>
+      <w:proofErr w:type="spellEnd"/>
+      <w:r>
+        <w:rPr>
+          <w:rFonts w:eastAsia="Times New Roman"/>
+          <w:bCs/>
+        </w:rPr>
+        <w:t xml:space="preserve"> </w:t>
+      </w:r>
+      <w:proofErr w:type="spellStart"/>
+      <w:r>
+        <w:rPr>
+          <w:rFonts w:eastAsia="Times New Roman"/>
+          <w:bCs/>
+        </w:rPr>
+        <w:t>paragraphe_desktop</w:t>
+      </w:r>
+      <w:proofErr w:type="spellEnd"/>
+      <w:r>
+        <w:rPr>
+          <w:rFonts w:eastAsia="Times New Roman"/>
+          <w:bCs/>
+        </w:rPr>
+        <w:t xml:space="preserve"> mt-2\"&gt;Nos prestations :&lt;/h2&gt;&lt;li class=\"</w:t>
+      </w:r>
+      <w:proofErr w:type="spellStart"/>
+      <w:r>
+        <w:rPr>
+          <w:rFonts w:eastAsia="Times New Roman"/>
+          <w:bCs/>
+        </w:rPr>
+        <w:t>green_text</w:t>
+      </w:r>
+      <w:proofErr w:type="spellEnd"/>
+      <w:r>
+        <w:rPr>
+          <w:rFonts w:eastAsia="Times New Roman"/>
+          <w:bCs/>
+        </w:rPr>
+        <w:t>\"&gt;Conception et réalisation d\'espaces verts.&lt;/li&gt;&lt;li class=\"</w:t>
+      </w:r>
+      <w:proofErr w:type="spellStart"/>
+      <w:r>
+        <w:rPr>
+          <w:rFonts w:eastAsia="Times New Roman"/>
+          <w:bCs/>
+        </w:rPr>
+        <w:t>green_text</w:t>
+      </w:r>
+      <w:proofErr w:type="spellEnd"/>
+      <w:r>
+        <w:rPr>
+          <w:rFonts w:eastAsia="Times New Roman"/>
+          <w:bCs/>
+        </w:rPr>
+        <w:t>\"&gt;Entretien des espaces verts.&lt;/li&gt;&lt;li class=\"</w:t>
+      </w:r>
+      <w:proofErr w:type="spellStart"/>
+      <w:r>
+        <w:rPr>
+          <w:rFonts w:eastAsia="Times New Roman"/>
+          <w:bCs/>
+        </w:rPr>
+        <w:t>green_text</w:t>
+      </w:r>
+      <w:proofErr w:type="spellEnd"/>
+      <w:r>
+        <w:rPr>
+          <w:rFonts w:eastAsia="Times New Roman"/>
+          <w:bCs/>
+        </w:rPr>
+        <w:t>\"&gt;Taille des haies.&lt;/li&gt;&lt;li class=\"</w:t>
+      </w:r>
+      <w:proofErr w:type="spellStart"/>
+      <w:r>
+        <w:rPr>
+          <w:rFonts w:eastAsia="Times New Roman"/>
+          <w:bCs/>
+        </w:rPr>
+        <w:t>green_text</w:t>
+      </w:r>
+      <w:proofErr w:type="spellEnd"/>
+      <w:r>
+        <w:rPr>
+          <w:rFonts w:eastAsia="Times New Roman"/>
+          <w:bCs/>
+        </w:rPr>
+        <w:t>\"&gt;Élagage et abattage d\'arbres.&lt;/li&gt;&lt;li class=\"</w:t>
+      </w:r>
+      <w:proofErr w:type="spellStart"/>
+      <w:r>
+        <w:rPr>
+          <w:rFonts w:eastAsia="Times New Roman"/>
+          <w:bCs/>
+        </w:rPr>
+        <w:t>green_text</w:t>
+      </w:r>
+      <w:proofErr w:type="spellEnd"/>
+      <w:r>
+        <w:rPr>
+          <w:rFonts w:eastAsia="Times New Roman"/>
+          <w:bCs/>
+        </w:rPr>
+        <w:t>\"&gt;Valorisation des déchets verts (compostage).&lt;/li&gt;&lt;/</w:t>
+      </w:r>
+      <w:proofErr w:type="spellStart"/>
+      <w:r>
+        <w:rPr>
+          <w:rFonts w:eastAsia="Times New Roman"/>
+          <w:bCs/>
+        </w:rPr>
+        <w:t>ul</w:t>
+      </w:r>
+      <w:proofErr w:type="spellEnd"/>
+      <w:r>
+        <w:rPr>
+          <w:rFonts w:eastAsia="Times New Roman"/>
+          <w:bCs/>
+        </w:rPr>
+        <w:t>&gt;'),('texte accueil marketing',NULL,'Faire appel à Canopées, c\'est bénéficier d\'une &lt;</w:t>
+      </w:r>
+      <w:proofErr w:type="spellStart"/>
+      <w:r>
+        <w:rPr>
+          <w:rFonts w:eastAsia="Times New Roman"/>
+          <w:bCs/>
+        </w:rPr>
+        <w:t>span</w:t>
+      </w:r>
+      <w:proofErr w:type="spellEnd"/>
+      <w:r>
+        <w:rPr>
+          <w:rFonts w:eastAsia="Times New Roman"/>
+          <w:bCs/>
+        </w:rPr>
+        <w:t xml:space="preserve"> class=\"</w:t>
+      </w:r>
+      <w:proofErr w:type="spellStart"/>
+      <w:r>
+        <w:rPr>
+          <w:rFonts w:eastAsia="Times New Roman"/>
+          <w:bCs/>
+        </w:rPr>
+        <w:t>green_text</w:t>
+      </w:r>
+      <w:proofErr w:type="spellEnd"/>
+      <w:r>
+        <w:rPr>
+          <w:rFonts w:eastAsia="Times New Roman"/>
+          <w:bCs/>
+        </w:rPr>
+        <w:t xml:space="preserve"> </w:t>
+      </w:r>
+      <w:proofErr w:type="spellStart"/>
+      <w:r>
+        <w:rPr>
+          <w:rFonts w:eastAsia="Times New Roman"/>
+          <w:bCs/>
+        </w:rPr>
+        <w:t>semibold_paragraphe</w:t>
+      </w:r>
+      <w:proofErr w:type="spellEnd"/>
+      <w:r>
+        <w:rPr>
+          <w:rFonts w:eastAsia="Times New Roman"/>
+          <w:bCs/>
+        </w:rPr>
+        <w:t>\"&gt;expertise de confiance&lt;/</w:t>
+      </w:r>
+      <w:proofErr w:type="spellStart"/>
+      <w:r>
+        <w:rPr>
+          <w:rFonts w:eastAsia="Times New Roman"/>
+          <w:bCs/>
+        </w:rPr>
+        <w:t>span</w:t>
+      </w:r>
+      <w:proofErr w:type="spellEnd"/>
+      <w:r>
+        <w:rPr>
+          <w:rFonts w:eastAsia="Times New Roman"/>
+          <w:bCs/>
+        </w:rPr>
+        <w:t xml:space="preserve">&gt;, </w:t>
+      </w:r>
+      <w:proofErr w:type="spellStart"/>
+      <w:r>
+        <w:rPr>
+          <w:rFonts w:eastAsia="Times New Roman"/>
+          <w:bCs/>
+        </w:rPr>
+        <w:t>d\'un</w:t>
+      </w:r>
+      <w:proofErr w:type="spellEnd"/>
+      <w:r>
+        <w:rPr>
+          <w:rFonts w:eastAsia="Times New Roman"/>
+          <w:bCs/>
+        </w:rPr>
+        <w:t xml:space="preserve"> &lt;</w:t>
+      </w:r>
+      <w:proofErr w:type="spellStart"/>
+      <w:r>
+        <w:rPr>
+          <w:rFonts w:eastAsia="Times New Roman"/>
+          <w:bCs/>
+        </w:rPr>
+        <w:t>span</w:t>
+      </w:r>
+      <w:proofErr w:type="spellEnd"/>
+      <w:r>
+        <w:rPr>
+          <w:rFonts w:eastAsia="Times New Roman"/>
+          <w:bCs/>
+        </w:rPr>
+        <w:t xml:space="preserve"> class=\"</w:t>
+      </w:r>
+      <w:proofErr w:type="spellStart"/>
+      <w:r>
+        <w:rPr>
+          <w:rFonts w:eastAsia="Times New Roman"/>
+          <w:bCs/>
+        </w:rPr>
+        <w:t>green_text</w:t>
+      </w:r>
+      <w:proofErr w:type="spellEnd"/>
+      <w:r>
+        <w:rPr>
+          <w:rFonts w:eastAsia="Times New Roman"/>
+          <w:bCs/>
+        </w:rPr>
+        <w:t xml:space="preserve"> </w:t>
+      </w:r>
+      <w:proofErr w:type="spellStart"/>
+      <w:r>
+        <w:rPr>
+          <w:rFonts w:eastAsia="Times New Roman"/>
+          <w:bCs/>
+        </w:rPr>
+        <w:t>semibold_paragraphe</w:t>
+      </w:r>
+      <w:proofErr w:type="spellEnd"/>
+      <w:r>
+        <w:rPr>
+          <w:rFonts w:eastAsia="Times New Roman"/>
+          <w:bCs/>
+        </w:rPr>
+        <w:t>\"&gt;savoir-faire éprouvé&lt;/</w:t>
+      </w:r>
+      <w:proofErr w:type="spellStart"/>
+      <w:r>
+        <w:rPr>
+          <w:rFonts w:eastAsia="Times New Roman"/>
+          <w:bCs/>
+        </w:rPr>
+        <w:t>span</w:t>
+      </w:r>
+      <w:proofErr w:type="spellEnd"/>
+      <w:r>
+        <w:rPr>
+          <w:rFonts w:eastAsia="Times New Roman"/>
+          <w:bCs/>
+        </w:rPr>
+        <w:t xml:space="preserve">&gt; et </w:t>
+      </w:r>
+      <w:proofErr w:type="spellStart"/>
+      <w:r>
+        <w:rPr>
+          <w:rFonts w:eastAsia="Times New Roman"/>
+          <w:bCs/>
+        </w:rPr>
+        <w:t>d\'un</w:t>
+      </w:r>
+      <w:proofErr w:type="spellEnd"/>
+      <w:r>
+        <w:rPr>
+          <w:rFonts w:eastAsia="Times New Roman"/>
+          <w:bCs/>
+        </w:rPr>
+        <w:t xml:space="preserve"> accompagnement personnalisé pour tous vos projets paysagers. Notre approche repose sur &lt;</w:t>
+      </w:r>
+      <w:proofErr w:type="spellStart"/>
+      <w:r>
+        <w:rPr>
+          <w:rFonts w:eastAsia="Times New Roman"/>
+          <w:bCs/>
+        </w:rPr>
+        <w:t>span</w:t>
+      </w:r>
+      <w:proofErr w:type="spellEnd"/>
+      <w:r>
+        <w:rPr>
+          <w:rFonts w:eastAsia="Times New Roman"/>
+          <w:bCs/>
+        </w:rPr>
+        <w:t xml:space="preserve"> class=\"</w:t>
+      </w:r>
+      <w:proofErr w:type="spellStart"/>
+      <w:r>
+        <w:rPr>
+          <w:rFonts w:eastAsia="Times New Roman"/>
+          <w:bCs/>
+        </w:rPr>
+        <w:t>green_text</w:t>
+      </w:r>
+      <w:proofErr w:type="spellEnd"/>
+      <w:r>
+        <w:rPr>
+          <w:rFonts w:eastAsia="Times New Roman"/>
+          <w:bCs/>
+        </w:rPr>
+        <w:t xml:space="preserve"> </w:t>
+      </w:r>
+      <w:proofErr w:type="spellStart"/>
+      <w:r>
+        <w:rPr>
+          <w:rFonts w:eastAsia="Times New Roman"/>
+          <w:bCs/>
+        </w:rPr>
+        <w:t>semibold_paragraphe</w:t>
+      </w:r>
+      <w:proofErr w:type="spellEnd"/>
+      <w:r>
+        <w:rPr>
+          <w:rFonts w:eastAsia="Times New Roman"/>
+          <w:bCs/>
+        </w:rPr>
+        <w:t>\"&gt;l\'écoute, la créativité, et le respect de l\'environnement&lt;/</w:t>
+      </w:r>
+      <w:proofErr w:type="spellStart"/>
+      <w:r>
+        <w:rPr>
+          <w:rFonts w:eastAsia="Times New Roman"/>
+          <w:bCs/>
+        </w:rPr>
+        <w:t>span</w:t>
+      </w:r>
+      <w:proofErr w:type="spellEnd"/>
+      <w:r>
+        <w:rPr>
+          <w:rFonts w:eastAsia="Times New Roman"/>
+          <w:bCs/>
+        </w:rPr>
+        <w:t>&gt;, pour que chaque intervention soit une &lt;</w:t>
+      </w:r>
+      <w:proofErr w:type="spellStart"/>
+      <w:r>
+        <w:rPr>
+          <w:rFonts w:eastAsia="Times New Roman"/>
+          <w:bCs/>
+        </w:rPr>
+        <w:t>span</w:t>
+      </w:r>
+      <w:proofErr w:type="spellEnd"/>
+      <w:r>
+        <w:rPr>
+          <w:rFonts w:eastAsia="Times New Roman"/>
+          <w:bCs/>
+        </w:rPr>
+        <w:t xml:space="preserve"> class=\"</w:t>
+      </w:r>
+      <w:proofErr w:type="spellStart"/>
+      <w:r>
+        <w:rPr>
+          <w:rFonts w:eastAsia="Times New Roman"/>
+          <w:bCs/>
+        </w:rPr>
+        <w:t>green_text</w:t>
+      </w:r>
+      <w:proofErr w:type="spellEnd"/>
+      <w:r>
+        <w:rPr>
+          <w:rFonts w:eastAsia="Times New Roman"/>
+          <w:bCs/>
+        </w:rPr>
+        <w:t xml:space="preserve"> </w:t>
+      </w:r>
+      <w:proofErr w:type="spellStart"/>
+      <w:r>
+        <w:rPr>
+          <w:rFonts w:eastAsia="Times New Roman"/>
+          <w:bCs/>
+        </w:rPr>
+        <w:t>semibold_paragraphe</w:t>
+      </w:r>
+      <w:proofErr w:type="spellEnd"/>
+      <w:r>
+        <w:rPr>
+          <w:rFonts w:eastAsia="Times New Roman"/>
+          <w:bCs/>
+        </w:rPr>
+        <w:t>\"&gt;réussite durable et satisfaisante&lt;/</w:t>
+      </w:r>
+      <w:proofErr w:type="spellStart"/>
+      <w:r>
+        <w:rPr>
+          <w:rFonts w:eastAsia="Times New Roman"/>
+          <w:bCs/>
+        </w:rPr>
+        <w:t>span</w:t>
+      </w:r>
+      <w:proofErr w:type="spellEnd"/>
+      <w:r>
+        <w:rPr>
+          <w:rFonts w:eastAsia="Times New Roman"/>
+          <w:bCs/>
+        </w:rPr>
+        <w:t>&gt;.'),('texte accueil particulier',NULL,'&lt;li&gt;&lt;</w:t>
+      </w:r>
+      <w:proofErr w:type="spellStart"/>
+      <w:r>
+        <w:rPr>
+          <w:rFonts w:eastAsia="Times New Roman"/>
+          <w:bCs/>
+        </w:rPr>
+        <w:t>span</w:t>
+      </w:r>
+      <w:proofErr w:type="spellEnd"/>
+      <w:r>
+        <w:rPr>
+          <w:rFonts w:eastAsia="Times New Roman"/>
+          <w:bCs/>
+        </w:rPr>
+        <w:t xml:space="preserve"> class=\"</w:t>
+      </w:r>
+      <w:proofErr w:type="spellStart"/>
+      <w:r>
+        <w:rPr>
+          <w:rFonts w:eastAsia="Times New Roman"/>
+          <w:bCs/>
+        </w:rPr>
+        <w:t>bold_paragraphe</w:t>
+      </w:r>
+      <w:proofErr w:type="spellEnd"/>
+      <w:r>
+        <w:rPr>
+          <w:rFonts w:eastAsia="Times New Roman"/>
+          <w:bCs/>
+        </w:rPr>
+        <w:t>\"&gt;Propriétaires de maisons&lt;/</w:t>
+      </w:r>
+      <w:proofErr w:type="spellStart"/>
+      <w:r>
+        <w:rPr>
+          <w:rFonts w:eastAsia="Times New Roman"/>
+          <w:bCs/>
+        </w:rPr>
+        <w:t>span</w:t>
+      </w:r>
+      <w:proofErr w:type="spellEnd"/>
+      <w:r>
+        <w:rPr>
+          <w:rFonts w:eastAsia="Times New Roman"/>
+          <w:bCs/>
+        </w:rPr>
+        <w:t>&gt; : Ceux qui souhaitent transformer ou entretenir leur jardin pour en faire un &lt;</w:t>
+      </w:r>
+      <w:proofErr w:type="spellStart"/>
+      <w:r>
+        <w:rPr>
+          <w:rFonts w:eastAsia="Times New Roman"/>
+          <w:bCs/>
+        </w:rPr>
+        <w:t>span</w:t>
+      </w:r>
+      <w:proofErr w:type="spellEnd"/>
+      <w:r>
+        <w:rPr>
+          <w:rFonts w:eastAsia="Times New Roman"/>
+          <w:bCs/>
+        </w:rPr>
+        <w:t xml:space="preserve"> class=\"</w:t>
+      </w:r>
+      <w:proofErr w:type="spellStart"/>
+      <w:r>
+        <w:rPr>
+          <w:rFonts w:eastAsia="Times New Roman"/>
+          <w:bCs/>
+        </w:rPr>
+        <w:t>semibold_paragraphe</w:t>
+      </w:r>
+      <w:proofErr w:type="spellEnd"/>
+      <w:r>
+        <w:rPr>
+          <w:rFonts w:eastAsia="Times New Roman"/>
+          <w:bCs/>
+        </w:rPr>
+        <w:t xml:space="preserve"> </w:t>
+      </w:r>
+      <w:proofErr w:type="spellStart"/>
+      <w:r>
+        <w:rPr>
+          <w:rFonts w:eastAsia="Times New Roman"/>
+          <w:bCs/>
+        </w:rPr>
+        <w:t>green_text</w:t>
+      </w:r>
+      <w:proofErr w:type="spellEnd"/>
+      <w:r>
+        <w:rPr>
+          <w:rFonts w:eastAsia="Times New Roman"/>
+          <w:bCs/>
+        </w:rPr>
+        <w:t>\"&gt;espace agréable, esthétique et fonctionnel&lt;/</w:t>
+      </w:r>
+      <w:proofErr w:type="spellStart"/>
+      <w:r>
+        <w:rPr>
+          <w:rFonts w:eastAsia="Times New Roman"/>
+          <w:bCs/>
+        </w:rPr>
+        <w:t>span</w:t>
+      </w:r>
+      <w:proofErr w:type="spellEnd"/>
+      <w:r>
+        <w:rPr>
+          <w:rFonts w:eastAsia="Times New Roman"/>
+          <w:bCs/>
+        </w:rPr>
+        <w:t>&gt;.&lt;/li&gt;&lt;li&gt;&lt;</w:t>
+      </w:r>
+      <w:proofErr w:type="spellStart"/>
+      <w:r>
+        <w:rPr>
+          <w:rFonts w:eastAsia="Times New Roman"/>
+          <w:bCs/>
+        </w:rPr>
+        <w:t>span</w:t>
+      </w:r>
+      <w:proofErr w:type="spellEnd"/>
+      <w:r>
+        <w:rPr>
+          <w:rFonts w:eastAsia="Times New Roman"/>
+          <w:bCs/>
+        </w:rPr>
+        <w:t xml:space="preserve"> class=\"</w:t>
+      </w:r>
+      <w:proofErr w:type="spellStart"/>
+      <w:r>
+        <w:rPr>
+          <w:rFonts w:eastAsia="Times New Roman"/>
+          <w:bCs/>
+        </w:rPr>
+        <w:t>bold_paragraphe</w:t>
+      </w:r>
+      <w:proofErr w:type="spellEnd"/>
+      <w:r>
+        <w:rPr>
+          <w:rFonts w:eastAsia="Times New Roman"/>
+          <w:bCs/>
+        </w:rPr>
+        <w:t>\"&gt;Résidents de lotissements et de copropriétés&lt;/</w:t>
+      </w:r>
+      <w:proofErr w:type="spellStart"/>
+      <w:r>
+        <w:rPr>
+          <w:rFonts w:eastAsia="Times New Roman"/>
+          <w:bCs/>
+        </w:rPr>
+        <w:t>span</w:t>
+      </w:r>
+      <w:proofErr w:type="spellEnd"/>
+      <w:r>
+        <w:rPr>
+          <w:rFonts w:eastAsia="Times New Roman"/>
+          <w:bCs/>
+        </w:rPr>
+        <w:t>&gt; : Besoin de &lt;</w:t>
+      </w:r>
+      <w:proofErr w:type="spellStart"/>
+      <w:r>
+        <w:rPr>
+          <w:rFonts w:eastAsia="Times New Roman"/>
+          <w:bCs/>
+        </w:rPr>
+        <w:t>span</w:t>
+      </w:r>
+      <w:proofErr w:type="spellEnd"/>
+      <w:r>
+        <w:rPr>
+          <w:rFonts w:eastAsia="Times New Roman"/>
+          <w:bCs/>
+        </w:rPr>
+        <w:t xml:space="preserve"> class=\"</w:t>
+      </w:r>
+      <w:proofErr w:type="spellStart"/>
+      <w:r>
+        <w:rPr>
+          <w:rFonts w:eastAsia="Times New Roman"/>
+          <w:bCs/>
+        </w:rPr>
+        <w:t>semibold_paragraphe</w:t>
+      </w:r>
+      <w:proofErr w:type="spellEnd"/>
+      <w:r>
+        <w:rPr>
+          <w:rFonts w:eastAsia="Times New Roman"/>
+          <w:bCs/>
+        </w:rPr>
+        <w:t xml:space="preserve"> </w:t>
+      </w:r>
+      <w:proofErr w:type="spellStart"/>
+      <w:r>
+        <w:rPr>
+          <w:rFonts w:eastAsia="Times New Roman"/>
+          <w:bCs/>
+        </w:rPr>
+        <w:t>green_text</w:t>
+      </w:r>
+      <w:proofErr w:type="spellEnd"/>
+      <w:r>
+        <w:rPr>
+          <w:rFonts w:eastAsia="Times New Roman"/>
+          <w:bCs/>
+        </w:rPr>
+        <w:t>\"&gt;services réguliers&lt;/</w:t>
+      </w:r>
+      <w:proofErr w:type="spellStart"/>
+      <w:r>
+        <w:rPr>
+          <w:rFonts w:eastAsia="Times New Roman"/>
+          <w:bCs/>
+        </w:rPr>
+        <w:t>span</w:t>
+      </w:r>
+      <w:proofErr w:type="spellEnd"/>
+      <w:r>
+        <w:rPr>
+          <w:rFonts w:eastAsia="Times New Roman"/>
+          <w:bCs/>
+        </w:rPr>
+        <w:t>&gt; pour la taille des haies, la tonte des pelouses, l\'élagage et le &lt;</w:t>
+      </w:r>
+      <w:proofErr w:type="spellStart"/>
+      <w:r>
+        <w:rPr>
+          <w:rFonts w:eastAsia="Times New Roman"/>
+          <w:bCs/>
+        </w:rPr>
+        <w:t>span</w:t>
+      </w:r>
+      <w:proofErr w:type="spellEnd"/>
+      <w:r>
+        <w:rPr>
+          <w:rFonts w:eastAsia="Times New Roman"/>
+          <w:bCs/>
+        </w:rPr>
+        <w:t xml:space="preserve"> class=\"</w:t>
+      </w:r>
+      <w:proofErr w:type="spellStart"/>
+      <w:r>
+        <w:rPr>
+          <w:rFonts w:eastAsia="Times New Roman"/>
+          <w:bCs/>
+        </w:rPr>
+        <w:t>semibold_paragraphe</w:t>
+      </w:r>
+      <w:proofErr w:type="spellEnd"/>
+      <w:r>
+        <w:rPr>
+          <w:rFonts w:eastAsia="Times New Roman"/>
+          <w:bCs/>
+        </w:rPr>
+        <w:t xml:space="preserve"> </w:t>
+      </w:r>
+      <w:proofErr w:type="spellStart"/>
+      <w:r>
+        <w:rPr>
+          <w:rFonts w:eastAsia="Times New Roman"/>
+          <w:bCs/>
+        </w:rPr>
+        <w:t>green_text</w:t>
+      </w:r>
+      <w:proofErr w:type="spellEnd"/>
+      <w:r>
+        <w:rPr>
+          <w:rFonts w:eastAsia="Times New Roman"/>
+          <w:bCs/>
+        </w:rPr>
+        <w:t>\"&gt;maintien d\'espaces communs&lt;/</w:t>
+      </w:r>
+      <w:proofErr w:type="spellStart"/>
+      <w:r>
+        <w:rPr>
+          <w:rFonts w:eastAsia="Times New Roman"/>
+          <w:bCs/>
+        </w:rPr>
+        <w:t>span</w:t>
+      </w:r>
+      <w:proofErr w:type="spellEnd"/>
+      <w:r>
+        <w:rPr>
+          <w:rFonts w:eastAsia="Times New Roman"/>
+          <w:bCs/>
+        </w:rPr>
+        <w:t>&gt;.&lt;/li&gt;')</w:t>
+      </w:r>
+    </w:p>
+    <w:p>
+      <w:pPr>
+        <w:spacing w:after="0"/>
+        <w:rPr>
+          <w:rFonts w:eastAsia="Times New Roman"/>
+          <w:bCs/>
+        </w:rPr>
+      </w:pPr>
+    </w:p>
+    <w:p>
+      <w:pPr>
+        <w:spacing w:after="0"/>
+        <w:rPr>
+          <w:rFonts w:eastAsia="Times New Roman"/>
+          <w:bCs/>
+        </w:rPr>
+      </w:pPr>
+      <w:r>
+        <w:rPr>
+          <w:rFonts w:eastAsia="Times New Roman"/>
+          <w:bCs/>
+        </w:rPr>
+        <w:t>('texte accueil professionnel',NULL, '&lt;li&gt;&lt;</w:t>
+      </w:r>
+      <w:proofErr w:type="spellStart"/>
+      <w:r>
+        <w:rPr>
+          <w:rFonts w:eastAsia="Times New Roman"/>
+          <w:bCs/>
+        </w:rPr>
+        <w:t>span</w:t>
+      </w:r>
+      <w:proofErr w:type="spellEnd"/>
+      <w:r>
+        <w:rPr>
+          <w:rFonts w:eastAsia="Times New Roman"/>
+          <w:bCs/>
+        </w:rPr>
+        <w:t xml:space="preserve"> class=\"</w:t>
+      </w:r>
+      <w:proofErr w:type="spellStart"/>
+      <w:r>
+        <w:rPr>
+          <w:rFonts w:eastAsia="Times New Roman"/>
+          <w:bCs/>
+        </w:rPr>
+        <w:t>bold_paragraphe</w:t>
+      </w:r>
+      <w:proofErr w:type="spellEnd"/>
+      <w:r>
+        <w:rPr>
+          <w:rFonts w:eastAsia="Times New Roman"/>
+          <w:bCs/>
+        </w:rPr>
+        <w:t>\"&gt;Bureaux et bâtiments commerciaux&lt;/</w:t>
+      </w:r>
+      <w:proofErr w:type="spellStart"/>
+      <w:r>
+        <w:rPr>
+          <w:rFonts w:eastAsia="Times New Roman"/>
+          <w:bCs/>
+        </w:rPr>
+        <w:t>span</w:t>
+      </w:r>
+      <w:proofErr w:type="spellEnd"/>
+      <w:r>
+        <w:rPr>
+          <w:rFonts w:eastAsia="Times New Roman"/>
+          <w:bCs/>
+        </w:rPr>
+        <w:t>&gt; : Pour les entreprises désireuses de créer des espaces verts autour de leurs bâtiments, offrant un &lt;</w:t>
+      </w:r>
+      <w:proofErr w:type="spellStart"/>
+      <w:r>
+        <w:rPr>
+          <w:rFonts w:eastAsia="Times New Roman"/>
+          <w:bCs/>
+        </w:rPr>
+        <w:t>span</w:t>
+      </w:r>
+      <w:proofErr w:type="spellEnd"/>
+      <w:r>
+        <w:rPr>
+          <w:rFonts w:eastAsia="Times New Roman"/>
+          <w:bCs/>
+        </w:rPr>
+        <w:t xml:space="preserve"> class=\"</w:t>
+      </w:r>
+      <w:proofErr w:type="spellStart"/>
+      <w:r>
+        <w:rPr>
+          <w:rFonts w:eastAsia="Times New Roman"/>
+          <w:bCs/>
+        </w:rPr>
+        <w:t>semibold_paragraphe</w:t>
+      </w:r>
+      <w:proofErr w:type="spellEnd"/>
+      <w:r>
+        <w:rPr>
+          <w:rFonts w:eastAsia="Times New Roman"/>
+          <w:bCs/>
+        </w:rPr>
+        <w:t xml:space="preserve"> </w:t>
+      </w:r>
+      <w:proofErr w:type="spellStart"/>
+      <w:r>
+        <w:rPr>
+          <w:rFonts w:eastAsia="Times New Roman"/>
+          <w:bCs/>
+        </w:rPr>
+        <w:t>green_text</w:t>
+      </w:r>
+      <w:proofErr w:type="spellEnd"/>
+      <w:r>
+        <w:rPr>
+          <w:rFonts w:eastAsia="Times New Roman"/>
+          <w:bCs/>
+        </w:rPr>
+        <w:t>\"&gt;cadre de travail agréable&lt;/</w:t>
+      </w:r>
+      <w:proofErr w:type="spellStart"/>
+      <w:r>
+        <w:rPr>
+          <w:rFonts w:eastAsia="Times New Roman"/>
+          <w:bCs/>
+        </w:rPr>
+        <w:t>span</w:t>
+      </w:r>
+      <w:proofErr w:type="spellEnd"/>
+      <w:r>
+        <w:rPr>
+          <w:rFonts w:eastAsia="Times New Roman"/>
+          <w:bCs/>
+        </w:rPr>
+        <w:t>&gt; aux employés et une &lt;</w:t>
+      </w:r>
+      <w:proofErr w:type="spellStart"/>
+      <w:r>
+        <w:rPr>
+          <w:rFonts w:eastAsia="Times New Roman"/>
+          <w:bCs/>
+        </w:rPr>
+        <w:t>span</w:t>
+      </w:r>
+      <w:proofErr w:type="spellEnd"/>
+      <w:r>
+        <w:rPr>
+          <w:rFonts w:eastAsia="Times New Roman"/>
+          <w:bCs/>
+        </w:rPr>
+        <w:t xml:space="preserve"> class=\"</w:t>
+      </w:r>
+      <w:proofErr w:type="spellStart"/>
+      <w:r>
+        <w:rPr>
+          <w:rFonts w:eastAsia="Times New Roman"/>
+          <w:bCs/>
+        </w:rPr>
+        <w:t>semibold_paragraphe</w:t>
+      </w:r>
+      <w:proofErr w:type="spellEnd"/>
+      <w:r>
+        <w:rPr>
+          <w:rFonts w:eastAsia="Times New Roman"/>
+          <w:bCs/>
+        </w:rPr>
+        <w:t xml:space="preserve"> </w:t>
+      </w:r>
+      <w:proofErr w:type="spellStart"/>
+      <w:r>
+        <w:rPr>
+          <w:rFonts w:eastAsia="Times New Roman"/>
+          <w:bCs/>
+        </w:rPr>
+        <w:t>green_text</w:t>
+      </w:r>
+      <w:proofErr w:type="spellEnd"/>
+      <w:r>
+        <w:rPr>
+          <w:rFonts w:eastAsia="Times New Roman"/>
+          <w:bCs/>
+        </w:rPr>
+        <w:t>\"&gt;image de marque respectueuse de l\'environnement&lt;/</w:t>
+      </w:r>
+      <w:proofErr w:type="spellStart"/>
+      <w:r>
+        <w:rPr>
+          <w:rFonts w:eastAsia="Times New Roman"/>
+          <w:bCs/>
+        </w:rPr>
+        <w:t>span</w:t>
+      </w:r>
+      <w:proofErr w:type="spellEnd"/>
+      <w:r>
+        <w:rPr>
+          <w:rFonts w:eastAsia="Times New Roman"/>
+          <w:bCs/>
+        </w:rPr>
+        <w:t>&gt;.&lt;/li&gt;&lt;li&gt;&lt;</w:t>
+      </w:r>
+      <w:proofErr w:type="spellStart"/>
+      <w:r>
+        <w:rPr>
+          <w:rFonts w:eastAsia="Times New Roman"/>
+          <w:bCs/>
+        </w:rPr>
+        <w:t>span</w:t>
+      </w:r>
+      <w:proofErr w:type="spellEnd"/>
+      <w:r>
+        <w:rPr>
+          <w:rFonts w:eastAsia="Times New Roman"/>
+          <w:bCs/>
+        </w:rPr>
+        <w:t xml:space="preserve"> class=\"</w:t>
+      </w:r>
+      <w:proofErr w:type="spellStart"/>
+      <w:r>
+        <w:rPr>
+          <w:rFonts w:eastAsia="Times New Roman"/>
+          <w:bCs/>
+        </w:rPr>
+        <w:t>bold_paragraphe</w:t>
+      </w:r>
+      <w:proofErr w:type="spellEnd"/>
+      <w:r>
+        <w:rPr>
+          <w:rFonts w:eastAsia="Times New Roman"/>
+          <w:bCs/>
+        </w:rPr>
+        <w:t>\"&gt;Centres commerciaux et zones commerciales&lt;/</w:t>
+      </w:r>
+      <w:proofErr w:type="spellStart"/>
+      <w:r>
+        <w:rPr>
+          <w:rFonts w:eastAsia="Times New Roman"/>
+          <w:bCs/>
+        </w:rPr>
+        <w:t>span</w:t>
+      </w:r>
+      <w:proofErr w:type="spellEnd"/>
+      <w:r>
+        <w:rPr>
+          <w:rFonts w:eastAsia="Times New Roman"/>
+          <w:bCs/>
+        </w:rPr>
+        <w:t>&gt; : Aménagement et entretien d\'espaces verts accueillants pour les visiteurs, contribuant à l\'&lt;</w:t>
+      </w:r>
+      <w:proofErr w:type="spellStart"/>
+      <w:r>
+        <w:rPr>
+          <w:rFonts w:eastAsia="Times New Roman"/>
+          <w:bCs/>
+        </w:rPr>
+        <w:t>span</w:t>
+      </w:r>
+      <w:proofErr w:type="spellEnd"/>
+      <w:r>
+        <w:rPr>
+          <w:rFonts w:eastAsia="Times New Roman"/>
+          <w:bCs/>
+        </w:rPr>
+        <w:t xml:space="preserve"> class=\"</w:t>
+      </w:r>
+      <w:proofErr w:type="spellStart"/>
+      <w:r>
+        <w:rPr>
+          <w:rFonts w:eastAsia="Times New Roman"/>
+          <w:bCs/>
+        </w:rPr>
+        <w:t>semibold_paragraphe</w:t>
+      </w:r>
+      <w:proofErr w:type="spellEnd"/>
+      <w:r>
+        <w:rPr>
+          <w:rFonts w:eastAsia="Times New Roman"/>
+          <w:bCs/>
+        </w:rPr>
+        <w:t xml:space="preserve"> </w:t>
+      </w:r>
+      <w:proofErr w:type="spellStart"/>
+      <w:r>
+        <w:rPr>
+          <w:rFonts w:eastAsia="Times New Roman"/>
+          <w:bCs/>
+        </w:rPr>
+        <w:t>green_text</w:t>
+      </w:r>
+      <w:proofErr w:type="spellEnd"/>
+      <w:r>
+        <w:rPr>
+          <w:rFonts w:eastAsia="Times New Roman"/>
+          <w:bCs/>
+        </w:rPr>
+        <w:t>\"&gt;attractivité du site&lt;/</w:t>
+      </w:r>
+      <w:proofErr w:type="spellStart"/>
+      <w:r>
+        <w:rPr>
+          <w:rFonts w:eastAsia="Times New Roman"/>
+          <w:bCs/>
+        </w:rPr>
+        <w:t>span</w:t>
+      </w:r>
+      <w:proofErr w:type="spellEnd"/>
+      <w:r>
+        <w:rPr>
+          <w:rFonts w:eastAsia="Times New Roman"/>
+          <w:bCs/>
+        </w:rPr>
+        <w:t>&gt;.&lt;/li&gt;&lt;li&gt;&lt;</w:t>
+      </w:r>
+      <w:proofErr w:type="spellStart"/>
+      <w:r>
+        <w:rPr>
+          <w:rFonts w:eastAsia="Times New Roman"/>
+          <w:bCs/>
+        </w:rPr>
+        <w:t>span</w:t>
+      </w:r>
+      <w:proofErr w:type="spellEnd"/>
+      <w:r>
+        <w:rPr>
+          <w:rFonts w:eastAsia="Times New Roman"/>
+          <w:bCs/>
+        </w:rPr>
+        <w:t xml:space="preserve"> class=\"</w:t>
+      </w:r>
+      <w:proofErr w:type="spellStart"/>
+      <w:r>
+        <w:rPr>
+          <w:rFonts w:eastAsia="Times New Roman"/>
+          <w:bCs/>
+        </w:rPr>
+        <w:t>bold_paragraphe</w:t>
+      </w:r>
+      <w:proofErr w:type="spellEnd"/>
+      <w:r>
+        <w:rPr>
+          <w:rFonts w:eastAsia="Times New Roman"/>
+          <w:bCs/>
+        </w:rPr>
+        <w:t>\"&gt;Hôtels et résidences touristiques&lt;/</w:t>
+      </w:r>
+      <w:proofErr w:type="spellStart"/>
+      <w:r>
+        <w:rPr>
+          <w:rFonts w:eastAsia="Times New Roman"/>
+          <w:bCs/>
+        </w:rPr>
+        <w:t>span</w:t>
+      </w:r>
+      <w:proofErr w:type="spellEnd"/>
+      <w:r>
+        <w:rPr>
+          <w:rFonts w:eastAsia="Times New Roman"/>
+          <w:bCs/>
+        </w:rPr>
+        <w:t>&gt; : Besoin d\'espaces extérieurs soignés et esthétiques pour offrir aux clients un &lt;</w:t>
+      </w:r>
+      <w:proofErr w:type="spellStart"/>
+      <w:r>
+        <w:rPr>
+          <w:rFonts w:eastAsia="Times New Roman"/>
+          <w:bCs/>
+        </w:rPr>
+        <w:t>span</w:t>
+      </w:r>
+      <w:proofErr w:type="spellEnd"/>
+      <w:r>
+        <w:rPr>
+          <w:rFonts w:eastAsia="Times New Roman"/>
+          <w:bCs/>
+        </w:rPr>
+        <w:t xml:space="preserve"> class=\"</w:t>
+      </w:r>
+      <w:proofErr w:type="spellStart"/>
+      <w:r>
+        <w:rPr>
+          <w:rFonts w:eastAsia="Times New Roman"/>
+          <w:bCs/>
+        </w:rPr>
+        <w:t>semibold_paragraphe</w:t>
+      </w:r>
+      <w:proofErr w:type="spellEnd"/>
+      <w:r>
+        <w:rPr>
+          <w:rFonts w:eastAsia="Times New Roman"/>
+          <w:bCs/>
+        </w:rPr>
+        <w:t xml:space="preserve"> </w:t>
+      </w:r>
+      <w:proofErr w:type="spellStart"/>
+      <w:r>
+        <w:rPr>
+          <w:rFonts w:eastAsia="Times New Roman"/>
+          <w:bCs/>
+        </w:rPr>
+        <w:t>green_text</w:t>
+      </w:r>
+      <w:proofErr w:type="spellEnd"/>
+      <w:r>
+        <w:rPr>
+          <w:rFonts w:eastAsia="Times New Roman"/>
+          <w:bCs/>
+        </w:rPr>
+        <w:t>\"&gt;environnement de détente et de bien-être&lt;/</w:t>
+      </w:r>
+      <w:proofErr w:type="spellStart"/>
+      <w:r>
+        <w:rPr>
+          <w:rFonts w:eastAsia="Times New Roman"/>
+          <w:bCs/>
+        </w:rPr>
+        <w:t>span</w:t>
+      </w:r>
+      <w:proofErr w:type="spellEnd"/>
+      <w:r>
+        <w:rPr>
+          <w:rFonts w:eastAsia="Times New Roman"/>
+          <w:bCs/>
+        </w:rPr>
+        <w:t xml:space="preserve">&gt;.&lt;/li&gt;'),('texte accueil </w:t>
+      </w:r>
+      <w:proofErr w:type="spellStart"/>
+      <w:r>
+        <w:rPr>
+          <w:rFonts w:eastAsia="Times New Roman"/>
+          <w:bCs/>
+        </w:rPr>
+        <w:t>collectivite</w:t>
+      </w:r>
+      <w:proofErr w:type="spellEnd"/>
+      <w:r>
+        <w:rPr>
+          <w:rFonts w:eastAsia="Times New Roman"/>
+          <w:bCs/>
+        </w:rPr>
+        <w:t>',NULL,'&lt;li&gt;&lt;</w:t>
+      </w:r>
+      <w:proofErr w:type="spellStart"/>
+      <w:r>
+        <w:rPr>
+          <w:rFonts w:eastAsia="Times New Roman"/>
+          <w:bCs/>
+        </w:rPr>
+        <w:t>span</w:t>
+      </w:r>
+      <w:proofErr w:type="spellEnd"/>
+      <w:r>
+        <w:rPr>
+          <w:rFonts w:eastAsia="Times New Roman"/>
+          <w:bCs/>
+        </w:rPr>
+        <w:t xml:space="preserve"> class=\"</w:t>
+      </w:r>
+      <w:proofErr w:type="spellStart"/>
+      <w:r>
+        <w:rPr>
+          <w:rFonts w:eastAsia="Times New Roman"/>
+          <w:bCs/>
+        </w:rPr>
+        <w:t>bold_paragraphe</w:t>
+      </w:r>
+      <w:proofErr w:type="spellEnd"/>
+      <w:r>
+        <w:rPr>
+          <w:rFonts w:eastAsia="Times New Roman"/>
+          <w:bCs/>
+        </w:rPr>
+        <w:t>\"&gt;Mairies et collectivités locales&lt;/</w:t>
+      </w:r>
+      <w:proofErr w:type="spellStart"/>
+      <w:r>
+        <w:rPr>
+          <w:rFonts w:eastAsia="Times New Roman"/>
+          <w:bCs/>
+        </w:rPr>
+        <w:t>span</w:t>
+      </w:r>
+      <w:proofErr w:type="spellEnd"/>
+      <w:r>
+        <w:rPr>
+          <w:rFonts w:eastAsia="Times New Roman"/>
+          <w:bCs/>
+        </w:rPr>
+        <w:t>&gt; : Aménagement et entretien de parcs, jardins publics, espaces verts urbains et zones piétonnes pour &lt;</w:t>
+      </w:r>
+      <w:proofErr w:type="spellStart"/>
+      <w:r>
+        <w:rPr>
+          <w:rFonts w:eastAsia="Times New Roman"/>
+          <w:bCs/>
+        </w:rPr>
+        <w:t>span</w:t>
+      </w:r>
+      <w:proofErr w:type="spellEnd"/>
+      <w:r>
+        <w:rPr>
+          <w:rFonts w:eastAsia="Times New Roman"/>
+          <w:bCs/>
+        </w:rPr>
+        <w:t xml:space="preserve"> class=\"</w:t>
+      </w:r>
+      <w:proofErr w:type="spellStart"/>
+      <w:r>
+        <w:rPr>
+          <w:rFonts w:eastAsia="Times New Roman"/>
+          <w:bCs/>
+        </w:rPr>
+        <w:t>semibold_paragraphe</w:t>
+      </w:r>
+      <w:proofErr w:type="spellEnd"/>
+      <w:r>
+        <w:rPr>
+          <w:rFonts w:eastAsia="Times New Roman"/>
+          <w:bCs/>
+        </w:rPr>
+        <w:t xml:space="preserve"> </w:t>
+      </w:r>
+      <w:proofErr w:type="spellStart"/>
+      <w:r>
+        <w:rPr>
+          <w:rFonts w:eastAsia="Times New Roman"/>
+          <w:bCs/>
+        </w:rPr>
+        <w:t>green_text</w:t>
+      </w:r>
+      <w:proofErr w:type="spellEnd"/>
+      <w:r>
+        <w:rPr>
+          <w:rFonts w:eastAsia="Times New Roman"/>
+          <w:bCs/>
+        </w:rPr>
+        <w:t>\"&gt;embellir la commune&lt;/</w:t>
+      </w:r>
+      <w:proofErr w:type="spellStart"/>
+      <w:r>
+        <w:rPr>
+          <w:rFonts w:eastAsia="Times New Roman"/>
+          <w:bCs/>
+        </w:rPr>
+        <w:t>span</w:t>
+      </w:r>
+      <w:proofErr w:type="spellEnd"/>
+      <w:r>
+        <w:rPr>
+          <w:rFonts w:eastAsia="Times New Roman"/>
+          <w:bCs/>
+        </w:rPr>
+        <w:t>&gt; et offrir des &lt;</w:t>
+      </w:r>
+      <w:proofErr w:type="spellStart"/>
+      <w:r>
+        <w:rPr>
+          <w:rFonts w:eastAsia="Times New Roman"/>
+          <w:bCs/>
+        </w:rPr>
+        <w:t>span</w:t>
+      </w:r>
+      <w:proofErr w:type="spellEnd"/>
+      <w:r>
+        <w:rPr>
+          <w:rFonts w:eastAsia="Times New Roman"/>
+          <w:bCs/>
+        </w:rPr>
+        <w:t xml:space="preserve"> class=\"</w:t>
+      </w:r>
+      <w:proofErr w:type="spellStart"/>
+      <w:r>
+        <w:rPr>
+          <w:rFonts w:eastAsia="Times New Roman"/>
+          <w:bCs/>
+        </w:rPr>
+        <w:t>semibold_paragraphe</w:t>
+      </w:r>
+      <w:proofErr w:type="spellEnd"/>
+      <w:r>
+        <w:rPr>
+          <w:rFonts w:eastAsia="Times New Roman"/>
+          <w:bCs/>
+        </w:rPr>
+        <w:t xml:space="preserve"> </w:t>
+      </w:r>
+      <w:proofErr w:type="spellStart"/>
+      <w:r>
+        <w:rPr>
+          <w:rFonts w:eastAsia="Times New Roman"/>
+          <w:bCs/>
+        </w:rPr>
+        <w:t>green_text</w:t>
+      </w:r>
+      <w:proofErr w:type="spellEnd"/>
+      <w:r>
+        <w:rPr>
+          <w:rFonts w:eastAsia="Times New Roman"/>
+          <w:bCs/>
+        </w:rPr>
+        <w:t>\"&gt;espaces de détente aux citoyens&lt;/</w:t>
+      </w:r>
+      <w:proofErr w:type="spellStart"/>
+      <w:r>
+        <w:rPr>
+          <w:rFonts w:eastAsia="Times New Roman"/>
+          <w:bCs/>
+        </w:rPr>
+        <w:t>span</w:t>
+      </w:r>
+      <w:proofErr w:type="spellEnd"/>
+      <w:r>
+        <w:rPr>
+          <w:rFonts w:eastAsia="Times New Roman"/>
+          <w:bCs/>
+        </w:rPr>
+        <w:t>&gt;.&lt;/li&gt;')</w:t>
+      </w:r>
+    </w:p>
+    <w:p>
+      <w:pPr>
+        <w:spacing w:after="0"/>
+        <w:rPr>
+          <w:rFonts w:eastAsia="Times New Roman"/>
+          <w:bCs/>
+        </w:rPr>
+      </w:pPr>
+      <w:r>
+        <w:rPr>
+          <w:rFonts w:eastAsia="Times New Roman"/>
+          <w:bCs/>
+        </w:rPr>
+        <w:t>, ('nom qui profil 1'</w:t>
+      </w:r>
       <w:proofErr w:type="gramStart"/>
       <w:r>
         <w:rPr>
           <w:rFonts w:eastAsia="Times New Roman"/>
           <w:bCs/>
         </w:rPr>
-        <w:t>adresse_image_contenu</w:t>
-      </w:r>
-      <w:proofErr w:type="spellEnd"/>
+        <w:t>,NULL</w:t>
+      </w:r>
       <w:proofErr w:type="gramEnd"/>
       <w:r>
         <w:rPr>
           <w:rFonts w:eastAsia="Times New Roman"/>
           <w:bCs/>
         </w:rPr>
-        <w:t>`,</w:t>
-      </w:r>
-    </w:p>
-    <w:p>
-      <w:pPr>
-        <w:spacing w:after="0"/>
-        <w:rPr>
-          <w:rFonts w:eastAsia="Times New Roman"/>
-          <w:bCs/>
-        </w:rPr>
-      </w:pPr>
-      <w:r>
-        <w:rPr>
-          <w:rFonts w:eastAsia="Times New Roman"/>
-          <w:bCs/>
-        </w:rPr>
-        <w:t xml:space="preserve">  `</w:t>
-      </w:r>
-      <w:proofErr w:type="spellStart"/>
+        <w:t>,'Bob Martin'), ('nom qui profil 2',NULL,'Tom Durand'),</w:t>
+      </w:r>
+    </w:p>
+    <w:p>
+      <w:pPr>
+        <w:spacing w:after="0"/>
+        <w:rPr>
+          <w:rFonts w:eastAsia="Times New Roman"/>
+          <w:bCs/>
+        </w:rPr>
+      </w:pPr>
       <w:proofErr w:type="gramStart"/>
       <w:r>
         <w:rPr>
           <w:rFonts w:eastAsia="Times New Roman"/>
           <w:bCs/>
         </w:rPr>
-        <w:t>contenu_texte_contenu</w:t>
-      </w:r>
-      <w:proofErr w:type="spellEnd"/>
+        <w:lastRenderedPageBreak/>
+        <w:t>('contenu</w:t>
+      </w:r>
       <w:proofErr w:type="gramEnd"/>
       <w:r>
         <w:rPr>
           <w:rFonts w:eastAsia="Times New Roman"/>
           <w:bCs/>
         </w:rPr>
-        <w:t>`</w:t>
-      </w:r>
-    </w:p>
-    <w:p>
-      <w:pPr>
-        <w:spacing w:after="0"/>
-        <w:rPr>
-          <w:rFonts w:eastAsia="Times New Roman"/>
-          <w:bCs/>
-        </w:rPr>
-      </w:pPr>
-      <w:r>
-        <w:rPr>
-          <w:rFonts w:eastAsia="Times New Roman"/>
-          <w:bCs/>
-        </w:rPr>
-        <w:t>) VALUES</w:t>
-      </w:r>
-    </w:p>
-    <w:p>
-      <w:pPr>
-        <w:spacing w:after="0"/>
-        <w:rPr>
-          <w:rFonts w:eastAsia="Times New Roman"/>
-          <w:bCs/>
-        </w:rPr>
-      </w:pPr>
-      <w:r>
-        <w:rPr>
-          <w:rFonts w:eastAsia="Times New Roman"/>
-          <w:bCs/>
-        </w:rPr>
-        <w:t>(</w:t>
-      </w:r>
-    </w:p>
-    <w:p>
-      <w:pPr>
-        <w:spacing w:after="0"/>
-        <w:rPr>
-          <w:rFonts w:eastAsia="Times New Roman"/>
-          <w:bCs/>
-        </w:rPr>
-      </w:pPr>
-      <w:r>
-        <w:rPr>
-          <w:rFonts w:eastAsia="Times New Roman"/>
-          <w:bCs/>
-        </w:rPr>
-        <w:t xml:space="preserve">  '</w:t>
-      </w:r>
-      <w:proofErr w:type="gramStart"/>
-      <w:r>
-        <w:rPr>
-          <w:rFonts w:eastAsia="Times New Roman"/>
-          <w:bCs/>
-        </w:rPr>
-        <w:t>texte</w:t>
-      </w:r>
-      <w:proofErr w:type="gramEnd"/>
-      <w:r>
-        <w:rPr>
-          <w:rFonts w:eastAsia="Times New Roman"/>
-          <w:bCs/>
-        </w:rPr>
-        <w:t xml:space="preserve"> accueil présentation',</w:t>
-      </w:r>
-    </w:p>
-    <w:p>
-      <w:pPr>
-        <w:spacing w:after="0"/>
-        <w:rPr>
-          <w:rFonts w:eastAsia="Times New Roman"/>
-          <w:bCs/>
-        </w:rPr>
-      </w:pPr>
-      <w:r>
-        <w:rPr>
-          <w:rFonts w:eastAsia="Times New Roman"/>
-          <w:bCs/>
-        </w:rPr>
-        <w:t xml:space="preserve">  NULL,</w:t>
-      </w:r>
-    </w:p>
-    <w:p>
-      <w:pPr>
-        <w:spacing w:after="0"/>
-        <w:rPr>
-          <w:rFonts w:eastAsia="Times New Roman"/>
-          <w:bCs/>
-        </w:rPr>
-      </w:pPr>
-      <w:r>
-        <w:rPr>
-          <w:rFonts w:eastAsia="Times New Roman"/>
-          <w:bCs/>
-        </w:rPr>
-        <w:t xml:space="preserve">  '&lt;</w:t>
-      </w:r>
-      <w:proofErr w:type="spellStart"/>
-      <w:proofErr w:type="gramStart"/>
-      <w:r>
-        <w:rPr>
-          <w:rFonts w:eastAsia="Times New Roman"/>
-          <w:bCs/>
-        </w:rPr>
-        <w:t>span</w:t>
-      </w:r>
-      <w:proofErr w:type="spellEnd"/>
-      <w:proofErr w:type="gramEnd"/>
-      <w:r>
-        <w:rPr>
-          <w:rFonts w:eastAsia="Times New Roman"/>
-          <w:bCs/>
-        </w:rPr>
-        <w:t xml:space="preserve"> class="</w:t>
-      </w:r>
-      <w:proofErr w:type="spellStart"/>
-      <w:r>
-        <w:rPr>
-          <w:rFonts w:eastAsia="Times New Roman"/>
-          <w:bCs/>
-        </w:rPr>
-        <w:t>bold_paragraphe</w:t>
-      </w:r>
-      <w:proofErr w:type="spellEnd"/>
-      <w:r>
-        <w:rPr>
-          <w:rFonts w:eastAsia="Times New Roman"/>
-          <w:bCs/>
-        </w:rPr>
-        <w:t>"&gt;Chez Canopées&lt;/</w:t>
-      </w:r>
-      <w:proofErr w:type="spellStart"/>
-      <w:r>
-        <w:rPr>
-          <w:rFonts w:eastAsia="Times New Roman"/>
-          <w:bCs/>
-        </w:rPr>
-        <w:t>span</w:t>
-      </w:r>
-      <w:proofErr w:type="spellEnd"/>
-      <w:r>
-        <w:rPr>
-          <w:rFonts w:eastAsia="Times New Roman"/>
-          <w:bCs/>
-        </w:rPr>
-        <w:t>&gt;, nous sommes passionnés par la nature et le soin des espaces verts. Depuis plusieurs années, nous mettons &lt;</w:t>
-      </w:r>
-      <w:proofErr w:type="spellStart"/>
-      <w:r>
-        <w:rPr>
-          <w:rFonts w:eastAsia="Times New Roman"/>
-          <w:bCs/>
-        </w:rPr>
-        <w:t>span</w:t>
-      </w:r>
-      <w:proofErr w:type="spellEnd"/>
-      <w:r>
-        <w:rPr>
-          <w:rFonts w:eastAsia="Times New Roman"/>
-          <w:bCs/>
-        </w:rPr>
-        <w:t xml:space="preserve"> class="</w:t>
-      </w:r>
-      <w:proofErr w:type="spellStart"/>
-      <w:r>
-        <w:rPr>
-          <w:rFonts w:eastAsia="Times New Roman"/>
-          <w:bCs/>
-        </w:rPr>
-        <w:t>green_text</w:t>
-      </w:r>
-      <w:proofErr w:type="spellEnd"/>
-      <w:r>
-        <w:rPr>
-          <w:rFonts w:eastAsia="Times New Roman"/>
-          <w:bCs/>
-        </w:rPr>
-        <w:t xml:space="preserve"> </w:t>
-      </w:r>
-      <w:proofErr w:type="spellStart"/>
-      <w:r>
-        <w:rPr>
-          <w:rFonts w:eastAsia="Times New Roman"/>
-          <w:bCs/>
-        </w:rPr>
-        <w:t>semibold_paragraphe</w:t>
-      </w:r>
-      <w:proofErr w:type="spellEnd"/>
-      <w:r>
-        <w:rPr>
-          <w:rFonts w:eastAsia="Times New Roman"/>
-          <w:bCs/>
-        </w:rPr>
-        <w:t>"&gt;notre expertise&lt;/</w:t>
-      </w:r>
-      <w:proofErr w:type="spellStart"/>
-      <w:r>
-        <w:rPr>
-          <w:rFonts w:eastAsia="Times New Roman"/>
-          <w:bCs/>
-        </w:rPr>
-        <w:t>span</w:t>
-      </w:r>
-      <w:proofErr w:type="spellEnd"/>
-      <w:r>
-        <w:rPr>
-          <w:rFonts w:eastAsia="Times New Roman"/>
-          <w:bCs/>
-        </w:rPr>
-        <w:t>&gt; à votre service pour créer, entretenir et embellir vos espaces extérieurs. Notre équipe de &lt;</w:t>
-      </w:r>
-      <w:proofErr w:type="spellStart"/>
-      <w:r>
-        <w:rPr>
-          <w:rFonts w:eastAsia="Times New Roman"/>
-          <w:bCs/>
-        </w:rPr>
-        <w:t>span</w:t>
-      </w:r>
-      <w:proofErr w:type="spellEnd"/>
-      <w:r>
-        <w:rPr>
-          <w:rFonts w:eastAsia="Times New Roman"/>
-          <w:bCs/>
-        </w:rPr>
-        <w:t xml:space="preserve"> class="</w:t>
-      </w:r>
-      <w:proofErr w:type="spellStart"/>
-      <w:r>
-        <w:rPr>
-          <w:rFonts w:eastAsia="Times New Roman"/>
-          <w:bCs/>
-        </w:rPr>
-        <w:t>green_text</w:t>
-      </w:r>
-      <w:proofErr w:type="spellEnd"/>
-      <w:r>
-        <w:rPr>
-          <w:rFonts w:eastAsia="Times New Roman"/>
-          <w:bCs/>
-        </w:rPr>
-        <w:t xml:space="preserve"> </w:t>
-      </w:r>
-      <w:proofErr w:type="spellStart"/>
-      <w:r>
-        <w:rPr>
-          <w:rFonts w:eastAsia="Times New Roman"/>
-          <w:bCs/>
-        </w:rPr>
-        <w:t>semibold_paragraphe</w:t>
-      </w:r>
-      <w:proofErr w:type="spellEnd"/>
-      <w:r>
-        <w:rPr>
-          <w:rFonts w:eastAsia="Times New Roman"/>
-          <w:bCs/>
-        </w:rPr>
-        <w:t>"&gt;professionnels qualifiés&lt;/</w:t>
-      </w:r>
-      <w:proofErr w:type="spellStart"/>
-      <w:r>
-        <w:rPr>
-          <w:rFonts w:eastAsia="Times New Roman"/>
-          <w:bCs/>
-        </w:rPr>
-        <w:t>span</w:t>
-      </w:r>
-      <w:proofErr w:type="spellEnd"/>
-      <w:r>
-        <w:rPr>
-          <w:rFonts w:eastAsia="Times New Roman"/>
-          <w:bCs/>
-        </w:rPr>
-        <w:t>&gt; s\'engage à offrir &lt;</w:t>
-      </w:r>
-      <w:proofErr w:type="spellStart"/>
-      <w:r>
-        <w:rPr>
-          <w:rFonts w:eastAsia="Times New Roman"/>
-          <w:bCs/>
-        </w:rPr>
-        <w:t>span</w:t>
-      </w:r>
-      <w:proofErr w:type="spellEnd"/>
-      <w:r>
-        <w:rPr>
-          <w:rFonts w:eastAsia="Times New Roman"/>
-          <w:bCs/>
-        </w:rPr>
-        <w:t xml:space="preserve"> class="</w:t>
-      </w:r>
-      <w:proofErr w:type="spellStart"/>
-      <w:r>
-        <w:rPr>
-          <w:rFonts w:eastAsia="Times New Roman"/>
-          <w:bCs/>
-        </w:rPr>
-        <w:t>green_text</w:t>
-      </w:r>
-      <w:proofErr w:type="spellEnd"/>
-      <w:r>
-        <w:rPr>
-          <w:rFonts w:eastAsia="Times New Roman"/>
-          <w:bCs/>
-        </w:rPr>
-        <w:t xml:space="preserve"> </w:t>
-      </w:r>
-      <w:proofErr w:type="spellStart"/>
-      <w:r>
-        <w:rPr>
-          <w:rFonts w:eastAsia="Times New Roman"/>
-          <w:bCs/>
-        </w:rPr>
-        <w:t>semibold_paragraphe</w:t>
-      </w:r>
-      <w:proofErr w:type="spellEnd"/>
-      <w:r>
-        <w:rPr>
-          <w:rFonts w:eastAsia="Times New Roman"/>
-          <w:bCs/>
-        </w:rPr>
-        <w:t>"&gt;des prestations de haute qualité, respectueuses de l\'environnement&lt;/</w:t>
-      </w:r>
-      <w:proofErr w:type="spellStart"/>
-      <w:r>
-        <w:rPr>
-          <w:rFonts w:eastAsia="Times New Roman"/>
-          <w:bCs/>
-        </w:rPr>
-        <w:t>span</w:t>
-      </w:r>
-      <w:proofErr w:type="spellEnd"/>
-      <w:r>
-        <w:rPr>
-          <w:rFonts w:eastAsia="Times New Roman"/>
-          <w:bCs/>
-        </w:rPr>
-        <w:t>&gt; adaptées à vos besoins.'</w:t>
-      </w:r>
-    </w:p>
-    <w:p>
-      <w:pPr>
-        <w:spacing w:after="0"/>
-        <w:rPr>
-          <w:rFonts w:eastAsia="Times New Roman"/>
-          <w:bCs/>
-        </w:rPr>
-      </w:pPr>
-      <w:r>
-        <w:rPr>
-          <w:rFonts w:eastAsia="Times New Roman"/>
-          <w:bCs/>
-        </w:rPr>
-        <w:t>),</w:t>
-      </w:r>
-    </w:p>
-    <w:p>
-      <w:pPr>
-        <w:spacing w:after="0"/>
-        <w:rPr>
-          <w:rFonts w:eastAsia="Times New Roman"/>
-          <w:bCs/>
-        </w:rPr>
-      </w:pPr>
-      <w:r>
-        <w:rPr>
-          <w:rFonts w:eastAsia="Times New Roman"/>
-          <w:bCs/>
-        </w:rPr>
-        <w:t>(</w:t>
-      </w:r>
-    </w:p>
-    <w:p>
-      <w:pPr>
-        <w:spacing w:after="0"/>
-        <w:rPr>
-          <w:rFonts w:eastAsia="Times New Roman"/>
-          <w:bCs/>
-        </w:rPr>
-      </w:pPr>
-      <w:r>
-        <w:rPr>
-          <w:rFonts w:eastAsia="Times New Roman"/>
-          <w:bCs/>
-        </w:rPr>
-        <w:t xml:space="preserve">  '</w:t>
-      </w:r>
-      <w:proofErr w:type="gramStart"/>
-      <w:r>
-        <w:rPr>
-          <w:rFonts w:eastAsia="Times New Roman"/>
-          <w:bCs/>
-        </w:rPr>
-        <w:t>texte</w:t>
-      </w:r>
-      <w:proofErr w:type="gramEnd"/>
-      <w:r>
-        <w:rPr>
-          <w:rFonts w:eastAsia="Times New Roman"/>
-          <w:bCs/>
-        </w:rPr>
-        <w:t xml:space="preserve"> accueil prestation',</w:t>
-      </w:r>
-    </w:p>
-    <w:p>
-      <w:pPr>
-        <w:spacing w:after="0"/>
-        <w:rPr>
-          <w:rFonts w:eastAsia="Times New Roman"/>
-          <w:bCs/>
-        </w:rPr>
-      </w:pPr>
-      <w:r>
-        <w:rPr>
-          <w:rFonts w:eastAsia="Times New Roman"/>
-          <w:bCs/>
-        </w:rPr>
-        <w:t xml:space="preserve">  NULL,</w:t>
-      </w:r>
-    </w:p>
-    <w:p>
-      <w:pPr>
-        <w:spacing w:after="0"/>
-        <w:rPr>
-          <w:rFonts w:eastAsia="Times New Roman"/>
-          <w:bCs/>
-        </w:rPr>
-      </w:pPr>
-      <w:r>
-        <w:rPr>
-          <w:rFonts w:eastAsia="Times New Roman"/>
-          <w:bCs/>
-        </w:rPr>
-        <w:t xml:space="preserve">  '&lt;</w:t>
-      </w:r>
-      <w:proofErr w:type="spellStart"/>
-      <w:proofErr w:type="gramStart"/>
-      <w:r>
-        <w:rPr>
-          <w:rFonts w:eastAsia="Times New Roman"/>
-          <w:bCs/>
-        </w:rPr>
-        <w:t>ul</w:t>
-      </w:r>
-      <w:proofErr w:type="spellEnd"/>
-      <w:proofErr w:type="gramEnd"/>
-      <w:r>
-        <w:rPr>
-          <w:rFonts w:eastAsia="Times New Roman"/>
-          <w:bCs/>
-        </w:rPr>
-        <w:t xml:space="preserve"> class="</w:t>
-      </w:r>
-      <w:proofErr w:type="spellStart"/>
-      <w:r>
-        <w:rPr>
-          <w:rFonts w:eastAsia="Times New Roman"/>
-          <w:bCs/>
-        </w:rPr>
-        <w:t>listePresentation</w:t>
-      </w:r>
-      <w:proofErr w:type="spellEnd"/>
-      <w:r>
-        <w:rPr>
-          <w:rFonts w:eastAsia="Times New Roman"/>
-          <w:bCs/>
-        </w:rPr>
-        <w:t>"&gt;</w:t>
-      </w:r>
-    </w:p>
-    <w:p>
-      <w:pPr>
-        <w:spacing w:after="0"/>
-        <w:rPr>
-          <w:rFonts w:eastAsia="Times New Roman"/>
-          <w:bCs/>
-        </w:rPr>
-      </w:pPr>
-      <w:r>
-        <w:rPr>
-          <w:rFonts w:eastAsia="Times New Roman"/>
-          <w:bCs/>
-        </w:rPr>
-        <w:t xml:space="preserve">    &lt;h2 class="</w:t>
-      </w:r>
-      <w:proofErr w:type="spellStart"/>
-      <w:r>
-        <w:rPr>
-          <w:rFonts w:eastAsia="Times New Roman"/>
-          <w:bCs/>
-        </w:rPr>
-        <w:t>bold_paragraphe</w:t>
-      </w:r>
-      <w:proofErr w:type="spellEnd"/>
-      <w:r>
-        <w:rPr>
-          <w:rFonts w:eastAsia="Times New Roman"/>
-          <w:bCs/>
-        </w:rPr>
-        <w:t xml:space="preserve"> </w:t>
-      </w:r>
-      <w:proofErr w:type="spellStart"/>
-      <w:r>
-        <w:rPr>
-          <w:rFonts w:eastAsia="Times New Roman"/>
-          <w:bCs/>
-        </w:rPr>
-        <w:t>paragraphe_desktop</w:t>
-      </w:r>
-      <w:proofErr w:type="spellEnd"/>
-      <w:r>
-        <w:rPr>
-          <w:rFonts w:eastAsia="Times New Roman"/>
-          <w:bCs/>
-        </w:rPr>
-        <w:t xml:space="preserve"> mt-2"&gt;Nos prestations :&lt;/h2&gt;</w:t>
-      </w:r>
-    </w:p>
-    <w:p>
-      <w:pPr>
-        <w:spacing w:after="0"/>
-        <w:rPr>
-          <w:rFonts w:eastAsia="Times New Roman"/>
-          <w:bCs/>
-        </w:rPr>
-      </w:pPr>
-      <w:r>
-        <w:rPr>
-          <w:rFonts w:eastAsia="Times New Roman"/>
-          <w:bCs/>
-        </w:rPr>
-        <w:t xml:space="preserve">    &lt;li class="</w:t>
-      </w:r>
-      <w:proofErr w:type="spellStart"/>
-      <w:r>
-        <w:rPr>
-          <w:rFonts w:eastAsia="Times New Roman"/>
-          <w:bCs/>
-        </w:rPr>
-        <w:t>green_text</w:t>
-      </w:r>
-      <w:proofErr w:type="spellEnd"/>
-      <w:r>
-        <w:rPr>
-          <w:rFonts w:eastAsia="Times New Roman"/>
-          <w:bCs/>
-        </w:rPr>
-        <w:t>"&gt;Conception et réalisation d\'espaces verts</w:t>
-      </w:r>
-      <w:proofErr w:type="gramStart"/>
-      <w:r>
-        <w:rPr>
-          <w:rFonts w:eastAsia="Times New Roman"/>
-          <w:bCs/>
-        </w:rPr>
-        <w:t>.&lt;</w:t>
-      </w:r>
-      <w:proofErr w:type="gramEnd"/>
-      <w:r>
-        <w:rPr>
-          <w:rFonts w:eastAsia="Times New Roman"/>
-          <w:bCs/>
-        </w:rPr>
-        <w:t>/li&gt;</w:t>
-      </w:r>
-    </w:p>
-    <w:p>
-      <w:pPr>
-        <w:spacing w:after="0"/>
-        <w:rPr>
-          <w:rFonts w:eastAsia="Times New Roman"/>
-          <w:bCs/>
-        </w:rPr>
-      </w:pPr>
-      <w:r>
-        <w:rPr>
-          <w:rFonts w:eastAsia="Times New Roman"/>
-          <w:bCs/>
-        </w:rPr>
-        <w:t xml:space="preserve">    &lt;li class="</w:t>
-      </w:r>
-      <w:proofErr w:type="spellStart"/>
-      <w:r>
-        <w:rPr>
-          <w:rFonts w:eastAsia="Times New Roman"/>
-          <w:bCs/>
-        </w:rPr>
-        <w:t>green_text</w:t>
-      </w:r>
-      <w:proofErr w:type="spellEnd"/>
-      <w:r>
-        <w:rPr>
-          <w:rFonts w:eastAsia="Times New Roman"/>
-          <w:bCs/>
-        </w:rPr>
-        <w:t>"&gt;Entretien des espaces verts</w:t>
-      </w:r>
-      <w:proofErr w:type="gramStart"/>
-      <w:r>
-        <w:rPr>
-          <w:rFonts w:eastAsia="Times New Roman"/>
-          <w:bCs/>
-        </w:rPr>
-        <w:t>.&lt;</w:t>
-      </w:r>
-      <w:proofErr w:type="gramEnd"/>
-      <w:r>
-        <w:rPr>
-          <w:rFonts w:eastAsia="Times New Roman"/>
-          <w:bCs/>
-        </w:rPr>
-        <w:t>/li&gt;</w:t>
-      </w:r>
-    </w:p>
-    <w:p>
-      <w:pPr>
-        <w:spacing w:after="0"/>
-        <w:rPr>
-          <w:rFonts w:eastAsia="Times New Roman"/>
-          <w:bCs/>
-        </w:rPr>
-      </w:pPr>
-      <w:r>
-        <w:rPr>
-          <w:rFonts w:eastAsia="Times New Roman"/>
-          <w:bCs/>
-        </w:rPr>
-        <w:t xml:space="preserve">    &lt;li class="</w:t>
-      </w:r>
-      <w:proofErr w:type="spellStart"/>
-      <w:r>
-        <w:rPr>
-          <w:rFonts w:eastAsia="Times New Roman"/>
-          <w:bCs/>
-        </w:rPr>
-        <w:t>green_text</w:t>
-      </w:r>
-      <w:proofErr w:type="spellEnd"/>
-      <w:r>
-        <w:rPr>
-          <w:rFonts w:eastAsia="Times New Roman"/>
-          <w:bCs/>
-        </w:rPr>
-        <w:t>"&gt;Taille des haies</w:t>
-      </w:r>
-      <w:proofErr w:type="gramStart"/>
-      <w:r>
-        <w:rPr>
-          <w:rFonts w:eastAsia="Times New Roman"/>
-          <w:bCs/>
-        </w:rPr>
-        <w:t>.&lt;</w:t>
-      </w:r>
-      <w:proofErr w:type="gramEnd"/>
-      <w:r>
-        <w:rPr>
-          <w:rFonts w:eastAsia="Times New Roman"/>
-          <w:bCs/>
-        </w:rPr>
-        <w:t>/li&gt;</w:t>
-      </w:r>
-    </w:p>
-    <w:p>
-      <w:pPr>
-        <w:spacing w:after="0"/>
-        <w:rPr>
-          <w:rFonts w:eastAsia="Times New Roman"/>
-          <w:bCs/>
-        </w:rPr>
-      </w:pPr>
-      <w:r>
-        <w:rPr>
-          <w:rFonts w:eastAsia="Times New Roman"/>
-          <w:bCs/>
-        </w:rPr>
-        <w:t xml:space="preserve">    &lt;li class="</w:t>
-      </w:r>
-      <w:proofErr w:type="spellStart"/>
-      <w:r>
-        <w:rPr>
-          <w:rFonts w:eastAsia="Times New Roman"/>
-          <w:bCs/>
-        </w:rPr>
-        <w:t>green_text</w:t>
-      </w:r>
-      <w:proofErr w:type="spellEnd"/>
-      <w:r>
-        <w:rPr>
-          <w:rFonts w:eastAsia="Times New Roman"/>
-          <w:bCs/>
-        </w:rPr>
-        <w:t>"&gt;Élagage et abattage d\'arbres.&lt;/li&gt;</w:t>
-      </w:r>
-    </w:p>
-    <w:p>
-      <w:pPr>
-        <w:spacing w:after="0"/>
-        <w:rPr>
-          <w:rFonts w:eastAsia="Times New Roman"/>
-          <w:bCs/>
-        </w:rPr>
-      </w:pPr>
-      <w:r>
-        <w:rPr>
-          <w:rFonts w:eastAsia="Times New Roman"/>
-          <w:bCs/>
-        </w:rPr>
-        <w:t xml:space="preserve">    &lt;li class="</w:t>
-      </w:r>
-      <w:proofErr w:type="spellStart"/>
-      <w:r>
-        <w:rPr>
-          <w:rFonts w:eastAsia="Times New Roman"/>
-          <w:bCs/>
-        </w:rPr>
-        <w:t>green_text</w:t>
-      </w:r>
-      <w:proofErr w:type="spellEnd"/>
-      <w:r>
-        <w:rPr>
-          <w:rFonts w:eastAsia="Times New Roman"/>
-          <w:bCs/>
-        </w:rPr>
-        <w:t>"&gt;Valorisation des déchets verts (compostage)</w:t>
-      </w:r>
-      <w:proofErr w:type="gramStart"/>
-      <w:r>
-        <w:rPr>
-          <w:rFonts w:eastAsia="Times New Roman"/>
-          <w:bCs/>
-        </w:rPr>
-        <w:t>.&lt;</w:t>
-      </w:r>
-      <w:proofErr w:type="gramEnd"/>
-      <w:r>
-        <w:rPr>
-          <w:rFonts w:eastAsia="Times New Roman"/>
-          <w:bCs/>
-        </w:rPr>
-        <w:t>/li&gt;</w:t>
-      </w:r>
-    </w:p>
-    <w:p>
-      <w:pPr>
-        <w:spacing w:after="0"/>
-        <w:rPr>
-          <w:rFonts w:eastAsia="Times New Roman"/>
-          <w:bCs/>
-        </w:rPr>
-      </w:pPr>
-      <w:r>
-        <w:rPr>
-          <w:rFonts w:eastAsia="Times New Roman"/>
-          <w:bCs/>
-        </w:rPr>
-        <w:t xml:space="preserve">  &lt;/</w:t>
-      </w:r>
-      <w:proofErr w:type="spellStart"/>
-      <w:proofErr w:type="gramStart"/>
-      <w:r>
-        <w:rPr>
-          <w:rFonts w:eastAsia="Times New Roman"/>
-          <w:bCs/>
-        </w:rPr>
-        <w:t>ul</w:t>
-      </w:r>
-      <w:proofErr w:type="spellEnd"/>
-      <w:proofErr w:type="gramEnd"/>
-      <w:r>
-        <w:rPr>
-          <w:rFonts w:eastAsia="Times New Roman"/>
-          <w:bCs/>
-        </w:rPr>
-        <w:t>&gt;'</w:t>
-      </w:r>
-    </w:p>
-    <w:p>
-      <w:pPr>
-        <w:spacing w:after="0"/>
-        <w:rPr>
-          <w:rFonts w:eastAsia="Times New Roman"/>
-          <w:bCs/>
-        </w:rPr>
-      </w:pPr>
-      <w:r>
-        <w:rPr>
-          <w:rFonts w:eastAsia="Times New Roman"/>
-          <w:bCs/>
-        </w:rPr>
-        <w:t>),</w:t>
-      </w:r>
-    </w:p>
-    <w:p>
-      <w:pPr>
-        <w:spacing w:after="0"/>
-        <w:rPr>
-          <w:rFonts w:eastAsia="Times New Roman"/>
-          <w:bCs/>
-        </w:rPr>
-      </w:pPr>
-      <w:r>
-        <w:rPr>
-          <w:rFonts w:eastAsia="Times New Roman"/>
-          <w:bCs/>
-        </w:rPr>
-        <w:t>(</w:t>
-      </w:r>
-    </w:p>
-    <w:p>
-      <w:pPr>
-        <w:spacing w:after="0"/>
-        <w:rPr>
-          <w:rFonts w:eastAsia="Times New Roman"/>
-          <w:bCs/>
-        </w:rPr>
-      </w:pPr>
-      <w:r>
-        <w:rPr>
-          <w:rFonts w:eastAsia="Times New Roman"/>
-          <w:bCs/>
-        </w:rPr>
-        <w:t xml:space="preserve">  '</w:t>
-      </w:r>
-      <w:proofErr w:type="gramStart"/>
-      <w:r>
-        <w:rPr>
-          <w:rFonts w:eastAsia="Times New Roman"/>
-          <w:bCs/>
-        </w:rPr>
-        <w:t>texte</w:t>
-      </w:r>
-      <w:proofErr w:type="gramEnd"/>
-      <w:r>
-        <w:rPr>
-          <w:rFonts w:eastAsia="Times New Roman"/>
-          <w:bCs/>
-        </w:rPr>
-        <w:t xml:space="preserve"> accueil marketing',</w:t>
-      </w:r>
-    </w:p>
-    <w:p>
-      <w:pPr>
-        <w:spacing w:after="0"/>
-        <w:rPr>
-          <w:rFonts w:eastAsia="Times New Roman"/>
-          <w:bCs/>
-        </w:rPr>
-      </w:pPr>
-      <w:r>
-        <w:rPr>
-          <w:rFonts w:eastAsia="Times New Roman"/>
-          <w:bCs/>
-        </w:rPr>
-        <w:t xml:space="preserve">  NULL,</w:t>
-      </w:r>
-    </w:p>
-    <w:p>
-      <w:pPr>
-        <w:spacing w:after="0"/>
-        <w:rPr>
-          <w:rFonts w:eastAsia="Times New Roman"/>
-          <w:bCs/>
-        </w:rPr>
-      </w:pPr>
-      <w:r>
-        <w:rPr>
-          <w:rFonts w:eastAsia="Times New Roman"/>
-          <w:bCs/>
-        </w:rPr>
-        <w:t xml:space="preserve">  'Faire appel à Canopées, c\'est bénéficier d\'une</w:t>
-      </w:r>
-    </w:p>
-    <w:p>
-      <w:pPr>
-        <w:spacing w:after="0"/>
-        <w:rPr>
-          <w:rFonts w:eastAsia="Times New Roman"/>
-          <w:bCs/>
-          <w:lang w:val="en-US"/>
-        </w:rPr>
-      </w:pPr>
-      <w:r>
-        <w:rPr>
-          <w:rFonts w:eastAsia="Times New Roman"/>
-          <w:bCs/>
-        </w:rPr>
-        <w:t xml:space="preserve">  </w:t>
-      </w:r>
-      <w:r>
-        <w:rPr>
-          <w:rFonts w:eastAsia="Times New Roman"/>
-          <w:bCs/>
-          <w:lang w:val="en-US"/>
-        </w:rPr>
-        <w:t>&lt;span class="</w:t>
-      </w:r>
-      <w:proofErr w:type="spellStart"/>
-      <w:r>
-        <w:rPr>
-          <w:rFonts w:eastAsia="Times New Roman"/>
-          <w:bCs/>
-          <w:lang w:val="en-US"/>
-        </w:rPr>
-        <w:t>green_text</w:t>
-      </w:r>
-      <w:proofErr w:type="spellEnd"/>
-      <w:r>
-        <w:rPr>
-          <w:rFonts w:eastAsia="Times New Roman"/>
-          <w:bCs/>
-          <w:lang w:val="en-US"/>
-        </w:rPr>
-        <w:t xml:space="preserve"> </w:t>
-      </w:r>
-      <w:proofErr w:type="spellStart"/>
-      <w:r>
-        <w:rPr>
-          <w:rFonts w:eastAsia="Times New Roman"/>
-          <w:bCs/>
-          <w:lang w:val="en-US"/>
-        </w:rPr>
-        <w:t>semibold_paragraphe</w:t>
-      </w:r>
-      <w:proofErr w:type="spellEnd"/>
-      <w:r>
-        <w:rPr>
-          <w:rFonts w:eastAsia="Times New Roman"/>
-          <w:bCs/>
-          <w:lang w:val="en-US"/>
-        </w:rPr>
-        <w:t xml:space="preserve">"&gt;expertise de </w:t>
-      </w:r>
-      <w:proofErr w:type="spellStart"/>
-      <w:r>
-        <w:rPr>
-          <w:rFonts w:eastAsia="Times New Roman"/>
-          <w:bCs/>
-          <w:lang w:val="en-US"/>
-        </w:rPr>
-        <w:t>confiance</w:t>
-      </w:r>
-      <w:proofErr w:type="spellEnd"/>
-      <w:r>
-        <w:rPr>
-          <w:rFonts w:eastAsia="Times New Roman"/>
-          <w:bCs/>
-          <w:lang w:val="en-US"/>
-        </w:rPr>
-        <w:t>&lt;/span&gt;,</w:t>
-      </w:r>
-    </w:p>
-    <w:p>
-      <w:pPr>
-        <w:spacing w:after="0"/>
-        <w:rPr>
-          <w:rFonts w:eastAsia="Times New Roman"/>
-          <w:bCs/>
-        </w:rPr>
-      </w:pPr>
-      <w:r>
-        <w:rPr>
-          <w:rFonts w:eastAsia="Times New Roman"/>
-          <w:bCs/>
-          <w:lang w:val="en-US"/>
-        </w:rPr>
-        <w:t xml:space="preserve">  </w:t>
-      </w:r>
-      <w:proofErr w:type="spellStart"/>
-      <w:r>
-        <w:rPr>
-          <w:rFonts w:eastAsia="Times New Roman"/>
-          <w:bCs/>
-        </w:rPr>
-        <w:t>d\'un</w:t>
-      </w:r>
-      <w:proofErr w:type="spellEnd"/>
-      <w:r>
-        <w:rPr>
-          <w:rFonts w:eastAsia="Times New Roman"/>
-          <w:bCs/>
-        </w:rPr>
-        <w:t xml:space="preserve"> &lt;</w:t>
-      </w:r>
-      <w:proofErr w:type="spellStart"/>
-      <w:r>
-        <w:rPr>
-          <w:rFonts w:eastAsia="Times New Roman"/>
-          <w:bCs/>
-        </w:rPr>
-        <w:t>span</w:t>
-      </w:r>
-      <w:proofErr w:type="spellEnd"/>
-      <w:r>
-        <w:rPr>
-          <w:rFonts w:eastAsia="Times New Roman"/>
-          <w:bCs/>
-        </w:rPr>
-        <w:t xml:space="preserve"> class="</w:t>
-      </w:r>
-      <w:proofErr w:type="spellStart"/>
-      <w:r>
-        <w:rPr>
-          <w:rFonts w:eastAsia="Times New Roman"/>
-          <w:bCs/>
-        </w:rPr>
-        <w:t>green_text</w:t>
-      </w:r>
-      <w:proofErr w:type="spellEnd"/>
-      <w:r>
-        <w:rPr>
-          <w:rFonts w:eastAsia="Times New Roman"/>
-          <w:bCs/>
-        </w:rPr>
-        <w:t xml:space="preserve"> </w:t>
-      </w:r>
-      <w:proofErr w:type="spellStart"/>
-      <w:r>
-        <w:rPr>
-          <w:rFonts w:eastAsia="Times New Roman"/>
-          <w:bCs/>
-        </w:rPr>
-        <w:t>semibold_paragraphe</w:t>
-      </w:r>
-      <w:proofErr w:type="spellEnd"/>
-      <w:r>
-        <w:rPr>
-          <w:rFonts w:eastAsia="Times New Roman"/>
-          <w:bCs/>
-        </w:rPr>
-        <w:t>"&gt;savoir-faire éprouvé&lt;/</w:t>
-      </w:r>
-      <w:proofErr w:type="spellStart"/>
-      <w:r>
-        <w:rPr>
-          <w:rFonts w:eastAsia="Times New Roman"/>
-          <w:bCs/>
-        </w:rPr>
-        <w:t>span</w:t>
-      </w:r>
-      <w:proofErr w:type="spellEnd"/>
-      <w:r>
-        <w:rPr>
-          <w:rFonts w:eastAsia="Times New Roman"/>
-          <w:bCs/>
-        </w:rPr>
-        <w:t>&gt;</w:t>
-      </w:r>
-    </w:p>
-    <w:p>
-      <w:pPr>
-        <w:spacing w:after="0"/>
-        <w:rPr>
-          <w:rFonts w:eastAsia="Times New Roman"/>
-          <w:bCs/>
-        </w:rPr>
-      </w:pPr>
-      <w:r>
-        <w:rPr>
-          <w:rFonts w:eastAsia="Times New Roman"/>
-          <w:bCs/>
-        </w:rPr>
-        <w:t xml:space="preserve">  </w:t>
-      </w:r>
-      <w:proofErr w:type="gramStart"/>
-      <w:r>
-        <w:rPr>
-          <w:rFonts w:eastAsia="Times New Roman"/>
-          <w:bCs/>
-        </w:rPr>
-        <w:t>et</w:t>
-      </w:r>
-      <w:proofErr w:type="gramEnd"/>
-      <w:r>
-        <w:rPr>
-          <w:rFonts w:eastAsia="Times New Roman"/>
-          <w:bCs/>
-        </w:rPr>
-        <w:t xml:space="preserve"> </w:t>
-      </w:r>
-      <w:proofErr w:type="spellStart"/>
-      <w:r>
-        <w:rPr>
-          <w:rFonts w:eastAsia="Times New Roman"/>
-          <w:bCs/>
-        </w:rPr>
-        <w:t>d\'un</w:t>
-      </w:r>
-      <w:proofErr w:type="spellEnd"/>
-      <w:r>
-        <w:rPr>
-          <w:rFonts w:eastAsia="Times New Roman"/>
-          <w:bCs/>
-        </w:rPr>
-        <w:t xml:space="preserve"> accompagnement personnalisé pour tous vos projets paysagers. Notre approche repose sur</w:t>
-      </w:r>
-    </w:p>
-    <w:p>
-      <w:pPr>
-        <w:spacing w:after="0"/>
-        <w:rPr>
-          <w:rFonts w:eastAsia="Times New Roman"/>
-          <w:bCs/>
-        </w:rPr>
-      </w:pPr>
-      <w:r>
-        <w:rPr>
-          <w:rFonts w:eastAsia="Times New Roman"/>
-          <w:bCs/>
-        </w:rPr>
-        <w:t xml:space="preserve">  &lt;</w:t>
-      </w:r>
-      <w:proofErr w:type="spellStart"/>
-      <w:r>
-        <w:rPr>
-          <w:rFonts w:eastAsia="Times New Roman"/>
-          <w:bCs/>
-        </w:rPr>
-        <w:t>span</w:t>
-      </w:r>
-      <w:proofErr w:type="spellEnd"/>
-      <w:r>
-        <w:rPr>
-          <w:rFonts w:eastAsia="Times New Roman"/>
-          <w:bCs/>
-        </w:rPr>
-        <w:t xml:space="preserve"> class="</w:t>
-      </w:r>
-      <w:proofErr w:type="spellStart"/>
-      <w:r>
-        <w:rPr>
-          <w:rFonts w:eastAsia="Times New Roman"/>
-          <w:bCs/>
-        </w:rPr>
-        <w:t>green_text</w:t>
-      </w:r>
-      <w:proofErr w:type="spellEnd"/>
-      <w:r>
-        <w:rPr>
-          <w:rFonts w:eastAsia="Times New Roman"/>
-          <w:bCs/>
-        </w:rPr>
-        <w:t xml:space="preserve"> </w:t>
-      </w:r>
-      <w:proofErr w:type="spellStart"/>
-      <w:r>
-        <w:rPr>
-          <w:rFonts w:eastAsia="Times New Roman"/>
-          <w:bCs/>
-        </w:rPr>
-        <w:t>semibold_paragraphe</w:t>
-      </w:r>
-      <w:proofErr w:type="spellEnd"/>
-      <w:r>
-        <w:rPr>
-          <w:rFonts w:eastAsia="Times New Roman"/>
-          <w:bCs/>
-        </w:rPr>
-        <w:t>"&gt;l\'écoute, la créativité, et le respect de l\'environnement&lt;/</w:t>
-      </w:r>
-      <w:proofErr w:type="spellStart"/>
-      <w:r>
-        <w:rPr>
-          <w:rFonts w:eastAsia="Times New Roman"/>
-          <w:bCs/>
-        </w:rPr>
-        <w:t>span</w:t>
-      </w:r>
-      <w:proofErr w:type="spellEnd"/>
-      <w:r>
-        <w:rPr>
-          <w:rFonts w:eastAsia="Times New Roman"/>
-          <w:bCs/>
-        </w:rPr>
-        <w:t>&gt;,</w:t>
-      </w:r>
-    </w:p>
-    <w:p>
-      <w:pPr>
-        <w:spacing w:after="0"/>
-        <w:rPr>
-          <w:rFonts w:eastAsia="Times New Roman"/>
-          <w:bCs/>
-        </w:rPr>
-      </w:pPr>
-      <w:r>
-        <w:rPr>
-          <w:rFonts w:eastAsia="Times New Roman"/>
-          <w:bCs/>
-        </w:rPr>
-        <w:t xml:space="preserve">  </w:t>
-      </w:r>
-      <w:proofErr w:type="gramStart"/>
-      <w:r>
-        <w:rPr>
-          <w:rFonts w:eastAsia="Times New Roman"/>
-          <w:bCs/>
-        </w:rPr>
-        <w:t>pour</w:t>
-      </w:r>
-      <w:proofErr w:type="gramEnd"/>
-      <w:r>
-        <w:rPr>
-          <w:rFonts w:eastAsia="Times New Roman"/>
-          <w:bCs/>
-        </w:rPr>
-        <w:t xml:space="preserve"> que chaque intervention soit une</w:t>
-      </w:r>
-    </w:p>
-    <w:p>
-      <w:pPr>
-        <w:spacing w:after="0"/>
-        <w:rPr>
-          <w:rFonts w:eastAsia="Times New Roman"/>
-          <w:bCs/>
-        </w:rPr>
-      </w:pPr>
-      <w:r>
-        <w:rPr>
-          <w:rFonts w:eastAsia="Times New Roman"/>
-          <w:bCs/>
-        </w:rPr>
-        <w:t xml:space="preserve">  &lt;</w:t>
-      </w:r>
-      <w:proofErr w:type="spellStart"/>
-      <w:proofErr w:type="gramStart"/>
-      <w:r>
-        <w:rPr>
-          <w:rFonts w:eastAsia="Times New Roman"/>
-          <w:bCs/>
-        </w:rPr>
-        <w:t>span</w:t>
-      </w:r>
-      <w:proofErr w:type="spellEnd"/>
-      <w:proofErr w:type="gramEnd"/>
-      <w:r>
-        <w:rPr>
-          <w:rFonts w:eastAsia="Times New Roman"/>
-          <w:bCs/>
-        </w:rPr>
-        <w:t xml:space="preserve"> class="</w:t>
-      </w:r>
-      <w:proofErr w:type="spellStart"/>
-      <w:r>
-        <w:rPr>
-          <w:rFonts w:eastAsia="Times New Roman"/>
-          <w:bCs/>
-        </w:rPr>
-        <w:t>green_text</w:t>
-      </w:r>
-      <w:proofErr w:type="spellEnd"/>
-      <w:r>
-        <w:rPr>
-          <w:rFonts w:eastAsia="Times New Roman"/>
-          <w:bCs/>
-        </w:rPr>
-        <w:t xml:space="preserve"> </w:t>
-      </w:r>
-      <w:proofErr w:type="spellStart"/>
-      <w:r>
-        <w:rPr>
-          <w:rFonts w:eastAsia="Times New Roman"/>
-          <w:bCs/>
-        </w:rPr>
-        <w:t>semibold_paragraphe</w:t>
-      </w:r>
-      <w:proofErr w:type="spellEnd"/>
-      <w:r>
-        <w:rPr>
-          <w:rFonts w:eastAsia="Times New Roman"/>
-          <w:bCs/>
-        </w:rPr>
-        <w:t>"&gt;réussite durable et satisfaisante&lt;/</w:t>
-      </w:r>
-      <w:proofErr w:type="spellStart"/>
-      <w:r>
-        <w:rPr>
-          <w:rFonts w:eastAsia="Times New Roman"/>
-          <w:bCs/>
-        </w:rPr>
-        <w:t>span</w:t>
-      </w:r>
-      <w:proofErr w:type="spellEnd"/>
-      <w:r>
-        <w:rPr>
-          <w:rFonts w:eastAsia="Times New Roman"/>
-          <w:bCs/>
-        </w:rPr>
-        <w:t>&gt;.'</w:t>
-      </w:r>
-    </w:p>
-    <w:p>
-      <w:pPr>
-        <w:spacing w:after="0"/>
-        <w:rPr>
-          <w:rFonts w:eastAsia="Times New Roman"/>
-          <w:bCs/>
-        </w:rPr>
-      </w:pPr>
-      <w:r>
-        <w:rPr>
-          <w:rFonts w:eastAsia="Times New Roman"/>
-          <w:bCs/>
-        </w:rPr>
-        <w:t>)</w:t>
-      </w:r>
-      <w:r>
-        <w:rPr>
-          <w:rFonts w:eastAsia="Times New Roman"/>
-          <w:bCs/>
-        </w:rPr>
-        <w:t>,</w:t>
-      </w:r>
-    </w:p>
-    <w:p>
-      <w:pPr>
-        <w:spacing w:after="0"/>
-        <w:rPr>
-          <w:rFonts w:eastAsia="Times New Roman"/>
-          <w:bCs/>
-        </w:rPr>
-      </w:pPr>
-      <w:r>
-        <w:rPr>
-          <w:rFonts w:eastAsia="Times New Roman"/>
-          <w:bCs/>
-        </w:rPr>
-        <w:t>(</w:t>
-      </w:r>
-    </w:p>
-    <w:p>
-      <w:pPr>
-        <w:spacing w:after="0"/>
-        <w:rPr>
-          <w:rFonts w:eastAsia="Times New Roman"/>
-          <w:bCs/>
-        </w:rPr>
-      </w:pPr>
+        <w:t xml:space="preserve"> qui profil 1','http://127.0.0.1:8000/uploads/Portrait/Portrait_Bob_Martin.webp','Bob Martin est co-fondateur et Directeur Technique de Canopées. Fort de 15 ans d’expérience en jardinage et aménagement paysager, il associe passion pour la nature et expertise technique. Diplômé en horticulture, il a débuté comme jardinier avant d’évoluer rapidement grâce à son savoir-faire. Chez Canopées, il supervise la conception et l’exécution des projets, privilégiant des solutions écologiques et durables. Bob collabore étroitement avec les clients pour créer des espaces verts harmonieux favorisant la biodiversité. Engagé dans la sensibilisation à la préservation des jardins, il organise des ateliers et événements communautaires sur l’entretien des espaces verts et la gestion des déchets. Passionné de plein air, il aime randonner et jardiner. Son leadership et son enthousiasme font de lui un pilier apprécié de l’équipe de Canopées.'), ('contenu qui profil 2','http://127.0.0.1:8000/uploads/Portrait/Portrait_Tom_Durand.webp','Tom Durand, co-fondateur et Directeur Commercial de Canopées, possède plus de 10 ans d’expérience dans le jardinage et l’entretien des espaces verts. Issu du secteur de la vente et du service client, il a cofondé Canopées avec Bob pour offrir des services d’aménagement paysager de qualité, axés sur la durabilité. Responsable des relations clients et du développement des projets, il veille à répondre aux besoins spécifiques de chacun avec une approche personnalisée. Grâce à son expertise en gestion commerciale, il contribue à la croissance de l’entreprise en explorant de nouvelles opportunités. Convaincu du rôle clé de l’aménagement paysager dans la protection de l’environnement, il sensibilise ses clients à des pratiques </w:t>
+      </w:r>
+      <w:proofErr w:type="spellStart"/>
+      <w:r>
+        <w:rPr>
+          <w:rFonts w:eastAsia="Times New Roman"/>
+          <w:bCs/>
+        </w:rPr>
+        <w:t>écoresponsables</w:t>
+      </w:r>
+      <w:proofErr w:type="spellEnd"/>
+      <w:r>
+        <w:rPr>
+          <w:rFonts w:eastAsia="Times New Roman"/>
+          <w:bCs/>
+        </w:rPr>
+        <w:t>. Passionné de nature, il consacre son temps libre au vélo, au jardinage et à des initiatives écologiques locales. Son engagement et son dynamisme font de lui un leader inspirant au sein de Canopées.')</w:t>
+      </w:r>
+    </w:p>
+    <w:p>
+      <w:pPr>
+        <w:spacing w:after="0"/>
+        <w:rPr>
+          <w:rFonts w:eastAsia="Times New Roman"/>
+          <w:bCs/>
+        </w:rPr>
+      </w:pPr>
+      <w:r>
+        <w:rPr>
+          <w:rFonts w:eastAsia="Times New Roman"/>
+          <w:bCs/>
+        </w:rPr>
+        <w:t>('Equipe de Canopées autour d’une table pour conception espace vert','http://127.0.0.1:8000/uploads/Prestation/Conception.webp','Conception et réalisation d\'espace verts'),('Agent de Canopées en train de tondre une pelouse','http://127.0.0.1:8000/uploads/Prestation/Entretien.webp','Entretien des espaces verts'),('Agent de Canopées en train de tailler des haies','http://127.0.0.1:8000/uploads/Prestation/Taille_haie.webp','Taille des haies'),('Deux mains tiennent du compost végetal','http://127.0.0.1:8000/uploads/Prestation/Compost.webp','Valorisation des déchets verts (compostage)'),('Agent de Canopées dans une nacelle en train d’élaguer un arbre','http://127.0.0.1:8000/uploads/Prestation/Elagage.webp','Élagage et abattage'),('Jolie jardin avec un massif fleuri','http://127.0.0.1:8000/uploads/Fenetre_modale/conception1.webp',null),('Jardin a la française avec buis taillés','http://127.0.0.1:8000/uploads/Fenetre_modale/conception2.webp',null),('Allée bordée de cactus','http://127.0.0.1:8000/uploads/Fenetre_modale/conception3.webp',null),('Jardin avec pelouse et arbres dans la cour d’un batiment','http://127.0.0.1:8000/uploads/Fenetre_modale/conception4.webp',null),('Jardin avec pelouse et palmier autour d’une mosaïque et statue','http://127.0.0.1:8000/uploads/Fenetre_modale/conception5.webp',null),('Jardin avec des massifs de fleurs et d’arbustes autour d’un chemin d’accès à une maison','http://127.0.0.1:8000/uploads/Fenetre_modale/conception6.webp',null),('Agent de Canopées en train de couper un arbre avec tronçonneuse','http://127.0.0.1:8000/uploads/Fenetre_modale/elagage1.webp',null) ,('Place avec des arbres bien taillés','http://127.0.0.1:8000/uploads/Fenetre_modale/elagage2.webp',null) ,('Rue avec des arbres bien taillées','http://127.0.0.1:8000/uploads/Fenetre_modale/elagage3.webp',null)</w:t>
+      </w:r>
+    </w:p>
+    <w:p>
+      <w:pPr>
+        <w:spacing w:after="0"/>
+        <w:rPr>
+          <w:rFonts w:eastAsia="Times New Roman"/>
+          <w:bCs/>
+        </w:rPr>
+      </w:pPr>
+    </w:p>
+    <w:p>
+      <w:pPr>
+        <w:spacing w:after="0"/>
+        <w:rPr>
+          <w:rFonts w:eastAsia="Times New Roman"/>
+          <w:bCs/>
+        </w:rPr>
+      </w:pPr>
+      <w:r>
+        <w:rPr>
+          <w:rFonts w:eastAsia="Times New Roman"/>
+          <w:bCs/>
+        </w:rPr>
+        <w:t xml:space="preserve">('Chemin avec des arbres bien </w:t>
+      </w:r>
+      <w:r>
+        <w:rPr>
+          <w:rFonts w:eastAsia="Times New Roman"/>
+          <w:bCs/>
+        </w:rPr>
+        <w:t>ta</w:t>
+      </w:r>
+      <w:r>
+        <w:rPr>
+          <w:rFonts w:eastAsia="Times New Roman"/>
+          <w:bCs/>
+        </w:rPr>
+        <w:t xml:space="preserve">illées','http://127.0.0.1:8000/uploads/Fenetre_modale/elagage4.webp',null) ,('Buis bien taillé','http://127.0.0.1:8000/uploads/Fenetre_modale/elagage5.webp',null),('Chemin accédant a </w:t>
+      </w:r>
       <w:r>
         <w:rPr>
           <w:rFonts w:eastAsia="Times New Roman"/>
           <w:bCs/>
         </w:rPr>
         <w:lastRenderedPageBreak/>
-        <w:t xml:space="preserve">  '</w:t>
-      </w:r>
-      <w:proofErr w:type="gramStart"/>
-      <w:r>
-        <w:rPr>
-          <w:rFonts w:eastAsia="Times New Roman"/>
-          <w:bCs/>
-        </w:rPr>
-        <w:t>texte</w:t>
-      </w:r>
-      <w:proofErr w:type="gramEnd"/>
-      <w:r>
-        <w:rPr>
-          <w:rFonts w:eastAsia="Times New Roman"/>
-          <w:bCs/>
-        </w:rPr>
-        <w:t xml:space="preserve"> accueil </w:t>
-      </w:r>
-      <w:r>
-        <w:rPr>
-          <w:rFonts w:eastAsia="Times New Roman"/>
-          <w:bCs/>
-        </w:rPr>
-        <w:t>particulier</w:t>
-      </w:r>
-      <w:r>
-        <w:rPr>
-          <w:rFonts w:eastAsia="Times New Roman"/>
-          <w:bCs/>
-        </w:rPr>
-        <w:t>',</w:t>
-      </w:r>
-    </w:p>
-    <w:p>
-      <w:pPr>
-        <w:spacing w:after="0"/>
-        <w:rPr>
-          <w:rFonts w:eastAsia="Times New Roman"/>
-          <w:bCs/>
-        </w:rPr>
-      </w:pPr>
-      <w:r>
-        <w:rPr>
-          <w:rFonts w:eastAsia="Times New Roman"/>
-          <w:bCs/>
-        </w:rPr>
-        <w:t xml:space="preserve">  NULL,</w:t>
-      </w:r>
-      <w:r>
-        <w:rPr>
-          <w:rFonts w:eastAsia="Times New Roman"/>
-          <w:bCs/>
-        </w:rPr>
-        <w:t xml:space="preserve"> </w:t>
-      </w:r>
-      <w:r>
-        <w:rPr>
-          <w:rFonts w:eastAsia="Times New Roman"/>
-          <w:bCs/>
-        </w:rPr>
-        <w:t>&lt;li&gt;&lt;</w:t>
-      </w:r>
-      <w:proofErr w:type="spellStart"/>
-      <w:r>
-        <w:rPr>
-          <w:rFonts w:eastAsia="Times New Roman"/>
-          <w:bCs/>
-        </w:rPr>
-        <w:t>span</w:t>
-      </w:r>
-      <w:proofErr w:type="spellEnd"/>
-      <w:r>
-        <w:rPr>
-          <w:rFonts w:eastAsia="Times New Roman"/>
-          <w:bCs/>
-        </w:rPr>
-        <w:t xml:space="preserve"> class=\"</w:t>
-      </w:r>
-      <w:proofErr w:type="spellStart"/>
-      <w:r>
-        <w:rPr>
-          <w:rFonts w:eastAsia="Times New Roman"/>
-          <w:bCs/>
-        </w:rPr>
-        <w:t>bold_paragraphe</w:t>
-      </w:r>
-      <w:proofErr w:type="spellEnd"/>
-      <w:r>
-        <w:rPr>
-          <w:rFonts w:eastAsia="Times New Roman"/>
-          <w:bCs/>
-        </w:rPr>
-        <w:t>\"&gt;Propriétaires de maisons&lt;/</w:t>
-      </w:r>
-      <w:proofErr w:type="spellStart"/>
-      <w:r>
-        <w:rPr>
-          <w:rFonts w:eastAsia="Times New Roman"/>
-          <w:bCs/>
-        </w:rPr>
-        <w:t>span</w:t>
-      </w:r>
-      <w:proofErr w:type="spellEnd"/>
-      <w:r>
-        <w:rPr>
-          <w:rFonts w:eastAsia="Times New Roman"/>
-          <w:bCs/>
-        </w:rPr>
-        <w:t>&gt; : Ceux qui souhaitent transformer ou entretenir leur jardin pour en faire un &lt;</w:t>
-      </w:r>
-      <w:proofErr w:type="spellStart"/>
-      <w:r>
-        <w:rPr>
-          <w:rFonts w:eastAsia="Times New Roman"/>
-          <w:bCs/>
-        </w:rPr>
-        <w:t>span</w:t>
-      </w:r>
-      <w:proofErr w:type="spellEnd"/>
-      <w:r>
-        <w:rPr>
-          <w:rFonts w:eastAsia="Times New Roman"/>
-          <w:bCs/>
-        </w:rPr>
-        <w:t xml:space="preserve"> class=\"</w:t>
-      </w:r>
-      <w:proofErr w:type="spellStart"/>
-      <w:r>
-        <w:rPr>
-          <w:rFonts w:eastAsia="Times New Roman"/>
-          <w:bCs/>
-        </w:rPr>
-        <w:t>semibold_paragraphe</w:t>
-      </w:r>
-      <w:proofErr w:type="spellEnd"/>
-      <w:r>
-        <w:rPr>
-          <w:rFonts w:eastAsia="Times New Roman"/>
-          <w:bCs/>
-        </w:rPr>
-        <w:t xml:space="preserve"> </w:t>
-      </w:r>
-      <w:proofErr w:type="spellStart"/>
-      <w:r>
-        <w:rPr>
-          <w:rFonts w:eastAsia="Times New Roman"/>
-          <w:bCs/>
-        </w:rPr>
-        <w:t>green_text</w:t>
-      </w:r>
-      <w:proofErr w:type="spellEnd"/>
-      <w:r>
-        <w:rPr>
-          <w:rFonts w:eastAsia="Times New Roman"/>
-          <w:bCs/>
-        </w:rPr>
-        <w:t>\"&gt;espace agréable, esthétique et fonctionnel&lt;/</w:t>
-      </w:r>
-      <w:proofErr w:type="spellStart"/>
-      <w:r>
-        <w:rPr>
-          <w:rFonts w:eastAsia="Times New Roman"/>
-          <w:bCs/>
-        </w:rPr>
-        <w:t>span</w:t>
-      </w:r>
-      <w:proofErr w:type="spellEnd"/>
-      <w:r>
-        <w:rPr>
-          <w:rFonts w:eastAsia="Times New Roman"/>
-          <w:bCs/>
-        </w:rPr>
-        <w:t>&gt;.&lt;/li&gt;&lt;li&gt;&lt;</w:t>
-      </w:r>
-      <w:proofErr w:type="spellStart"/>
-      <w:r>
-        <w:rPr>
-          <w:rFonts w:eastAsia="Times New Roman"/>
-          <w:bCs/>
-        </w:rPr>
-        <w:t>span</w:t>
-      </w:r>
-      <w:proofErr w:type="spellEnd"/>
-      <w:r>
-        <w:rPr>
-          <w:rFonts w:eastAsia="Times New Roman"/>
-          <w:bCs/>
-        </w:rPr>
-        <w:t xml:space="preserve"> class=\"</w:t>
-      </w:r>
-      <w:proofErr w:type="spellStart"/>
-      <w:r>
-        <w:rPr>
-          <w:rFonts w:eastAsia="Times New Roman"/>
-          <w:bCs/>
-        </w:rPr>
-        <w:t>bold_paragraphe</w:t>
-      </w:r>
-      <w:proofErr w:type="spellEnd"/>
-      <w:r>
-        <w:rPr>
-          <w:rFonts w:eastAsia="Times New Roman"/>
-          <w:bCs/>
-        </w:rPr>
-        <w:t>\"&gt;Résidents de lotissements et de copropriétés&lt;/</w:t>
-      </w:r>
-      <w:proofErr w:type="spellStart"/>
-      <w:r>
-        <w:rPr>
-          <w:rFonts w:eastAsia="Times New Roman"/>
-          <w:bCs/>
-        </w:rPr>
-        <w:t>span</w:t>
-      </w:r>
-      <w:proofErr w:type="spellEnd"/>
-      <w:r>
-        <w:rPr>
-          <w:rFonts w:eastAsia="Times New Roman"/>
-          <w:bCs/>
-        </w:rPr>
-        <w:t>&gt; : Besoin de &lt;</w:t>
-      </w:r>
-      <w:proofErr w:type="spellStart"/>
-      <w:r>
-        <w:rPr>
-          <w:rFonts w:eastAsia="Times New Roman"/>
-          <w:bCs/>
-        </w:rPr>
-        <w:t>span</w:t>
-      </w:r>
-      <w:proofErr w:type="spellEnd"/>
-      <w:r>
-        <w:rPr>
-          <w:rFonts w:eastAsia="Times New Roman"/>
-          <w:bCs/>
-        </w:rPr>
-        <w:t xml:space="preserve"> class=\"</w:t>
-      </w:r>
-      <w:proofErr w:type="spellStart"/>
-      <w:r>
-        <w:rPr>
-          <w:rFonts w:eastAsia="Times New Roman"/>
-          <w:bCs/>
-        </w:rPr>
-        <w:t>semibold_paragraphe</w:t>
-      </w:r>
-      <w:proofErr w:type="spellEnd"/>
-      <w:r>
-        <w:rPr>
-          <w:rFonts w:eastAsia="Times New Roman"/>
-          <w:bCs/>
-        </w:rPr>
-        <w:t xml:space="preserve"> </w:t>
-      </w:r>
-      <w:proofErr w:type="spellStart"/>
-      <w:r>
-        <w:rPr>
-          <w:rFonts w:eastAsia="Times New Roman"/>
-          <w:bCs/>
-        </w:rPr>
-        <w:t>green_text</w:t>
-      </w:r>
-      <w:proofErr w:type="spellEnd"/>
-      <w:r>
-        <w:rPr>
-          <w:rFonts w:eastAsia="Times New Roman"/>
-          <w:bCs/>
-        </w:rPr>
-        <w:t>\"&gt;services réguliers&lt;/</w:t>
-      </w:r>
-      <w:proofErr w:type="spellStart"/>
-      <w:r>
-        <w:rPr>
-          <w:rFonts w:eastAsia="Times New Roman"/>
-          <w:bCs/>
-        </w:rPr>
-        <w:t>span</w:t>
-      </w:r>
-      <w:proofErr w:type="spellEnd"/>
-      <w:r>
-        <w:rPr>
-          <w:rFonts w:eastAsia="Times New Roman"/>
-          <w:bCs/>
-        </w:rPr>
-        <w:t>&gt; pour la taille des haies, la tonte des pelouses, l\'élagage et le &lt;</w:t>
-      </w:r>
-      <w:proofErr w:type="spellStart"/>
-      <w:r>
-        <w:rPr>
-          <w:rFonts w:eastAsia="Times New Roman"/>
-          <w:bCs/>
-        </w:rPr>
-        <w:t>span</w:t>
-      </w:r>
-      <w:proofErr w:type="spellEnd"/>
-      <w:r>
-        <w:rPr>
-          <w:rFonts w:eastAsia="Times New Roman"/>
-          <w:bCs/>
-        </w:rPr>
-        <w:t xml:space="preserve"> class=\"</w:t>
-      </w:r>
-      <w:proofErr w:type="spellStart"/>
-      <w:r>
-        <w:rPr>
-          <w:rFonts w:eastAsia="Times New Roman"/>
-          <w:bCs/>
-        </w:rPr>
-        <w:t>semibold_paragraphe</w:t>
-      </w:r>
-      <w:proofErr w:type="spellEnd"/>
-      <w:r>
-        <w:rPr>
-          <w:rFonts w:eastAsia="Times New Roman"/>
-          <w:bCs/>
-        </w:rPr>
-        <w:t xml:space="preserve"> </w:t>
-      </w:r>
-      <w:proofErr w:type="spellStart"/>
-      <w:r>
-        <w:rPr>
-          <w:rFonts w:eastAsia="Times New Roman"/>
-          <w:bCs/>
-        </w:rPr>
-        <w:t>green_text</w:t>
-      </w:r>
-      <w:proofErr w:type="spellEnd"/>
-      <w:r>
-        <w:rPr>
-          <w:rFonts w:eastAsia="Times New Roman"/>
-          <w:bCs/>
-        </w:rPr>
-        <w:t>\"&gt;maintien d\'espaces communs&lt;/</w:t>
-      </w:r>
-      <w:proofErr w:type="spellStart"/>
-      <w:r>
-        <w:rPr>
-          <w:rFonts w:eastAsia="Times New Roman"/>
-          <w:bCs/>
-        </w:rPr>
-        <w:t>span</w:t>
-      </w:r>
-      <w:proofErr w:type="spellEnd"/>
-      <w:r>
-        <w:rPr>
-          <w:rFonts w:eastAsia="Times New Roman"/>
-          <w:bCs/>
-        </w:rPr>
-        <w:t>&gt;.&lt;/li&gt;</w:t>
-      </w:r>
-      <w:r>
-        <w:rPr>
-          <w:rFonts w:eastAsia="Times New Roman"/>
-          <w:bCs/>
-        </w:rPr>
-        <w:t>'</w:t>
-      </w:r>
-    </w:p>
-    <w:p>
-      <w:pPr>
-        <w:spacing w:after="0"/>
-        <w:rPr>
-          <w:rFonts w:eastAsia="Times New Roman"/>
-          <w:bCs/>
-        </w:rPr>
-      </w:pPr>
-      <w:r>
-        <w:rPr>
-          <w:rFonts w:eastAsia="Times New Roman"/>
-          <w:bCs/>
-        </w:rPr>
-        <w:t>),</w:t>
-      </w:r>
-    </w:p>
-    <w:p>
-      <w:pPr>
-        <w:spacing w:after="0"/>
-        <w:rPr>
-          <w:rFonts w:eastAsia="Times New Roman"/>
-          <w:bCs/>
-        </w:rPr>
-      </w:pPr>
-      <w:r>
-        <w:rPr>
-          <w:rFonts w:eastAsia="Times New Roman"/>
-          <w:bCs/>
-        </w:rPr>
-        <w:t>('text</w:t>
-      </w:r>
-      <w:r>
-        <w:rPr>
-          <w:rFonts w:eastAsia="Times New Roman"/>
-          <w:bCs/>
-        </w:rPr>
-        <w:t>e accueil professionnel',NULL,</w:t>
-      </w:r>
-      <w:r>
-        <w:rPr>
-          <w:rFonts w:eastAsia="Times New Roman"/>
-          <w:b/>
-        </w:rPr>
-        <w:t xml:space="preserve"> </w:t>
-      </w:r>
-      <w:r>
-        <w:rPr>
-          <w:rFonts w:eastAsia="Times New Roman"/>
-          <w:bCs/>
-        </w:rPr>
-        <w:t>'&lt;li&gt;&lt;</w:t>
-      </w:r>
-      <w:proofErr w:type="spellStart"/>
-      <w:r>
-        <w:rPr>
-          <w:rFonts w:eastAsia="Times New Roman"/>
-          <w:bCs/>
-        </w:rPr>
-        <w:t>span</w:t>
-      </w:r>
-      <w:proofErr w:type="spellEnd"/>
-      <w:r>
-        <w:rPr>
-          <w:rFonts w:eastAsia="Times New Roman"/>
-          <w:bCs/>
-        </w:rPr>
-        <w:t xml:space="preserve"> class=\"</w:t>
-      </w:r>
-      <w:proofErr w:type="spellStart"/>
-      <w:r>
-        <w:rPr>
-          <w:rFonts w:eastAsia="Times New Roman"/>
-          <w:bCs/>
-        </w:rPr>
-        <w:t>bold_paragraphe</w:t>
-      </w:r>
-      <w:proofErr w:type="spellEnd"/>
-      <w:r>
-        <w:rPr>
-          <w:rFonts w:eastAsia="Times New Roman"/>
-          <w:bCs/>
-        </w:rPr>
-        <w:t>\"&gt;Bureaux et bâtiments commerciaux&lt;/</w:t>
-      </w:r>
-      <w:proofErr w:type="spellStart"/>
-      <w:r>
-        <w:rPr>
-          <w:rFonts w:eastAsia="Times New Roman"/>
-          <w:bCs/>
-        </w:rPr>
-        <w:t>span</w:t>
-      </w:r>
-      <w:proofErr w:type="spellEnd"/>
-      <w:r>
-        <w:rPr>
-          <w:rFonts w:eastAsia="Times New Roman"/>
-          <w:bCs/>
-        </w:rPr>
-        <w:t>&gt; : Pour les entreprises désireuses de créer des espaces verts autour de leurs bâtiments, offrant un &lt;</w:t>
-      </w:r>
-      <w:proofErr w:type="spellStart"/>
-      <w:r>
-        <w:rPr>
-          <w:rFonts w:eastAsia="Times New Roman"/>
-          <w:bCs/>
-        </w:rPr>
-        <w:t>span</w:t>
-      </w:r>
-      <w:proofErr w:type="spellEnd"/>
-      <w:r>
-        <w:rPr>
-          <w:rFonts w:eastAsia="Times New Roman"/>
-          <w:bCs/>
-        </w:rPr>
-        <w:t xml:space="preserve"> class=\"</w:t>
-      </w:r>
-      <w:proofErr w:type="spellStart"/>
-      <w:r>
-        <w:rPr>
-          <w:rFonts w:eastAsia="Times New Roman"/>
-          <w:bCs/>
-        </w:rPr>
-        <w:t>semibold_paragraphe</w:t>
-      </w:r>
-      <w:proofErr w:type="spellEnd"/>
-      <w:r>
-        <w:rPr>
-          <w:rFonts w:eastAsia="Times New Roman"/>
-          <w:bCs/>
-        </w:rPr>
-        <w:t xml:space="preserve"> </w:t>
-      </w:r>
-      <w:proofErr w:type="spellStart"/>
-      <w:r>
-        <w:rPr>
-          <w:rFonts w:eastAsia="Times New Roman"/>
-          <w:bCs/>
-        </w:rPr>
-        <w:t>green_text</w:t>
-      </w:r>
-      <w:proofErr w:type="spellEnd"/>
-      <w:r>
-        <w:rPr>
-          <w:rFonts w:eastAsia="Times New Roman"/>
-          <w:bCs/>
-        </w:rPr>
-        <w:t>\"&gt;cadre de travail agréable&lt;/</w:t>
-      </w:r>
-      <w:proofErr w:type="spellStart"/>
-      <w:r>
-        <w:rPr>
-          <w:rFonts w:eastAsia="Times New Roman"/>
-          <w:bCs/>
-        </w:rPr>
-        <w:t>span</w:t>
-      </w:r>
-      <w:proofErr w:type="spellEnd"/>
-      <w:r>
-        <w:rPr>
-          <w:rFonts w:eastAsia="Times New Roman"/>
-          <w:bCs/>
-        </w:rPr>
-        <w:t>&gt; aux employés et une &lt;</w:t>
-      </w:r>
-      <w:proofErr w:type="spellStart"/>
-      <w:r>
-        <w:rPr>
-          <w:rFonts w:eastAsia="Times New Roman"/>
-          <w:bCs/>
-        </w:rPr>
-        <w:t>span</w:t>
-      </w:r>
-      <w:proofErr w:type="spellEnd"/>
-      <w:r>
-        <w:rPr>
-          <w:rFonts w:eastAsia="Times New Roman"/>
-          <w:bCs/>
-        </w:rPr>
-        <w:t xml:space="preserve"> class=\"</w:t>
-      </w:r>
-      <w:proofErr w:type="spellStart"/>
-      <w:r>
-        <w:rPr>
-          <w:rFonts w:eastAsia="Times New Roman"/>
-          <w:bCs/>
-        </w:rPr>
-        <w:t>semibold_paragraphe</w:t>
-      </w:r>
-      <w:proofErr w:type="spellEnd"/>
-      <w:r>
-        <w:rPr>
-          <w:rFonts w:eastAsia="Times New Roman"/>
-          <w:bCs/>
-        </w:rPr>
-        <w:t xml:space="preserve"> </w:t>
-      </w:r>
-      <w:proofErr w:type="spellStart"/>
-      <w:r>
-        <w:rPr>
-          <w:rFonts w:eastAsia="Times New Roman"/>
-          <w:bCs/>
-        </w:rPr>
-        <w:t>green_text</w:t>
-      </w:r>
-      <w:proofErr w:type="spellEnd"/>
-      <w:r>
-        <w:rPr>
-          <w:rFonts w:eastAsia="Times New Roman"/>
-          <w:bCs/>
-        </w:rPr>
-        <w:t>\"&gt;image de marque respectueuse de l\'environnement&lt;/</w:t>
-      </w:r>
-      <w:proofErr w:type="spellStart"/>
-      <w:r>
-        <w:rPr>
-          <w:rFonts w:eastAsia="Times New Roman"/>
-          <w:bCs/>
-        </w:rPr>
-        <w:t>span</w:t>
-      </w:r>
-      <w:proofErr w:type="spellEnd"/>
-      <w:r>
-        <w:rPr>
-          <w:rFonts w:eastAsia="Times New Roman"/>
-          <w:bCs/>
-        </w:rPr>
-        <w:t>&gt;.&lt;/li&gt;&lt;li&gt;&lt;</w:t>
-      </w:r>
-      <w:proofErr w:type="spellStart"/>
-      <w:r>
-        <w:rPr>
-          <w:rFonts w:eastAsia="Times New Roman"/>
-          <w:bCs/>
-        </w:rPr>
-        <w:t>span</w:t>
-      </w:r>
-      <w:proofErr w:type="spellEnd"/>
-      <w:r>
-        <w:rPr>
-          <w:rFonts w:eastAsia="Times New Roman"/>
-          <w:bCs/>
-        </w:rPr>
-        <w:t xml:space="preserve"> class=\"</w:t>
-      </w:r>
-      <w:proofErr w:type="spellStart"/>
-      <w:r>
-        <w:rPr>
-          <w:rFonts w:eastAsia="Times New Roman"/>
-          <w:bCs/>
-        </w:rPr>
-        <w:t>bold_paragraphe</w:t>
-      </w:r>
-      <w:proofErr w:type="spellEnd"/>
-      <w:r>
-        <w:rPr>
-          <w:rFonts w:eastAsia="Times New Roman"/>
-          <w:bCs/>
-        </w:rPr>
-        <w:t>\"&gt;Centres commerciaux et zones commerciales&lt;/</w:t>
-      </w:r>
-      <w:proofErr w:type="spellStart"/>
-      <w:r>
-        <w:rPr>
-          <w:rFonts w:eastAsia="Times New Roman"/>
-          <w:bCs/>
-        </w:rPr>
-        <w:t>span</w:t>
-      </w:r>
-      <w:proofErr w:type="spellEnd"/>
-      <w:r>
-        <w:rPr>
-          <w:rFonts w:eastAsia="Times New Roman"/>
-          <w:bCs/>
-        </w:rPr>
-        <w:t>&gt; : Aménagement et entretien d\'espaces verts accueillants pour les visiteurs, contribuant à l\'&lt;</w:t>
-      </w:r>
-      <w:proofErr w:type="spellStart"/>
-      <w:r>
-        <w:rPr>
-          <w:rFonts w:eastAsia="Times New Roman"/>
-          <w:bCs/>
-        </w:rPr>
-        <w:t>span</w:t>
-      </w:r>
-      <w:proofErr w:type="spellEnd"/>
-      <w:r>
-        <w:rPr>
-          <w:rFonts w:eastAsia="Times New Roman"/>
-          <w:bCs/>
-        </w:rPr>
-        <w:t xml:space="preserve"> class=\"</w:t>
-      </w:r>
-      <w:proofErr w:type="spellStart"/>
-      <w:r>
-        <w:rPr>
-          <w:rFonts w:eastAsia="Times New Roman"/>
-          <w:bCs/>
-        </w:rPr>
-        <w:t>semibold_paragraphe</w:t>
-      </w:r>
-      <w:proofErr w:type="spellEnd"/>
-      <w:r>
-        <w:rPr>
-          <w:rFonts w:eastAsia="Times New Roman"/>
-          <w:bCs/>
-        </w:rPr>
-        <w:t xml:space="preserve"> </w:t>
-      </w:r>
-      <w:proofErr w:type="spellStart"/>
-      <w:r>
-        <w:rPr>
-          <w:rFonts w:eastAsia="Times New Roman"/>
-          <w:bCs/>
-        </w:rPr>
-        <w:t>green_text</w:t>
-      </w:r>
-      <w:proofErr w:type="spellEnd"/>
-      <w:r>
-        <w:rPr>
-          <w:rFonts w:eastAsia="Times New Roman"/>
-          <w:bCs/>
-        </w:rPr>
-        <w:t>\"&gt;attractivité du site&lt;/</w:t>
-      </w:r>
-      <w:proofErr w:type="spellStart"/>
-      <w:r>
-        <w:rPr>
-          <w:rFonts w:eastAsia="Times New Roman"/>
-          <w:bCs/>
-        </w:rPr>
-        <w:t>span</w:t>
-      </w:r>
-      <w:proofErr w:type="spellEnd"/>
-      <w:r>
-        <w:rPr>
-          <w:rFonts w:eastAsia="Times New Roman"/>
-          <w:bCs/>
-        </w:rPr>
-        <w:t>&gt;.&lt;/li&gt;&lt;li&gt;&lt;</w:t>
-      </w:r>
-      <w:proofErr w:type="spellStart"/>
-      <w:r>
-        <w:rPr>
-          <w:rFonts w:eastAsia="Times New Roman"/>
-          <w:bCs/>
-        </w:rPr>
-        <w:t>span</w:t>
-      </w:r>
-      <w:proofErr w:type="spellEnd"/>
-      <w:r>
-        <w:rPr>
-          <w:rFonts w:eastAsia="Times New Roman"/>
-          <w:bCs/>
-        </w:rPr>
-        <w:t xml:space="preserve"> class=\"</w:t>
-      </w:r>
-      <w:proofErr w:type="spellStart"/>
-      <w:r>
-        <w:rPr>
-          <w:rFonts w:eastAsia="Times New Roman"/>
-          <w:bCs/>
-        </w:rPr>
-        <w:t>bold_paragraphe</w:t>
-      </w:r>
-      <w:proofErr w:type="spellEnd"/>
-      <w:r>
-        <w:rPr>
-          <w:rFonts w:eastAsia="Times New Roman"/>
-          <w:bCs/>
-        </w:rPr>
-        <w:t>\"&gt;Hôtels et résidences touristiques&lt;/</w:t>
-      </w:r>
-      <w:proofErr w:type="spellStart"/>
-      <w:r>
-        <w:rPr>
-          <w:rFonts w:eastAsia="Times New Roman"/>
-          <w:bCs/>
-        </w:rPr>
-        <w:t>span</w:t>
-      </w:r>
-      <w:proofErr w:type="spellEnd"/>
-      <w:r>
-        <w:rPr>
-          <w:rFonts w:eastAsia="Times New Roman"/>
-          <w:bCs/>
-        </w:rPr>
-        <w:t>&gt; : Besoin d\'espaces extérieurs soignés et esthétiques pour offrir aux clients un &lt;</w:t>
-      </w:r>
-      <w:proofErr w:type="spellStart"/>
-      <w:r>
-        <w:rPr>
-          <w:rFonts w:eastAsia="Times New Roman"/>
-          <w:bCs/>
-        </w:rPr>
-        <w:t>span</w:t>
-      </w:r>
-      <w:proofErr w:type="spellEnd"/>
-      <w:r>
-        <w:rPr>
-          <w:rFonts w:eastAsia="Times New Roman"/>
-          <w:bCs/>
-        </w:rPr>
-        <w:t xml:space="preserve"> class=\"</w:t>
-      </w:r>
-      <w:proofErr w:type="spellStart"/>
-      <w:r>
-        <w:rPr>
-          <w:rFonts w:eastAsia="Times New Roman"/>
-          <w:bCs/>
-        </w:rPr>
-        <w:t>semibold_paragraphe</w:t>
-      </w:r>
-      <w:proofErr w:type="spellEnd"/>
-      <w:r>
-        <w:rPr>
-          <w:rFonts w:eastAsia="Times New Roman"/>
-          <w:bCs/>
-        </w:rPr>
-        <w:t xml:space="preserve"> </w:t>
-      </w:r>
-      <w:proofErr w:type="spellStart"/>
-      <w:r>
-        <w:rPr>
-          <w:rFonts w:eastAsia="Times New Roman"/>
-          <w:bCs/>
-        </w:rPr>
-        <w:t>green_text</w:t>
-      </w:r>
-      <w:proofErr w:type="spellEnd"/>
-      <w:r>
-        <w:rPr>
-          <w:rFonts w:eastAsia="Times New Roman"/>
-          <w:bCs/>
-        </w:rPr>
-        <w:t>\"&gt;environnement de détente et de bien-être&lt;/</w:t>
-      </w:r>
-      <w:proofErr w:type="spellStart"/>
-      <w:r>
-        <w:rPr>
-          <w:rFonts w:eastAsia="Times New Roman"/>
-          <w:bCs/>
-        </w:rPr>
-        <w:t>span</w:t>
-      </w:r>
-      <w:proofErr w:type="spellEnd"/>
-      <w:r>
-        <w:rPr>
-          <w:rFonts w:eastAsia="Times New Roman"/>
-          <w:bCs/>
-        </w:rPr>
-        <w:t>&gt;.&lt;/li&gt;'</w:t>
-      </w:r>
-    </w:p>
-    <w:p>
-      <w:pPr>
-        <w:spacing w:after="0"/>
-        <w:rPr>
-          <w:rFonts w:eastAsia="Times New Roman"/>
-          <w:bCs/>
-        </w:rPr>
-      </w:pPr>
-      <w:r>
-        <w:rPr>
-          <w:rFonts w:eastAsia="Times New Roman"/>
-          <w:bCs/>
-        </w:rPr>
-        <w:t>),</w:t>
-      </w:r>
-    </w:p>
-    <w:p>
-      <w:pPr>
-        <w:spacing w:after="0"/>
-        <w:rPr>
-          <w:rFonts w:eastAsia="Times New Roman"/>
-          <w:bCs/>
-        </w:rPr>
-      </w:pPr>
-      <w:r>
-        <w:rPr>
-          <w:rFonts w:eastAsia="Times New Roman"/>
-          <w:bCs/>
-        </w:rPr>
-        <w:t xml:space="preserve">('texte accueil </w:t>
-      </w:r>
-      <w:proofErr w:type="spellStart"/>
-      <w:r>
-        <w:rPr>
-          <w:rFonts w:eastAsia="Times New Roman"/>
-          <w:bCs/>
-        </w:rPr>
-        <w:t>collectivite</w:t>
-      </w:r>
-      <w:proofErr w:type="spellEnd"/>
-      <w:r>
-        <w:rPr>
-          <w:rFonts w:eastAsia="Times New Roman"/>
-          <w:bCs/>
-        </w:rPr>
-        <w:t>',NULL,'&lt;li&gt;&lt;</w:t>
-      </w:r>
-      <w:proofErr w:type="spellStart"/>
-      <w:r>
-        <w:rPr>
-          <w:rFonts w:eastAsia="Times New Roman"/>
-          <w:bCs/>
-        </w:rPr>
-        <w:t>span</w:t>
-      </w:r>
-      <w:proofErr w:type="spellEnd"/>
-      <w:r>
-        <w:rPr>
-          <w:rFonts w:eastAsia="Times New Roman"/>
-          <w:bCs/>
-        </w:rPr>
-        <w:t xml:space="preserve"> class="</w:t>
-      </w:r>
-      <w:proofErr w:type="spellStart"/>
-      <w:r>
-        <w:rPr>
-          <w:rFonts w:eastAsia="Times New Roman"/>
-          <w:bCs/>
-        </w:rPr>
-        <w:t>bold_paragraphe</w:t>
-      </w:r>
-      <w:proofErr w:type="spellEnd"/>
-      <w:r>
-        <w:rPr>
-          <w:rFonts w:eastAsia="Times New Roman"/>
-          <w:bCs/>
-        </w:rPr>
-        <w:t>"&gt;Mairies et collectivités locales&lt;/</w:t>
-      </w:r>
-      <w:proofErr w:type="spellStart"/>
-      <w:r>
-        <w:rPr>
-          <w:rFonts w:eastAsia="Times New Roman"/>
-          <w:bCs/>
-        </w:rPr>
-        <w:t>span</w:t>
-      </w:r>
-      <w:proofErr w:type="spellEnd"/>
-      <w:r>
-        <w:rPr>
-          <w:rFonts w:eastAsia="Times New Roman"/>
-          <w:bCs/>
-        </w:rPr>
-        <w:t>&gt; : Aménagement et entretien de parcs, jardins publics, espaces verts urbains et zones piétonnes pour &lt;</w:t>
-      </w:r>
-      <w:proofErr w:type="spellStart"/>
-      <w:r>
-        <w:rPr>
-          <w:rFonts w:eastAsia="Times New Roman"/>
-          <w:bCs/>
-        </w:rPr>
-        <w:t>span</w:t>
-      </w:r>
-      <w:proofErr w:type="spellEnd"/>
-      <w:r>
-        <w:rPr>
-          <w:rFonts w:eastAsia="Times New Roman"/>
-          <w:bCs/>
-        </w:rPr>
-        <w:t xml:space="preserve"> class="</w:t>
-      </w:r>
-      <w:proofErr w:type="spellStart"/>
-      <w:r>
-        <w:rPr>
-          <w:rFonts w:eastAsia="Times New Roman"/>
-          <w:bCs/>
-        </w:rPr>
-        <w:t>semibold_paragraphe</w:t>
-      </w:r>
-      <w:proofErr w:type="spellEnd"/>
-      <w:r>
-        <w:rPr>
-          <w:rFonts w:eastAsia="Times New Roman"/>
-          <w:bCs/>
-        </w:rPr>
-        <w:t xml:space="preserve"> </w:t>
-      </w:r>
-      <w:proofErr w:type="spellStart"/>
-      <w:r>
-        <w:rPr>
-          <w:rFonts w:eastAsia="Times New Roman"/>
-          <w:bCs/>
-        </w:rPr>
-        <w:t>green_text</w:t>
-      </w:r>
-      <w:proofErr w:type="spellEnd"/>
-      <w:r>
-        <w:rPr>
-          <w:rFonts w:eastAsia="Times New Roman"/>
-          <w:bCs/>
-        </w:rPr>
-        <w:t>"&gt;embellir la commune&lt;/</w:t>
-      </w:r>
-      <w:proofErr w:type="spellStart"/>
-      <w:r>
-        <w:rPr>
-          <w:rFonts w:eastAsia="Times New Roman"/>
-          <w:bCs/>
-        </w:rPr>
-        <w:t>span</w:t>
-      </w:r>
-      <w:proofErr w:type="spellEnd"/>
-      <w:r>
-        <w:rPr>
-          <w:rFonts w:eastAsia="Times New Roman"/>
-          <w:bCs/>
-        </w:rPr>
-        <w:t>&gt; et offrir des &lt;</w:t>
-      </w:r>
-      <w:proofErr w:type="spellStart"/>
-      <w:r>
-        <w:rPr>
-          <w:rFonts w:eastAsia="Times New Roman"/>
-          <w:bCs/>
-        </w:rPr>
-        <w:t>span</w:t>
-      </w:r>
-      <w:proofErr w:type="spellEnd"/>
-      <w:r>
-        <w:rPr>
-          <w:rFonts w:eastAsia="Times New Roman"/>
-          <w:bCs/>
-        </w:rPr>
-        <w:t xml:space="preserve"> class="</w:t>
-      </w:r>
-      <w:proofErr w:type="spellStart"/>
-      <w:r>
-        <w:rPr>
-          <w:rFonts w:eastAsia="Times New Roman"/>
-          <w:bCs/>
-        </w:rPr>
-        <w:t>semibold_paragraphe</w:t>
-      </w:r>
-      <w:proofErr w:type="spellEnd"/>
-      <w:r>
-        <w:rPr>
-          <w:rFonts w:eastAsia="Times New Roman"/>
-          <w:bCs/>
-        </w:rPr>
-        <w:t xml:space="preserve"> </w:t>
-      </w:r>
-      <w:proofErr w:type="spellStart"/>
-      <w:r>
-        <w:rPr>
-          <w:rFonts w:eastAsia="Times New Roman"/>
-          <w:bCs/>
-        </w:rPr>
-        <w:t>green_text</w:t>
-      </w:r>
-      <w:proofErr w:type="spellEnd"/>
-      <w:r>
-        <w:rPr>
-          <w:rFonts w:eastAsia="Times New Roman"/>
-          <w:bCs/>
-        </w:rPr>
-        <w:t>"&gt;espaces de détente aux citoyens&lt;/</w:t>
-      </w:r>
-      <w:proofErr w:type="spellStart"/>
-      <w:r>
-        <w:rPr>
-          <w:rFonts w:eastAsia="Times New Roman"/>
-          <w:bCs/>
-        </w:rPr>
-        <w:t>span</w:t>
-      </w:r>
-      <w:proofErr w:type="spellEnd"/>
-      <w:r>
-        <w:rPr>
-          <w:rFonts w:eastAsia="Times New Roman"/>
-          <w:bCs/>
-        </w:rPr>
-        <w:t>&gt;.&lt;/li&gt;')</w:t>
-      </w:r>
-      <w:r>
-        <w:rPr>
-          <w:rFonts w:eastAsia="Times New Roman"/>
-          <w:bCs/>
-        </w:rPr>
-        <w:t>,</w:t>
-      </w:r>
-      <w:r>
-        <w:rPr>
-          <w:rFonts w:eastAsia="Times New Roman"/>
-          <w:bCs/>
-        </w:rPr>
-        <w:t xml:space="preserve"> </w:t>
-      </w:r>
-      <w:r>
-        <w:rPr>
-          <w:rFonts w:eastAsia="Times New Roman"/>
-          <w:bCs/>
-        </w:rPr>
-        <w:t xml:space="preserve">('nom qui profil 1',NULL,'Bob Martin'), ('nom qui profil 2',NULL,'Tom Durand'),('contenu qui profil 1','http://127.0.0.1:8000/uploads/Portrait/Portrait_Bob_Martin.webp','Bob Martin est co-fondateur et Directeur Technique de Canopées. Fort de 15 ans d’expérience en jardinage et aménagement paysager, il associe passion pour la nature et expertise technique. Diplômé en horticulture, il a débuté comme jardinier avant d’évoluer rapidement grâce à son savoir-faire. Chez Canopées, il supervise la conception et l’exécution des projets, privilégiant des solutions écologiques et durables. Bob collabore étroitement avec les clients pour créer des espaces verts harmonieux favorisant la biodiversité. Engagé dans la sensibilisation à la préservation des jardins, il organise des ateliers et événements communautaires sur l’entretien des espaces verts et la gestion des déchets. Passionné de plein air, il aime randonner et jardiner. Son leadership et son enthousiasme font de lui un pilier apprécié de l’équipe de Canopées.'), ('contenu qui profil 2','http://127.0.0.1:8000/uploads/Portrait/Portrait_Tom_Durand.webp','Tom Durand, co-fondateur et Directeur Commercial de Canopées, possède plus de 10 ans d’expérience dans le jardinage et l’entretien des espaces verts. Issu du secteur de la vente et du service client, il a cofondé Canopées avec Bob pour offrir des services d’aménagement paysager de qualité, axés sur la durabilité. Responsable des relations clients et du développement des projets, il veille à répondre aux besoins spécifiques de chacun avec une approche personnalisée. Grâce à son expertise en gestion commerciale, il contribue à la croissance de l’entreprise en explorant de nouvelles opportunités. Convaincu du rôle clé de l’aménagement paysager dans la protection de l’environnement, il sensibilise ses clients à des pratiques </w:t>
-      </w:r>
-      <w:proofErr w:type="spellStart"/>
-      <w:r>
-        <w:rPr>
-          <w:rFonts w:eastAsia="Times New Roman"/>
-          <w:bCs/>
-        </w:rPr>
-        <w:t>écoresponsables</w:t>
-      </w:r>
-      <w:proofErr w:type="spellEnd"/>
-      <w:r>
-        <w:rPr>
-          <w:rFonts w:eastAsia="Times New Roman"/>
-          <w:bCs/>
-        </w:rPr>
-        <w:t>. Passionné de nature, il consacre son temps libre au vélo, au jardinage et à des initiatives écologiques locales. Son engagement et son dynamisme font de lui un leader inspirant au sein de Canopées.')</w:t>
-      </w:r>
-      <w:r>
-        <w:rPr>
-          <w:rFonts w:eastAsia="Times New Roman"/>
-          <w:bCs/>
-        </w:rPr>
-        <w:t>,</w:t>
-      </w:r>
-      <w:r>
-        <w:rPr>
-          <w:rFonts w:eastAsia="Times New Roman"/>
-          <w:bCs/>
-        </w:rPr>
-        <w:t xml:space="preserve">('Equipe de Canopées autour d’une table pour conception espace vert','http://127.0.0.1:8000/uploads/Prestation/Conception.webp','Conception et réalisation d\'espace verts'),('Agent de Canopées en train de tondre une </w:t>
-      </w:r>
-      <w:r>
-        <w:rPr>
-          <w:rFonts w:eastAsia="Times New Roman"/>
-          <w:bCs/>
-        </w:rPr>
-        <w:lastRenderedPageBreak/>
-        <w:t>pelouse','http://127.0.0.1:8000/uploads/Prestation/Entretien.webp','Entretien des espaces verts'),('Agent de Canopées en train de tailler des haies','http://127.0.0.1:8000/uploads/Prestation/Taille_haie.webp','Taille des haies'),('Deux mains tiennent du compost végetal','http://127.0.0.1:8000/uploads/Prestation/Compost.webp','Valorisation des déchets verts (compostage)'),('Agent de Canopées dans une nacelle en train d’élaguer un arbre','http://127.0.0.1:8000/uploads/Prestation/Elagage.webp','Élagage et abattage'),('Jolie jardin avec un massif fleuri','http://127.0.0.1:8000/uploads/Fenetre_modale/conception1.webp',null),('Jardin a la française avec buis taillés','http://127.0.0.1:8000/uploads/Fenetre_modale/conception2.webp',null),('Allée bordée de cactus','http://127.0.0.1:8000/uploads/Fenetre_modale/conception3.webp',null),('Jardin avec pelouse et arbres dans la cour d’un batiment','http://127.0.0.1:8000/uploads/Fenetre_modale/conception4.webp',null),('Jardin avec pelouse et palmier autour d’une mosaïque et statue','http://127.0.0.1:8000/uploads/Fenetre_modale/conception5.webp',null),('Jardin avec des massifs de fleurs et d’arbustes autour d’un chemin d’accès à une maison','http://127.0.0.1:8000/uploads/Fenetre_modale/conception6.webp',null),('Agent de Canopées en train de couper un arbre avec tronçonneuse','http://127.0.0.1:8000/uploads/Fenetre_modale/elagage1.webp',null) ,('Place avec des arbres bien taillés','http://127.0.0.1:8000/uploads/Fenetre_modale/elagage2.webp',null) ,('Rue avec des arbres bien taillées','http://127.0.0.1:8000/uploads/Fenetre_modale/elagage3.webp',null) ,('Chemin avec des arbres bien taillées','http://127.0.0.1:8000/uploads/Fenetre_modale/elagage4.webp',null) ,('Buis bien taillé','http://127.0.0.1:8000/uploads/Fenetre_modale/elagage5.webp',null)</w:t>
-      </w:r>
-    </w:p>
-    <w:p>
-      <w:pPr>
-        <w:spacing w:after="0"/>
-        <w:rPr>
-          <w:rFonts w:eastAsia="Times New Roman"/>
-          <w:bCs/>
-        </w:rPr>
-      </w:pPr>
-      <w:r>
-        <w:rPr>
-          <w:rFonts w:eastAsia="Times New Roman"/>
-          <w:bCs/>
-        </w:rPr>
-        <w:t>,('Chemin accédant a une maison bordé d’arbres bien taillés','http://127.0.0.1:8000/uploads/Fenetre_modale/elagage6.webp',null),('Maison avec jardin bien entretenu','http://127.0.0.1:8000/uploads/Fenetre_modale/entretien1.webp',null),('Chemin avec jardin bien entretenu','http://127.0.0.1:8000/uploads/Fenetre_modale/entretien2.webp',null) ,('Jardin bien entretenu','http://127.0.0.1:8000/uploads/Fenetre_modale/entretien3.webp',null),('Jardin bien entretenu','http://127.0.0.1:8000/uploads/Fenetre_modale/entretien4.webp',null),('Jardin bien entretenu','http://127.0.0.1:8000/uploads/Fenetre_modale/entretien5.webp',null),('Jardin bien entretenu','http://127.0.0.1:8000/uploads/Fenetre_modale/entretien6.webp',null),('Chemin avec haies bien taillées','http://127.0.0.1:8000/uploads/Fenetre_modale/taille1.webp',null)</w:t>
-      </w:r>
-    </w:p>
-    <w:p>
-      <w:pPr>
-        <w:spacing w:after="0"/>
-        <w:rPr>
-          <w:rFonts w:eastAsia="Times New Roman"/>
-          <w:bCs/>
-        </w:rPr>
-      </w:pPr>
-      <w:proofErr w:type="gramStart"/>
-      <w:r>
-        <w:rPr>
-          <w:rFonts w:eastAsia="Times New Roman"/>
-          <w:bCs/>
-        </w:rPr>
-        <w:t>,(</w:t>
-      </w:r>
-      <w:proofErr w:type="gramEnd"/>
-      <w:r>
-        <w:rPr>
-          <w:rFonts w:eastAsia="Times New Roman"/>
-          <w:bCs/>
-        </w:rPr>
-        <w:t>'Chemin avec haies bien taillées','http://127.0.0.1:8000/uploads/Fenetre_modale/taille2.webp',null)</w:t>
-      </w:r>
-    </w:p>
-    <w:p>
-      <w:pPr>
-        <w:spacing w:after="0"/>
-        <w:rPr>
-          <w:rFonts w:eastAsia="Times New Roman"/>
-          <w:bCs/>
-        </w:rPr>
-      </w:pPr>
-      <w:proofErr w:type="gramStart"/>
-      <w:r>
-        <w:rPr>
-          <w:rFonts w:eastAsia="Times New Roman"/>
-          <w:bCs/>
-        </w:rPr>
-        <w:t>,(</w:t>
-      </w:r>
-      <w:proofErr w:type="gramEnd"/>
-      <w:r>
-        <w:rPr>
-          <w:rFonts w:eastAsia="Times New Roman"/>
-          <w:bCs/>
-        </w:rPr>
-        <w:t>'Chemin avec haies bien taillées','http://127.0.0.1:8000/uploads/Fenetre_modale/taille3.webp',null)</w:t>
-      </w:r>
-    </w:p>
-    <w:p>
-      <w:pPr>
-        <w:spacing w:after="0"/>
-        <w:rPr>
-          <w:rFonts w:eastAsia="Times New Roman"/>
-          <w:bCs/>
-        </w:rPr>
-      </w:pPr>
-      <w:proofErr w:type="gramStart"/>
-      <w:r>
-        <w:rPr>
-          <w:rFonts w:eastAsia="Times New Roman"/>
-          <w:bCs/>
-        </w:rPr>
-        <w:t>,(</w:t>
-      </w:r>
-      <w:proofErr w:type="gramEnd"/>
-      <w:r>
-        <w:rPr>
-          <w:rFonts w:eastAsia="Times New Roman"/>
-          <w:bCs/>
-        </w:rPr>
-        <w:t>'Chemin avec haies bien taillées','http://127.0.0.1:8000/uploads/Fenetre_modale/taille4.webp',null)</w:t>
-      </w:r>
-    </w:p>
-    <w:p>
-      <w:pPr>
-        <w:spacing w:after="0"/>
-        <w:rPr>
-          <w:rFonts w:eastAsia="Times New Roman"/>
-          <w:bCs/>
-        </w:rPr>
-      </w:pPr>
-      <w:proofErr w:type="gramStart"/>
-      <w:r>
-        <w:rPr>
-          <w:rFonts w:eastAsia="Times New Roman"/>
-          <w:bCs/>
-        </w:rPr>
-        <w:t>,(</w:t>
-      </w:r>
-      <w:proofErr w:type="gramEnd"/>
-      <w:r>
-        <w:rPr>
-          <w:rFonts w:eastAsia="Times New Roman"/>
-          <w:bCs/>
-        </w:rPr>
-        <w:t>'Chemin avec haies bien taillées','http://127.0.0.1:8000/uploads/Fenetre_modale/taille5.webp',null)</w:t>
-      </w:r>
-    </w:p>
-    <w:p>
-      <w:pPr>
-        <w:spacing w:after="0"/>
-        <w:rPr>
-          <w:rFonts w:eastAsia="Times New Roman"/>
-          <w:bCs/>
-        </w:rPr>
-      </w:pPr>
-      <w:r>
-        <w:rPr>
-          <w:rFonts w:eastAsia="Times New Roman"/>
-          <w:bCs/>
-        </w:rPr>
-        <w:t xml:space="preserve">,('Jardin a la française avec haies bien taillées','http://127.0.0.1:8000/uploads/Fenetre_modale/taille6.webp',null),('Jardin avec brf','http://127.0.0.1:8000/uploads/Fenetre_modale/valorisation1.webp',null),('Mains montrant du brf','http://127.0.0.1:8000/uploads/Fenetre_modale/valorisation2.webp',null),('Machine réalisant du  brf','http://127.0.0.1:8000/uploads/Fenetre_modale/valorisation3.webp',null),('Machine réalisant du  brf','http://127.0.0.1:8000/uploads/Fenetre_modale/valorisation4.webp',null),('Jardin avec </w:t>
-      </w:r>
-      <w:r>
-        <w:rPr>
-          <w:rFonts w:eastAsia="Times New Roman"/>
-          <w:bCs/>
-        </w:rPr>
-        <w:lastRenderedPageBreak/>
-        <w:t>brf','http://127.0.0.1:8000/uploads/Fenetre_modale/valorisation5.webp',null),('Bacs a compost','http://127.0.0.1:8000/uploads/Fenetre_m</w:t>
-      </w:r>
-      <w:r>
-        <w:rPr>
-          <w:rFonts w:eastAsia="Times New Roman"/>
-          <w:bCs/>
-        </w:rPr>
-        <w:t>odale/valorisation6.webp',null)</w:t>
-      </w:r>
-    </w:p>
-    <w:p>
-      <w:pPr>
-        <w:spacing w:after="0"/>
-        <w:rPr>
-          <w:rFonts w:eastAsia="Times New Roman"/>
-          <w:bCs/>
-        </w:rPr>
-      </w:pPr>
+        <w:t>une maison bordé d’arbres bien taillés','http://127.0.0.1:8000/uploads/Fenetre_modale/elagage6.webp',null),('Maison avec jardin bien entretenu','http://127.0.0.1:8000/uploads/Fenetre_modale/entretien1.webp',null),('Chemin avec jardin bien entretenu','http://127.0.0.1:8000/uploads/Fenetre_modale/entretien2.webp',null) ,('Jardin bien entretenu','http://127.0.0.1:8000/uploads/Fenetre_modale/entretien3.webp',null),('Jardin bien entretenu','http://127.0.0.1:8000/uploads/Fenetre_modale/entretien4.webp',null),('Jardin bien entretenu','http://127.0.0.1:8000/uploads/Fenetre_modale/entretien5.webp',null),('Jardin bien entretenu','http://127.0.0.1:8000/uploads/Fenetre_modale/entretien6.webp',null),('Chemin avec haies bien taillées','http://127.0.0.1:8000/uploads/Fenetre_modale/taille1.webp',null),('Chemin avec haies bien taillées','http://127.0.0.1:8000/uploads/Fenetre_modale/taille2.webp',null),('Chemin avec haies bien taillées','http://127.0.0.1:8000/uploads/Fenetre_modale/taille3.webp',null),('Chemin avec haies bien taillées','http://127.0.0.1:8000/uploads/Fenetre_modale/taille4.webp',null),('Chemin avec haies bien taillées','http://127.0.0.1:8000/uploads/Fenetre_modale/taille5.webp',null),('Jardin a la française avec haies bien taillées','http://127.0.0.1:8000/uploads/Fenetre_modale/taille6.webp',null),('Jardin avec brf','http://127.0.0.1:8000/uploads/Fenetre_modale/valorisation1.webp',null),('Mains montrant du brf','http://127.0.0.1:8000/uploads/Fenetre_modale/valorisation2.webp',null),('Machine réalisant du  brf','http://127.0.0.1:8000/uploads/Fenetre_modale/valorisation3.webp',null),('Machine réalisant du  brf','http://127.0.0.1:8000/uploads/Fenetre_modale/valorisation4.webp',null),('Jardin avec brf','http://127.0.0.1:8000/uploads/Fenetre_modale/valorisation5.webp',null),('Bacs a compost','http://127.0.0.1:8000/uploads/Fenetre_modale/valorisation6.webp',null)</w:t>
+      </w:r>
     </w:p>
     <w:p>
       <w:pPr>
@@ -19446,6 +18514,7 @@
           <w:rFonts w:eastAsia="Times New Roman"/>
           <w:bCs/>
         </w:rPr>
+        <w:lastRenderedPageBreak/>
         <w:t>('Débroussaillage / Nettoyage du terrain', '2 - 5'),</w:t>
       </w:r>
     </w:p>
@@ -19782,120 +18851,120 @@
           <w:rFonts w:eastAsia="Times New Roman"/>
           <w:bCs/>
         </w:rPr>
+        <w:t>('Dessouchage (rognage de la souche)', '50 - 500'),</w:t>
+      </w:r>
+    </w:p>
+    <w:p>
+      <w:pPr>
+        <w:spacing w:after="0"/>
+        <w:rPr>
+          <w:rFonts w:eastAsia="Times New Roman"/>
+          <w:bCs/>
+        </w:rPr>
+      </w:pPr>
+      <w:r>
+        <w:rPr>
+          <w:rFonts w:eastAsia="Times New Roman"/>
+          <w:bCs/>
+        </w:rPr>
+        <w:t>('Évacuation des branches et du tronc', '50 - 300'),</w:t>
+      </w:r>
+    </w:p>
+    <w:p>
+      <w:pPr>
+        <w:spacing w:after="0"/>
+        <w:rPr>
+          <w:rFonts w:eastAsia="Times New Roman"/>
+          <w:bCs/>
+        </w:rPr>
+      </w:pPr>
+      <w:r>
+        <w:rPr>
+          <w:rFonts w:eastAsia="Times New Roman"/>
+          <w:bCs/>
+        </w:rPr>
+        <w:t>('Broyage des branches sur place', '30 - 100'),</w:t>
+      </w:r>
+    </w:p>
+    <w:p>
+      <w:pPr>
+        <w:spacing w:after="0"/>
+        <w:rPr>
+          <w:rFonts w:eastAsia="Times New Roman"/>
+          <w:bCs/>
+        </w:rPr>
+      </w:pPr>
+      <w:r>
+        <w:rPr>
+          <w:rFonts w:eastAsia="Times New Roman"/>
+          <w:bCs/>
+        </w:rPr>
+        <w:t>('Tonte de pelouse', '30 - 80'),</w:t>
+      </w:r>
+    </w:p>
+    <w:p>
+      <w:pPr>
+        <w:spacing w:after="0"/>
+        <w:rPr>
+          <w:rFonts w:eastAsia="Times New Roman"/>
+          <w:bCs/>
+        </w:rPr>
+      </w:pPr>
+      <w:r>
+        <w:rPr>
+          <w:rFonts w:eastAsia="Times New Roman"/>
+          <w:bCs/>
+        </w:rPr>
+        <w:t>('Taille de haies (au ml)', '5 - 15'),</w:t>
+      </w:r>
+    </w:p>
+    <w:p>
+      <w:pPr>
+        <w:spacing w:after="0"/>
+        <w:rPr>
+          <w:rFonts w:eastAsia="Times New Roman"/>
+          <w:bCs/>
+        </w:rPr>
+      </w:pPr>
+      <w:r>
+        <w:rPr>
+          <w:rFonts w:eastAsia="Times New Roman"/>
+          <w:bCs/>
+        </w:rPr>
+        <w:t>('Élagage d’arbres', '100 - 800'),</w:t>
+      </w:r>
+    </w:p>
+    <w:p>
+      <w:pPr>
+        <w:spacing w:after="0"/>
+        <w:rPr>
+          <w:rFonts w:eastAsia="Times New Roman"/>
+          <w:bCs/>
+        </w:rPr>
+      </w:pPr>
+      <w:r>
+        <w:rPr>
+          <w:rFonts w:eastAsia="Times New Roman"/>
+          <w:bCs/>
+        </w:rPr>
+        <w:t>('Désherbage et entretien des massifs', '50 - 200');</w:t>
+      </w:r>
+    </w:p>
+    <w:p>
+      <w:pPr>
+        <w:spacing w:after="0"/>
+        <w:rPr>
+          <w:rFonts w:eastAsia="Times New Roman"/>
+          <w:bCs/>
+        </w:rPr>
+      </w:pPr>
+      <w:r>
+        <w:rPr>
+          <w:rFonts w:eastAsia="Times New Roman"/>
+          <w:bCs/>
+          <w:noProof/>
+        </w:rPr>
         <w:lastRenderedPageBreak/>
-        <w:t>('Dessouchage (rognage de la souche)', '50 - 500'),</w:t>
-      </w:r>
-    </w:p>
-    <w:p>
-      <w:pPr>
-        <w:spacing w:after="0"/>
-        <w:rPr>
-          <w:rFonts w:eastAsia="Times New Roman"/>
-          <w:bCs/>
-        </w:rPr>
-      </w:pPr>
-      <w:r>
-        <w:rPr>
-          <w:rFonts w:eastAsia="Times New Roman"/>
-          <w:bCs/>
-        </w:rPr>
-        <w:t>('Évacuation des branches et du tronc', '50 - 300'),</w:t>
-      </w:r>
-    </w:p>
-    <w:p>
-      <w:pPr>
-        <w:spacing w:after="0"/>
-        <w:rPr>
-          <w:rFonts w:eastAsia="Times New Roman"/>
-          <w:bCs/>
-        </w:rPr>
-      </w:pPr>
-      <w:r>
-        <w:rPr>
-          <w:rFonts w:eastAsia="Times New Roman"/>
-          <w:bCs/>
-        </w:rPr>
-        <w:t>('Broyage des branches sur place', '30 - 100'),</w:t>
-      </w:r>
-    </w:p>
-    <w:p>
-      <w:pPr>
-        <w:spacing w:after="0"/>
-        <w:rPr>
-          <w:rFonts w:eastAsia="Times New Roman"/>
-          <w:bCs/>
-        </w:rPr>
-      </w:pPr>
-      <w:r>
-        <w:rPr>
-          <w:rFonts w:eastAsia="Times New Roman"/>
-          <w:bCs/>
-        </w:rPr>
-        <w:t>('Tonte de pelouse', '30 - 80'),</w:t>
-      </w:r>
-    </w:p>
-    <w:p>
-      <w:pPr>
-        <w:spacing w:after="0"/>
-        <w:rPr>
-          <w:rFonts w:eastAsia="Times New Roman"/>
-          <w:bCs/>
-        </w:rPr>
-      </w:pPr>
-      <w:r>
-        <w:rPr>
-          <w:rFonts w:eastAsia="Times New Roman"/>
-          <w:bCs/>
-        </w:rPr>
-        <w:t>('Taille de haies (au ml)', '5 - 15'),</w:t>
-      </w:r>
-    </w:p>
-    <w:p>
-      <w:pPr>
-        <w:spacing w:after="0"/>
-        <w:rPr>
-          <w:rFonts w:eastAsia="Times New Roman"/>
-          <w:bCs/>
-        </w:rPr>
-      </w:pPr>
-      <w:r>
-        <w:rPr>
-          <w:rFonts w:eastAsia="Times New Roman"/>
-          <w:bCs/>
-        </w:rPr>
-        <w:t>('Élagage d’arbres', '100 - 800'),</w:t>
-      </w:r>
-    </w:p>
-    <w:p>
-      <w:pPr>
-        <w:spacing w:after="0"/>
-        <w:rPr>
-          <w:rFonts w:eastAsia="Times New Roman"/>
-          <w:bCs/>
-        </w:rPr>
-      </w:pPr>
-      <w:r>
-        <w:rPr>
-          <w:rFonts w:eastAsia="Times New Roman"/>
-          <w:bCs/>
-        </w:rPr>
-        <w:t>('Désherbage et entretien des massifs', '50 - 200');</w:t>
-      </w:r>
-    </w:p>
-    <w:p>
-      <w:pPr>
-        <w:spacing w:after="0"/>
-        <w:rPr>
-          <w:rFonts w:eastAsia="Times New Roman"/>
-          <w:bCs/>
-        </w:rPr>
-      </w:pPr>
-      <w:r>
-        <w:rPr>
-          <w:rFonts w:eastAsia="Times New Roman"/>
-          <w:bCs/>
-          <w:noProof/>
-        </w:rPr>
         <w:drawing>
           <wp:inline distT="0" distB="0" distL="0" distR="0">
             <wp:extent cx="5760720" cy="5420152"/>
@@ -20260,112 +19329,112 @@
           <w:rFonts w:eastAsia="Times New Roman"/>
           <w:bCs/>
         </w:rPr>
+        <w:t>(23, 12),</w:t>
+      </w:r>
+    </w:p>
+    <w:p>
+      <w:pPr>
+        <w:spacing w:after="0"/>
+        <w:rPr>
+          <w:rFonts w:eastAsia="Times New Roman"/>
+          <w:bCs/>
+        </w:rPr>
+      </w:pPr>
+      <w:r>
+        <w:rPr>
+          <w:rFonts w:eastAsia="Times New Roman"/>
+          <w:bCs/>
+        </w:rPr>
+        <w:t>(23, 13),</w:t>
+      </w:r>
+    </w:p>
+    <w:p>
+      <w:pPr>
+        <w:spacing w:after="0"/>
+        <w:rPr>
+          <w:rFonts w:eastAsia="Times New Roman"/>
+          <w:bCs/>
+        </w:rPr>
+      </w:pPr>
+      <w:r>
+        <w:rPr>
+          <w:rFonts w:eastAsia="Times New Roman"/>
+          <w:bCs/>
+        </w:rPr>
+        <w:t>(23, 14),</w:t>
+      </w:r>
+    </w:p>
+    <w:p>
+      <w:pPr>
+        <w:spacing w:after="0"/>
+        <w:rPr>
+          <w:rFonts w:eastAsia="Times New Roman"/>
+          <w:bCs/>
+        </w:rPr>
+      </w:pPr>
+      <w:r>
+        <w:rPr>
+          <w:rFonts w:eastAsia="Times New Roman"/>
+          <w:bCs/>
+        </w:rPr>
+        <w:t>(23, 15),</w:t>
+      </w:r>
+    </w:p>
+    <w:p>
+      <w:pPr>
+        <w:spacing w:after="0"/>
+        <w:rPr>
+          <w:rFonts w:eastAsia="Times New Roman"/>
+          <w:bCs/>
+        </w:rPr>
+      </w:pPr>
+    </w:p>
+    <w:p>
+      <w:pPr>
+        <w:spacing w:after="0"/>
+        <w:rPr>
+          <w:rFonts w:eastAsia="Times New Roman"/>
+          <w:bCs/>
+        </w:rPr>
+      </w:pPr>
+      <w:r>
+        <w:rPr>
+          <w:rFonts w:eastAsia="Times New Roman"/>
+          <w:bCs/>
+        </w:rPr>
+        <w:t>(24, 16),</w:t>
+      </w:r>
+    </w:p>
+    <w:p>
+      <w:pPr>
+        <w:spacing w:after="0"/>
+        <w:rPr>
+          <w:rFonts w:eastAsia="Times New Roman"/>
+          <w:bCs/>
+        </w:rPr>
+      </w:pPr>
+      <w:r>
+        <w:rPr>
+          <w:rFonts w:eastAsia="Times New Roman"/>
+          <w:bCs/>
+        </w:rPr>
+        <w:t>(24, 17),</w:t>
+      </w:r>
+    </w:p>
+    <w:p>
+      <w:pPr>
+        <w:spacing w:after="0"/>
+        <w:rPr>
+          <w:rFonts w:eastAsia="Times New Roman"/>
+          <w:bCs/>
+        </w:rPr>
+      </w:pPr>
+      <w:r>
+        <w:rPr>
+          <w:rFonts w:eastAsia="Times New Roman"/>
+          <w:bCs/>
+        </w:rPr>
         <w:lastRenderedPageBreak/>
-        <w:t>(23, 12),</w:t>
-      </w:r>
-    </w:p>
-    <w:p>
-      <w:pPr>
-        <w:spacing w:after="0"/>
-        <w:rPr>
-          <w:rFonts w:eastAsia="Times New Roman"/>
-          <w:bCs/>
-        </w:rPr>
-      </w:pPr>
-      <w:r>
-        <w:rPr>
-          <w:rFonts w:eastAsia="Times New Roman"/>
-          <w:bCs/>
-        </w:rPr>
-        <w:t>(23, 13),</w:t>
-      </w:r>
-    </w:p>
-    <w:p>
-      <w:pPr>
-        <w:spacing w:after="0"/>
-        <w:rPr>
-          <w:rFonts w:eastAsia="Times New Roman"/>
-          <w:bCs/>
-        </w:rPr>
-      </w:pPr>
-      <w:r>
-        <w:rPr>
-          <w:rFonts w:eastAsia="Times New Roman"/>
-          <w:bCs/>
-        </w:rPr>
-        <w:t>(23, 14),</w:t>
-      </w:r>
-    </w:p>
-    <w:p>
-      <w:pPr>
-        <w:spacing w:after="0"/>
-        <w:rPr>
-          <w:rFonts w:eastAsia="Times New Roman"/>
-          <w:bCs/>
-        </w:rPr>
-      </w:pPr>
-      <w:r>
-        <w:rPr>
-          <w:rFonts w:eastAsia="Times New Roman"/>
-          <w:bCs/>
-        </w:rPr>
-        <w:t>(23, 15),</w:t>
-      </w:r>
-    </w:p>
-    <w:p>
-      <w:pPr>
-        <w:spacing w:after="0"/>
-        <w:rPr>
-          <w:rFonts w:eastAsia="Times New Roman"/>
-          <w:bCs/>
-        </w:rPr>
-      </w:pPr>
-    </w:p>
-    <w:p>
-      <w:pPr>
-        <w:spacing w:after="0"/>
-        <w:rPr>
-          <w:rFonts w:eastAsia="Times New Roman"/>
-          <w:bCs/>
-        </w:rPr>
-      </w:pPr>
-      <w:r>
-        <w:rPr>
-          <w:rFonts w:eastAsia="Times New Roman"/>
-          <w:bCs/>
-        </w:rPr>
-        <w:t>(24, 16),</w:t>
-      </w:r>
-    </w:p>
-    <w:p>
-      <w:pPr>
-        <w:spacing w:after="0"/>
-        <w:rPr>
-          <w:rFonts w:eastAsia="Times New Roman"/>
-          <w:bCs/>
-        </w:rPr>
-      </w:pPr>
-      <w:r>
-        <w:rPr>
-          <w:rFonts w:eastAsia="Times New Roman"/>
-          <w:bCs/>
-        </w:rPr>
-        <w:t>(24, 17),</w:t>
-      </w:r>
-    </w:p>
-    <w:p>
-      <w:pPr>
-        <w:spacing w:after="0"/>
-        <w:rPr>
-          <w:rFonts w:eastAsia="Times New Roman"/>
-          <w:bCs/>
-        </w:rPr>
-      </w:pPr>
-      <w:r>
-        <w:rPr>
-          <w:rFonts w:eastAsia="Times New Roman"/>
-          <w:bCs/>
-        </w:rPr>
         <w:t>(24, 18),</w:t>
       </w:r>
     </w:p>
@@ -21290,7 +20359,6 @@
           <w:bCs/>
           <w:noProof/>
         </w:rPr>
-        <w:lastRenderedPageBreak/>
         <w:t>Dans entité</w:t>
       </w:r>
     </w:p>
@@ -21386,6 +20454,7 @@
           <w:rFonts w:eastAsia="Times New Roman"/>
           <w:bCs/>
         </w:rPr>
+        <w:lastRenderedPageBreak/>
         <w:t xml:space="preserve">Rajouter </w:t>
       </w:r>
       <w:proofErr w:type="spellStart"/>
@@ -27980,59 +27049,81 @@
     <w:p>
       <w:pPr>
         <w:spacing w:after="0"/>
+        <w:rPr>
+          <w:lang w:val="en-US"/>
+        </w:rPr>
       </w:pPr>
       <w:proofErr w:type="gramStart"/>
       <w:r>
+        <w:rPr>
+          <w:lang w:val="en-US"/>
+        </w:rPr>
         <w:t>composer</w:t>
       </w:r>
       <w:proofErr w:type="gramEnd"/>
       <w:r>
-        <w:t xml:space="preserve"> </w:t>
-      </w:r>
-      <w:proofErr w:type="spellStart"/>
-      <w:r>
-        <w:t>require</w:t>
-      </w:r>
-      <w:proofErr w:type="spellEnd"/>
-      <w:r>
-        <w:t xml:space="preserve"> </w:t>
-      </w:r>
-      <w:proofErr w:type="spellStart"/>
-      <w:r>
+        <w:rPr>
+          <w:lang w:val="en-US"/>
+        </w:rPr>
+        <w:t xml:space="preserve"> require </w:t>
+      </w:r>
+      <w:proofErr w:type="spellStart"/>
+      <w:r>
+        <w:rPr>
+          <w:lang w:val="en-US"/>
+        </w:rPr>
         <w:t>easycorp</w:t>
       </w:r>
       <w:proofErr w:type="spellEnd"/>
       <w:r>
+        <w:rPr>
+          <w:lang w:val="en-US"/>
+        </w:rPr>
         <w:t>/</w:t>
       </w:r>
       <w:proofErr w:type="spellStart"/>
       <w:r>
+        <w:rPr>
+          <w:lang w:val="en-US"/>
+        </w:rPr>
         <w:t>easyadmin</w:t>
       </w:r>
       <w:proofErr w:type="spellEnd"/>
       <w:r>
+        <w:rPr>
+          <w:lang w:val="en-US"/>
+        </w:rPr>
         <w:t>-bundle</w:t>
       </w:r>
     </w:p>
     <w:p>
       <w:pPr>
         <w:spacing w:after="0"/>
+        <w:rPr>
+          <w:lang w:val="en-US"/>
+        </w:rPr>
       </w:pPr>
       <w:proofErr w:type="spellStart"/>
       <w:proofErr w:type="gramStart"/>
       <w:r>
+        <w:rPr>
+          <w:lang w:val="en-US"/>
+        </w:rPr>
         <w:t>symfony</w:t>
       </w:r>
       <w:proofErr w:type="spellEnd"/>
       <w:proofErr w:type="gramEnd"/>
       <w:r>
-        <w:t xml:space="preserve"> console</w:t>
-      </w:r>
-      <w:r>
-        <w:t xml:space="preserve"> </w:t>
-      </w:r>
-      <w:proofErr w:type="spellStart"/>
-      <w:r>
+        <w:rPr>
+          <w:lang w:val="en-US"/>
+        </w:rPr>
+        <w:t xml:space="preserve"> console </w:t>
+      </w:r>
+      <w:proofErr w:type="spellStart"/>
+      <w:r>
+        <w:rPr>
+          <w:lang w:val="en-US"/>
+        </w:rPr>
         <w:t>make:admin:dashboard</w:t>
       </w:r>
       <w:proofErr w:type="spellEnd"/>
@@ -28058,7 +27149,7 @@
         <w:t xml:space="preserve"> pour gestion du site </w:t>
       </w:r>
       <w:r>
-        <w:t>http://127.0.0.1:8000/admin/Site</w:t>
+        <w:t>http://127.0.0.1:8000/admin</w:t>
       </w:r>
     </w:p>
     <w:p>
@@ -28072,31 +27163,19 @@
     <w:p>
       <w:pPr>
         <w:spacing w:after="0"/>
-        <w:rPr>
-          <w:lang w:val="en-US"/>
-        </w:rPr>
       </w:pPr>
       <w:proofErr w:type="spellStart"/>
       <w:proofErr w:type="gramStart"/>
       <w:r>
-        <w:rPr>
-          <w:lang w:val="en-US"/>
-        </w:rPr>
         <w:t>symfony</w:t>
       </w:r>
       <w:proofErr w:type="spellEnd"/>
       <w:proofErr w:type="gramEnd"/>
       <w:r>
-        <w:rPr>
-          <w:lang w:val="en-US"/>
-        </w:rPr>
         <w:t xml:space="preserve"> console </w:t>
       </w:r>
       <w:proofErr w:type="spellStart"/>
       <w:r>
-        <w:rPr>
-          <w:lang w:val="en-US"/>
-        </w:rPr>
         <w:t>make:admin:crud</w:t>
       </w:r>
       <w:proofErr w:type="spellEnd"/>
@@ -28107,66 +27186,50 @@
         <w:rPr>
           <w:rFonts w:eastAsia="Times New Roman"/>
           <w:bCs/>
-          <w:lang w:val="en-US"/>
-        </w:rPr>
-      </w:pPr>
-    </w:p>
-    <w:p>
-      <w:pPr>
-        <w:spacing w:after="0"/>
-        <w:rPr>
-          <w:rFonts w:eastAsia="Times New Roman"/>
-          <w:bCs/>
-          <w:lang w:val="en-US"/>
-        </w:rPr>
-      </w:pPr>
-      <w:proofErr w:type="spellStart"/>
-      <w:r>
-        <w:rPr>
-          <w:rFonts w:eastAsia="Times New Roman"/>
-          <w:bCs/>
-          <w:lang w:val="en-US"/>
-        </w:rPr>
-        <w:t>Gestion</w:t>
-      </w:r>
-      <w:proofErr w:type="spellEnd"/>
-      <w:r>
-        <w:rPr>
-          <w:rFonts w:eastAsia="Times New Roman"/>
-          <w:bCs/>
-          <w:lang w:val="en-US"/>
-        </w:rPr>
-        <w:t xml:space="preserve"> user</w:t>
-      </w:r>
-    </w:p>
-    <w:p>
-      <w:pPr>
-        <w:spacing w:after="0"/>
-        <w:rPr>
-          <w:lang w:val="en-US"/>
-        </w:rPr>
-      </w:pPr>
-      <w:proofErr w:type="spellStart"/>
+        </w:rPr>
+      </w:pPr>
+    </w:p>
+    <w:p>
+      <w:pPr>
+        <w:spacing w:after="0"/>
+        <w:rPr>
+          <w:rFonts w:eastAsia="Times New Roman"/>
+          <w:bCs/>
+        </w:rPr>
+      </w:pPr>
+      <w:r>
+        <w:rPr>
+          <w:rFonts w:eastAsia="Times New Roman"/>
+          <w:bCs/>
+        </w:rPr>
+        <w:t xml:space="preserve">Gestion </w:t>
+      </w:r>
       <w:proofErr w:type="gramStart"/>
       <w:r>
         <w:rPr>
-          <w:lang w:val="en-US"/>
-        </w:rPr>
+          <w:rFonts w:eastAsia="Times New Roman"/>
+          <w:bCs/>
+        </w:rPr>
+        <w:t>user</w:t>
+      </w:r>
+      <w:proofErr w:type="gramEnd"/>
+    </w:p>
+    <w:p>
+      <w:pPr>
+        <w:spacing w:after="0"/>
+      </w:pPr>
+      <w:proofErr w:type="spellStart"/>
+      <w:proofErr w:type="gramStart"/>
+      <w:r>
         <w:t>symfony</w:t>
       </w:r>
       <w:proofErr w:type="spellEnd"/>
       <w:proofErr w:type="gramEnd"/>
       <w:r>
-        <w:rPr>
-          <w:lang w:val="en-US"/>
-        </w:rPr>
         <w:t xml:space="preserve"> console </w:t>
       </w:r>
       <w:proofErr w:type="spellStart"/>
       <w:r>
-        <w:rPr>
-          <w:lang w:val="en-US"/>
-        </w:rPr>
         <w:t>make:user</w:t>
       </w:r>
       <w:proofErr w:type="spellEnd"/>
@@ -28262,9 +27325,6 @@
     <w:p>
       <w:pPr>
         <w:spacing w:after="0"/>
-        <w:rPr>
-          <w:lang w:val="en-US"/>
-        </w:rPr>
       </w:pPr>
       <w:proofErr w:type="spellStart"/>
       <w:proofErr w:type="gramStart"/>
@@ -28324,6 +27384,1720 @@
         <w:t>migrate</w:t>
       </w:r>
       <w:proofErr w:type="spellEnd"/>
+    </w:p>
+    <w:p>
+      <w:pPr>
+        <w:spacing w:after="0"/>
+        <w:rPr>
+          <w:bCs/>
+          <w:lang w:val="en-US"/>
+        </w:rPr>
+      </w:pPr>
+      <w:proofErr w:type="spellStart"/>
+      <w:proofErr w:type="gramStart"/>
+      <w:r>
+        <w:rPr>
+          <w:bCs/>
+          <w:lang w:val="en-US"/>
+        </w:rPr>
+        <w:t>symfony</w:t>
+      </w:r>
+      <w:proofErr w:type="spellEnd"/>
+      <w:proofErr w:type="gramEnd"/>
+      <w:r>
+        <w:rPr>
+          <w:bCs/>
+          <w:lang w:val="en-US"/>
+        </w:rPr>
+        <w:t xml:space="preserve"> console </w:t>
+      </w:r>
+      <w:proofErr w:type="spellStart"/>
+      <w:r>
+        <w:rPr>
+          <w:bCs/>
+          <w:lang w:val="en-US"/>
+        </w:rPr>
+        <w:t>make:controller</w:t>
+      </w:r>
+      <w:proofErr w:type="spellEnd"/>
+    </w:p>
+    <w:p>
+      <w:pPr>
+        <w:spacing w:after="0"/>
+        <w:rPr>
+          <w:lang w:val="en-US"/>
+        </w:rPr>
+      </w:pPr>
+      <w:proofErr w:type="spellStart"/>
+      <w:proofErr w:type="gramStart"/>
+      <w:r>
+        <w:rPr>
+          <w:lang w:val="en-US"/>
+        </w:rPr>
+        <w:t>symfony</w:t>
+      </w:r>
+      <w:proofErr w:type="spellEnd"/>
+      <w:proofErr w:type="gramEnd"/>
+      <w:r>
+        <w:rPr>
+          <w:lang w:val="en-US"/>
+        </w:rPr>
+        <w:t xml:space="preserve"> console </w:t>
+      </w:r>
+      <w:proofErr w:type="spellStart"/>
+      <w:r>
+        <w:rPr>
+          <w:lang w:val="en-US"/>
+        </w:rPr>
+        <w:t>make:form</w:t>
+      </w:r>
+      <w:proofErr w:type="spellEnd"/>
+      <w:r>
+        <w:rPr>
+          <w:lang w:val="en-US"/>
+        </w:rPr>
+        <w:t xml:space="preserve"> </w:t>
+      </w:r>
+    </w:p>
+    <w:p>
+      <w:pPr>
+        <w:spacing w:after="0"/>
+        <w:rPr>
+          <w:lang w:val="en-US"/>
+        </w:rPr>
+      </w:pPr>
+      <w:proofErr w:type="spellStart"/>
+      <w:proofErr w:type="gramStart"/>
+      <w:r>
+        <w:rPr>
+          <w:lang w:val="en-US"/>
+        </w:rPr>
+        <w:t>dans</w:t>
+      </w:r>
+      <w:proofErr w:type="spellEnd"/>
+      <w:proofErr w:type="gramEnd"/>
+      <w:r>
+        <w:rPr>
+          <w:lang w:val="en-US"/>
+        </w:rPr>
+        <w:t xml:space="preserve"> le form</w:t>
+      </w:r>
+    </w:p>
+    <w:p>
+      <w:pPr>
+        <w:spacing w:after="0"/>
+      </w:pPr>
+      <w:proofErr w:type="gramStart"/>
+      <w:r>
+        <w:t>on</w:t>
+      </w:r>
+      <w:proofErr w:type="gramEnd"/>
+      <w:r>
+        <w:t xml:space="preserve"> </w:t>
+      </w:r>
+      <w:proofErr w:type="spellStart"/>
+      <w:r>
+        <w:t>integre</w:t>
+      </w:r>
+      <w:proofErr w:type="spellEnd"/>
+      <w:r>
+        <w:t xml:space="preserve"> </w:t>
+      </w:r>
+      <w:proofErr w:type="spellStart"/>
+      <w:r>
+        <w:t>EmailType</w:t>
+      </w:r>
+      <w:proofErr w:type="spellEnd"/>
+      <w:r>
+        <w:t xml:space="preserve"> et </w:t>
+      </w:r>
+      <w:proofErr w:type="spellStart"/>
+      <w:r>
+        <w:t>passwordType</w:t>
+      </w:r>
+      <w:proofErr w:type="spellEnd"/>
+      <w:r>
+        <w:t xml:space="preserve"> pour vérifier le format</w:t>
+      </w:r>
+    </w:p>
+    <w:p>
+      <w:pPr>
+        <w:spacing w:after="0"/>
+        <w:rPr>
+          <w:lang w:val="en-US"/>
+        </w:rPr>
+      </w:pPr>
+      <w:r>
+        <w:rPr>
+          <w:noProof/>
+        </w:rPr>
+        <w:drawing>
+          <wp:inline distT="0" distB="0" distL="0" distR="0">
+            <wp:extent cx="5760720" cy="5270417"/>
+            <wp:effectExtent l="19050" t="0" r="0" b="0"/>
+            <wp:docPr id="33" name="Image 16"/>
+            <wp:cNvGraphicFramePr>
+              <a:graphicFrameLocks xmlns:a="http://schemas.openxmlformats.org/drawingml/2006/main" noChangeAspect="1"/>
+            </wp:cNvGraphicFramePr>
+            <a:graphic xmlns:a="http://schemas.openxmlformats.org/drawingml/2006/main">
+              <a:graphicData uri="http://schemas.openxmlformats.org/drawingml/2006/picture">
+                <pic:pic xmlns:pic="http://schemas.openxmlformats.org/drawingml/2006/picture">
+                  <pic:nvPicPr>
+                    <pic:cNvPr id="0" name="Picture 16"/>
+                    <pic:cNvPicPr>
+                      <a:picLocks noChangeAspect="1" noChangeArrowheads="1"/>
+                    </pic:cNvPicPr>
+                  </pic:nvPicPr>
+                  <pic:blipFill>
+                    <a:blip r:embed="rId34" cstate="print"/>
+                    <a:srcRect/>
+                    <a:stretch>
+                      <a:fillRect/>
+                    </a:stretch>
+                  </pic:blipFill>
+                  <pic:spPr bwMode="auto">
+                    <a:xfrm>
+                      <a:off x="0" y="0"/>
+                      <a:ext cx="5760720" cy="5270417"/>
+                    </a:xfrm>
+                    <a:prstGeom prst="rect">
+                      <a:avLst/>
+                    </a:prstGeom>
+                    <a:noFill/>
+                    <a:ln w="9525">
+                      <a:noFill/>
+                      <a:miter lim="800000"/>
+                      <a:headEnd/>
+                      <a:tailEnd/>
+                    </a:ln>
+                  </pic:spPr>
+                </pic:pic>
+              </a:graphicData>
+            </a:graphic>
+          </wp:inline>
+        </w:drawing>
+      </w:r>
+    </w:p>
+    <w:p>
+      <w:pPr>
+        <w:spacing w:after="0"/>
+        <w:rPr>
+          <w:b/>
+        </w:rPr>
+      </w:pPr>
+      <w:proofErr w:type="gramStart"/>
+      <w:r>
+        <w:rPr>
+          <w:b/>
+        </w:rPr>
+        <w:t>personnalisation</w:t>
+      </w:r>
+      <w:proofErr w:type="gramEnd"/>
+      <w:r>
+        <w:rPr>
+          <w:b/>
+        </w:rPr>
+        <w:t xml:space="preserve"> </w:t>
+      </w:r>
+      <w:proofErr w:type="spellStart"/>
+      <w:r>
+        <w:rPr>
+          <w:b/>
+        </w:rPr>
+        <w:t>bootstrap</w:t>
+      </w:r>
+      <w:proofErr w:type="spellEnd"/>
+    </w:p>
+    <w:p>
+      <w:pPr>
+        <w:spacing w:after="0"/>
+      </w:pPr>
+      <w:r>
+        <w:t xml:space="preserve">Dans index.html.twig du </w:t>
+      </w:r>
+      <w:proofErr w:type="spellStart"/>
+      <w:r>
+        <w:t>repertoire</w:t>
+      </w:r>
+      <w:proofErr w:type="spellEnd"/>
+      <w:r>
+        <w:t xml:space="preserve"> </w:t>
+      </w:r>
+      <w:proofErr w:type="spellStart"/>
+      <w:r>
+        <w:t>signin</w:t>
+      </w:r>
+      <w:proofErr w:type="spellEnd"/>
+    </w:p>
+    <w:p>
+      <w:pPr>
+        <w:spacing w:after="0"/>
+        <w:rPr>
+          <w:lang w:val="en-US"/>
+        </w:rPr>
+      </w:pPr>
+      <w:r>
+        <w:rPr>
+          <w:lang w:val="en-US"/>
+        </w:rPr>
+        <w:t xml:space="preserve">{% </w:t>
+      </w:r>
+      <w:proofErr w:type="spellStart"/>
+      <w:r>
+        <w:rPr>
+          <w:lang w:val="en-US"/>
+        </w:rPr>
+        <w:t>form_theme</w:t>
+      </w:r>
+      <w:proofErr w:type="spellEnd"/>
+      <w:r>
+        <w:rPr>
+          <w:lang w:val="en-US"/>
+        </w:rPr>
+        <w:t xml:space="preserve"> form 'bootstrap_5_layout.html.twig' %}</w:t>
+      </w:r>
+    </w:p>
+    <w:p>
+      <w:pPr>
+        <w:spacing w:after="0"/>
+        <w:rPr>
+          <w:lang w:val="en-US"/>
+        </w:rPr>
+      </w:pPr>
+      <w:r>
+        <w:rPr>
+          <w:lang w:val="en-US"/>
+        </w:rPr>
+        <w:t>{% extends '</w:t>
+      </w:r>
+      <w:proofErr w:type="spellStart"/>
+      <w:r>
+        <w:rPr>
+          <w:lang w:val="en-US"/>
+        </w:rPr>
+        <w:t>base.html.twig</w:t>
+      </w:r>
+      <w:proofErr w:type="spellEnd"/>
+      <w:r>
+        <w:rPr>
+          <w:lang w:val="en-US"/>
+        </w:rPr>
+        <w:t>' %}</w:t>
+      </w:r>
+    </w:p>
+    <w:p>
+      <w:pPr>
+        <w:spacing w:after="0"/>
+        <w:rPr>
+          <w:lang w:val="en-US"/>
+        </w:rPr>
+      </w:pPr>
+    </w:p>
+    <w:p>
+      <w:pPr>
+        <w:spacing w:after="0"/>
+        <w:rPr>
+          <w:lang w:val="en-US"/>
+        </w:rPr>
+      </w:pPr>
+      <w:r>
+        <w:rPr>
+          <w:lang w:val="en-US"/>
+        </w:rPr>
+        <w:lastRenderedPageBreak/>
+        <w:t>{% block body %}</w:t>
+      </w:r>
+    </w:p>
+    <w:p>
+      <w:pPr>
+        <w:spacing w:after="0"/>
+        <w:rPr>
+          <w:lang w:val="en-US"/>
+        </w:rPr>
+      </w:pPr>
+      <w:r>
+        <w:rPr>
+          <w:lang w:val="en-US"/>
+        </w:rPr>
+        <w:t>&lt;div class="container mt-5"&gt;</w:t>
+      </w:r>
+    </w:p>
+    <w:p>
+      <w:pPr>
+        <w:spacing w:after="0"/>
+        <w:rPr>
+          <w:lang w:val="en-US"/>
+        </w:rPr>
+      </w:pPr>
+      <w:r>
+        <w:rPr>
+          <w:lang w:val="en-US"/>
+        </w:rPr>
+        <w:t xml:space="preserve">    &lt;h1 class="mb-4"&gt;Inscription&lt;/h1&gt;</w:t>
+      </w:r>
+    </w:p>
+    <w:p>
+      <w:pPr>
+        <w:spacing w:after="0"/>
+        <w:rPr>
+          <w:lang w:val="en-US"/>
+        </w:rPr>
+      </w:pPr>
+    </w:p>
+    <w:p>
+      <w:pPr>
+        <w:spacing w:after="0"/>
+        <w:rPr>
+          <w:lang w:val="en-US"/>
+        </w:rPr>
+      </w:pPr>
+      <w:r>
+        <w:rPr>
+          <w:lang w:val="en-US"/>
+        </w:rPr>
+        <w:t xml:space="preserve">    {</w:t>
+      </w:r>
+      <w:proofErr w:type="gramStart"/>
+      <w:r>
+        <w:rPr>
+          <w:lang w:val="en-US"/>
+        </w:rPr>
+        <w:t xml:space="preserve">{ </w:t>
+      </w:r>
+      <w:proofErr w:type="spellStart"/>
+      <w:r>
+        <w:rPr>
+          <w:lang w:val="en-US"/>
+        </w:rPr>
+        <w:t>form</w:t>
+      </w:r>
+      <w:proofErr w:type="gramEnd"/>
+      <w:r>
+        <w:rPr>
+          <w:lang w:val="en-US"/>
+        </w:rPr>
+        <w:t>_start</w:t>
+      </w:r>
+      <w:proofErr w:type="spellEnd"/>
+      <w:r>
+        <w:rPr>
+          <w:lang w:val="en-US"/>
+        </w:rPr>
+        <w:t>(form) }}</w:t>
+      </w:r>
+    </w:p>
+    <w:p>
+      <w:pPr>
+        <w:spacing w:after="0"/>
+        <w:rPr>
+          <w:lang w:val="en-US"/>
+        </w:rPr>
+      </w:pPr>
+      <w:r>
+        <w:rPr>
+          <w:lang w:val="en-US"/>
+        </w:rPr>
+        <w:t xml:space="preserve">        {</w:t>
+      </w:r>
+      <w:proofErr w:type="gramStart"/>
+      <w:r>
+        <w:rPr>
+          <w:lang w:val="en-US"/>
+        </w:rPr>
+        <w:t xml:space="preserve">{ </w:t>
+      </w:r>
+      <w:proofErr w:type="spellStart"/>
+      <w:r>
+        <w:rPr>
+          <w:lang w:val="en-US"/>
+        </w:rPr>
+        <w:t>form</w:t>
+      </w:r>
+      <w:proofErr w:type="gramEnd"/>
+      <w:r>
+        <w:rPr>
+          <w:lang w:val="en-US"/>
+        </w:rPr>
+        <w:t>_row</w:t>
+      </w:r>
+      <w:proofErr w:type="spellEnd"/>
+      <w:r>
+        <w:rPr>
+          <w:lang w:val="en-US"/>
+        </w:rPr>
+        <w:t>(</w:t>
+      </w:r>
+      <w:proofErr w:type="spellStart"/>
+      <w:r>
+        <w:rPr>
+          <w:lang w:val="en-US"/>
+        </w:rPr>
+        <w:t>form.email</w:t>
+      </w:r>
+      <w:proofErr w:type="spellEnd"/>
+      <w:r>
+        <w:rPr>
+          <w:lang w:val="en-US"/>
+        </w:rPr>
+        <w:t>) }}</w:t>
+      </w:r>
+    </w:p>
+    <w:p>
+      <w:pPr>
+        <w:spacing w:after="0"/>
+        <w:rPr>
+          <w:lang w:val="en-US"/>
+        </w:rPr>
+      </w:pPr>
+      <w:r>
+        <w:rPr>
+          <w:lang w:val="en-US"/>
+        </w:rPr>
+        <w:t xml:space="preserve">        {</w:t>
+      </w:r>
+      <w:proofErr w:type="gramStart"/>
+      <w:r>
+        <w:rPr>
+          <w:lang w:val="en-US"/>
+        </w:rPr>
+        <w:t xml:space="preserve">{ </w:t>
+      </w:r>
+      <w:proofErr w:type="spellStart"/>
+      <w:r>
+        <w:rPr>
+          <w:lang w:val="en-US"/>
+        </w:rPr>
+        <w:t>form</w:t>
+      </w:r>
+      <w:proofErr w:type="gramEnd"/>
+      <w:r>
+        <w:rPr>
+          <w:lang w:val="en-US"/>
+        </w:rPr>
+        <w:t>_row</w:t>
+      </w:r>
+      <w:proofErr w:type="spellEnd"/>
+      <w:r>
+        <w:rPr>
+          <w:lang w:val="en-US"/>
+        </w:rPr>
+        <w:t>(</w:t>
+      </w:r>
+      <w:proofErr w:type="spellStart"/>
+      <w:r>
+        <w:rPr>
+          <w:lang w:val="en-US"/>
+        </w:rPr>
+        <w:t>form.password</w:t>
+      </w:r>
+      <w:proofErr w:type="spellEnd"/>
+      <w:r>
+        <w:rPr>
+          <w:lang w:val="en-US"/>
+        </w:rPr>
+        <w:t>) }}</w:t>
+      </w:r>
+    </w:p>
+    <w:p>
+      <w:pPr>
+        <w:spacing w:after="0"/>
+        <w:rPr>
+          <w:lang w:val="en-US"/>
+        </w:rPr>
+      </w:pPr>
+      <w:r>
+        <w:rPr>
+          <w:lang w:val="en-US"/>
+        </w:rPr>
+        <w:t xml:space="preserve">        {</w:t>
+      </w:r>
+      <w:proofErr w:type="gramStart"/>
+      <w:r>
+        <w:rPr>
+          <w:lang w:val="en-US"/>
+        </w:rPr>
+        <w:t xml:space="preserve">{ </w:t>
+      </w:r>
+      <w:proofErr w:type="spellStart"/>
+      <w:r>
+        <w:rPr>
+          <w:lang w:val="en-US"/>
+        </w:rPr>
+        <w:t>form</w:t>
+      </w:r>
+      <w:proofErr w:type="gramEnd"/>
+      <w:r>
+        <w:rPr>
+          <w:lang w:val="en-US"/>
+        </w:rPr>
+        <w:t>_row</w:t>
+      </w:r>
+      <w:proofErr w:type="spellEnd"/>
+      <w:r>
+        <w:rPr>
+          <w:lang w:val="en-US"/>
+        </w:rPr>
+        <w:t>(</w:t>
+      </w:r>
+      <w:proofErr w:type="spellStart"/>
+      <w:r>
+        <w:rPr>
+          <w:lang w:val="en-US"/>
+        </w:rPr>
+        <w:t>form.Prenom</w:t>
+      </w:r>
+      <w:proofErr w:type="spellEnd"/>
+      <w:r>
+        <w:rPr>
+          <w:lang w:val="en-US"/>
+        </w:rPr>
+        <w:t>) }}</w:t>
+      </w:r>
+    </w:p>
+    <w:p>
+      <w:pPr>
+        <w:spacing w:after="0"/>
+        <w:rPr>
+          <w:lang w:val="en-US"/>
+        </w:rPr>
+      </w:pPr>
+      <w:r>
+        <w:rPr>
+          <w:lang w:val="en-US"/>
+        </w:rPr>
+        <w:t xml:space="preserve">        {</w:t>
+      </w:r>
+      <w:proofErr w:type="gramStart"/>
+      <w:r>
+        <w:rPr>
+          <w:lang w:val="en-US"/>
+        </w:rPr>
+        <w:t xml:space="preserve">{ </w:t>
+      </w:r>
+      <w:proofErr w:type="spellStart"/>
+      <w:r>
+        <w:rPr>
+          <w:lang w:val="en-US"/>
+        </w:rPr>
+        <w:t>form</w:t>
+      </w:r>
+      <w:proofErr w:type="gramEnd"/>
+      <w:r>
+        <w:rPr>
+          <w:lang w:val="en-US"/>
+        </w:rPr>
+        <w:t>_row</w:t>
+      </w:r>
+      <w:proofErr w:type="spellEnd"/>
+      <w:r>
+        <w:rPr>
+          <w:lang w:val="en-US"/>
+        </w:rPr>
+        <w:t>(</w:t>
+      </w:r>
+      <w:proofErr w:type="spellStart"/>
+      <w:r>
+        <w:rPr>
+          <w:lang w:val="en-US"/>
+        </w:rPr>
+        <w:t>form.Nom</w:t>
+      </w:r>
+      <w:proofErr w:type="spellEnd"/>
+      <w:r>
+        <w:rPr>
+          <w:lang w:val="en-US"/>
+        </w:rPr>
+        <w:t>) }}</w:t>
+      </w:r>
+    </w:p>
+    <w:p>
+      <w:pPr>
+        <w:spacing w:after="0"/>
+        <w:rPr>
+          <w:lang w:val="en-US"/>
+        </w:rPr>
+      </w:pPr>
+      <w:r>
+        <w:rPr>
+          <w:lang w:val="en-US"/>
+        </w:rPr>
+        <w:t xml:space="preserve">        {</w:t>
+      </w:r>
+      <w:proofErr w:type="gramStart"/>
+      <w:r>
+        <w:rPr>
+          <w:lang w:val="en-US"/>
+        </w:rPr>
+        <w:t xml:space="preserve">{ </w:t>
+      </w:r>
+      <w:proofErr w:type="spellStart"/>
+      <w:r>
+        <w:rPr>
+          <w:lang w:val="en-US"/>
+        </w:rPr>
+        <w:t>form</w:t>
+      </w:r>
+      <w:proofErr w:type="gramEnd"/>
+      <w:r>
+        <w:rPr>
+          <w:lang w:val="en-US"/>
+        </w:rPr>
+        <w:t>_row</w:t>
+      </w:r>
+      <w:proofErr w:type="spellEnd"/>
+      <w:r>
+        <w:rPr>
+          <w:lang w:val="en-US"/>
+        </w:rPr>
+        <w:t>(</w:t>
+      </w:r>
+      <w:proofErr w:type="spellStart"/>
+      <w:r>
+        <w:rPr>
+          <w:lang w:val="en-US"/>
+        </w:rPr>
+        <w:t>form.Adresse</w:t>
+      </w:r>
+      <w:proofErr w:type="spellEnd"/>
+      <w:r>
+        <w:rPr>
+          <w:lang w:val="en-US"/>
+        </w:rPr>
+        <w:t>) }}</w:t>
+      </w:r>
+    </w:p>
+    <w:p>
+      <w:pPr>
+        <w:spacing w:after="0"/>
+        <w:rPr>
+          <w:lang w:val="en-US"/>
+        </w:rPr>
+      </w:pPr>
+      <w:r>
+        <w:rPr>
+          <w:lang w:val="en-US"/>
+        </w:rPr>
+        <w:t xml:space="preserve">        {</w:t>
+      </w:r>
+      <w:proofErr w:type="gramStart"/>
+      <w:r>
+        <w:rPr>
+          <w:lang w:val="en-US"/>
+        </w:rPr>
+        <w:t xml:space="preserve">{ </w:t>
+      </w:r>
+      <w:proofErr w:type="spellStart"/>
+      <w:r>
+        <w:rPr>
+          <w:lang w:val="en-US"/>
+        </w:rPr>
+        <w:t>form</w:t>
+      </w:r>
+      <w:proofErr w:type="gramEnd"/>
+      <w:r>
+        <w:rPr>
+          <w:lang w:val="en-US"/>
+        </w:rPr>
+        <w:t>_row</w:t>
+      </w:r>
+      <w:proofErr w:type="spellEnd"/>
+      <w:r>
+        <w:rPr>
+          <w:lang w:val="en-US"/>
+        </w:rPr>
+        <w:t>(</w:t>
+      </w:r>
+      <w:proofErr w:type="spellStart"/>
+      <w:r>
+        <w:rPr>
+          <w:lang w:val="en-US"/>
+        </w:rPr>
+        <w:t>form.save</w:t>
+      </w:r>
+      <w:proofErr w:type="spellEnd"/>
+      <w:r>
+        <w:rPr>
+          <w:lang w:val="en-US"/>
+        </w:rPr>
+        <w:t>) }}</w:t>
+      </w:r>
+    </w:p>
+    <w:p>
+      <w:pPr>
+        <w:spacing w:after="0"/>
+        <w:rPr>
+          <w:lang w:val="en-US"/>
+        </w:rPr>
+      </w:pPr>
+      <w:r>
+        <w:rPr>
+          <w:lang w:val="en-US"/>
+        </w:rPr>
+        <w:t xml:space="preserve">    {</w:t>
+      </w:r>
+      <w:proofErr w:type="gramStart"/>
+      <w:r>
+        <w:rPr>
+          <w:lang w:val="en-US"/>
+        </w:rPr>
+        <w:t xml:space="preserve">{ </w:t>
+      </w:r>
+      <w:proofErr w:type="spellStart"/>
+      <w:r>
+        <w:rPr>
+          <w:lang w:val="en-US"/>
+        </w:rPr>
+        <w:t>form</w:t>
+      </w:r>
+      <w:proofErr w:type="gramEnd"/>
+      <w:r>
+        <w:rPr>
+          <w:lang w:val="en-US"/>
+        </w:rPr>
+        <w:t>_end</w:t>
+      </w:r>
+      <w:proofErr w:type="spellEnd"/>
+      <w:r>
+        <w:rPr>
+          <w:lang w:val="en-US"/>
+        </w:rPr>
+        <w:t>(form) }}</w:t>
+      </w:r>
+    </w:p>
+    <w:p>
+      <w:pPr>
+        <w:spacing w:after="0"/>
+        <w:rPr>
+          <w:lang w:val="en-US"/>
+        </w:rPr>
+      </w:pPr>
+      <w:r>
+        <w:rPr>
+          <w:lang w:val="en-US"/>
+        </w:rPr>
+        <w:t>&lt;/div&gt;</w:t>
+      </w:r>
+    </w:p>
+    <w:p>
+      <w:pPr>
+        <w:spacing w:after="0"/>
+        <w:rPr>
+          <w:lang w:val="en-US"/>
+        </w:rPr>
+      </w:pPr>
+      <w:r>
+        <w:rPr>
+          <w:lang w:val="en-US"/>
+        </w:rPr>
+        <w:t xml:space="preserve">{% </w:t>
+      </w:r>
+      <w:proofErr w:type="spellStart"/>
+      <w:r>
+        <w:rPr>
+          <w:lang w:val="en-US"/>
+        </w:rPr>
+        <w:t>endblock</w:t>
+      </w:r>
+      <w:proofErr w:type="spellEnd"/>
+      <w:r>
+        <w:rPr>
+          <w:lang w:val="en-US"/>
+        </w:rPr>
+        <w:t xml:space="preserve"> %}</w:t>
+      </w:r>
+    </w:p>
+    <w:p>
+      <w:pPr>
+        <w:spacing w:after="0"/>
+        <w:rPr>
+          <w:bCs/>
+          <w:lang w:val="en-US"/>
+        </w:rPr>
+      </w:pPr>
+      <w:proofErr w:type="spellStart"/>
+      <w:proofErr w:type="gramStart"/>
+      <w:r>
+        <w:rPr>
+          <w:bCs/>
+          <w:lang w:val="en-US"/>
+        </w:rPr>
+        <w:t>Dans</w:t>
+      </w:r>
+      <w:proofErr w:type="spellEnd"/>
+      <w:proofErr w:type="gramEnd"/>
+      <w:r>
+        <w:rPr>
+          <w:bCs/>
+          <w:lang w:val="en-US"/>
+        </w:rPr>
+        <w:t xml:space="preserve"> </w:t>
+      </w:r>
+      <w:proofErr w:type="spellStart"/>
+      <w:r>
+        <w:rPr>
+          <w:bCs/>
+          <w:lang w:val="en-US"/>
+        </w:rPr>
+        <w:t>base.html.twig</w:t>
+      </w:r>
+      <w:proofErr w:type="spellEnd"/>
+    </w:p>
+    <w:p>
+      <w:pPr>
+        <w:spacing w:after="0"/>
+        <w:rPr>
+          <w:bCs/>
+          <w:lang w:val="en-US"/>
+        </w:rPr>
+      </w:pPr>
+      <w:r>
+        <w:rPr>
+          <w:bCs/>
+          <w:noProof/>
+        </w:rPr>
+        <w:drawing>
+          <wp:inline distT="0" distB="0" distL="0" distR="0">
+            <wp:extent cx="5760720" cy="5282466"/>
+            <wp:effectExtent l="19050" t="0" r="0" b="0"/>
+            <wp:docPr id="31" name="Image 10"/>
+            <wp:cNvGraphicFramePr>
+              <a:graphicFrameLocks xmlns:a="http://schemas.openxmlformats.org/drawingml/2006/main" noChangeAspect="1"/>
+            </wp:cNvGraphicFramePr>
+            <a:graphic xmlns:a="http://schemas.openxmlformats.org/drawingml/2006/main">
+              <a:graphicData uri="http://schemas.openxmlformats.org/drawingml/2006/picture">
+                <pic:pic xmlns:pic="http://schemas.openxmlformats.org/drawingml/2006/picture">
+                  <pic:nvPicPr>
+                    <pic:cNvPr id="0" name="Picture 10"/>
+                    <pic:cNvPicPr>
+                      <a:picLocks noChangeAspect="1" noChangeArrowheads="1"/>
+                    </pic:cNvPicPr>
+                  </pic:nvPicPr>
+                  <pic:blipFill>
+                    <a:blip r:embed="rId35" cstate="print"/>
+                    <a:srcRect/>
+                    <a:stretch>
+                      <a:fillRect/>
+                    </a:stretch>
+                  </pic:blipFill>
+                  <pic:spPr bwMode="auto">
+                    <a:xfrm>
+                      <a:off x="0" y="0"/>
+                      <a:ext cx="5760720" cy="5282466"/>
+                    </a:xfrm>
+                    <a:prstGeom prst="rect">
+                      <a:avLst/>
+                    </a:prstGeom>
+                    <a:noFill/>
+                    <a:ln w="9525">
+                      <a:noFill/>
+                      <a:miter lim="800000"/>
+                      <a:headEnd/>
+                      <a:tailEnd/>
+                    </a:ln>
+                  </pic:spPr>
+                </pic:pic>
+              </a:graphicData>
+            </a:graphic>
+          </wp:inline>
+        </w:drawing>
+      </w:r>
+    </w:p>
+    <w:p>
+      <w:pPr>
+        <w:spacing w:after="0"/>
+        <w:rPr>
+          <w:bCs/>
+          <w:lang w:val="en-US"/>
+        </w:rPr>
+      </w:pPr>
+      <w:proofErr w:type="spellStart"/>
+      <w:r>
+        <w:rPr>
+          <w:bCs/>
+          <w:lang w:val="en-US"/>
+        </w:rPr>
+        <w:t>Dans</w:t>
+      </w:r>
+      <w:proofErr w:type="spellEnd"/>
+      <w:r>
+        <w:rPr>
+          <w:bCs/>
+          <w:lang w:val="en-US"/>
+        </w:rPr>
+        <w:t xml:space="preserve"> le controller</w:t>
+      </w:r>
+    </w:p>
+    <w:p>
+      <w:pPr>
+        <w:spacing w:after="0"/>
+        <w:rPr>
+          <w:bCs/>
+        </w:rPr>
+      </w:pPr>
+      <w:r>
+        <w:rPr>
+          <w:bCs/>
+        </w:rPr>
+        <w:t xml:space="preserve">Ici on met par défaut le </w:t>
+      </w:r>
+      <w:proofErr w:type="spellStart"/>
+      <w:r>
+        <w:rPr>
+          <w:bCs/>
+        </w:rPr>
+        <w:t>role</w:t>
+      </w:r>
+      <w:proofErr w:type="spellEnd"/>
+      <w:r>
+        <w:rPr>
+          <w:bCs/>
+        </w:rPr>
+        <w:t xml:space="preserve"> utilisateur qui pourra </w:t>
+      </w:r>
+      <w:r>
+        <w:rPr>
+          <w:bCs/>
+        </w:rPr>
+        <w:t xml:space="preserve">être </w:t>
+      </w:r>
+      <w:proofErr w:type="gramStart"/>
+      <w:r>
+        <w:rPr>
+          <w:bCs/>
+        </w:rPr>
+        <w:t>modifier</w:t>
+      </w:r>
+      <w:proofErr w:type="gramEnd"/>
+      <w:r>
+        <w:rPr>
+          <w:bCs/>
+        </w:rPr>
+        <w:t xml:space="preserve"> manuellement par l’administrateur site</w:t>
+      </w:r>
+    </w:p>
+    <w:p>
+      <w:pPr>
+        <w:spacing w:after="0"/>
+        <w:rPr>
+          <w:bCs/>
+          <w:lang w:val="en-US"/>
+        </w:rPr>
+      </w:pPr>
+      <w:r>
+        <w:rPr>
+          <w:bCs/>
+          <w:noProof/>
+        </w:rPr>
+        <w:lastRenderedPageBreak/>
+        <w:drawing>
+          <wp:inline distT="0" distB="0" distL="0" distR="0">
+            <wp:extent cx="5760720" cy="5818836"/>
+            <wp:effectExtent l="19050" t="0" r="0" b="0"/>
+            <wp:docPr id="34" name="Image 19"/>
+            <wp:cNvGraphicFramePr>
+              <a:graphicFrameLocks xmlns:a="http://schemas.openxmlformats.org/drawingml/2006/main" noChangeAspect="1"/>
+            </wp:cNvGraphicFramePr>
+            <a:graphic xmlns:a="http://schemas.openxmlformats.org/drawingml/2006/main">
+              <a:graphicData uri="http://schemas.openxmlformats.org/drawingml/2006/picture">
+                <pic:pic xmlns:pic="http://schemas.openxmlformats.org/drawingml/2006/picture">
+                  <pic:nvPicPr>
+                    <pic:cNvPr id="0" name="Picture 19"/>
+                    <pic:cNvPicPr>
+                      <a:picLocks noChangeAspect="1" noChangeArrowheads="1"/>
+                    </pic:cNvPicPr>
+                  </pic:nvPicPr>
+                  <pic:blipFill>
+                    <a:blip r:embed="rId36" cstate="print"/>
+                    <a:srcRect/>
+                    <a:stretch>
+                      <a:fillRect/>
+                    </a:stretch>
+                  </pic:blipFill>
+                  <pic:spPr bwMode="auto">
+                    <a:xfrm>
+                      <a:off x="0" y="0"/>
+                      <a:ext cx="5760720" cy="5818836"/>
+                    </a:xfrm>
+                    <a:prstGeom prst="rect">
+                      <a:avLst/>
+                    </a:prstGeom>
+                    <a:noFill/>
+                    <a:ln w="9525">
+                      <a:noFill/>
+                      <a:miter lim="800000"/>
+                      <a:headEnd/>
+                      <a:tailEnd/>
+                    </a:ln>
+                  </pic:spPr>
+                </pic:pic>
+              </a:graphicData>
+            </a:graphic>
+          </wp:inline>
+        </w:drawing>
+      </w:r>
+    </w:p>
+    <w:p>
+      <w:pPr>
+        <w:spacing w:after="0"/>
+        <w:rPr>
+          <w:bCs/>
+          <w:lang w:val="en-US"/>
+        </w:rPr>
+      </w:pPr>
+    </w:p>
+    <w:p>
+      <w:pPr>
+        <w:spacing w:after="0" w:line="240" w:lineRule="auto"/>
+        <w:jc w:val="center"/>
+        <w:rPr>
+          <w:bCs/>
+        </w:rPr>
+      </w:pPr>
+      <w:r>
+        <w:rPr>
+          <w:bCs/>
+        </w:rPr>
+        <w:br w:type="page"/>
+      </w:r>
+    </w:p>
+    <w:p>
+      <w:pPr>
+        <w:spacing w:after="0"/>
+        <w:rPr>
+          <w:bCs/>
+        </w:rPr>
+      </w:pPr>
+      <w:r>
+        <w:rPr>
+          <w:bCs/>
+        </w:rPr>
+        <w:lastRenderedPageBreak/>
+        <w:t>Pour le login</w:t>
+      </w:r>
+      <w:r>
+        <w:rPr>
+          <w:bCs/>
+        </w:rPr>
+        <w:t xml:space="preserve"> </w:t>
+      </w:r>
+      <w:hyperlink r:id="rId37" w:history="1">
+        <w:r>
+          <w:rPr>
+            <w:rStyle w:val="Lienhypertexte"/>
+            <w:bCs/>
+          </w:rPr>
+          <w:t>https://symfony.com/doc/current/security.html#form-login</w:t>
+        </w:r>
+      </w:hyperlink>
+    </w:p>
+    <w:p>
+      <w:pPr>
+        <w:spacing w:after="0"/>
+        <w:rPr>
+          <w:bCs/>
+        </w:rPr>
+      </w:pPr>
+      <w:proofErr w:type="spellStart"/>
+      <w:proofErr w:type="gramStart"/>
+      <w:r>
+        <w:rPr>
+          <w:bCs/>
+        </w:rPr>
+        <w:t>symfony</w:t>
+      </w:r>
+      <w:proofErr w:type="spellEnd"/>
+      <w:proofErr w:type="gramEnd"/>
+      <w:r>
+        <w:rPr>
+          <w:bCs/>
+        </w:rPr>
+        <w:t xml:space="preserve"> console </w:t>
+      </w:r>
+      <w:proofErr w:type="spellStart"/>
+      <w:r>
+        <w:rPr>
+          <w:bCs/>
+        </w:rPr>
+        <w:t>make:controller</w:t>
+      </w:r>
+      <w:proofErr w:type="spellEnd"/>
+    </w:p>
+    <w:p>
+      <w:pPr>
+        <w:spacing w:after="0"/>
+        <w:rPr>
+          <w:bCs/>
+        </w:rPr>
+      </w:pPr>
+      <w:r>
+        <w:rPr>
+          <w:bCs/>
+          <w:noProof/>
+        </w:rPr>
+        <w:drawing>
+          <wp:inline distT="0" distB="0" distL="0" distR="0">
+            <wp:extent cx="5760720" cy="4518130"/>
+            <wp:effectExtent l="19050" t="0" r="0" b="0"/>
+            <wp:docPr id="36" name="Image 25"/>
+            <wp:cNvGraphicFramePr>
+              <a:graphicFrameLocks xmlns:a="http://schemas.openxmlformats.org/drawingml/2006/main" noChangeAspect="1"/>
+            </wp:cNvGraphicFramePr>
+            <a:graphic xmlns:a="http://schemas.openxmlformats.org/drawingml/2006/main">
+              <a:graphicData uri="http://schemas.openxmlformats.org/drawingml/2006/picture">
+                <pic:pic xmlns:pic="http://schemas.openxmlformats.org/drawingml/2006/picture">
+                  <pic:nvPicPr>
+                    <pic:cNvPr id="0" name="Picture 25"/>
+                    <pic:cNvPicPr>
+                      <a:picLocks noChangeAspect="1" noChangeArrowheads="1"/>
+                    </pic:cNvPicPr>
+                  </pic:nvPicPr>
+                  <pic:blipFill>
+                    <a:blip r:embed="rId38" cstate="print"/>
+                    <a:srcRect/>
+                    <a:stretch>
+                      <a:fillRect/>
+                    </a:stretch>
+                  </pic:blipFill>
+                  <pic:spPr bwMode="auto">
+                    <a:xfrm>
+                      <a:off x="0" y="0"/>
+                      <a:ext cx="5760720" cy="4518130"/>
+                    </a:xfrm>
+                    <a:prstGeom prst="rect">
+                      <a:avLst/>
+                    </a:prstGeom>
+                    <a:noFill/>
+                    <a:ln w="9525">
+                      <a:noFill/>
+                      <a:miter lim="800000"/>
+                      <a:headEnd/>
+                      <a:tailEnd/>
+                    </a:ln>
+                  </pic:spPr>
+                </pic:pic>
+              </a:graphicData>
+            </a:graphic>
+          </wp:inline>
+        </w:drawing>
+      </w:r>
+    </w:p>
+    <w:p>
+      <w:pPr>
+        <w:spacing w:after="0"/>
+        <w:rPr>
+          <w:bCs/>
+          <w:lang w:val="en-US"/>
+        </w:rPr>
+      </w:pPr>
+      <w:proofErr w:type="spellStart"/>
+      <w:proofErr w:type="gramStart"/>
+      <w:r>
+        <w:rPr>
+          <w:bCs/>
+          <w:lang w:val="en-US"/>
+        </w:rPr>
+        <w:t>Dans</w:t>
+      </w:r>
+      <w:proofErr w:type="spellEnd"/>
+      <w:proofErr w:type="gramEnd"/>
+      <w:r>
+        <w:rPr>
+          <w:bCs/>
+          <w:lang w:val="en-US"/>
+        </w:rPr>
+        <w:t xml:space="preserve"> </w:t>
+      </w:r>
+      <w:proofErr w:type="spellStart"/>
+      <w:r>
+        <w:rPr>
+          <w:bCs/>
+          <w:lang w:val="en-US"/>
+        </w:rPr>
+        <w:t>security.yaml</w:t>
+      </w:r>
+      <w:proofErr w:type="spellEnd"/>
+    </w:p>
+    <w:p>
+      <w:pPr>
+        <w:spacing w:after="0"/>
+        <w:rPr>
+          <w:bCs/>
+          <w:lang w:val="en-US"/>
+        </w:rPr>
+      </w:pPr>
+      <w:r>
+        <w:rPr>
+          <w:bCs/>
+          <w:noProof/>
+        </w:rPr>
+        <w:pict>
+          <v:rect id="_x0000_s1125" style="position:absolute;margin-left:82.65pt;margin-top:192pt;width:165.05pt;height:54.3pt;z-index:251757568" filled="f" strokecolor="#c00000" strokeweight="3pt"/>
+        </w:pict>
+      </w:r>
+      <w:r>
+        <w:rPr>
+          <w:bCs/>
+          <w:noProof/>
+        </w:rPr>
+        <w:drawing>
+          <wp:inline distT="0" distB="0" distL="0" distR="0">
+            <wp:extent cx="3600000" cy="3283060"/>
+            <wp:effectExtent l="19050" t="0" r="450" b="0"/>
+            <wp:docPr id="35" name="Image 22"/>
+            <wp:cNvGraphicFramePr>
+              <a:graphicFrameLocks xmlns:a="http://schemas.openxmlformats.org/drawingml/2006/main" noChangeAspect="1"/>
+            </wp:cNvGraphicFramePr>
+            <a:graphic xmlns:a="http://schemas.openxmlformats.org/drawingml/2006/main">
+              <a:graphicData uri="http://schemas.openxmlformats.org/drawingml/2006/picture">
+                <pic:pic xmlns:pic="http://schemas.openxmlformats.org/drawingml/2006/picture">
+                  <pic:nvPicPr>
+                    <pic:cNvPr id="0" name="Picture 22"/>
+                    <pic:cNvPicPr>
+                      <a:picLocks noChangeAspect="1" noChangeArrowheads="1"/>
+                    </pic:cNvPicPr>
+                  </pic:nvPicPr>
+                  <pic:blipFill>
+                    <a:blip r:embed="rId39" cstate="print"/>
+                    <a:srcRect/>
+                    <a:stretch>
+                      <a:fillRect/>
+                    </a:stretch>
+                  </pic:blipFill>
+                  <pic:spPr bwMode="auto">
+                    <a:xfrm>
+                      <a:off x="0" y="0"/>
+                      <a:ext cx="3600000" cy="3283060"/>
+                    </a:xfrm>
+                    <a:prstGeom prst="rect">
+                      <a:avLst/>
+                    </a:prstGeom>
+                    <a:noFill/>
+                    <a:ln w="9525">
+                      <a:noFill/>
+                      <a:miter lim="800000"/>
+                      <a:headEnd/>
+                      <a:tailEnd/>
+                    </a:ln>
+                  </pic:spPr>
+                </pic:pic>
+              </a:graphicData>
+            </a:graphic>
+          </wp:inline>
+        </w:drawing>
+      </w:r>
+    </w:p>
+    <w:p>
+      <w:pPr>
+        <w:spacing w:after="0"/>
+        <w:rPr>
+          <w:bCs/>
+          <w:lang w:val="en-US"/>
+        </w:rPr>
+      </w:pPr>
+      <w:proofErr w:type="gramStart"/>
+      <w:r>
+        <w:rPr>
+          <w:bCs/>
+          <w:lang w:val="en-US"/>
+        </w:rPr>
+        <w:t>Et</w:t>
+      </w:r>
+      <w:proofErr w:type="gramEnd"/>
+    </w:p>
+    <w:p>
+      <w:pPr>
+        <w:spacing w:after="0"/>
+        <w:rPr>
+          <w:bCs/>
+          <w:lang w:val="en-US"/>
+        </w:rPr>
+      </w:pPr>
+      <w:r>
+        <w:rPr>
+          <w:bCs/>
+          <w:noProof/>
+        </w:rPr>
+        <w:lastRenderedPageBreak/>
+        <w:pict>
+          <v:rect id="_x0000_s1126" style="position:absolute;margin-left:79.7pt;margin-top:43.95pt;width:195.85pt;height:88.25pt;z-index:251758592" filled="f" strokecolor="#c00000" strokeweight="3pt"/>
+        </w:pict>
+      </w:r>
+      <w:r>
+        <w:rPr>
+          <w:bCs/>
+          <w:noProof/>
+        </w:rPr>
+        <w:drawing>
+          <wp:inline distT="0" distB="0" distL="0" distR="0">
+            <wp:extent cx="4321810" cy="1768475"/>
+            <wp:effectExtent l="19050" t="0" r="2540" b="0"/>
+            <wp:docPr id="40" name="Image 34"/>
+            <wp:cNvGraphicFramePr>
+              <a:graphicFrameLocks xmlns:a="http://schemas.openxmlformats.org/drawingml/2006/main" noChangeAspect="1"/>
+            </wp:cNvGraphicFramePr>
+            <a:graphic xmlns:a="http://schemas.openxmlformats.org/drawingml/2006/main">
+              <a:graphicData uri="http://schemas.openxmlformats.org/drawingml/2006/picture">
+                <pic:pic xmlns:pic="http://schemas.openxmlformats.org/drawingml/2006/picture">
+                  <pic:nvPicPr>
+                    <pic:cNvPr id="0" name="Picture 34"/>
+                    <pic:cNvPicPr>
+                      <a:picLocks noChangeAspect="1" noChangeArrowheads="1"/>
+                    </pic:cNvPicPr>
+                  </pic:nvPicPr>
+                  <pic:blipFill>
+                    <a:blip r:embed="rId40" cstate="print"/>
+                    <a:srcRect/>
+                    <a:stretch>
+                      <a:fillRect/>
+                    </a:stretch>
+                  </pic:blipFill>
+                  <pic:spPr bwMode="auto">
+                    <a:xfrm>
+                      <a:off x="0" y="0"/>
+                      <a:ext cx="4321810" cy="1768475"/>
+                    </a:xfrm>
+                    <a:prstGeom prst="rect">
+                      <a:avLst/>
+                    </a:prstGeom>
+                    <a:noFill/>
+                    <a:ln w="9525">
+                      <a:noFill/>
+                      <a:miter lim="800000"/>
+                      <a:headEnd/>
+                      <a:tailEnd/>
+                    </a:ln>
+                  </pic:spPr>
+                </pic:pic>
+              </a:graphicData>
+            </a:graphic>
+          </wp:inline>
+        </w:drawing>
+      </w:r>
+    </w:p>
+    <w:p>
+      <w:pPr>
+        <w:spacing w:after="0"/>
+        <w:rPr>
+          <w:bCs/>
+        </w:rPr>
+      </w:pPr>
+      <w:r>
+        <w:rPr>
+          <w:bCs/>
+        </w:rPr>
+        <w:t xml:space="preserve">Dans index.html.twig du </w:t>
+      </w:r>
+      <w:proofErr w:type="spellStart"/>
+      <w:r>
+        <w:rPr>
+          <w:bCs/>
+        </w:rPr>
+        <w:t>repertoire</w:t>
+      </w:r>
+      <w:proofErr w:type="spellEnd"/>
+      <w:r>
+        <w:rPr>
+          <w:bCs/>
+        </w:rPr>
+        <w:t xml:space="preserve"> login</w:t>
+      </w:r>
+    </w:p>
+    <w:p>
+      <w:pPr>
+        <w:spacing w:after="0"/>
+        <w:rPr>
+          <w:bCs/>
+          <w:lang w:val="en-US"/>
+        </w:rPr>
+      </w:pPr>
+      <w:r>
+        <w:rPr>
+          <w:bCs/>
+          <w:noProof/>
+        </w:rPr>
+        <w:drawing>
+          <wp:inline distT="0" distB="0" distL="0" distR="0">
+            <wp:extent cx="3600000" cy="2986560"/>
+            <wp:effectExtent l="19050" t="0" r="450" b="0"/>
+            <wp:docPr id="39" name="Image 31"/>
+            <wp:cNvGraphicFramePr>
+              <a:graphicFrameLocks xmlns:a="http://schemas.openxmlformats.org/drawingml/2006/main" noChangeAspect="1"/>
+            </wp:cNvGraphicFramePr>
+            <a:graphic xmlns:a="http://schemas.openxmlformats.org/drawingml/2006/main">
+              <a:graphicData uri="http://schemas.openxmlformats.org/drawingml/2006/picture">
+                <pic:pic xmlns:pic="http://schemas.openxmlformats.org/drawingml/2006/picture">
+                  <pic:nvPicPr>
+                    <pic:cNvPr id="0" name="Picture 31"/>
+                    <pic:cNvPicPr>
+                      <a:picLocks noChangeAspect="1" noChangeArrowheads="1"/>
+                    </pic:cNvPicPr>
+                  </pic:nvPicPr>
+                  <pic:blipFill>
+                    <a:blip r:embed="rId41" cstate="print"/>
+                    <a:srcRect/>
+                    <a:stretch>
+                      <a:fillRect/>
+                    </a:stretch>
+                  </pic:blipFill>
+                  <pic:spPr bwMode="auto">
+                    <a:xfrm>
+                      <a:off x="0" y="0"/>
+                      <a:ext cx="3600000" cy="2986560"/>
+                    </a:xfrm>
+                    <a:prstGeom prst="rect">
+                      <a:avLst/>
+                    </a:prstGeom>
+                    <a:noFill/>
+                    <a:ln w="9525">
+                      <a:noFill/>
+                      <a:miter lim="800000"/>
+                      <a:headEnd/>
+                      <a:tailEnd/>
+                    </a:ln>
+                  </pic:spPr>
+                </pic:pic>
+              </a:graphicData>
+            </a:graphic>
+          </wp:inline>
+        </w:drawing>
+      </w:r>
+    </w:p>
+    <w:p>
+      <w:pPr>
+        <w:spacing w:after="0"/>
+        <w:rPr>
+          <w:bCs/>
+        </w:rPr>
+      </w:pPr>
+      <w:r>
+        <w:rPr>
+          <w:bCs/>
+        </w:rPr>
+        <w:t xml:space="preserve">Pour le log out (sinon erreur quant on veut se connecter au </w:t>
+      </w:r>
+      <w:proofErr w:type="spellStart"/>
+      <w:r>
+        <w:rPr>
+          <w:bCs/>
+        </w:rPr>
+        <w:t>dashbord</w:t>
+      </w:r>
+      <w:proofErr w:type="spellEnd"/>
+      <w:r>
+        <w:rPr>
+          <w:bCs/>
+        </w:rPr>
+        <w:t>)</w:t>
+      </w:r>
+    </w:p>
+    <w:p>
+      <w:pPr>
+        <w:spacing w:after="0"/>
+        <w:rPr>
+          <w:bCs/>
+        </w:rPr>
+      </w:pPr>
+      <w:proofErr w:type="spellStart"/>
+      <w:proofErr w:type="gramStart"/>
+      <w:r>
+        <w:rPr>
+          <w:bCs/>
+        </w:rPr>
+        <w:t>symfony</w:t>
+      </w:r>
+      <w:proofErr w:type="spellEnd"/>
+      <w:proofErr w:type="gramEnd"/>
+      <w:r>
+        <w:rPr>
+          <w:bCs/>
+        </w:rPr>
+        <w:t xml:space="preserve"> console </w:t>
+      </w:r>
+      <w:proofErr w:type="spellStart"/>
+      <w:r>
+        <w:rPr>
+          <w:bCs/>
+        </w:rPr>
+        <w:t>make:controller</w:t>
+      </w:r>
+      <w:proofErr w:type="spellEnd"/>
+    </w:p>
+    <w:p>
+      <w:pPr>
+        <w:spacing w:after="0"/>
+        <w:rPr>
+          <w:bCs/>
+          <w:lang w:val="en-US"/>
+        </w:rPr>
+      </w:pPr>
+      <w:r>
+        <w:rPr>
+          <w:bCs/>
+          <w:noProof/>
+        </w:rPr>
+        <w:drawing>
+          <wp:inline distT="0" distB="0" distL="0" distR="0">
+            <wp:extent cx="5760720" cy="4023995"/>
+            <wp:effectExtent l="19050" t="0" r="0" b="0"/>
+            <wp:docPr id="41" name="Image 37"/>
+            <wp:cNvGraphicFramePr>
+              <a:graphicFrameLocks xmlns:a="http://schemas.openxmlformats.org/drawingml/2006/main" noChangeAspect="1"/>
+            </wp:cNvGraphicFramePr>
+            <a:graphic xmlns:a="http://schemas.openxmlformats.org/drawingml/2006/main">
+              <a:graphicData uri="http://schemas.openxmlformats.org/drawingml/2006/picture">
+                <pic:pic xmlns:pic="http://schemas.openxmlformats.org/drawingml/2006/picture">
+                  <pic:nvPicPr>
+                    <pic:cNvPr id="0" name="Picture 37"/>
+                    <pic:cNvPicPr>
+                      <a:picLocks noChangeAspect="1" noChangeArrowheads="1"/>
+                    </pic:cNvPicPr>
+                  </pic:nvPicPr>
+                  <pic:blipFill>
+                    <a:blip r:embed="rId42" cstate="print"/>
+                    <a:srcRect/>
+                    <a:stretch>
+                      <a:fillRect/>
+                    </a:stretch>
+                  </pic:blipFill>
+                  <pic:spPr bwMode="auto">
+                    <a:xfrm>
+                      <a:off x="0" y="0"/>
+                      <a:ext cx="5760720" cy="4023995"/>
+                    </a:xfrm>
+                    <a:prstGeom prst="rect">
+                      <a:avLst/>
+                    </a:prstGeom>
+                    <a:noFill/>
+                    <a:ln w="9525">
+                      <a:noFill/>
+                      <a:miter lim="800000"/>
+                      <a:headEnd/>
+                      <a:tailEnd/>
+                    </a:ln>
+                  </pic:spPr>
+                </pic:pic>
+              </a:graphicData>
+            </a:graphic>
+          </wp:inline>
+        </w:drawing>
+      </w:r>
+    </w:p>
+    <w:p>
+      <w:pPr>
+        <w:spacing w:after="0"/>
+        <w:rPr>
+          <w:bCs/>
+          <w:lang w:val="en-US"/>
+        </w:rPr>
+      </w:pPr>
+    </w:p>
+    <w:p>
+      <w:pPr>
+        <w:spacing w:after="0"/>
+        <w:rPr>
+          <w:bCs/>
+          <w:lang w:val="en-US"/>
+        </w:rPr>
+      </w:pPr>
+    </w:p>
+    <w:p>
+      <w:pPr>
+        <w:spacing w:after="0"/>
+        <w:rPr>
+          <w:bCs/>
+          <w:lang w:val="en-US"/>
+        </w:rPr>
+      </w:pPr>
+    </w:p>
+    <w:p>
+      <w:pPr>
+        <w:spacing w:after="0"/>
+        <w:rPr>
+          <w:bCs/>
+          <w:lang w:val="en-US"/>
+        </w:rPr>
+      </w:pPr>
+      <w:r>
+        <w:rPr>
+          <w:bCs/>
+          <w:lang w:val="en-US"/>
+        </w:rPr>
+        <w:t xml:space="preserve">Installation </w:t>
+      </w:r>
+      <w:r>
+        <w:rPr>
+          <w:bCs/>
+          <w:lang w:val="en-US"/>
+        </w:rPr>
+        <w:t xml:space="preserve">extension </w:t>
+      </w:r>
+      <w:proofErr w:type="spellStart"/>
+      <w:r>
+        <w:rPr>
+          <w:bCs/>
+          <w:lang w:val="en-US"/>
+        </w:rPr>
+        <w:t>dans</w:t>
+      </w:r>
+      <w:proofErr w:type="spellEnd"/>
+      <w:r>
+        <w:rPr>
+          <w:bCs/>
+          <w:lang w:val="en-US"/>
+        </w:rPr>
+        <w:t xml:space="preserve"> VSC</w:t>
+      </w:r>
+      <w:r>
+        <w:rPr>
+          <w:bCs/>
+          <w:noProof/>
+        </w:rPr>
+        <w:drawing>
+          <wp:inline distT="0" distB="0" distL="0" distR="0">
+            <wp:extent cx="5760720" cy="1961670"/>
+            <wp:effectExtent l="19050" t="0" r="0" b="0"/>
+            <wp:docPr id="38" name="Image 28"/>
+            <wp:cNvGraphicFramePr>
+              <a:graphicFrameLocks xmlns:a="http://schemas.openxmlformats.org/drawingml/2006/main" noChangeAspect="1"/>
+            </wp:cNvGraphicFramePr>
+            <a:graphic xmlns:a="http://schemas.openxmlformats.org/drawingml/2006/main">
+              <a:graphicData uri="http://schemas.openxmlformats.org/drawingml/2006/picture">
+                <pic:pic xmlns:pic="http://schemas.openxmlformats.org/drawingml/2006/picture">
+                  <pic:nvPicPr>
+                    <pic:cNvPr id="0" name="Picture 28"/>
+                    <pic:cNvPicPr>
+                      <a:picLocks noChangeAspect="1" noChangeArrowheads="1"/>
+                    </pic:cNvPicPr>
+                  </pic:nvPicPr>
+                  <pic:blipFill>
+                    <a:blip r:embed="rId43" cstate="print"/>
+                    <a:srcRect/>
+                    <a:stretch>
+                      <a:fillRect/>
+                    </a:stretch>
+                  </pic:blipFill>
+                  <pic:spPr bwMode="auto">
+                    <a:xfrm>
+                      <a:off x="0" y="0"/>
+                      <a:ext cx="5760720" cy="1961670"/>
+                    </a:xfrm>
+                    <a:prstGeom prst="rect">
+                      <a:avLst/>
+                    </a:prstGeom>
+                    <a:noFill/>
+                    <a:ln w="9525">
+                      <a:noFill/>
+                      <a:miter lim="800000"/>
+                      <a:headEnd/>
+                      <a:tailEnd/>
+                    </a:ln>
+                  </pic:spPr>
+                </pic:pic>
+              </a:graphicData>
+            </a:graphic>
+          </wp:inline>
+        </w:drawing>
+      </w:r>
     </w:p>
     <w:p>
       <w:pPr>
@@ -28357,7 +29131,7 @@
                     </pic:cNvPicPr>
                   </pic:nvPicPr>
                   <pic:blipFill>
-                    <a:blip r:embed="rId34" cstate="print"/>
+                    <a:blip r:embed="rId44" cstate="print"/>
                     <a:srcRect/>
                     <a:stretch>
                       <a:fillRect/>
@@ -28783,118 +29557,118 @@
           <w:bCs/>
           <w:lang w:val="en-US"/>
         </w:rPr>
+        <w:t xml:space="preserve">      </w:t>
+      </w:r>
+      <w:proofErr w:type="spellStart"/>
+      <w:proofErr w:type="gramStart"/>
+      <w:r>
+        <w:rPr>
+          <w:rFonts w:eastAsia="Times New Roman"/>
+          <w:bCs/>
+          <w:lang w:val="en-US"/>
+        </w:rPr>
+        <w:t>className</w:t>
+      </w:r>
+      <w:proofErr w:type="spellEnd"/>
+      <w:proofErr w:type="gramEnd"/>
+      <w:r>
+        <w:rPr>
+          <w:rFonts w:eastAsia="Times New Roman"/>
+          <w:bCs/>
+          <w:lang w:val="en-US"/>
+        </w:rPr>
+        <w:t>="</w:t>
+      </w:r>
+      <w:proofErr w:type="spellStart"/>
+      <w:r>
+        <w:rPr>
+          <w:rFonts w:eastAsia="Times New Roman"/>
+          <w:bCs/>
+          <w:lang w:val="en-US"/>
+        </w:rPr>
+        <w:t>contenu</w:t>
+      </w:r>
+      <w:proofErr w:type="spellEnd"/>
+      <w:r>
+        <w:rPr>
+          <w:rFonts w:eastAsia="Times New Roman"/>
+          <w:bCs/>
+          <w:lang w:val="en-US"/>
+        </w:rPr>
+        <w:t>-html"</w:t>
+      </w:r>
+    </w:p>
+    <w:p>
+      <w:pPr>
+        <w:spacing w:after="0"/>
+        <w:rPr>
+          <w:rFonts w:eastAsia="Times New Roman"/>
+          <w:bCs/>
+          <w:lang w:val="en-US"/>
+        </w:rPr>
+      </w:pPr>
+      <w:r>
+        <w:rPr>
+          <w:rFonts w:eastAsia="Times New Roman"/>
+          <w:bCs/>
+          <w:lang w:val="en-US"/>
+        </w:rPr>
+        <w:t xml:space="preserve">      </w:t>
+      </w:r>
+      <w:proofErr w:type="spellStart"/>
+      <w:proofErr w:type="gramStart"/>
+      <w:r>
+        <w:rPr>
+          <w:rFonts w:eastAsia="Times New Roman"/>
+          <w:bCs/>
+          <w:lang w:val="en-US"/>
+        </w:rPr>
+        <w:t>dangerouslySetInnerHTML</w:t>
+      </w:r>
+      <w:proofErr w:type="spellEnd"/>
+      <w:proofErr w:type="gramEnd"/>
+      <w:r>
+        <w:rPr>
+          <w:rFonts w:eastAsia="Times New Roman"/>
+          <w:bCs/>
+          <w:lang w:val="en-US"/>
+        </w:rPr>
+        <w:t xml:space="preserve">={{ __html: </w:t>
+      </w:r>
+      <w:proofErr w:type="spellStart"/>
+      <w:r>
+        <w:rPr>
+          <w:rFonts w:eastAsia="Times New Roman"/>
+          <w:bCs/>
+          <w:lang w:val="en-US"/>
+        </w:rPr>
+        <w:t>cleanHTML</w:t>
+      </w:r>
+      <w:proofErr w:type="spellEnd"/>
+      <w:r>
+        <w:rPr>
+          <w:rFonts w:eastAsia="Times New Roman"/>
+          <w:bCs/>
+          <w:lang w:val="en-US"/>
+        </w:rPr>
+        <w:t xml:space="preserve"> }}</w:t>
+      </w:r>
+    </w:p>
+    <w:p>
+      <w:pPr>
+        <w:spacing w:after="0"/>
+        <w:rPr>
+          <w:rFonts w:eastAsia="Times New Roman"/>
+          <w:bCs/>
+        </w:rPr>
+      </w:pPr>
+      <w:r>
+        <w:rPr>
+          <w:rFonts w:eastAsia="Times New Roman"/>
+          <w:bCs/>
+          <w:lang w:val="en-US"/>
+        </w:rPr>
         <w:lastRenderedPageBreak/>
-        <w:t xml:space="preserve">      </w:t>
-      </w:r>
-      <w:proofErr w:type="spellStart"/>
-      <w:proofErr w:type="gramStart"/>
-      <w:r>
-        <w:rPr>
-          <w:rFonts w:eastAsia="Times New Roman"/>
-          <w:bCs/>
-          <w:lang w:val="en-US"/>
-        </w:rPr>
-        <w:t>className</w:t>
-      </w:r>
-      <w:proofErr w:type="spellEnd"/>
-      <w:proofErr w:type="gramEnd"/>
-      <w:r>
-        <w:rPr>
-          <w:rFonts w:eastAsia="Times New Roman"/>
-          <w:bCs/>
-          <w:lang w:val="en-US"/>
-        </w:rPr>
-        <w:t>="</w:t>
-      </w:r>
-      <w:proofErr w:type="spellStart"/>
-      <w:r>
-        <w:rPr>
-          <w:rFonts w:eastAsia="Times New Roman"/>
-          <w:bCs/>
-          <w:lang w:val="en-US"/>
-        </w:rPr>
-        <w:t>contenu</w:t>
-      </w:r>
-      <w:proofErr w:type="spellEnd"/>
-      <w:r>
-        <w:rPr>
-          <w:rFonts w:eastAsia="Times New Roman"/>
-          <w:bCs/>
-          <w:lang w:val="en-US"/>
-        </w:rPr>
-        <w:t>-html"</w:t>
-      </w:r>
-    </w:p>
-    <w:p>
-      <w:pPr>
-        <w:spacing w:after="0"/>
-        <w:rPr>
-          <w:rFonts w:eastAsia="Times New Roman"/>
-          <w:bCs/>
-          <w:lang w:val="en-US"/>
-        </w:rPr>
-      </w:pPr>
-      <w:r>
-        <w:rPr>
-          <w:rFonts w:eastAsia="Times New Roman"/>
-          <w:bCs/>
-          <w:lang w:val="en-US"/>
-        </w:rPr>
-        <w:t xml:space="preserve">      </w:t>
-      </w:r>
-      <w:proofErr w:type="spellStart"/>
-      <w:proofErr w:type="gramStart"/>
-      <w:r>
-        <w:rPr>
-          <w:rFonts w:eastAsia="Times New Roman"/>
-          <w:bCs/>
-          <w:lang w:val="en-US"/>
-        </w:rPr>
-        <w:t>dangerouslySetInnerHTML</w:t>
-      </w:r>
-      <w:proofErr w:type="spellEnd"/>
-      <w:proofErr w:type="gramEnd"/>
-      <w:r>
-        <w:rPr>
-          <w:rFonts w:eastAsia="Times New Roman"/>
-          <w:bCs/>
-          <w:lang w:val="en-US"/>
-        </w:rPr>
-        <w:t xml:space="preserve">={{ __html: </w:t>
-      </w:r>
-      <w:proofErr w:type="spellStart"/>
-      <w:r>
-        <w:rPr>
-          <w:rFonts w:eastAsia="Times New Roman"/>
-          <w:bCs/>
-          <w:lang w:val="en-US"/>
-        </w:rPr>
-        <w:t>cleanHTML</w:t>
-      </w:r>
-      <w:proofErr w:type="spellEnd"/>
-      <w:r>
-        <w:rPr>
-          <w:rFonts w:eastAsia="Times New Roman"/>
-          <w:bCs/>
-          <w:lang w:val="en-US"/>
-        </w:rPr>
-        <w:t xml:space="preserve"> }}</w:t>
-      </w:r>
-    </w:p>
-    <w:p>
-      <w:pPr>
-        <w:spacing w:after="0"/>
-        <w:rPr>
-          <w:rFonts w:eastAsia="Times New Roman"/>
-          <w:bCs/>
-        </w:rPr>
-      </w:pPr>
-      <w:r>
-        <w:rPr>
-          <w:rFonts w:eastAsia="Times New Roman"/>
-          <w:bCs/>
-          <w:lang w:val="en-US"/>
-        </w:rPr>
         <w:t xml:space="preserve">    </w:t>
       </w:r>
       <w:r>
@@ -31325,7 +32099,7 @@
   <w:style w:type="paragraph" w:default="1" w:styleId="Normal">
     <w:name w:val="Normal"/>
     <w:qFormat/>
-    <w:rsid w:val="009A2325"/>
+    <w:rsid w:val="00F075C6"/>
     <w:pPr>
       <w:spacing w:after="200" w:line="276" w:lineRule="auto"/>
       <w:jc w:val="left"/>
@@ -31359,6 +32133,31 @@
       <w:lang w:eastAsia="en-US"/>
     </w:rPr>
   </w:style>
+  <w:style w:type="paragraph" w:styleId="Titre2">
+    <w:name w:val="heading 2"/>
+    <w:basedOn w:val="Normal"/>
+    <w:next w:val="Normal"/>
+    <w:link w:val="Titre2Car"/>
+    <w:uiPriority w:val="9"/>
+    <w:semiHidden/>
+    <w:unhideWhenUsed/>
+    <w:qFormat/>
+    <w:rsid w:val="00D23EEA"/>
+    <w:pPr>
+      <w:keepNext/>
+      <w:keepLines/>
+      <w:spacing w:before="200" w:after="0"/>
+      <w:outlineLvl w:val="1"/>
+    </w:pPr>
+    <w:rPr>
+      <w:rFonts w:asciiTheme="majorHAnsi" w:eastAsiaTheme="majorEastAsia" w:hAnsiTheme="majorHAnsi" w:cstheme="majorBidi"/>
+      <w:b/>
+      <w:bCs/>
+      <w:color w:val="4F81BD" w:themeColor="accent1"/>
+      <w:sz w:val="26"/>
+      <w:szCs w:val="26"/>
+    </w:rPr>
+  </w:style>
   <w:style w:type="paragraph" w:styleId="Titre3">
     <w:name w:val="heading 3"/>
     <w:basedOn w:val="Normal"/>
@@ -31381,6 +32180,7 @@
   <w:style w:type="character" w:default="1" w:styleId="Policepardfaut">
     <w:name w:val="Default Paragraph Font"/>
     <w:uiPriority w:val="1"/>
+    <w:semiHidden/>
     <w:unhideWhenUsed/>
   </w:style>
   <w:style w:type="table" w:default="1" w:styleId="TableauNormal">
@@ -31593,6 +32393,38 @@
     <w:name w:val="token"/>
     <w:basedOn w:val="Policepardfaut"/>
     <w:rsid w:val="00C553C9"/>
+  </w:style>
+  <w:style w:type="character" w:customStyle="1" w:styleId="Titre2Car">
+    <w:name w:val="Titre 2 Car"/>
+    <w:basedOn w:val="Policepardfaut"/>
+    <w:link w:val="Titre2"/>
+    <w:uiPriority w:val="9"/>
+    <w:semiHidden/>
+    <w:rsid w:val="00D23EEA"/>
+    <w:rPr>
+      <w:rFonts w:asciiTheme="majorHAnsi" w:eastAsiaTheme="majorEastAsia" w:hAnsiTheme="majorHAnsi" w:cstheme="majorBidi"/>
+      <w:b/>
+      <w:bCs/>
+      <w:color w:val="4F81BD" w:themeColor="accent1"/>
+      <w:sz w:val="26"/>
+      <w:szCs w:val="26"/>
+      <w:lang w:eastAsia="fr-FR"/>
+    </w:rPr>
+  </w:style>
+  <w:style w:type="character" w:customStyle="1" w:styleId="cm-bracket">
+    <w:name w:val="cm-bracket"/>
+    <w:basedOn w:val="Policepardfaut"/>
+    <w:rsid w:val="000E6523"/>
+  </w:style>
+  <w:style w:type="character" w:customStyle="1" w:styleId="cm-punctuation">
+    <w:name w:val="cm-punctuation"/>
+    <w:basedOn w:val="Policepardfaut"/>
+    <w:rsid w:val="000E6523"/>
+  </w:style>
+  <w:style w:type="character" w:customStyle="1" w:styleId="cm-atom">
+    <w:name w:val="cm-atom"/>
+    <w:basedOn w:val="Policepardfaut"/>
+    <w:rsid w:val="000E6523"/>
   </w:style>
 </w:styles>
 </file>

--- a/MCD brouillon.docx
+++ b/MCD brouillon.docx
@@ -3619,7 +3619,6 @@
           <w:rFonts w:eastAsia="Times New Roman"/>
           <w:bCs/>
           <w:highlight w:val="yellow"/>
-          <w:lang w:val="en-US"/>
         </w:rPr>
       </w:pPr>
       <w:r>
@@ -3637,7 +3636,6 @@
           <w:rFonts w:eastAsia="Times New Roman"/>
           <w:bCs/>
           <w:highlight w:val="yellow"/>
-          <w:lang w:val="en-US"/>
         </w:rPr>
         <w:t>Designation_Container</w:t>
       </w:r>
@@ -3647,46 +3645,23 @@
           <w:rFonts w:eastAsia="Times New Roman"/>
           <w:bCs/>
           <w:highlight w:val="yellow"/>
-          <w:lang w:val="en-US"/>
-        </w:rPr>
-        <w:t xml:space="preserve"> </w:t>
-      </w:r>
-      <w:proofErr w:type="gramStart"/>
-      <w:r>
-        <w:rPr>
-          <w:rFonts w:eastAsia="Times New Roman"/>
-          <w:bCs/>
-          <w:highlight w:val="yellow"/>
-          <w:lang w:val="en-US"/>
-        </w:rPr>
-        <w:t>VARCHAR(</w:t>
-      </w:r>
-      <w:proofErr w:type="gramEnd"/>
-      <w:r>
-        <w:rPr>
-          <w:rFonts w:eastAsia="Times New Roman"/>
-          <w:bCs/>
-          <w:highlight w:val="yellow"/>
-          <w:lang w:val="en-US"/>
-        </w:rPr>
-        <w:t>255)</w:t>
-      </w:r>
-    </w:p>
-    <w:p>
-      <w:pPr>
-        <w:spacing w:after="0"/>
-        <w:rPr>
-          <w:rFonts w:eastAsia="Times New Roman"/>
-          <w:bCs/>
-          <w:lang w:val="en-US"/>
-        </w:rPr>
-      </w:pPr>
-      <w:r>
-        <w:rPr>
-          <w:rFonts w:eastAsia="Times New Roman"/>
-          <w:bCs/>
-          <w:highlight w:val="yellow"/>
-          <w:lang w:val="en-US"/>
+        </w:rPr>
+        <w:t xml:space="preserve"> VARCHAR(255)</w:t>
+      </w:r>
+    </w:p>
+    <w:p>
+      <w:pPr>
+        <w:spacing w:after="0"/>
+        <w:rPr>
+          <w:rFonts w:eastAsia="Times New Roman"/>
+          <w:bCs/>
+        </w:rPr>
+      </w:pPr>
+      <w:r>
+        <w:rPr>
+          <w:rFonts w:eastAsia="Times New Roman"/>
+          <w:bCs/>
+          <w:highlight w:val="yellow"/>
         </w:rPr>
         <w:t>);</w:t>
       </w:r>
@@ -3697,66 +3672,41 @@
         <w:rPr>
           <w:rFonts w:eastAsia="Times New Roman"/>
           <w:bCs/>
-          <w:lang w:val="en-US"/>
-        </w:rPr>
-      </w:pPr>
-    </w:p>
-    <w:p>
-      <w:pPr>
-        <w:spacing w:after="0"/>
-        <w:rPr>
-          <w:rFonts w:eastAsia="Times New Roman"/>
-          <w:bCs/>
-          <w:highlight w:val="yellow"/>
-          <w:lang w:val="en-US"/>
-        </w:rPr>
-      </w:pPr>
-      <w:r>
-        <w:rPr>
-          <w:rFonts w:eastAsia="Times New Roman"/>
-          <w:bCs/>
-          <w:highlight w:val="yellow"/>
-          <w:lang w:val="en-US"/>
-        </w:rPr>
-        <w:t xml:space="preserve">CREATE TABLE </w:t>
-      </w:r>
-      <w:proofErr w:type="spellStart"/>
-      <w:r>
-        <w:rPr>
-          <w:rFonts w:eastAsia="Times New Roman"/>
-          <w:bCs/>
-          <w:highlight w:val="yellow"/>
-          <w:lang w:val="en-US"/>
-        </w:rPr>
-        <w:t>Contenu</w:t>
-      </w:r>
-      <w:proofErr w:type="spellEnd"/>
-      <w:r>
-        <w:rPr>
-          <w:rFonts w:eastAsia="Times New Roman"/>
-          <w:bCs/>
-          <w:highlight w:val="yellow"/>
-          <w:lang w:val="en-US"/>
-        </w:rPr>
-        <w:t xml:space="preserve"> (</w:t>
-      </w:r>
-    </w:p>
-    <w:p>
-      <w:pPr>
-        <w:spacing w:after="0"/>
-        <w:rPr>
-          <w:rFonts w:eastAsia="Times New Roman"/>
-          <w:bCs/>
-          <w:highlight w:val="yellow"/>
-          <w:lang w:val="en-US"/>
-        </w:rPr>
-      </w:pPr>
-      <w:r>
-        <w:rPr>
-          <w:rFonts w:eastAsia="Times New Roman"/>
-          <w:bCs/>
-          <w:highlight w:val="yellow"/>
-          <w:lang w:val="en-US"/>
+        </w:rPr>
+      </w:pPr>
+    </w:p>
+    <w:p>
+      <w:pPr>
+        <w:spacing w:after="0"/>
+        <w:rPr>
+          <w:rFonts w:eastAsia="Times New Roman"/>
+          <w:bCs/>
+          <w:highlight w:val="yellow"/>
+        </w:rPr>
+      </w:pPr>
+      <w:r>
+        <w:rPr>
+          <w:rFonts w:eastAsia="Times New Roman"/>
+          <w:bCs/>
+          <w:highlight w:val="yellow"/>
+        </w:rPr>
+        <w:t>CREATE TABLE Contenu (</w:t>
+      </w:r>
+    </w:p>
+    <w:p>
+      <w:pPr>
+        <w:spacing w:after="0"/>
+        <w:rPr>
+          <w:rFonts w:eastAsia="Times New Roman"/>
+          <w:bCs/>
+          <w:highlight w:val="yellow"/>
+        </w:rPr>
+      </w:pPr>
+      <w:r>
+        <w:rPr>
+          <w:rFonts w:eastAsia="Times New Roman"/>
+          <w:bCs/>
+          <w:highlight w:val="yellow"/>
         </w:rPr>
         <w:t xml:space="preserve">    </w:t>
       </w:r>
@@ -3766,7 +3716,6 @@
           <w:rFonts w:eastAsia="Times New Roman"/>
           <w:bCs/>
           <w:highlight w:val="yellow"/>
-          <w:lang w:val="en-US"/>
         </w:rPr>
         <w:t>Id_Contenu</w:t>
       </w:r>
@@ -3776,7 +3725,6 @@
           <w:rFonts w:eastAsia="Times New Roman"/>
           <w:bCs/>
           <w:highlight w:val="yellow"/>
-          <w:lang w:val="en-US"/>
         </w:rPr>
         <w:t xml:space="preserve"> INT PRIMARY KEY AUTO_INCREMENT,</w:t>
       </w:r>
@@ -3788,15 +3736,13 @@
           <w:rFonts w:eastAsia="Times New Roman"/>
           <w:bCs/>
           <w:highlight w:val="yellow"/>
-          <w:lang w:val="en-US"/>
-        </w:rPr>
-      </w:pPr>
-      <w:r>
-        <w:rPr>
-          <w:rFonts w:eastAsia="Times New Roman"/>
-          <w:bCs/>
-          <w:highlight w:val="yellow"/>
-          <w:lang w:val="en-US"/>
+        </w:rPr>
+      </w:pPr>
+      <w:r>
+        <w:rPr>
+          <w:rFonts w:eastAsia="Times New Roman"/>
+          <w:bCs/>
+          <w:highlight w:val="yellow"/>
         </w:rPr>
         <w:t xml:space="preserve">    </w:t>
       </w:r>
@@ -3806,7 +3752,6 @@
           <w:rFonts w:eastAsia="Times New Roman"/>
           <w:bCs/>
           <w:highlight w:val="yellow"/>
-          <w:lang w:val="en-US"/>
         </w:rPr>
         <w:t>Description_Contenu</w:t>
       </w:r>
@@ -3816,7 +3761,6 @@
           <w:rFonts w:eastAsia="Times New Roman"/>
           <w:bCs/>
           <w:highlight w:val="yellow"/>
-          <w:lang w:val="en-US"/>
         </w:rPr>
         <w:t xml:space="preserve"> TEXT,</w:t>
       </w:r>
@@ -3828,15 +3772,13 @@
           <w:rFonts w:eastAsia="Times New Roman"/>
           <w:bCs/>
           <w:highlight w:val="yellow"/>
-          <w:lang w:val="en-US"/>
-        </w:rPr>
-      </w:pPr>
-      <w:r>
-        <w:rPr>
-          <w:rFonts w:eastAsia="Times New Roman"/>
-          <w:bCs/>
-          <w:highlight w:val="yellow"/>
-          <w:lang w:val="en-US"/>
+        </w:rPr>
+      </w:pPr>
+      <w:r>
+        <w:rPr>
+          <w:rFonts w:eastAsia="Times New Roman"/>
+          <w:bCs/>
+          <w:highlight w:val="yellow"/>
         </w:rPr>
         <w:t xml:space="preserve">    </w:t>
       </w:r>
@@ -3846,7 +3788,6 @@
           <w:rFonts w:eastAsia="Times New Roman"/>
           <w:bCs/>
           <w:highlight w:val="yellow"/>
-          <w:lang w:val="en-US"/>
         </w:rPr>
         <w:t>Adresse_image_Contenu</w:t>
       </w:r>
@@ -3856,46 +3797,24 @@
           <w:rFonts w:eastAsia="Times New Roman"/>
           <w:bCs/>
           <w:highlight w:val="yellow"/>
-          <w:lang w:val="en-US"/>
-        </w:rPr>
-        <w:t xml:space="preserve"> </w:t>
-      </w:r>
-      <w:proofErr w:type="gramStart"/>
-      <w:r>
-        <w:rPr>
-          <w:rFonts w:eastAsia="Times New Roman"/>
-          <w:bCs/>
-          <w:highlight w:val="yellow"/>
-          <w:lang w:val="en-US"/>
-        </w:rPr>
-        <w:t>VARCHAR(</w:t>
-      </w:r>
-      <w:proofErr w:type="gramEnd"/>
-      <w:r>
-        <w:rPr>
-          <w:rFonts w:eastAsia="Times New Roman"/>
-          <w:bCs/>
-          <w:highlight w:val="yellow"/>
-          <w:lang w:val="en-US"/>
-        </w:rPr>
-        <w:t>255),</w:t>
-      </w:r>
-    </w:p>
-    <w:p>
-      <w:pPr>
-        <w:spacing w:after="0"/>
-        <w:rPr>
-          <w:rFonts w:eastAsia="Times New Roman"/>
-          <w:bCs/>
-          <w:highlight w:val="yellow"/>
-        </w:rPr>
-      </w:pPr>
-      <w:r>
-        <w:rPr>
-          <w:rFonts w:eastAsia="Times New Roman"/>
-          <w:bCs/>
-          <w:highlight w:val="yellow"/>
-          <w:lang w:val="en-US"/>
+        </w:rPr>
+        <w:t xml:space="preserve"> VARCHAR(255),</w:t>
+      </w:r>
+    </w:p>
+    <w:p>
+      <w:pPr>
+        <w:spacing w:after="0"/>
+        <w:rPr>
+          <w:rFonts w:eastAsia="Times New Roman"/>
+          <w:bCs/>
+          <w:highlight w:val="yellow"/>
+        </w:rPr>
+      </w:pPr>
+      <w:r>
+        <w:rPr>
+          <w:rFonts w:eastAsia="Times New Roman"/>
+          <w:bCs/>
+          <w:highlight w:val="yellow"/>
         </w:rPr>
         <w:t xml:space="preserve">    </w:t>
       </w:r>
@@ -10430,12 +10349,14 @@
         <w:rPr>
           <w:rFonts w:eastAsia="Times New Roman"/>
           <w:bCs/>
-        </w:rPr>
-      </w:pPr>
-      <w:r>
-        <w:rPr>
-          <w:rFonts w:eastAsia="Times New Roman"/>
-          <w:bCs/>
+          <w:lang w:val="en-US"/>
+        </w:rPr>
+      </w:pPr>
+      <w:r>
+        <w:rPr>
+          <w:rFonts w:eastAsia="Times New Roman"/>
+          <w:bCs/>
+          <w:lang w:val="en-US"/>
         </w:rPr>
         <w:t>BEGIN</w:t>
       </w:r>
@@ -10446,12 +10367,14 @@
         <w:rPr>
           <w:rFonts w:eastAsia="Times New Roman"/>
           <w:bCs/>
-        </w:rPr>
-      </w:pPr>
-      <w:r>
-        <w:rPr>
-          <w:rFonts w:eastAsia="Times New Roman"/>
-          <w:bCs/>
+          <w:lang w:val="en-US"/>
+        </w:rPr>
+      </w:pPr>
+      <w:r>
+        <w:rPr>
+          <w:rFonts w:eastAsia="Times New Roman"/>
+          <w:bCs/>
+          <w:lang w:val="en-US"/>
         </w:rPr>
         <w:t xml:space="preserve">    DECLARE </w:t>
       </w:r>
@@ -10460,6 +10383,7 @@
         <w:rPr>
           <w:rFonts w:eastAsia="Times New Roman"/>
           <w:bCs/>
+          <w:lang w:val="en-US"/>
         </w:rPr>
         <w:t>msg_status</w:t>
       </w:r>
@@ -10468,31 +10392,52 @@
         <w:rPr>
           <w:rFonts w:eastAsia="Times New Roman"/>
           <w:bCs/>
-        </w:rPr>
-        <w:t xml:space="preserve"> VARCHAR(20);</w:t>
-      </w:r>
-    </w:p>
-    <w:p>
-      <w:pPr>
-        <w:spacing w:after="0"/>
-        <w:rPr>
-          <w:rFonts w:eastAsia="Times New Roman"/>
-          <w:bCs/>
-        </w:rPr>
-      </w:pPr>
-    </w:p>
-    <w:p>
-      <w:pPr>
-        <w:spacing w:after="0"/>
-        <w:rPr>
-          <w:rFonts w:eastAsia="Times New Roman"/>
-          <w:bCs/>
-        </w:rPr>
-      </w:pPr>
-      <w:r>
-        <w:rPr>
-          <w:rFonts w:eastAsia="Times New Roman"/>
-          <w:bCs/>
+          <w:lang w:val="en-US"/>
+        </w:rPr>
+        <w:t xml:space="preserve"> </w:t>
+      </w:r>
+      <w:proofErr w:type="gramStart"/>
+      <w:r>
+        <w:rPr>
+          <w:rFonts w:eastAsia="Times New Roman"/>
+          <w:bCs/>
+          <w:lang w:val="en-US"/>
+        </w:rPr>
+        <w:t>VARCHAR(</w:t>
+      </w:r>
+      <w:proofErr w:type="gramEnd"/>
+      <w:r>
+        <w:rPr>
+          <w:rFonts w:eastAsia="Times New Roman"/>
+          <w:bCs/>
+          <w:lang w:val="en-US"/>
+        </w:rPr>
+        <w:t>20);</w:t>
+      </w:r>
+    </w:p>
+    <w:p>
+      <w:pPr>
+        <w:spacing w:after="0"/>
+        <w:rPr>
+          <w:rFonts w:eastAsia="Times New Roman"/>
+          <w:bCs/>
+          <w:lang w:val="en-US"/>
+        </w:rPr>
+      </w:pPr>
+    </w:p>
+    <w:p>
+      <w:pPr>
+        <w:spacing w:after="0"/>
+        <w:rPr>
+          <w:rFonts w:eastAsia="Times New Roman"/>
+          <w:bCs/>
+        </w:rPr>
+      </w:pPr>
+      <w:r>
+        <w:rPr>
+          <w:rFonts w:eastAsia="Times New Roman"/>
+          <w:bCs/>
+          <w:lang w:val="en-US"/>
         </w:rPr>
         <w:t xml:space="preserve">    </w:t>
       </w:r>
@@ -13495,131 +13440,6 @@
           <w:rFonts w:eastAsia="Times New Roman"/>
           <w:bCs/>
         </w:rPr>
-        <w:t>INSERT INTO `action`(`id`, `</w:t>
-      </w:r>
-      <w:proofErr w:type="spellStart"/>
-      <w:r>
-        <w:rPr>
-          <w:rFonts w:eastAsia="Times New Roman"/>
-          <w:bCs/>
-        </w:rPr>
-        <w:t>type_action</w:t>
-      </w:r>
-      <w:proofErr w:type="spellEnd"/>
-      <w:r>
-        <w:rPr>
-          <w:rFonts w:eastAsia="Times New Roman"/>
-          <w:bCs/>
-        </w:rPr>
-        <w:t>`) VALUES (1,'</w:t>
-      </w:r>
-      <w:proofErr w:type="spellStart"/>
-      <w:r>
-        <w:rPr>
-          <w:rFonts w:eastAsia="Times New Roman"/>
-          <w:bCs/>
-        </w:rPr>
-        <w:t>A_Traiter</w:t>
-      </w:r>
-      <w:proofErr w:type="spellEnd"/>
-      <w:r>
-        <w:rPr>
-          <w:rFonts w:eastAsia="Times New Roman"/>
-          <w:bCs/>
-        </w:rPr>
-        <w:t>')</w:t>
-      </w:r>
-      <w:proofErr w:type="gramStart"/>
-      <w:r>
-        <w:rPr>
-          <w:rFonts w:eastAsia="Times New Roman"/>
-          <w:bCs/>
-        </w:rPr>
-        <w:t>,(</w:t>
-      </w:r>
-      <w:proofErr w:type="gramEnd"/>
-      <w:r>
-        <w:rPr>
-          <w:rFonts w:eastAsia="Times New Roman"/>
-          <w:bCs/>
-        </w:rPr>
-        <w:t>2,'Traité'),(3,'Supprimé');</w:t>
-      </w:r>
-    </w:p>
-    <w:p>
-      <w:pPr>
-        <w:spacing w:after="0"/>
-        <w:rPr>
-          <w:rFonts w:eastAsia="Times New Roman"/>
-          <w:bCs/>
-        </w:rPr>
-      </w:pPr>
-      <w:r>
-        <w:rPr>
-          <w:rFonts w:eastAsia="Times New Roman"/>
-          <w:bCs/>
-          <w:noProof/>
-        </w:rPr>
-        <w:drawing>
-          <wp:inline distT="0" distB="0" distL="0" distR="0">
-            <wp:extent cx="4045585" cy="1207770"/>
-            <wp:effectExtent l="19050" t="0" r="0" b="0"/>
-            <wp:docPr id="3" name="Image 1"/>
-            <wp:cNvGraphicFramePr>
-              <a:graphicFrameLocks xmlns:a="http://schemas.openxmlformats.org/drawingml/2006/main" noChangeAspect="1"/>
-            </wp:cNvGraphicFramePr>
-            <a:graphic xmlns:a="http://schemas.openxmlformats.org/drawingml/2006/main">
-              <a:graphicData uri="http://schemas.openxmlformats.org/drawingml/2006/picture">
-                <pic:pic xmlns:pic="http://schemas.openxmlformats.org/drawingml/2006/picture">
-                  <pic:nvPicPr>
-                    <pic:cNvPr id="0" name="Picture 1"/>
-                    <pic:cNvPicPr>
-                      <a:picLocks noChangeAspect="1" noChangeArrowheads="1"/>
-                    </pic:cNvPicPr>
-                  </pic:nvPicPr>
-                  <pic:blipFill>
-                    <a:blip r:embed="rId19" cstate="print"/>
-                    <a:srcRect/>
-                    <a:stretch>
-                      <a:fillRect/>
-                    </a:stretch>
-                  </pic:blipFill>
-                  <pic:spPr bwMode="auto">
-                    <a:xfrm>
-                      <a:off x="0" y="0"/>
-                      <a:ext cx="4045585" cy="1207770"/>
-                    </a:xfrm>
-                    <a:prstGeom prst="rect">
-                      <a:avLst/>
-                    </a:prstGeom>
-                    <a:noFill/>
-                    <a:ln w="9525">
-                      <a:noFill/>
-                      <a:miter lim="800000"/>
-                      <a:headEnd/>
-                      <a:tailEnd/>
-                    </a:ln>
-                  </pic:spPr>
-                </pic:pic>
-              </a:graphicData>
-            </a:graphic>
-          </wp:inline>
-        </w:drawing>
-      </w:r>
-    </w:p>
-    <w:p>
-      <w:pPr>
-        <w:spacing w:after="0"/>
-        <w:rPr>
-          <w:rFonts w:eastAsia="Times New Roman"/>
-          <w:bCs/>
-        </w:rPr>
-      </w:pPr>
-      <w:r>
-        <w:rPr>
-          <w:rFonts w:eastAsia="Times New Roman"/>
-          <w:bCs/>
-        </w:rPr>
         <w:t>INSERT INTO `</w:t>
       </w:r>
       <w:proofErr w:type="spellStart"/>
@@ -13723,7 +13543,7 @@
                     </pic:cNvPicPr>
                   </pic:nvPicPr>
                   <pic:blipFill>
-                    <a:blip r:embed="rId20" cstate="print"/>
+                    <a:blip r:embed="rId19" cstate="print"/>
                     <a:srcRect/>
                     <a:stretch>
                       <a:fillRect/>
@@ -13774,208 +13594,403 @@
           <w:rFonts w:eastAsia="Times New Roman"/>
           <w:bCs/>
         </w:rPr>
+        <w:t>INSERT INTO `container`(`</w:t>
+      </w:r>
+      <w:proofErr w:type="spellStart"/>
+      <w:r>
+        <w:rPr>
+          <w:rFonts w:eastAsia="Times New Roman"/>
+          <w:bCs/>
+        </w:rPr>
+        <w:t>nom_container</w:t>
+      </w:r>
+      <w:proofErr w:type="spellEnd"/>
+      <w:r>
+        <w:rPr>
+          <w:rFonts w:eastAsia="Times New Roman"/>
+          <w:bCs/>
+        </w:rPr>
+        <w:t>`, `</w:t>
+      </w:r>
+      <w:proofErr w:type="spellStart"/>
+      <w:r>
+        <w:rPr>
+          <w:rFonts w:eastAsia="Times New Roman"/>
+          <w:bCs/>
+        </w:rPr>
+        <w:t>designation_container</w:t>
+      </w:r>
+      <w:proofErr w:type="spellEnd"/>
+      <w:r>
+        <w:rPr>
+          <w:rFonts w:eastAsia="Times New Roman"/>
+          <w:bCs/>
+        </w:rPr>
+        <w:t>`) VALUES ('</w:t>
+      </w:r>
+      <w:proofErr w:type="spellStart"/>
+      <w:r>
+        <w:rPr>
+          <w:rFonts w:eastAsia="Times New Roman"/>
+          <w:bCs/>
+        </w:rPr>
+        <w:t>Accueil_carrousel</w:t>
+      </w:r>
+      <w:proofErr w:type="spellEnd"/>
+      <w:r>
+        <w:rPr>
+          <w:rFonts w:eastAsia="Times New Roman"/>
+          <w:bCs/>
+        </w:rPr>
+        <w:t xml:space="preserve">','container pour photo du </w:t>
+      </w:r>
+      <w:proofErr w:type="spellStart"/>
+      <w:r>
+        <w:rPr>
+          <w:rFonts w:eastAsia="Times New Roman"/>
+          <w:bCs/>
+        </w:rPr>
+        <w:t>carroussel</w:t>
+      </w:r>
+      <w:proofErr w:type="spellEnd"/>
+      <w:r>
+        <w:rPr>
+          <w:rFonts w:eastAsia="Times New Roman"/>
+          <w:bCs/>
+        </w:rPr>
+        <w:t>'), ('</w:t>
+      </w:r>
+      <w:proofErr w:type="spellStart"/>
+      <w:r>
+        <w:rPr>
+          <w:rFonts w:eastAsia="Times New Roman"/>
+          <w:bCs/>
+        </w:rPr>
+        <w:t>Accueil_presentation</w:t>
+      </w:r>
+      <w:proofErr w:type="spellEnd"/>
+      <w:r>
+        <w:rPr>
+          <w:rFonts w:eastAsia="Times New Roman"/>
+          <w:bCs/>
+        </w:rPr>
+        <w:t xml:space="preserve">','container pour texte de </w:t>
+      </w:r>
+      <w:proofErr w:type="spellStart"/>
+      <w:r>
+        <w:rPr>
+          <w:rFonts w:eastAsia="Times New Roman"/>
+          <w:bCs/>
+        </w:rPr>
+        <w:t>presentation</w:t>
+      </w:r>
+      <w:proofErr w:type="spellEnd"/>
+      <w:r>
+        <w:rPr>
+          <w:rFonts w:eastAsia="Times New Roman"/>
+          <w:bCs/>
+        </w:rPr>
+        <w:t xml:space="preserve"> rapide entreprise'),('</w:t>
+      </w:r>
+      <w:proofErr w:type="spellStart"/>
+      <w:r>
+        <w:rPr>
+          <w:rFonts w:eastAsia="Times New Roman"/>
+          <w:bCs/>
+        </w:rPr>
+        <w:t>Accueil_prestation</w:t>
+      </w:r>
+      <w:proofErr w:type="spellEnd"/>
+      <w:r>
+        <w:rPr>
+          <w:rFonts w:eastAsia="Times New Roman"/>
+          <w:bCs/>
+        </w:rPr>
+        <w:t xml:space="preserve">','container pour texte de </w:t>
+      </w:r>
+      <w:proofErr w:type="spellStart"/>
+      <w:r>
+        <w:rPr>
+          <w:rFonts w:eastAsia="Times New Roman"/>
+          <w:bCs/>
+        </w:rPr>
+        <w:t>presentation</w:t>
+      </w:r>
+      <w:proofErr w:type="spellEnd"/>
+      <w:r>
+        <w:rPr>
+          <w:rFonts w:eastAsia="Times New Roman"/>
+          <w:bCs/>
+        </w:rPr>
+        <w:t xml:space="preserve"> rapide prestation entreprise'),('</w:t>
+      </w:r>
+      <w:proofErr w:type="spellStart"/>
+      <w:r>
+        <w:rPr>
+          <w:rFonts w:eastAsia="Times New Roman"/>
+          <w:bCs/>
+        </w:rPr>
+        <w:t>Accueil_marketing</w:t>
+      </w:r>
+      <w:proofErr w:type="spellEnd"/>
+      <w:r>
+        <w:rPr>
+          <w:rFonts w:eastAsia="Times New Roman"/>
+          <w:bCs/>
+        </w:rPr>
+        <w:t>','container pour texte de marketing'),('</w:t>
+      </w:r>
+      <w:proofErr w:type="spellStart"/>
+      <w:r>
+        <w:rPr>
+          <w:rFonts w:eastAsia="Times New Roman"/>
+          <w:bCs/>
+        </w:rPr>
+        <w:t>Accueil_particulier</w:t>
+      </w:r>
+      <w:proofErr w:type="spellEnd"/>
+      <w:r>
+        <w:rPr>
+          <w:rFonts w:eastAsia="Times New Roman"/>
+          <w:bCs/>
+        </w:rPr>
+        <w:t>','container pour texte pour client particulier'),('</w:t>
+      </w:r>
+      <w:proofErr w:type="spellStart"/>
+      <w:r>
+        <w:rPr>
+          <w:rFonts w:eastAsia="Times New Roman"/>
+          <w:bCs/>
+        </w:rPr>
+        <w:t>Accueil_profe</w:t>
+      </w:r>
+      <w:r>
+        <w:rPr>
+          <w:rFonts w:eastAsia="Times New Roman"/>
+          <w:bCs/>
+        </w:rPr>
+        <w:t>s</w:t>
+      </w:r>
+      <w:r>
+        <w:rPr>
+          <w:rFonts w:eastAsia="Times New Roman"/>
+          <w:bCs/>
+        </w:rPr>
+        <w:t>sionnel</w:t>
+      </w:r>
+      <w:proofErr w:type="spellEnd"/>
+      <w:r>
+        <w:rPr>
+          <w:rFonts w:eastAsia="Times New Roman"/>
+          <w:bCs/>
+        </w:rPr>
+        <w:t xml:space="preserve">','container pour texte pour client </w:t>
+      </w:r>
+      <w:proofErr w:type="spellStart"/>
+      <w:r>
+        <w:rPr>
+          <w:rFonts w:eastAsia="Times New Roman"/>
+          <w:bCs/>
+        </w:rPr>
+        <w:t>profesionnel</w:t>
+      </w:r>
+      <w:proofErr w:type="spellEnd"/>
+      <w:r>
+        <w:rPr>
+          <w:rFonts w:eastAsia="Times New Roman"/>
+          <w:bCs/>
+        </w:rPr>
+        <w:t>'),</w:t>
+      </w:r>
+      <w:r>
+        <w:rPr>
+          <w:rFonts w:eastAsia="Times New Roman"/>
+          <w:bCs/>
+        </w:rPr>
+        <w:t xml:space="preserve"> </w:t>
+      </w:r>
+      <w:r>
+        <w:rPr>
+          <w:rFonts w:eastAsia="Times New Roman"/>
+          <w:bCs/>
+        </w:rPr>
+        <w:t>('</w:t>
+      </w:r>
+      <w:proofErr w:type="spellStart"/>
+      <w:r>
+        <w:rPr>
+          <w:rFonts w:eastAsia="Times New Roman"/>
+          <w:bCs/>
+        </w:rPr>
+        <w:t>Accueil_collectivite</w:t>
+      </w:r>
+      <w:proofErr w:type="spellEnd"/>
+      <w:r>
+        <w:rPr>
+          <w:rFonts w:eastAsia="Times New Roman"/>
+          <w:bCs/>
+        </w:rPr>
+        <w:t xml:space="preserve">','container pour texte pour client </w:t>
+      </w:r>
+      <w:proofErr w:type="spellStart"/>
+      <w:r>
+        <w:rPr>
+          <w:rFonts w:eastAsia="Times New Roman"/>
+          <w:bCs/>
+        </w:rPr>
+        <w:t>collectivite</w:t>
+      </w:r>
+      <w:proofErr w:type="spellEnd"/>
+      <w:r>
+        <w:rPr>
+          <w:rFonts w:eastAsia="Times New Roman"/>
+          <w:bCs/>
+        </w:rPr>
+        <w:t>'),('</w:t>
+      </w:r>
+      <w:proofErr w:type="spellStart"/>
+      <w:r>
+        <w:rPr>
+          <w:rFonts w:eastAsia="Times New Roman"/>
+          <w:bCs/>
+        </w:rPr>
+        <w:t>Accueil_slider</w:t>
+      </w:r>
+      <w:proofErr w:type="spellEnd"/>
+      <w:r>
+        <w:rPr>
+          <w:rFonts w:eastAsia="Times New Roman"/>
+          <w:bCs/>
+        </w:rPr>
+        <w:t xml:space="preserve">','container pour photo pour le </w:t>
+      </w:r>
+      <w:proofErr w:type="spellStart"/>
+      <w:r>
+        <w:rPr>
+          <w:rFonts w:eastAsia="Times New Roman"/>
+          <w:bCs/>
+        </w:rPr>
+        <w:t>slider</w:t>
+      </w:r>
+      <w:proofErr w:type="spellEnd"/>
+      <w:r>
+        <w:rPr>
+          <w:rFonts w:eastAsia="Times New Roman"/>
+          <w:bCs/>
+        </w:rPr>
+        <w:t>'),</w:t>
+      </w:r>
+      <w:r>
+        <w:rPr>
+          <w:rFonts w:eastAsia="Times New Roman"/>
+          <w:bCs/>
+        </w:rPr>
+        <w:t>('Qui_</w:t>
+      </w:r>
+      <w:r>
+        <w:t xml:space="preserve"> </w:t>
+      </w:r>
+      <w:r>
+        <w:t>Nom</w:t>
+      </w:r>
+      <w:r>
+        <w:rPr>
+          <w:rFonts w:eastAsia="Times New Roman"/>
+          <w:bCs/>
+        </w:rPr>
+        <w:t>_</w:t>
+      </w:r>
+      <w:r>
+        <w:rPr>
+          <w:rFonts w:eastAsia="Times New Roman"/>
+          <w:bCs/>
+        </w:rPr>
+        <w:t xml:space="preserve">profil_1','container pour </w:t>
+      </w:r>
+      <w:r>
+        <w:rPr>
+          <w:rFonts w:eastAsia="Times New Roman"/>
+          <w:bCs/>
+        </w:rPr>
+        <w:t>nom pour le profil n°1')</w:t>
+      </w:r>
+      <w:r>
+        <w:rPr>
+          <w:rFonts w:eastAsia="Times New Roman"/>
+          <w:bCs/>
+        </w:rPr>
+        <w:t>,</w:t>
+      </w:r>
+      <w:r>
+        <w:rPr>
+          <w:rFonts w:eastAsia="Times New Roman"/>
+          <w:bCs/>
+        </w:rPr>
+        <w:t>('Qui_</w:t>
+      </w:r>
+      <w:r>
+        <w:t>Contenu</w:t>
+      </w:r>
+      <w:r>
+        <w:rPr>
+          <w:rFonts w:eastAsia="Times New Roman"/>
+          <w:bCs/>
+        </w:rPr>
+        <w:t>_</w:t>
+      </w:r>
+      <w:r>
+        <w:rPr>
+          <w:rFonts w:eastAsia="Times New Roman"/>
+          <w:bCs/>
+        </w:rPr>
+        <w:t>profil_1','container pour text</w:t>
+      </w:r>
+      <w:r>
+        <w:rPr>
+          <w:rFonts w:eastAsia="Times New Roman"/>
+          <w:bCs/>
+        </w:rPr>
+        <w:t xml:space="preserve">e et photo pour le profil </w:t>
+      </w:r>
+      <w:r>
+        <w:rPr>
+          <w:rFonts w:eastAsia="Times New Roman"/>
+          <w:bCs/>
+        </w:rPr>
         <w:lastRenderedPageBreak/>
-        <w:t>INSERT INTO `container`(`</w:t>
-      </w:r>
-      <w:proofErr w:type="spellStart"/>
-      <w:r>
-        <w:rPr>
-          <w:rFonts w:eastAsia="Times New Roman"/>
-          <w:bCs/>
-        </w:rPr>
-        <w:t>nom_container</w:t>
-      </w:r>
-      <w:proofErr w:type="spellEnd"/>
-      <w:r>
-        <w:rPr>
-          <w:rFonts w:eastAsia="Times New Roman"/>
-          <w:bCs/>
-        </w:rPr>
-        <w:t>`, `</w:t>
-      </w:r>
-      <w:proofErr w:type="spellStart"/>
-      <w:r>
-        <w:rPr>
-          <w:rFonts w:eastAsia="Times New Roman"/>
-          <w:bCs/>
-        </w:rPr>
-        <w:t>designation_container</w:t>
-      </w:r>
-      <w:proofErr w:type="spellEnd"/>
-      <w:r>
-        <w:rPr>
-          <w:rFonts w:eastAsia="Times New Roman"/>
-          <w:bCs/>
-        </w:rPr>
-        <w:t>`) VALUES ('</w:t>
-      </w:r>
-      <w:proofErr w:type="spellStart"/>
-      <w:r>
-        <w:rPr>
-          <w:rFonts w:eastAsia="Times New Roman"/>
-          <w:bCs/>
-        </w:rPr>
-        <w:t>Accueil_carrousel</w:t>
-      </w:r>
-      <w:proofErr w:type="spellEnd"/>
-      <w:r>
-        <w:rPr>
-          <w:rFonts w:eastAsia="Times New Roman"/>
-          <w:bCs/>
-        </w:rPr>
-        <w:t xml:space="preserve">','container pour photo du </w:t>
-      </w:r>
-      <w:proofErr w:type="spellStart"/>
-      <w:r>
-        <w:rPr>
-          <w:rFonts w:eastAsia="Times New Roman"/>
-          <w:bCs/>
-        </w:rPr>
-        <w:t>carroussel</w:t>
-      </w:r>
-      <w:proofErr w:type="spellEnd"/>
-      <w:r>
-        <w:rPr>
-          <w:rFonts w:eastAsia="Times New Roman"/>
-          <w:bCs/>
-        </w:rPr>
-        <w:t>'), ('</w:t>
-      </w:r>
-      <w:proofErr w:type="spellStart"/>
-      <w:r>
-        <w:rPr>
-          <w:rFonts w:eastAsia="Times New Roman"/>
-          <w:bCs/>
-        </w:rPr>
-        <w:t>Accueil_presentation</w:t>
-      </w:r>
-      <w:proofErr w:type="spellEnd"/>
-      <w:r>
-        <w:rPr>
-          <w:rFonts w:eastAsia="Times New Roman"/>
-          <w:bCs/>
-        </w:rPr>
-        <w:t xml:space="preserve">','container pour texte de </w:t>
-      </w:r>
-      <w:proofErr w:type="spellStart"/>
-      <w:r>
-        <w:rPr>
-          <w:rFonts w:eastAsia="Times New Roman"/>
-          <w:bCs/>
-        </w:rPr>
-        <w:t>presentation</w:t>
-      </w:r>
-      <w:proofErr w:type="spellEnd"/>
-      <w:r>
-        <w:rPr>
-          <w:rFonts w:eastAsia="Times New Roman"/>
-          <w:bCs/>
-        </w:rPr>
-        <w:t xml:space="preserve"> rapide entreprise'),('</w:t>
-      </w:r>
-      <w:proofErr w:type="spellStart"/>
-      <w:r>
-        <w:rPr>
-          <w:rFonts w:eastAsia="Times New Roman"/>
-          <w:bCs/>
-        </w:rPr>
-        <w:t>Accueil_prestation</w:t>
-      </w:r>
-      <w:proofErr w:type="spellEnd"/>
-      <w:r>
-        <w:rPr>
-          <w:rFonts w:eastAsia="Times New Roman"/>
-          <w:bCs/>
-        </w:rPr>
-        <w:t xml:space="preserve">','container pour texte de </w:t>
-      </w:r>
-      <w:proofErr w:type="spellStart"/>
-      <w:r>
-        <w:rPr>
-          <w:rFonts w:eastAsia="Times New Roman"/>
-          <w:bCs/>
-        </w:rPr>
-        <w:t>presentation</w:t>
-      </w:r>
-      <w:proofErr w:type="spellEnd"/>
-      <w:r>
-        <w:rPr>
-          <w:rFonts w:eastAsia="Times New Roman"/>
-          <w:bCs/>
-        </w:rPr>
-        <w:t xml:space="preserve"> rapide prestation entreprise'),('</w:t>
-      </w:r>
-      <w:proofErr w:type="spellStart"/>
-      <w:r>
-        <w:rPr>
-          <w:rFonts w:eastAsia="Times New Roman"/>
-          <w:bCs/>
-        </w:rPr>
-        <w:t>Accueil_marketing</w:t>
-      </w:r>
-      <w:proofErr w:type="spellEnd"/>
-      <w:r>
-        <w:rPr>
-          <w:rFonts w:eastAsia="Times New Roman"/>
-          <w:bCs/>
-        </w:rPr>
-        <w:t>','container pour texte de marketing'),('</w:t>
-      </w:r>
-      <w:proofErr w:type="spellStart"/>
-      <w:r>
-        <w:rPr>
-          <w:rFonts w:eastAsia="Times New Roman"/>
-          <w:bCs/>
-        </w:rPr>
-        <w:t>Accueil_particulier</w:t>
-      </w:r>
-      <w:proofErr w:type="spellEnd"/>
-      <w:r>
-        <w:rPr>
-          <w:rFonts w:eastAsia="Times New Roman"/>
-          <w:bCs/>
-        </w:rPr>
-        <w:t>','container pour texte pour client particulier'),('</w:t>
-      </w:r>
-      <w:proofErr w:type="spellStart"/>
-      <w:r>
-        <w:rPr>
-          <w:rFonts w:eastAsia="Times New Roman"/>
-          <w:bCs/>
-        </w:rPr>
-        <w:t>Accueil_profe</w:t>
-      </w:r>
-      <w:r>
-        <w:rPr>
-          <w:rFonts w:eastAsia="Times New Roman"/>
-          <w:bCs/>
-        </w:rPr>
-        <w:t>s</w:t>
-      </w:r>
-      <w:r>
-        <w:rPr>
-          <w:rFonts w:eastAsia="Times New Roman"/>
-          <w:bCs/>
-        </w:rPr>
-        <w:t>sionnel</w:t>
-      </w:r>
-      <w:proofErr w:type="spellEnd"/>
-      <w:r>
-        <w:rPr>
-          <w:rFonts w:eastAsia="Times New Roman"/>
-          <w:bCs/>
-        </w:rPr>
-        <w:t xml:space="preserve">','container pour texte pour client </w:t>
-      </w:r>
-      <w:proofErr w:type="spellStart"/>
-      <w:r>
-        <w:rPr>
-          <w:rFonts w:eastAsia="Times New Roman"/>
-          <w:bCs/>
-        </w:rPr>
-        <w:t>profesionnel</w:t>
-      </w:r>
-      <w:proofErr w:type="spellEnd"/>
+        <w:t>n°1')</w:t>
+      </w:r>
+      <w:r>
+        <w:rPr>
+          <w:rFonts w:eastAsia="Times New Roman"/>
+          <w:bCs/>
+        </w:rPr>
+        <w:t>,('Qui_</w:t>
+      </w:r>
+      <w:r>
+        <w:t>Nom</w:t>
+      </w:r>
+      <w:r>
+        <w:rPr>
+          <w:rFonts w:eastAsia="Times New Roman"/>
+          <w:bCs/>
+        </w:rPr>
+        <w:t>_profil_2</w:t>
+      </w:r>
+      <w:r>
+        <w:rPr>
+          <w:rFonts w:eastAsia="Times New Roman"/>
+          <w:bCs/>
+        </w:rPr>
+        <w:t xml:space="preserve">','container pour </w:t>
+      </w:r>
+      <w:r>
+        <w:rPr>
+          <w:rFonts w:eastAsia="Times New Roman"/>
+          <w:bCs/>
+        </w:rPr>
+        <w:t>nom pour le profil n°2</w:t>
+      </w:r>
       <w:r>
         <w:rPr>
           <w:rFonts w:eastAsia="Times New Roman"/>
@@ -13988,98 +14003,10 @@
           <w:rFonts w:eastAsia="Times New Roman"/>
           <w:bCs/>
         </w:rPr>
-        <w:t xml:space="preserve"> </w:t>
-      </w:r>
-      <w:r>
-        <w:rPr>
-          <w:rFonts w:eastAsia="Times New Roman"/>
-          <w:bCs/>
-        </w:rPr>
-        <w:t>('</w:t>
-      </w:r>
-      <w:proofErr w:type="spellStart"/>
-      <w:r>
-        <w:rPr>
-          <w:rFonts w:eastAsia="Times New Roman"/>
-          <w:bCs/>
-        </w:rPr>
-        <w:t>Accueil_collectivite</w:t>
-      </w:r>
-      <w:proofErr w:type="spellEnd"/>
-      <w:r>
-        <w:rPr>
-          <w:rFonts w:eastAsia="Times New Roman"/>
-          <w:bCs/>
-        </w:rPr>
-        <w:t xml:space="preserve">','container pour texte pour client </w:t>
-      </w:r>
-      <w:proofErr w:type="spellStart"/>
-      <w:r>
-        <w:rPr>
-          <w:rFonts w:eastAsia="Times New Roman"/>
-          <w:bCs/>
-        </w:rPr>
-        <w:t>collectivite</w:t>
-      </w:r>
-      <w:proofErr w:type="spellEnd"/>
-      <w:r>
-        <w:rPr>
-          <w:rFonts w:eastAsia="Times New Roman"/>
-          <w:bCs/>
-        </w:rPr>
-        <w:t>'),('</w:t>
-      </w:r>
-      <w:proofErr w:type="spellStart"/>
-      <w:r>
-        <w:rPr>
-          <w:rFonts w:eastAsia="Times New Roman"/>
-          <w:bCs/>
-        </w:rPr>
-        <w:t>Accueil_slider</w:t>
-      </w:r>
-      <w:proofErr w:type="spellEnd"/>
-      <w:r>
-        <w:rPr>
-          <w:rFonts w:eastAsia="Times New Roman"/>
-          <w:bCs/>
-        </w:rPr>
-        <w:t xml:space="preserve">','container pour photo pour le </w:t>
-      </w:r>
-      <w:proofErr w:type="spellStart"/>
-      <w:r>
-        <w:rPr>
-          <w:rFonts w:eastAsia="Times New Roman"/>
-          <w:bCs/>
-        </w:rPr>
-        <w:t>slider</w:t>
-      </w:r>
-      <w:proofErr w:type="spellEnd"/>
-      <w:r>
-        <w:rPr>
-          <w:rFonts w:eastAsia="Times New Roman"/>
-          <w:bCs/>
-        </w:rPr>
-        <w:t>'),</w:t>
-      </w:r>
-      <w:r>
-        <w:rPr>
-          <w:rFonts w:eastAsia="Times New Roman"/>
-          <w:bCs/>
-        </w:rPr>
         <w:t>('Qui_</w:t>
       </w:r>
       <w:r>
-        <w:t xml:space="preserve"> </w:t>
-      </w:r>
-      <w:r>
-        <w:t>Nom</w:t>
-      </w:r>
-      <w:r>
-        <w:rPr>
-          <w:rFonts w:eastAsia="Times New Roman"/>
-          <w:bCs/>
-        </w:rPr>
-        <w:t xml:space="preserve"> </w:t>
+        <w:t>Contenu</w:t>
       </w:r>
       <w:r>
         <w:rPr>
@@ -14093,137 +14020,6 @@
           <w:rFonts w:eastAsia="Times New Roman"/>
           <w:bCs/>
         </w:rPr>
-        <w:t xml:space="preserve">profil_1','container pour </w:t>
-      </w:r>
-      <w:r>
-        <w:rPr>
-          <w:rFonts w:eastAsia="Times New Roman"/>
-          <w:bCs/>
-        </w:rPr>
-        <w:t>nom pour le profil n°1')</w:t>
-      </w:r>
-      <w:r>
-        <w:rPr>
-          <w:rFonts w:eastAsia="Times New Roman"/>
-          <w:bCs/>
-        </w:rPr>
-        <w:t>,</w:t>
-      </w:r>
-      <w:r>
-        <w:rPr>
-          <w:rFonts w:eastAsia="Times New Roman"/>
-          <w:bCs/>
-        </w:rPr>
-        <w:t>('Qui_</w:t>
-      </w:r>
-      <w:r>
-        <w:t xml:space="preserve"> Contenu</w:t>
-      </w:r>
-      <w:r>
-        <w:rPr>
-          <w:rFonts w:eastAsia="Times New Roman"/>
-          <w:bCs/>
-        </w:rPr>
-        <w:t xml:space="preserve"> </w:t>
-      </w:r>
-      <w:r>
-        <w:rPr>
-          <w:rFonts w:eastAsia="Times New Roman"/>
-          <w:bCs/>
-        </w:rPr>
-        <w:t>_</w:t>
-      </w:r>
-      <w:r>
-        <w:rPr>
-          <w:rFonts w:eastAsia="Times New Roman"/>
-          <w:bCs/>
-        </w:rPr>
-        <w:t>profil_1','container pour text</w:t>
-      </w:r>
-      <w:r>
-        <w:rPr>
-          <w:rFonts w:eastAsia="Times New Roman"/>
-          <w:bCs/>
-        </w:rPr>
-        <w:t>e et photo pour le profil n°1')</w:t>
-      </w:r>
-      <w:r>
-        <w:rPr>
-          <w:rFonts w:eastAsia="Times New Roman"/>
-          <w:bCs/>
-        </w:rPr>
-        <w:t>,('Qui_</w:t>
-      </w:r>
-      <w:r>
-        <w:t xml:space="preserve"> </w:t>
-      </w:r>
-      <w:r>
-        <w:t>Nom</w:t>
-      </w:r>
-      <w:r>
-        <w:rPr>
-          <w:rFonts w:eastAsia="Times New Roman"/>
-          <w:bCs/>
-        </w:rPr>
-        <w:t xml:space="preserve"> </w:t>
-      </w:r>
-      <w:r>
-        <w:rPr>
-          <w:rFonts w:eastAsia="Times New Roman"/>
-          <w:bCs/>
-        </w:rPr>
-        <w:t>_profil_2</w:t>
-      </w:r>
-      <w:r>
-        <w:rPr>
-          <w:rFonts w:eastAsia="Times New Roman"/>
-          <w:bCs/>
-        </w:rPr>
-        <w:t xml:space="preserve">','container pour </w:t>
-      </w:r>
-      <w:r>
-        <w:rPr>
-          <w:rFonts w:eastAsia="Times New Roman"/>
-          <w:bCs/>
-        </w:rPr>
-        <w:t>nom pour le profil n°2</w:t>
-      </w:r>
-      <w:r>
-        <w:rPr>
-          <w:rFonts w:eastAsia="Times New Roman"/>
-          <w:bCs/>
-        </w:rPr>
-        <w:t>'),</w:t>
-      </w:r>
-      <w:r>
-        <w:rPr>
-          <w:rFonts w:eastAsia="Times New Roman"/>
-          <w:bCs/>
-        </w:rPr>
-        <w:t>('Qui_</w:t>
-      </w:r>
-      <w:r>
-        <w:t xml:space="preserve"> Contenu</w:t>
-      </w:r>
-      <w:r>
-        <w:rPr>
-          <w:rFonts w:eastAsia="Times New Roman"/>
-          <w:bCs/>
-        </w:rPr>
-        <w:t xml:space="preserve"> </w:t>
-      </w:r>
-      <w:r>
-        <w:rPr>
-          <w:rFonts w:eastAsia="Times New Roman"/>
-          <w:bCs/>
-        </w:rPr>
-        <w:t>_</w:t>
-      </w:r>
-      <w:r>
-        <w:rPr>
-          <w:rFonts w:eastAsia="Times New Roman"/>
-          <w:bCs/>
-        </w:rPr>
         <w:t xml:space="preserve">profil_2','container pour texte et photo pour le profil n°2'),('Prestation_1','container pour texte et photo pour la prestation n°1'),('Prestation_2','container pour texte et photo pour la prestation n°2'),('Prestation_3','container pour texte et photo pour la prestation n°3'),('Prestation_4','container pour texte et photo pour la prestation n°4'),( 'Prestation_5','container pour texte et photo pour la prestation n°5'),( 'Prestation_realisation_1','container pour photo pour les </w:t>
       </w:r>
       <w:proofErr w:type="spellStart"/>
@@ -14368,15 +14164,29 @@
           <w:rFonts w:eastAsia="Times New Roman"/>
           <w:bCs/>
         </w:rPr>
-        <w:t>','container pour texte pour description prestation Plantation et tarif associé'),( '</w:t>
-      </w:r>
-      <w:proofErr w:type="spellStart"/>
-      <w:r>
-        <w:rPr>
-          <w:rFonts w:eastAsia="Times New Roman"/>
-          <w:bCs/>
-        </w:rPr>
-        <w:t>Tarif_Aménagement</w:t>
+        <w:t>','container pour texte pour description prestation Plantation</w:t>
+      </w:r>
+      <w:r>
+        <w:rPr>
+          <w:rFonts w:eastAsia="Times New Roman"/>
+          <w:bCs/>
+        </w:rPr>
+        <w:t xml:space="preserve"> et tarif associé'),( '</w:t>
+      </w:r>
+      <w:proofErr w:type="spellStart"/>
+      <w:r>
+        <w:rPr>
+          <w:rFonts w:eastAsia="Times New Roman"/>
+          <w:bCs/>
+        </w:rPr>
+        <w:t>Tarif_Ame</w:t>
+      </w:r>
+      <w:r>
+        <w:rPr>
+          <w:rFonts w:eastAsia="Times New Roman"/>
+          <w:bCs/>
+        </w:rPr>
+        <w:t>nagement</w:t>
       </w:r>
       <w:proofErr w:type="spellEnd"/>
       <w:r>
@@ -14449,7 +14259,6 @@
           <w:bCs/>
           <w:noProof/>
         </w:rPr>
-        <w:lastRenderedPageBreak/>
         <w:drawing>
           <wp:inline distT="0" distB="0" distL="0" distR="0">
             <wp:extent cx="5760720" cy="6176161"/>
@@ -14468,7 +14277,7 @@
                     </pic:cNvPicPr>
                   </pic:nvPicPr>
                   <pic:blipFill>
-                    <a:blip r:embed="rId21" cstate="print"/>
+                    <a:blip r:embed="rId20" cstate="print"/>
                     <a:srcRect/>
                     <a:stretch>
                       <a:fillRect/>
@@ -14521,6 +14330,7 @@
           <w:bCs/>
           <w:lang w:val="en-US"/>
         </w:rPr>
+        <w:lastRenderedPageBreak/>
         <w:t>INSERT INTO `</w:t>
       </w:r>
       <w:proofErr w:type="spellStart"/>
@@ -15977,14 +15787,6 @@
         </w:rPr>
         <w:t>')</w:t>
       </w:r>
-      <w:r>
-        <w:rPr>
-          <w:rFonts w:eastAsia="Times New Roman"/>
-          <w:bCs/>
-          <w:lang w:val="en-US"/>
-        </w:rPr>
-        <w:t>,</w:t>
-      </w:r>
     </w:p>
     <w:p>
       <w:pPr>
@@ -16001,7 +15803,6 @@
           <w:bCs/>
           <w:noProof/>
         </w:rPr>
-        <w:lastRenderedPageBreak/>
         <w:drawing>
           <wp:inline distT="0" distB="0" distL="0" distR="0">
             <wp:extent cx="5210175" cy="7841615"/>
@@ -16020,7 +15821,7 @@
                     </pic:cNvPicPr>
                   </pic:nvPicPr>
                   <pic:blipFill>
-                    <a:blip r:embed="rId22" cstate="print"/>
+                    <a:blip r:embed="rId21" cstate="print"/>
                     <a:srcRect/>
                     <a:stretch>
                       <a:fillRect/>
@@ -16110,7 +15911,160 @@
           <w:rFonts w:eastAsia="Times New Roman"/>
           <w:bCs/>
         </w:rPr>
-        <w:t xml:space="preserve">`) VALUES ('Bois joliment entretenu', 'http://127.0.0.1:8000/uploads/Carrousel/Photo_1_bois_entretenu.webp', NULL),('Jardin avec un bassin', 'http://127.0.0.1:8000/uploads/Carroussel/Photo_2_jardin_avec_bassin.webp', NULL),('Magnifique jardin Japonais', 'http://127.0.0.1:8000/uploads/Carroussel/Photo_3_jardin_japonais.webp', NULL),('Jardin avec des buis très bien taillés', 'http://127.0.0.1:8000/uploads/Carroussel/Photo_4_jardin_buis.webp', NULL),('Très beau jardin naturel', 'http://127.0.0.1:8000/uploads/Carroussel/Photo_5_jardin_naturel.webp', NULL),('Parcours de golf très bien entretenu', 'http://127.0.0.1:8000/uploads/Carroussel/Photo_6_parcours_de_golf.webp', </w:t>
+        <w:t>`) VALUES ('Bois joliment entretenu', 'http://127.0.0.1:8000/uploads/Carrousel/Photo_1_</w:t>
+      </w:r>
+      <w:r>
+        <w:t xml:space="preserve"> </w:t>
+      </w:r>
+      <w:proofErr w:type="spellStart"/>
+      <w:r>
+        <w:rPr>
+          <w:rFonts w:eastAsia="Times New Roman"/>
+          <w:bCs/>
+        </w:rPr>
+        <w:t>Carrou</w:t>
+      </w:r>
+      <w:r>
+        <w:rPr>
+          <w:rFonts w:eastAsia="Times New Roman"/>
+          <w:bCs/>
+        </w:rPr>
+        <w:t>sel</w:t>
+      </w:r>
+      <w:r>
+        <w:rPr>
+          <w:rFonts w:eastAsia="Times New Roman"/>
+          <w:bCs/>
+        </w:rPr>
+        <w:t>.webp</w:t>
+      </w:r>
+      <w:proofErr w:type="spellEnd"/>
+      <w:r>
+        <w:rPr>
+          <w:rFonts w:eastAsia="Times New Roman"/>
+          <w:bCs/>
+        </w:rPr>
+        <w:t>', NULL),('Jardin avec un bassin', 'http:</w:t>
+      </w:r>
+      <w:r>
+        <w:rPr>
+          <w:rFonts w:eastAsia="Times New Roman"/>
+          <w:bCs/>
+        </w:rPr>
+        <w:t>//127.0.0.1:8000/uploads/Carrou</w:t>
+      </w:r>
+      <w:r>
+        <w:rPr>
+          <w:rFonts w:eastAsia="Times New Roman"/>
+          <w:bCs/>
+        </w:rPr>
+        <w:t>sel/Photo_2_</w:t>
+      </w:r>
+      <w:r>
+        <w:t xml:space="preserve"> </w:t>
+      </w:r>
+      <w:proofErr w:type="spellStart"/>
+      <w:r>
+        <w:rPr>
+          <w:rFonts w:eastAsia="Times New Roman"/>
+          <w:bCs/>
+        </w:rPr>
+        <w:t>Carrous</w:t>
+      </w:r>
+      <w:r>
+        <w:rPr>
+          <w:rFonts w:eastAsia="Times New Roman"/>
+          <w:bCs/>
+        </w:rPr>
+        <w:t>el</w:t>
+      </w:r>
+      <w:r>
+        <w:rPr>
+          <w:rFonts w:eastAsia="Times New Roman"/>
+          <w:bCs/>
+        </w:rPr>
+        <w:t>.webp</w:t>
+      </w:r>
+      <w:proofErr w:type="spellEnd"/>
+      <w:r>
+        <w:rPr>
+          <w:rFonts w:eastAsia="Times New Roman"/>
+          <w:bCs/>
+        </w:rPr>
+        <w:t>', NULL),('Magnifique jardin Japonais', 'http:</w:t>
+      </w:r>
+      <w:r>
+        <w:rPr>
+          <w:rFonts w:eastAsia="Times New Roman"/>
+          <w:bCs/>
+        </w:rPr>
+        <w:t>//127.0.0.1:8000/uploads/Carrou</w:t>
+      </w:r>
+      <w:r>
+        <w:rPr>
+          <w:rFonts w:eastAsia="Times New Roman"/>
+          <w:bCs/>
+        </w:rPr>
+        <w:t>sel/Photo_3_</w:t>
+      </w:r>
+      <w:r>
+        <w:t xml:space="preserve"> </w:t>
+      </w:r>
+      <w:r>
+        <w:rPr>
+          <w:rFonts w:eastAsia="Times New Roman"/>
+          <w:bCs/>
+        </w:rPr>
+        <w:t>Carrous</w:t>
+      </w:r>
+      <w:r>
+        <w:rPr>
+          <w:rFonts w:eastAsia="Times New Roman"/>
+          <w:bCs/>
+        </w:rPr>
+        <w:t>el</w:t>
+      </w:r>
+      <w:r>
+        <w:rPr>
+          <w:rFonts w:eastAsia="Times New Roman"/>
+          <w:bCs/>
+        </w:rPr>
+        <w:t>', NULL),('Jardin avec des buis très bien taillés', 'http:/</w:t>
+      </w:r>
+      <w:r>
+        <w:rPr>
+          <w:rFonts w:eastAsia="Times New Roman"/>
+          <w:bCs/>
+        </w:rPr>
+        <w:t>/127.0.0.1:8000/uploads/Carrous</w:t>
+      </w:r>
+      <w:r>
+        <w:rPr>
+          <w:rFonts w:eastAsia="Times New Roman"/>
+          <w:bCs/>
+        </w:rPr>
+        <w:t>el/Photo_4_</w:t>
+      </w:r>
+      <w:r>
+        <w:rPr>
+          <w:rFonts w:eastAsia="Times New Roman"/>
+          <w:bCs/>
+        </w:rPr>
+        <w:t>Carrous</w:t>
+      </w:r>
+      <w:r>
+        <w:rPr>
+          <w:rFonts w:eastAsia="Times New Roman"/>
+          <w:bCs/>
+        </w:rPr>
+        <w:t>el</w:t>
+      </w:r>
+      <w:r>
+        <w:rPr>
+          <w:rFonts w:eastAsia="Times New Roman"/>
+          <w:bCs/>
+        </w:rPr>
+        <w:t xml:space="preserve">.webp', NULL),('Très beau jardin </w:t>
       </w:r>
       <w:r>
         <w:rPr>
@@ -16118,7 +16072,145 @@
           <w:bCs/>
         </w:rPr>
         <w:lastRenderedPageBreak/>
-        <w:t>NULL),('Jardin public bien entretenu', 'http://127.0.0.1:8000/uploads/Slider/Photo_1_jardin_publique.webp', NULL),('Élagueur travaillant dans un arbre', 'http://127.0.0.1:8000/uploads/Slider/Photo_2_Elagueur_dans_arbre.webp', NULL),('Élagueur travaillant dans un arbre', 'http://127.0.0.1:8000/uploads/Slider/Photo_3_Elagueur_dans_arbre.webp', NULL),</w:t>
+        <w:t>naturel', 'http:/</w:t>
+      </w:r>
+      <w:r>
+        <w:rPr>
+          <w:rFonts w:eastAsia="Times New Roman"/>
+          <w:bCs/>
+        </w:rPr>
+        <w:t>/127.0.0.1:8000/uploads/Carrous</w:t>
+      </w:r>
+      <w:r>
+        <w:rPr>
+          <w:rFonts w:eastAsia="Times New Roman"/>
+          <w:bCs/>
+        </w:rPr>
+        <w:t>el/Photo_5_</w:t>
+      </w:r>
+      <w:r>
+        <w:t xml:space="preserve"> </w:t>
+      </w:r>
+      <w:proofErr w:type="spellStart"/>
+      <w:r>
+        <w:rPr>
+          <w:rFonts w:eastAsia="Times New Roman"/>
+          <w:bCs/>
+        </w:rPr>
+        <w:t>Carrou</w:t>
+      </w:r>
+      <w:r>
+        <w:rPr>
+          <w:rFonts w:eastAsia="Times New Roman"/>
+          <w:bCs/>
+        </w:rPr>
+        <w:t>sel</w:t>
+      </w:r>
+      <w:r>
+        <w:rPr>
+          <w:rFonts w:eastAsia="Times New Roman"/>
+          <w:bCs/>
+        </w:rPr>
+        <w:t>.webp</w:t>
+      </w:r>
+      <w:proofErr w:type="spellEnd"/>
+      <w:r>
+        <w:rPr>
+          <w:rFonts w:eastAsia="Times New Roman"/>
+          <w:bCs/>
+        </w:rPr>
+        <w:t>', NULL),('Parcours de golf très bien ent</w:t>
+      </w:r>
+      <w:r>
+        <w:rPr>
+          <w:rFonts w:eastAsia="Times New Roman"/>
+          <w:bCs/>
+        </w:rPr>
+        <w:t>retenu', 'http://127.0.0.1:8000</w:t>
+      </w:r>
+      <w:r>
+        <w:rPr>
+          <w:rFonts w:eastAsia="Times New Roman"/>
+          <w:bCs/>
+        </w:rPr>
+        <w:t>uplo</w:t>
+      </w:r>
+      <w:r>
+        <w:rPr>
+          <w:rFonts w:eastAsia="Times New Roman"/>
+          <w:bCs/>
+        </w:rPr>
+        <w:t>ads/Carrou</w:t>
+      </w:r>
+      <w:r>
+        <w:rPr>
+          <w:rFonts w:eastAsia="Times New Roman"/>
+          <w:bCs/>
+        </w:rPr>
+        <w:t>sel/Photo_6_</w:t>
+      </w:r>
+      <w:r>
+        <w:rPr>
+          <w:rFonts w:eastAsia="Times New Roman"/>
+          <w:bCs/>
+        </w:rPr>
+        <w:t>Carrous</w:t>
+      </w:r>
+      <w:r>
+        <w:rPr>
+          <w:rFonts w:eastAsia="Times New Roman"/>
+          <w:bCs/>
+        </w:rPr>
+        <w:t>el</w:t>
+      </w:r>
+      <w:r>
+        <w:rPr>
+          <w:rFonts w:eastAsia="Times New Roman"/>
+          <w:bCs/>
+        </w:rPr>
+        <w:t>.webp', NULL),('Jardin public bien entretenu', 'http://127.0.0.1:8000/uploads/Slider/Photo_1_</w:t>
+      </w:r>
+      <w:r>
+        <w:rPr>
+          <w:rFonts w:eastAsia="Times New Roman"/>
+          <w:bCs/>
+        </w:rPr>
+        <w:t>Slider</w:t>
+      </w:r>
+      <w:r>
+        <w:rPr>
+          <w:rFonts w:eastAsia="Times New Roman"/>
+          <w:bCs/>
+        </w:rPr>
+        <w:t>.webp', NULL),('Élagueur travaillant dans un arbre', 'http://127.0.0.1:8000/uploads/Slider/Photo_2_</w:t>
+      </w:r>
+      <w:r>
+        <w:rPr>
+          <w:rFonts w:eastAsia="Times New Roman"/>
+          <w:bCs/>
+        </w:rPr>
+        <w:t>Slider</w:t>
+      </w:r>
+      <w:r>
+        <w:rPr>
+          <w:rFonts w:eastAsia="Times New Roman"/>
+          <w:bCs/>
+        </w:rPr>
+        <w:t>.webp', NULL),('Élagueur travaillant dans un arbre', 'http://127.0.0.1:8000/uploads/Slider/Photo_3_</w:t>
+      </w:r>
+      <w:r>
+        <w:rPr>
+          <w:rFonts w:eastAsia="Times New Roman"/>
+          <w:bCs/>
+        </w:rPr>
+        <w:t>Slider</w:t>
+      </w:r>
+      <w:r>
+        <w:rPr>
+          <w:rFonts w:eastAsia="Times New Roman"/>
+          <w:bCs/>
+        </w:rPr>
+        <w:t>.webp', NULL),</w:t>
       </w:r>
     </w:p>
     <w:p>
@@ -16517,6 +16609,61 @@
           <w:rFonts w:eastAsia="Times New Roman"/>
           <w:bCs/>
         </w:rPr>
+        <w:t>INSERT INTO `contenu` (`</w:t>
+      </w:r>
+      <w:proofErr w:type="spellStart"/>
+      <w:r>
+        <w:rPr>
+          <w:rFonts w:eastAsia="Times New Roman"/>
+          <w:bCs/>
+        </w:rPr>
+        <w:t>description_contenu</w:t>
+      </w:r>
+      <w:proofErr w:type="spellEnd"/>
+      <w:r>
+        <w:rPr>
+          <w:rFonts w:eastAsia="Times New Roman"/>
+          <w:bCs/>
+        </w:rPr>
+        <w:t>`, `</w:t>
+      </w:r>
+      <w:proofErr w:type="spellStart"/>
+      <w:r>
+        <w:rPr>
+          <w:rFonts w:eastAsia="Times New Roman"/>
+          <w:bCs/>
+        </w:rPr>
+        <w:t>adresse_image_contenu</w:t>
+      </w:r>
+      <w:proofErr w:type="spellEnd"/>
+      <w:r>
+        <w:rPr>
+          <w:rFonts w:eastAsia="Times New Roman"/>
+          <w:bCs/>
+        </w:rPr>
+        <w:t>`, `</w:t>
+      </w:r>
+      <w:proofErr w:type="spellStart"/>
+      <w:r>
+        <w:rPr>
+          <w:rFonts w:eastAsia="Times New Roman"/>
+          <w:bCs/>
+        </w:rPr>
+        <w:t>contenu_texte_contenu</w:t>
+      </w:r>
+      <w:proofErr w:type="spellEnd"/>
+      <w:r>
+        <w:rPr>
+          <w:rFonts w:eastAsia="Times New Roman"/>
+          <w:bCs/>
+        </w:rPr>
+        <w:t xml:space="preserve">`) VALUES </w:t>
+      </w:r>
+      <w:r>
+        <w:rPr>
+          <w:rFonts w:eastAsia="Times New Roman"/>
+          <w:bCs/>
+        </w:rPr>
         <w:t>('texte accueil prestation',NULL,'&lt;</w:t>
       </w:r>
       <w:proofErr w:type="spellStart"/>
@@ -17278,6 +17425,61 @@
           <w:rFonts w:eastAsia="Times New Roman"/>
           <w:bCs/>
         </w:rPr>
+        <w:t>INSERT INTO `contenu` (`</w:t>
+      </w:r>
+      <w:proofErr w:type="spellStart"/>
+      <w:r>
+        <w:rPr>
+          <w:rFonts w:eastAsia="Times New Roman"/>
+          <w:bCs/>
+        </w:rPr>
+        <w:t>description_contenu</w:t>
+      </w:r>
+      <w:proofErr w:type="spellEnd"/>
+      <w:r>
+        <w:rPr>
+          <w:rFonts w:eastAsia="Times New Roman"/>
+          <w:bCs/>
+        </w:rPr>
+        <w:t>`, `</w:t>
+      </w:r>
+      <w:proofErr w:type="spellStart"/>
+      <w:r>
+        <w:rPr>
+          <w:rFonts w:eastAsia="Times New Roman"/>
+          <w:bCs/>
+        </w:rPr>
+        <w:t>adresse_image_contenu</w:t>
+      </w:r>
+      <w:proofErr w:type="spellEnd"/>
+      <w:r>
+        <w:rPr>
+          <w:rFonts w:eastAsia="Times New Roman"/>
+          <w:bCs/>
+        </w:rPr>
+        <w:t>`, `</w:t>
+      </w:r>
+      <w:proofErr w:type="spellStart"/>
+      <w:r>
+        <w:rPr>
+          <w:rFonts w:eastAsia="Times New Roman"/>
+          <w:bCs/>
+        </w:rPr>
+        <w:t>contenu_texte_contenu</w:t>
+      </w:r>
+      <w:proofErr w:type="spellEnd"/>
+      <w:r>
+        <w:rPr>
+          <w:rFonts w:eastAsia="Times New Roman"/>
+          <w:bCs/>
+        </w:rPr>
+        <w:t xml:space="preserve">`) VALUES </w:t>
+      </w:r>
+      <w:r>
+        <w:rPr>
+          <w:rFonts w:eastAsia="Times New Roman"/>
+          <w:bCs/>
+        </w:rPr>
         <w:t>('texte accueil professionnel',NULL, '&lt;li&gt;&lt;</w:t>
       </w:r>
       <w:proofErr w:type="spellStart"/>
@@ -17742,7 +17944,15 @@
           <w:rFonts w:eastAsia="Times New Roman"/>
           <w:bCs/>
         </w:rPr>
-        <w:t>&gt; : Aménagement et entretien de parcs, jardins publics, espaces verts urbains et zones piétonnes pour &lt;</w:t>
+        <w:t xml:space="preserve">&gt; : Aménagement et entretien de parcs, jardins publics, espaces verts urbains et zones piétonnes pour </w:t>
+      </w:r>
+      <w:r>
+        <w:rPr>
+          <w:rFonts w:eastAsia="Times New Roman"/>
+          <w:bCs/>
+        </w:rPr>
+        <w:lastRenderedPageBreak/>
+        <w:t>&lt;</w:t>
       </w:r>
       <w:proofErr w:type="spellStart"/>
       <w:r>
@@ -17919,7 +18129,6 @@
           <w:rFonts w:eastAsia="Times New Roman"/>
           <w:bCs/>
         </w:rPr>
-        <w:lastRenderedPageBreak/>
         <w:t>('contenu</w:t>
       </w:r>
       <w:proofErr w:type="gramEnd"/>
@@ -17960,6 +18169,61 @@
           <w:rFonts w:eastAsia="Times New Roman"/>
           <w:bCs/>
         </w:rPr>
+        <w:t>INSERT INTO `contenu` (`</w:t>
+      </w:r>
+      <w:proofErr w:type="spellStart"/>
+      <w:r>
+        <w:rPr>
+          <w:rFonts w:eastAsia="Times New Roman"/>
+          <w:bCs/>
+        </w:rPr>
+        <w:t>description_contenu</w:t>
+      </w:r>
+      <w:proofErr w:type="spellEnd"/>
+      <w:r>
+        <w:rPr>
+          <w:rFonts w:eastAsia="Times New Roman"/>
+          <w:bCs/>
+        </w:rPr>
+        <w:t>`, `</w:t>
+      </w:r>
+      <w:proofErr w:type="spellStart"/>
+      <w:r>
+        <w:rPr>
+          <w:rFonts w:eastAsia="Times New Roman"/>
+          <w:bCs/>
+        </w:rPr>
+        <w:t>adresse_image_contenu</w:t>
+      </w:r>
+      <w:proofErr w:type="spellEnd"/>
+      <w:r>
+        <w:rPr>
+          <w:rFonts w:eastAsia="Times New Roman"/>
+          <w:bCs/>
+        </w:rPr>
+        <w:t>`, `</w:t>
+      </w:r>
+      <w:proofErr w:type="spellStart"/>
+      <w:r>
+        <w:rPr>
+          <w:rFonts w:eastAsia="Times New Roman"/>
+          <w:bCs/>
+        </w:rPr>
+        <w:t>contenu_texte_contenu</w:t>
+      </w:r>
+      <w:proofErr w:type="spellEnd"/>
+      <w:r>
+        <w:rPr>
+          <w:rFonts w:eastAsia="Times New Roman"/>
+          <w:bCs/>
+        </w:rPr>
+        <w:t xml:space="preserve">`) VALUES </w:t>
+      </w:r>
+      <w:r>
+        <w:rPr>
+          <w:rFonts w:eastAsia="Times New Roman"/>
+          <w:bCs/>
+        </w:rPr>
         <w:t>('Equipe de Canopées autour d’une table pour conception espace vert','http://127.0.0.1:8000/uploads/Prestation/Conception.webp','Conception et réalisation d\'espace verts'),('Agent de Canopées en train de tondre une pelouse','http://127.0.0.1:8000/uploads/Prestation/Entretien.webp','Entretien des espaces verts'),('Agent de Canopées en train de tailler des haies','http://127.0.0.1:8000/uploads/Prestation/Taille_haie.webp','Taille des haies'),('Deux mains tiennent du compost végetal','http://127.0.0.1:8000/uploads/Prestation/Compost.webp','Valorisation des déchets verts (compostage)'),('Agent de Canopées dans une nacelle en train d’élaguer un arbre','http://127.0.0.1:8000/uploads/Prestation/Elagage.webp','Élagage et abattage'),('Jolie jardin avec un massif fleuri','http://127.0.0.1:8000/uploads/Fenetre_modale/conception1.webp',null),('Jardin a la française avec buis taillés','http://127.0.0.1:8000/uploads/Fenetre_modale/conception2.webp',null),('Allée bordée de cactus','http://127.0.0.1:8000/uploads/Fenetre_modale/conception3.webp',null),('Jardin avec pelouse et arbres dans la cour d’un batiment','http://127.0.0.1:8000/uploads/Fenetre_modale/conception4.webp',null),('Jardin avec pelouse et palmier autour d’une mosaïque et statue','http://127.0.0.1:8000/uploads/Fenetre_modale/conception5.webp',null),('Jardin avec des massifs de fleurs et d’arbustes autour d’un chemin d’accès à une maison','http://127.0.0.1:8000/uploads/Fenetre_modale/conception6.webp',null),('Agent de Canopées en train de couper un arbre avec tronçonneuse','http://127.0.0.1:8000/uploads/Fenetre_modale/elagage1.webp',null) ,('Place avec des arbres bien taillés','http://127.0.0.1:8000/uploads/Fenetre_modale/elagage2.webp',null) ,('Rue avec des arbres bien taillées','http://127.0.0.1:8000/uploads/Fenetre_modale/elagage3.webp',null)</w:t>
       </w:r>
     </w:p>
@@ -17985,6 +18249,61 @@
           <w:rFonts w:eastAsia="Times New Roman"/>
           <w:bCs/>
         </w:rPr>
+        <w:t>INSERT INTO `contenu` (`</w:t>
+      </w:r>
+      <w:proofErr w:type="spellStart"/>
+      <w:r>
+        <w:rPr>
+          <w:rFonts w:eastAsia="Times New Roman"/>
+          <w:bCs/>
+        </w:rPr>
+        <w:t>description_contenu</w:t>
+      </w:r>
+      <w:proofErr w:type="spellEnd"/>
+      <w:r>
+        <w:rPr>
+          <w:rFonts w:eastAsia="Times New Roman"/>
+          <w:bCs/>
+        </w:rPr>
+        <w:t>`, `</w:t>
+      </w:r>
+      <w:proofErr w:type="spellStart"/>
+      <w:r>
+        <w:rPr>
+          <w:rFonts w:eastAsia="Times New Roman"/>
+          <w:bCs/>
+        </w:rPr>
+        <w:t>adresse_image_contenu</w:t>
+      </w:r>
+      <w:proofErr w:type="spellEnd"/>
+      <w:r>
+        <w:rPr>
+          <w:rFonts w:eastAsia="Times New Roman"/>
+          <w:bCs/>
+        </w:rPr>
+        <w:t>`, `</w:t>
+      </w:r>
+      <w:proofErr w:type="spellStart"/>
+      <w:r>
+        <w:rPr>
+          <w:rFonts w:eastAsia="Times New Roman"/>
+          <w:bCs/>
+        </w:rPr>
+        <w:t>contenu_texte_contenu</w:t>
+      </w:r>
+      <w:proofErr w:type="spellEnd"/>
+      <w:r>
+        <w:rPr>
+          <w:rFonts w:eastAsia="Times New Roman"/>
+          <w:bCs/>
+        </w:rPr>
+        <w:t xml:space="preserve">`) VALUES </w:t>
+      </w:r>
+      <w:r>
+        <w:rPr>
+          <w:rFonts w:eastAsia="Times New Roman"/>
+          <w:bCs/>
+        </w:rPr>
         <w:t xml:space="preserve">('Chemin avec des arbres bien </w:t>
       </w:r>
       <w:r>
@@ -17999,15 +18318,7 @@
           <w:rFonts w:eastAsia="Times New Roman"/>
           <w:bCs/>
         </w:rPr>
-        <w:t xml:space="preserve">illées','http://127.0.0.1:8000/uploads/Fenetre_modale/elagage4.webp',null) ,('Buis bien taillé','http://127.0.0.1:8000/uploads/Fenetre_modale/elagage5.webp',null),('Chemin accédant a </w:t>
-      </w:r>
-      <w:r>
-        <w:rPr>
-          <w:rFonts w:eastAsia="Times New Roman"/>
-          <w:bCs/>
-        </w:rPr>
-        <w:lastRenderedPageBreak/>
-        <w:t>une maison bordé d’arbres bien taillés','http://127.0.0.1:8000/uploads/Fenetre_modale/elagage6.webp',null),('Maison avec jardin bien entretenu','http://127.0.0.1:8000/uploads/Fenetre_modale/entretien1.webp',null),('Chemin avec jardin bien entretenu','http://127.0.0.1:8000/uploads/Fenetre_modale/entretien2.webp',null) ,('Jardin bien entretenu','http://127.0.0.1:8000/uploads/Fenetre_modale/entretien3.webp',null),('Jardin bien entretenu','http://127.0.0.1:8000/uploads/Fenetre_modale/entretien4.webp',null),('Jardin bien entretenu','http://127.0.0.1:8000/uploads/Fenetre_modale/entretien5.webp',null),('Jardin bien entretenu','http://127.0.0.1:8000/uploads/Fenetre_modale/entretien6.webp',null),('Chemin avec haies bien taillées','http://127.0.0.1:8000/uploads/Fenetre_modale/taille1.webp',null),('Chemin avec haies bien taillées','http://127.0.0.1:8000/uploads/Fenetre_modale/taille2.webp',null),('Chemin avec haies bien taillées','http://127.0.0.1:8000/uploads/Fenetre_modale/taille3.webp',null),('Chemin avec haies bien taillées','http://127.0.0.1:8000/uploads/Fenetre_modale/taille4.webp',null),('Chemin avec haies bien taillées','http://127.0.0.1:8000/uploads/Fenetre_modale/taille5.webp',null),('Jardin a la française avec haies bien taillées','http://127.0.0.1:8000/uploads/Fenetre_modale/taille6.webp',null),('Jardin avec brf','http://127.0.0.1:8000/uploads/Fenetre_modale/valorisation1.webp',null),('Mains montrant du brf','http://127.0.0.1:8000/uploads/Fenetre_modale/valorisation2.webp',null),('Machine réalisant du  brf','http://127.0.0.1:8000/uploads/Fenetre_modale/valorisation3.webp',null),('Machine réalisant du  brf','http://127.0.0.1:8000/uploads/Fenetre_modale/valorisation4.webp',null),('Jardin avec brf','http://127.0.0.1:8000/uploads/Fenetre_modale/valorisation5.webp',null),('Bacs a compost','http://127.0.0.1:8000/uploads/Fenetre_modale/valorisation6.webp',null)</w:t>
+        <w:t>illées','http://127.0.0.1:8000/uploads/Fenetre_modale/elagage4.webp',null) ,('Buis bien taillé','http://127.0.0.1:8000/uploads/Fenetre_modale/elagage5.webp',null),('Chemin accédant a une maison bordé d’arbres bien taillés','http://127.0.0.1:8000/uploads/Fenetre_modale/elagage6.webp',null),('Maison avec jardin bien entretenu','http://127.0.0.1:8000/uploads/Fenetre_modale/entretien1.webp',null),('Chemin avec jardin bien entretenu','http://127.0.0.1:8000/uploads/Fenetre_modale/entretien2.webp',null) ,('Jardin bien entretenu','http://127.0.0.1:8000/uploads/Fenetre_modale/entretien3.webp',null),('Jardin bien entretenu','http://127.0.0.1:8000/uploads/Fenetre_modale/entretien4.webp',null),('Jardin bien entretenu','http://127.0.0.1:8000/uploads/Fenetre_modale/entretien5.webp',null),('Jardin bien entretenu','http://127.0.0.1:8000/uploads/Fenetre_modale/entretien6.webp',null),('Chemin avec haies bien taillées','http://127.0.0.1:8000/uploads/Fenetre_modale/taille1.webp',null),('Chemin avec haies bien taillées','http://127.0.0.1:8000/uploads/Fenetre_modale/taille2.webp',null),('Chemin avec haies bien taillées','http://127.0.0.1:8000/uploads/Fenetre_modale/taille3.webp',null),('Chemin avec haies bien taillées','http://127.0.0.1:8000/uploads/Fenetre_modale/taille4.webp',null),('Chemin avec haies bien taillées','http://127.0.0.1:8000/uploads/Fenetre_modale/taille5.webp',null),('Jardin a la française avec haies bien taillées','http://127.0.0.1:8000/uploads/Fenetre_modale/taille6.webp',null),('Jardin avec brf','http://127.0.0.1:8000/uploads/Fenetre_modale/valorisation1.webp',null),('Mains montrant du brf','http://127.0.0.1:8000/uploads/Fenetre_modale/valorisation2.webp',null),('Machine réalisant du  brf','http://127.0.0.1:8000/uploads/Fenetre_modale/valorisation3.webp',null),('Machine réalisant du  brf','http://127.0.0.1:8000/uploads/Fenetre_modale/valorisation4.webp',null),('Jardin avec brf','http://127.0.0.1:8000/uploads/Fenetre_modale/valorisation5.webp',null),('Bacs a compost','http://127.0.0.1:8000/uploads/Fenetre_modale/valorisation6.webp',null)</w:t>
       </w:r>
     </w:p>
     <w:p>
@@ -18069,7 +18380,7 @@
                     </pic:cNvPicPr>
                   </pic:nvPicPr>
                   <pic:blipFill>
-                    <a:blip r:embed="rId23" cstate="print"/>
+                    <a:blip r:embed="rId22" cstate="print"/>
                     <a:srcRect/>
                     <a:stretch>
                       <a:fillRect/>
@@ -18217,14 +18528,175 @@
           <w:rFonts w:eastAsia="Times New Roman"/>
           <w:bCs/>
         </w:rPr>
-        <w:t>, (28,16), (29,17), (9,18), (10,19),</w:t>
-      </w:r>
-      <w:r>
-        <w:rPr>
-          <w:rFonts w:eastAsia="Times New Roman"/>
-          <w:bCs/>
-        </w:rPr>
-        <w:t>(11,20),(12,21),(13,22),(14,23),(15,24),(16,25),(16,26),(16,27),(16,28),(16,29),(16,30),(17,31),</w:t>
+        <w:t>, (</w:t>
+      </w:r>
+      <w:r>
+        <w:rPr>
+          <w:rFonts w:eastAsia="Times New Roman"/>
+          <w:bCs/>
+        </w:rPr>
+        <w:t>9,16), (11</w:t>
+      </w:r>
+      <w:r>
+        <w:rPr>
+          <w:rFonts w:eastAsia="Times New Roman"/>
+          <w:bCs/>
+        </w:rPr>
+        <w:t>,17), (</w:t>
+      </w:r>
+      <w:r>
+        <w:rPr>
+          <w:rFonts w:eastAsia="Times New Roman"/>
+          <w:bCs/>
+        </w:rPr>
+        <w:t>10</w:t>
+      </w:r>
+      <w:r>
+        <w:rPr>
+          <w:rFonts w:eastAsia="Times New Roman"/>
+          <w:bCs/>
+        </w:rPr>
+        <w:t>,18), (1</w:t>
+      </w:r>
+      <w:r>
+        <w:rPr>
+          <w:rFonts w:eastAsia="Times New Roman"/>
+          <w:bCs/>
+        </w:rPr>
+        <w:t>2</w:t>
+      </w:r>
+      <w:r>
+        <w:rPr>
+          <w:rFonts w:eastAsia="Times New Roman"/>
+          <w:bCs/>
+        </w:rPr>
+        <w:t>,19),</w:t>
+      </w:r>
+      <w:r>
+        <w:rPr>
+          <w:rFonts w:eastAsia="Times New Roman"/>
+          <w:bCs/>
+        </w:rPr>
+        <w:t>(13,20),(14,21),(15,22),(16</w:t>
+      </w:r>
+      <w:r>
+        <w:rPr>
+          <w:rFonts w:eastAsia="Times New Roman"/>
+          <w:bCs/>
+        </w:rPr>
+        <w:t>,23)</w:t>
+      </w:r>
+      <w:r>
+        <w:rPr>
+          <w:rFonts w:eastAsia="Times New Roman"/>
+          <w:bCs/>
+        </w:rPr>
+        <w:t>,(17</w:t>
+      </w:r>
+      <w:r>
+        <w:rPr>
+          <w:rFonts w:eastAsia="Times New Roman"/>
+          <w:bCs/>
+        </w:rPr>
+        <w:t>,24),(</w:t>
+      </w:r>
+      <w:r>
+        <w:rPr>
+          <w:rFonts w:eastAsia="Times New Roman"/>
+          <w:bCs/>
+        </w:rPr>
+        <w:t>18</w:t>
+      </w:r>
+      <w:r>
+        <w:rPr>
+          <w:rFonts w:eastAsia="Times New Roman"/>
+          <w:bCs/>
+        </w:rPr>
+        <w:t>,25),(</w:t>
+      </w:r>
+      <w:r>
+        <w:rPr>
+          <w:rFonts w:eastAsia="Times New Roman"/>
+          <w:bCs/>
+        </w:rPr>
+        <w:t>18</w:t>
+      </w:r>
+      <w:r>
+        <w:rPr>
+          <w:rFonts w:eastAsia="Times New Roman"/>
+          <w:bCs/>
+        </w:rPr>
+        <w:t>,26),(</w:t>
+      </w:r>
+      <w:r>
+        <w:rPr>
+          <w:rFonts w:eastAsia="Times New Roman"/>
+          <w:bCs/>
+        </w:rPr>
+        <w:t>18</w:t>
+      </w:r>
+      <w:r>
+        <w:rPr>
+          <w:rFonts w:eastAsia="Times New Roman"/>
+          <w:bCs/>
+        </w:rPr>
+        <w:t>,27),(</w:t>
+      </w:r>
+      <w:r>
+        <w:rPr>
+          <w:rFonts w:eastAsia="Times New Roman"/>
+          <w:bCs/>
+        </w:rPr>
+        <w:t>18</w:t>
+      </w:r>
+      <w:r>
+        <w:rPr>
+          <w:rFonts w:eastAsia="Times New Roman"/>
+          <w:bCs/>
+        </w:rPr>
+        <w:t>,28),(</w:t>
+      </w:r>
+      <w:r>
+        <w:rPr>
+          <w:rFonts w:eastAsia="Times New Roman"/>
+          <w:bCs/>
+        </w:rPr>
+        <w:t>18</w:t>
+      </w:r>
+      <w:r>
+        <w:rPr>
+          <w:rFonts w:eastAsia="Times New Roman"/>
+          <w:bCs/>
+        </w:rPr>
+        <w:t>,29),(</w:t>
+      </w:r>
+      <w:r>
+        <w:rPr>
+          <w:rFonts w:eastAsia="Times New Roman"/>
+          <w:bCs/>
+        </w:rPr>
+        <w:t>18</w:t>
+      </w:r>
+      <w:r>
+        <w:rPr>
+          <w:rFonts w:eastAsia="Times New Roman"/>
+          <w:bCs/>
+        </w:rPr>
+        <w:t>,30),(</w:t>
+      </w:r>
+      <w:r>
+        <w:rPr>
+          <w:rFonts w:eastAsia="Times New Roman"/>
+          <w:bCs/>
+        </w:rPr>
+        <w:t>19</w:t>
+      </w:r>
+      <w:r>
+        <w:rPr>
+          <w:rFonts w:eastAsia="Times New Roman"/>
+          <w:bCs/>
+        </w:rPr>
+        <w:t>,31),</w:t>
       </w:r>
       <w:r>
         <w:rPr>
@@ -18238,7 +18710,189 @@
           <w:rFonts w:eastAsia="Times New Roman"/>
           <w:bCs/>
         </w:rPr>
-        <w:t>(17,32),(17,33),(17,34),(17,35),(17,36),(18,37),(18,38),(18,39),(18,40),(18,41),(18,42),(19,43),(19,4</w:t>
+        <w:t>(</w:t>
+      </w:r>
+      <w:r>
+        <w:rPr>
+          <w:rFonts w:eastAsia="Times New Roman"/>
+          <w:bCs/>
+        </w:rPr>
+        <w:t>19</w:t>
+      </w:r>
+      <w:r>
+        <w:rPr>
+          <w:rFonts w:eastAsia="Times New Roman"/>
+          <w:bCs/>
+        </w:rPr>
+        <w:t>,32),(</w:t>
+      </w:r>
+      <w:r>
+        <w:rPr>
+          <w:rFonts w:eastAsia="Times New Roman"/>
+          <w:bCs/>
+        </w:rPr>
+        <w:t>19</w:t>
+      </w:r>
+      <w:r>
+        <w:rPr>
+          <w:rFonts w:eastAsia="Times New Roman"/>
+          <w:bCs/>
+        </w:rPr>
+        <w:t>,33),(</w:t>
+      </w:r>
+      <w:r>
+        <w:rPr>
+          <w:rFonts w:eastAsia="Times New Roman"/>
+          <w:bCs/>
+        </w:rPr>
+        <w:t>19</w:t>
+      </w:r>
+      <w:r>
+        <w:rPr>
+          <w:rFonts w:eastAsia="Times New Roman"/>
+          <w:bCs/>
+        </w:rPr>
+        <w:t>,34),(</w:t>
+      </w:r>
+      <w:r>
+        <w:rPr>
+          <w:rFonts w:eastAsia="Times New Roman"/>
+          <w:bCs/>
+        </w:rPr>
+        <w:t>19</w:t>
+      </w:r>
+      <w:r>
+        <w:rPr>
+          <w:rFonts w:eastAsia="Times New Roman"/>
+          <w:bCs/>
+        </w:rPr>
+        <w:t>,35),(1</w:t>
+      </w:r>
+      <w:r>
+        <w:rPr>
+          <w:rFonts w:eastAsia="Times New Roman"/>
+          <w:bCs/>
+        </w:rPr>
+        <w:t>9</w:t>
+      </w:r>
+      <w:r>
+        <w:rPr>
+          <w:rFonts w:eastAsia="Times New Roman"/>
+          <w:bCs/>
+        </w:rPr>
+        <w:t>,36),(</w:t>
+      </w:r>
+      <w:r>
+        <w:rPr>
+          <w:rFonts w:eastAsia="Times New Roman"/>
+          <w:bCs/>
+        </w:rPr>
+        <w:t>20</w:t>
+      </w:r>
+      <w:r>
+        <w:rPr>
+          <w:rFonts w:eastAsia="Times New Roman"/>
+          <w:bCs/>
+        </w:rPr>
+        <w:t>,37),(</w:t>
+      </w:r>
+      <w:r>
+        <w:rPr>
+          <w:rFonts w:eastAsia="Times New Roman"/>
+          <w:bCs/>
+        </w:rPr>
+        <w:t>20</w:t>
+      </w:r>
+      <w:r>
+        <w:rPr>
+          <w:rFonts w:eastAsia="Times New Roman"/>
+          <w:bCs/>
+        </w:rPr>
+        <w:t>,38),(</w:t>
+      </w:r>
+      <w:r>
+        <w:rPr>
+          <w:rFonts w:eastAsia="Times New Roman"/>
+          <w:bCs/>
+        </w:rPr>
+        <w:t>20</w:t>
+      </w:r>
+      <w:r>
+        <w:rPr>
+          <w:rFonts w:eastAsia="Times New Roman"/>
+          <w:bCs/>
+        </w:rPr>
+        <w:t>,39),(</w:t>
+      </w:r>
+      <w:r>
+        <w:rPr>
+          <w:rFonts w:eastAsia="Times New Roman"/>
+          <w:bCs/>
+        </w:rPr>
+        <w:t>20</w:t>
+      </w:r>
+      <w:r>
+        <w:rPr>
+          <w:rFonts w:eastAsia="Times New Roman"/>
+          <w:bCs/>
+        </w:rPr>
+        <w:t>,40),(</w:t>
+      </w:r>
+      <w:r>
+        <w:rPr>
+          <w:rFonts w:eastAsia="Times New Roman"/>
+          <w:bCs/>
+        </w:rPr>
+        <w:t>20</w:t>
+      </w:r>
+      <w:r>
+        <w:rPr>
+          <w:rFonts w:eastAsia="Times New Roman"/>
+          <w:bCs/>
+        </w:rPr>
+        <w:t>,41),(</w:t>
+      </w:r>
+      <w:r>
+        <w:rPr>
+          <w:rFonts w:eastAsia="Times New Roman"/>
+          <w:bCs/>
+        </w:rPr>
+        <w:t>20</w:t>
+      </w:r>
+      <w:r>
+        <w:rPr>
+          <w:rFonts w:eastAsia="Times New Roman"/>
+          <w:bCs/>
+        </w:rPr>
+        <w:t>,42),(</w:t>
+      </w:r>
+      <w:r>
+        <w:rPr>
+          <w:rFonts w:eastAsia="Times New Roman"/>
+          <w:bCs/>
+        </w:rPr>
+        <w:t>21</w:t>
+      </w:r>
+      <w:r>
+        <w:rPr>
+          <w:rFonts w:eastAsia="Times New Roman"/>
+          <w:bCs/>
+        </w:rPr>
+        <w:t>,43),(</w:t>
+      </w:r>
+      <w:r>
+        <w:rPr>
+          <w:rFonts w:eastAsia="Times New Roman"/>
+          <w:bCs/>
+        </w:rPr>
+        <w:t>21</w:t>
+      </w:r>
+      <w:r>
+        <w:rPr>
+          <w:rFonts w:eastAsia="Times New Roman"/>
+          <w:bCs/>
+        </w:rPr>
+        <w:t>,4</w:t>
       </w:r>
       <w:r>
         <w:rPr>
@@ -18266,7 +18920,21 @@
           <w:rFonts w:eastAsia="Times New Roman"/>
           <w:bCs/>
         </w:rPr>
-        <w:t>(19,4</w:t>
+        <w:t>(</w:t>
+      </w:r>
+      <w:r>
+        <w:rPr>
+          <w:rFonts w:eastAsia="Times New Roman"/>
+          <w:bCs/>
+        </w:rPr>
+        <w:t>21</w:t>
+      </w:r>
+      <w:r>
+        <w:rPr>
+          <w:rFonts w:eastAsia="Times New Roman"/>
+          <w:bCs/>
+        </w:rPr>
+        <w:t>,4</w:t>
       </w:r>
       <w:r>
         <w:rPr>
@@ -18280,7 +18948,21 @@
           <w:rFonts w:eastAsia="Times New Roman"/>
           <w:bCs/>
         </w:rPr>
-        <w:t>),(19,4</w:t>
+        <w:t>),(</w:t>
+      </w:r>
+      <w:r>
+        <w:rPr>
+          <w:rFonts w:eastAsia="Times New Roman"/>
+          <w:bCs/>
+        </w:rPr>
+        <w:t>21</w:t>
+      </w:r>
+      <w:r>
+        <w:rPr>
+          <w:rFonts w:eastAsia="Times New Roman"/>
+          <w:bCs/>
+        </w:rPr>
+        <w:t>,4</w:t>
       </w:r>
       <w:r>
         <w:rPr>
@@ -18294,7 +18976,21 @@
           <w:rFonts w:eastAsia="Times New Roman"/>
           <w:bCs/>
         </w:rPr>
-        <w:t>),(19,4</w:t>
+        <w:t>),(</w:t>
+      </w:r>
+      <w:r>
+        <w:rPr>
+          <w:rFonts w:eastAsia="Times New Roman"/>
+          <w:bCs/>
+        </w:rPr>
+        <w:t>21</w:t>
+      </w:r>
+      <w:r>
+        <w:rPr>
+          <w:rFonts w:eastAsia="Times New Roman"/>
+          <w:bCs/>
+        </w:rPr>
+        <w:t>,4</w:t>
       </w:r>
       <w:r>
         <w:rPr>
@@ -18308,7 +19004,21 @@
           <w:rFonts w:eastAsia="Times New Roman"/>
           <w:bCs/>
         </w:rPr>
-        <w:t>),(19,4</w:t>
+        <w:t>),(</w:t>
+      </w:r>
+      <w:r>
+        <w:rPr>
+          <w:rFonts w:eastAsia="Times New Roman"/>
+          <w:bCs/>
+        </w:rPr>
+        <w:t>21</w:t>
+      </w:r>
+      <w:r>
+        <w:rPr>
+          <w:rFonts w:eastAsia="Times New Roman"/>
+          <w:bCs/>
+        </w:rPr>
+        <w:t>,4</w:t>
       </w:r>
       <w:r>
         <w:rPr>
@@ -18329,7 +19039,49 @@
           <w:rFonts w:eastAsia="Times New Roman"/>
           <w:bCs/>
         </w:rPr>
-        <w:t>(20,49),(21,50),(22,51),(23,52),(24,53),(25,54)</w:t>
+        <w:t>(2</w:t>
+      </w:r>
+      <w:r>
+        <w:rPr>
+          <w:rFonts w:eastAsia="Times New Roman"/>
+          <w:bCs/>
+        </w:rPr>
+        <w:t>2</w:t>
+      </w:r>
+      <w:r>
+        <w:rPr>
+          <w:rFonts w:eastAsia="Times New Roman"/>
+          <w:bCs/>
+        </w:rPr>
+        <w:t>,49),(2</w:t>
+      </w:r>
+      <w:r>
+        <w:rPr>
+          <w:rFonts w:eastAsia="Times New Roman"/>
+          <w:bCs/>
+        </w:rPr>
+        <w:t>2,50),(22,51),(22</w:t>
+      </w:r>
+      <w:r>
+        <w:rPr>
+          <w:rFonts w:eastAsia="Times New Roman"/>
+          <w:bCs/>
+        </w:rPr>
+        <w:t>,52),(2</w:t>
+      </w:r>
+      <w:r>
+        <w:rPr>
+          <w:rFonts w:eastAsia="Times New Roman"/>
+          <w:bCs/>
+        </w:rPr>
+        <w:t>2,53),(22</w:t>
+      </w:r>
+      <w:r>
+        <w:rPr>
+          <w:rFonts w:eastAsia="Times New Roman"/>
+          <w:bCs/>
+        </w:rPr>
+        <w:t>,54)</w:t>
       </w:r>
     </w:p>
     <w:p>
@@ -18434,6 +19186,7 @@
           <w:rFonts w:eastAsia="Times New Roman"/>
           <w:bCs/>
         </w:rPr>
+        <w:lastRenderedPageBreak/>
         <w:t>('Étude de faisabilité', '200 - 500'),</w:t>
       </w:r>
     </w:p>
@@ -18514,7 +19267,6 @@
           <w:rFonts w:eastAsia="Times New Roman"/>
           <w:bCs/>
         </w:rPr>
-        <w:lastRenderedPageBreak/>
         <w:t>('Débroussaillage / Nettoyage du terrain', '2 - 5'),</w:t>
       </w:r>
     </w:p>
@@ -18983,7 +19735,7 @@
                     </pic:cNvPicPr>
                   </pic:nvPicPr>
                   <pic:blipFill>
-                    <a:blip r:embed="rId24" cstate="print"/>
+                    <a:blip r:embed="rId23" cstate="print"/>
                     <a:srcRect/>
                     <a:stretch>
                       <a:fillRect/>
@@ -19135,290 +19887,528 @@
           <w:rFonts w:eastAsia="Times New Roman"/>
           <w:bCs/>
         </w:rPr>
-        <w:t>(21, 1),</w:t>
-      </w:r>
-    </w:p>
-    <w:p>
-      <w:pPr>
-        <w:spacing w:after="0"/>
-        <w:rPr>
-          <w:rFonts w:eastAsia="Times New Roman"/>
-          <w:bCs/>
-        </w:rPr>
-      </w:pPr>
-      <w:r>
-        <w:rPr>
-          <w:rFonts w:eastAsia="Times New Roman"/>
-          <w:bCs/>
-        </w:rPr>
-        <w:t>(21, 2),</w:t>
-      </w:r>
-    </w:p>
-    <w:p>
-      <w:pPr>
-        <w:spacing w:after="0"/>
-        <w:rPr>
-          <w:rFonts w:eastAsia="Times New Roman"/>
-          <w:bCs/>
-        </w:rPr>
-      </w:pPr>
-      <w:r>
-        <w:rPr>
-          <w:rFonts w:eastAsia="Times New Roman"/>
-          <w:bCs/>
-        </w:rPr>
-        <w:t>(21, 3),</w:t>
-      </w:r>
-    </w:p>
-    <w:p>
-      <w:pPr>
-        <w:spacing w:after="0"/>
-        <w:rPr>
-          <w:rFonts w:eastAsia="Times New Roman"/>
-          <w:bCs/>
-        </w:rPr>
-      </w:pPr>
-      <w:r>
-        <w:rPr>
-          <w:rFonts w:eastAsia="Times New Roman"/>
-          <w:bCs/>
-        </w:rPr>
-        <w:t>(21, 4),</w:t>
-      </w:r>
-    </w:p>
-    <w:p>
-      <w:pPr>
-        <w:spacing w:after="0"/>
-        <w:rPr>
-          <w:rFonts w:eastAsia="Times New Roman"/>
-          <w:bCs/>
-        </w:rPr>
-      </w:pPr>
-      <w:r>
-        <w:rPr>
-          <w:rFonts w:eastAsia="Times New Roman"/>
-          <w:bCs/>
-        </w:rPr>
-        <w:t>(21, 5),</w:t>
-      </w:r>
-    </w:p>
-    <w:p>
-      <w:pPr>
-        <w:spacing w:after="0"/>
-        <w:rPr>
-          <w:rFonts w:eastAsia="Times New Roman"/>
-          <w:bCs/>
-        </w:rPr>
-      </w:pPr>
-      <w:r>
-        <w:rPr>
-          <w:rFonts w:eastAsia="Times New Roman"/>
-          <w:bCs/>
-        </w:rPr>
-        <w:t>(21, 6),</w:t>
-      </w:r>
-    </w:p>
-    <w:p>
-      <w:pPr>
-        <w:spacing w:after="0"/>
-        <w:rPr>
-          <w:rFonts w:eastAsia="Times New Roman"/>
-          <w:bCs/>
-        </w:rPr>
-      </w:pPr>
-    </w:p>
-    <w:p>
-      <w:pPr>
-        <w:spacing w:after="0"/>
-        <w:rPr>
-          <w:rFonts w:eastAsia="Times New Roman"/>
-          <w:bCs/>
-        </w:rPr>
-      </w:pPr>
-      <w:r>
-        <w:rPr>
-          <w:rFonts w:eastAsia="Times New Roman"/>
-          <w:bCs/>
-        </w:rPr>
-        <w:t>(22, 7),</w:t>
-      </w:r>
-    </w:p>
-    <w:p>
-      <w:pPr>
-        <w:spacing w:after="0"/>
-        <w:rPr>
-          <w:rFonts w:eastAsia="Times New Roman"/>
-          <w:bCs/>
-        </w:rPr>
-      </w:pPr>
-      <w:r>
-        <w:rPr>
-          <w:rFonts w:eastAsia="Times New Roman"/>
-          <w:bCs/>
-        </w:rPr>
-        <w:t>(22, 8),</w:t>
-      </w:r>
-    </w:p>
-    <w:p>
-      <w:pPr>
-        <w:spacing w:after="0"/>
-        <w:rPr>
-          <w:rFonts w:eastAsia="Times New Roman"/>
-          <w:bCs/>
-        </w:rPr>
-      </w:pPr>
-      <w:r>
-        <w:rPr>
-          <w:rFonts w:eastAsia="Times New Roman"/>
-          <w:bCs/>
-        </w:rPr>
-        <w:t>(22, 9),</w:t>
-      </w:r>
-    </w:p>
-    <w:p>
-      <w:pPr>
-        <w:spacing w:after="0"/>
-        <w:rPr>
-          <w:rFonts w:eastAsia="Times New Roman"/>
-          <w:bCs/>
-        </w:rPr>
-      </w:pPr>
-      <w:r>
-        <w:rPr>
-          <w:rFonts w:eastAsia="Times New Roman"/>
-          <w:bCs/>
-        </w:rPr>
-        <w:t>(22, 10),</w:t>
-      </w:r>
-    </w:p>
-    <w:p>
-      <w:pPr>
-        <w:spacing w:after="0"/>
-        <w:rPr>
-          <w:rFonts w:eastAsia="Times New Roman"/>
-          <w:bCs/>
-        </w:rPr>
-      </w:pPr>
-      <w:r>
-        <w:rPr>
-          <w:rFonts w:eastAsia="Times New Roman"/>
-          <w:bCs/>
-        </w:rPr>
-        <w:t>(22, 11),</w:t>
-      </w:r>
-    </w:p>
-    <w:p>
-      <w:pPr>
-        <w:spacing w:after="0"/>
-        <w:rPr>
-          <w:rFonts w:eastAsia="Times New Roman"/>
-          <w:bCs/>
-        </w:rPr>
-      </w:pPr>
-    </w:p>
-    <w:p>
-      <w:pPr>
-        <w:spacing w:after="0"/>
-        <w:rPr>
-          <w:rFonts w:eastAsia="Times New Roman"/>
-          <w:bCs/>
-        </w:rPr>
-      </w:pPr>
-      <w:r>
-        <w:rPr>
-          <w:rFonts w:eastAsia="Times New Roman"/>
-          <w:bCs/>
-        </w:rPr>
-        <w:t>(23, 12),</w:t>
-      </w:r>
-    </w:p>
-    <w:p>
-      <w:pPr>
-        <w:spacing w:after="0"/>
-        <w:rPr>
-          <w:rFonts w:eastAsia="Times New Roman"/>
-          <w:bCs/>
-        </w:rPr>
-      </w:pPr>
-      <w:r>
-        <w:rPr>
-          <w:rFonts w:eastAsia="Times New Roman"/>
-          <w:bCs/>
-        </w:rPr>
-        <w:t>(23, 13),</w:t>
-      </w:r>
-    </w:p>
-    <w:p>
-      <w:pPr>
-        <w:spacing w:after="0"/>
-        <w:rPr>
-          <w:rFonts w:eastAsia="Times New Roman"/>
-          <w:bCs/>
-        </w:rPr>
-      </w:pPr>
-      <w:r>
-        <w:rPr>
-          <w:rFonts w:eastAsia="Times New Roman"/>
-          <w:bCs/>
-        </w:rPr>
-        <w:t>(23, 14),</w:t>
-      </w:r>
-    </w:p>
-    <w:p>
-      <w:pPr>
-        <w:spacing w:after="0"/>
-        <w:rPr>
-          <w:rFonts w:eastAsia="Times New Roman"/>
-          <w:bCs/>
-        </w:rPr>
-      </w:pPr>
-      <w:r>
-        <w:rPr>
-          <w:rFonts w:eastAsia="Times New Roman"/>
-          <w:bCs/>
-        </w:rPr>
-        <w:t>(23, 15),</w:t>
-      </w:r>
-    </w:p>
-    <w:p>
-      <w:pPr>
-        <w:spacing w:after="0"/>
-        <w:rPr>
-          <w:rFonts w:eastAsia="Times New Roman"/>
-          <w:bCs/>
-        </w:rPr>
-      </w:pPr>
-    </w:p>
-    <w:p>
-      <w:pPr>
-        <w:spacing w:after="0"/>
-        <w:rPr>
-          <w:rFonts w:eastAsia="Times New Roman"/>
-          <w:bCs/>
-        </w:rPr>
-      </w:pPr>
-      <w:r>
-        <w:rPr>
-          <w:rFonts w:eastAsia="Times New Roman"/>
-          <w:bCs/>
-        </w:rPr>
-        <w:t>(24, 16),</w:t>
-      </w:r>
-    </w:p>
-    <w:p>
-      <w:pPr>
-        <w:spacing w:after="0"/>
-        <w:rPr>
-          <w:rFonts w:eastAsia="Times New Roman"/>
-          <w:bCs/>
-        </w:rPr>
-      </w:pPr>
-      <w:r>
-        <w:rPr>
-          <w:rFonts w:eastAsia="Times New Roman"/>
-          <w:bCs/>
-        </w:rPr>
-        <w:t>(24, 17),</w:t>
+        <w:t>(</w:t>
+      </w:r>
+      <w:r>
+        <w:rPr>
+          <w:rFonts w:eastAsia="Times New Roman"/>
+          <w:bCs/>
+        </w:rPr>
+        <w:t>23</w:t>
+      </w:r>
+      <w:r>
+        <w:rPr>
+          <w:rFonts w:eastAsia="Times New Roman"/>
+          <w:bCs/>
+        </w:rPr>
+        <w:t>, 1),</w:t>
+      </w:r>
+    </w:p>
+    <w:p>
+      <w:pPr>
+        <w:spacing w:after="0"/>
+        <w:rPr>
+          <w:rFonts w:eastAsia="Times New Roman"/>
+          <w:bCs/>
+        </w:rPr>
+      </w:pPr>
+      <w:r>
+        <w:rPr>
+          <w:rFonts w:eastAsia="Times New Roman"/>
+          <w:bCs/>
+        </w:rPr>
+        <w:t>(</w:t>
+      </w:r>
+      <w:r>
+        <w:rPr>
+          <w:rFonts w:eastAsia="Times New Roman"/>
+          <w:bCs/>
+        </w:rPr>
+        <w:t>23</w:t>
+      </w:r>
+      <w:r>
+        <w:rPr>
+          <w:rFonts w:eastAsia="Times New Roman"/>
+          <w:bCs/>
+        </w:rPr>
+        <w:t>, 2),</w:t>
+      </w:r>
+    </w:p>
+    <w:p>
+      <w:pPr>
+        <w:spacing w:after="0"/>
+        <w:rPr>
+          <w:rFonts w:eastAsia="Times New Roman"/>
+          <w:bCs/>
+        </w:rPr>
+      </w:pPr>
+      <w:r>
+        <w:rPr>
+          <w:rFonts w:eastAsia="Times New Roman"/>
+          <w:bCs/>
+        </w:rPr>
+        <w:t>(</w:t>
+      </w:r>
+      <w:r>
+        <w:rPr>
+          <w:rFonts w:eastAsia="Times New Roman"/>
+          <w:bCs/>
+        </w:rPr>
+        <w:t>23</w:t>
+      </w:r>
+      <w:r>
+        <w:rPr>
+          <w:rFonts w:eastAsia="Times New Roman"/>
+          <w:bCs/>
+        </w:rPr>
+        <w:t>, 3),</w:t>
+      </w:r>
+    </w:p>
+    <w:p>
+      <w:pPr>
+        <w:spacing w:after="0"/>
+        <w:rPr>
+          <w:rFonts w:eastAsia="Times New Roman"/>
+          <w:bCs/>
+        </w:rPr>
+      </w:pPr>
+      <w:r>
+        <w:rPr>
+          <w:rFonts w:eastAsia="Times New Roman"/>
+          <w:bCs/>
+        </w:rPr>
+        <w:t>(</w:t>
+      </w:r>
+      <w:r>
+        <w:rPr>
+          <w:rFonts w:eastAsia="Times New Roman"/>
+          <w:bCs/>
+        </w:rPr>
+        <w:t>23</w:t>
+      </w:r>
+      <w:r>
+        <w:rPr>
+          <w:rFonts w:eastAsia="Times New Roman"/>
+          <w:bCs/>
+        </w:rPr>
+        <w:t>, 4),</w:t>
+      </w:r>
+    </w:p>
+    <w:p>
+      <w:pPr>
+        <w:spacing w:after="0"/>
+        <w:rPr>
+          <w:rFonts w:eastAsia="Times New Roman"/>
+          <w:bCs/>
+        </w:rPr>
+      </w:pPr>
+      <w:r>
+        <w:rPr>
+          <w:rFonts w:eastAsia="Times New Roman"/>
+          <w:bCs/>
+        </w:rPr>
+        <w:t>(</w:t>
+      </w:r>
+      <w:r>
+        <w:rPr>
+          <w:rFonts w:eastAsia="Times New Roman"/>
+          <w:bCs/>
+        </w:rPr>
+        <w:t>23</w:t>
+      </w:r>
+      <w:r>
+        <w:rPr>
+          <w:rFonts w:eastAsia="Times New Roman"/>
+          <w:bCs/>
+        </w:rPr>
+        <w:t>, 5),</w:t>
+      </w:r>
+    </w:p>
+    <w:p>
+      <w:pPr>
+        <w:spacing w:after="0"/>
+        <w:rPr>
+          <w:rFonts w:eastAsia="Times New Roman"/>
+          <w:bCs/>
+        </w:rPr>
+      </w:pPr>
+      <w:r>
+        <w:rPr>
+          <w:rFonts w:eastAsia="Times New Roman"/>
+          <w:bCs/>
+        </w:rPr>
+        <w:t>(</w:t>
+      </w:r>
+      <w:r>
+        <w:rPr>
+          <w:rFonts w:eastAsia="Times New Roman"/>
+          <w:bCs/>
+        </w:rPr>
+        <w:t>23</w:t>
+      </w:r>
+      <w:r>
+        <w:rPr>
+          <w:rFonts w:eastAsia="Times New Roman"/>
+          <w:bCs/>
+        </w:rPr>
+        <w:t>, 6),</w:t>
+      </w:r>
+    </w:p>
+    <w:p>
+      <w:pPr>
+        <w:spacing w:after="0"/>
+        <w:rPr>
+          <w:rFonts w:eastAsia="Times New Roman"/>
+          <w:bCs/>
+        </w:rPr>
+      </w:pPr>
+    </w:p>
+    <w:p>
+      <w:pPr>
+        <w:spacing w:after="0"/>
+        <w:rPr>
+          <w:rFonts w:eastAsia="Times New Roman"/>
+          <w:bCs/>
+        </w:rPr>
+      </w:pPr>
+      <w:r>
+        <w:rPr>
+          <w:rFonts w:eastAsia="Times New Roman"/>
+          <w:bCs/>
+        </w:rPr>
+        <w:t>(</w:t>
+      </w:r>
+      <w:r>
+        <w:rPr>
+          <w:rFonts w:eastAsia="Times New Roman"/>
+          <w:bCs/>
+        </w:rPr>
+        <w:t>24</w:t>
+      </w:r>
+      <w:r>
+        <w:rPr>
+          <w:rFonts w:eastAsia="Times New Roman"/>
+          <w:bCs/>
+        </w:rPr>
+        <w:t>, 7),</w:t>
+      </w:r>
+    </w:p>
+    <w:p>
+      <w:pPr>
+        <w:spacing w:after="0"/>
+        <w:rPr>
+          <w:rFonts w:eastAsia="Times New Roman"/>
+          <w:bCs/>
+        </w:rPr>
+      </w:pPr>
+      <w:r>
+        <w:rPr>
+          <w:rFonts w:eastAsia="Times New Roman"/>
+          <w:bCs/>
+        </w:rPr>
+        <w:t>(</w:t>
+      </w:r>
+      <w:r>
+        <w:rPr>
+          <w:rFonts w:eastAsia="Times New Roman"/>
+          <w:bCs/>
+        </w:rPr>
+        <w:t>24</w:t>
+      </w:r>
+      <w:r>
+        <w:rPr>
+          <w:rFonts w:eastAsia="Times New Roman"/>
+          <w:bCs/>
+        </w:rPr>
+        <w:t>, 8),</w:t>
+      </w:r>
+    </w:p>
+    <w:p>
+      <w:pPr>
+        <w:spacing w:after="0"/>
+        <w:rPr>
+          <w:rFonts w:eastAsia="Times New Roman"/>
+          <w:bCs/>
+        </w:rPr>
+      </w:pPr>
+      <w:r>
+        <w:rPr>
+          <w:rFonts w:eastAsia="Times New Roman"/>
+          <w:bCs/>
+        </w:rPr>
+        <w:t>(</w:t>
+      </w:r>
+      <w:r>
+        <w:rPr>
+          <w:rFonts w:eastAsia="Times New Roman"/>
+          <w:bCs/>
+        </w:rPr>
+        <w:t>24</w:t>
+      </w:r>
+      <w:r>
+        <w:rPr>
+          <w:rFonts w:eastAsia="Times New Roman"/>
+          <w:bCs/>
+        </w:rPr>
+        <w:t>, 9),</w:t>
+      </w:r>
+    </w:p>
+    <w:p>
+      <w:pPr>
+        <w:spacing w:after="0"/>
+        <w:rPr>
+          <w:rFonts w:eastAsia="Times New Roman"/>
+          <w:bCs/>
+        </w:rPr>
+      </w:pPr>
+      <w:r>
+        <w:rPr>
+          <w:rFonts w:eastAsia="Times New Roman"/>
+          <w:bCs/>
+        </w:rPr>
+        <w:t>(</w:t>
+      </w:r>
+      <w:r>
+        <w:rPr>
+          <w:rFonts w:eastAsia="Times New Roman"/>
+          <w:bCs/>
+        </w:rPr>
+        <w:t>24</w:t>
+      </w:r>
+      <w:r>
+        <w:rPr>
+          <w:rFonts w:eastAsia="Times New Roman"/>
+          <w:bCs/>
+        </w:rPr>
+        <w:t>, 10),</w:t>
+      </w:r>
+    </w:p>
+    <w:p>
+      <w:pPr>
+        <w:spacing w:after="0"/>
+        <w:rPr>
+          <w:rFonts w:eastAsia="Times New Roman"/>
+          <w:bCs/>
+        </w:rPr>
+      </w:pPr>
+      <w:r>
+        <w:rPr>
+          <w:rFonts w:eastAsia="Times New Roman"/>
+          <w:bCs/>
+        </w:rPr>
+        <w:t>(</w:t>
+      </w:r>
+      <w:r>
+        <w:rPr>
+          <w:rFonts w:eastAsia="Times New Roman"/>
+          <w:bCs/>
+        </w:rPr>
+        <w:t>24</w:t>
+      </w:r>
+      <w:r>
+        <w:rPr>
+          <w:rFonts w:eastAsia="Times New Roman"/>
+          <w:bCs/>
+        </w:rPr>
+        <w:t>, 11),</w:t>
+      </w:r>
+    </w:p>
+    <w:p>
+      <w:pPr>
+        <w:spacing w:after="0"/>
+        <w:rPr>
+          <w:rFonts w:eastAsia="Times New Roman"/>
+          <w:bCs/>
+        </w:rPr>
+      </w:pPr>
+    </w:p>
+    <w:p>
+      <w:pPr>
+        <w:spacing w:after="0"/>
+        <w:rPr>
+          <w:rFonts w:eastAsia="Times New Roman"/>
+          <w:bCs/>
+        </w:rPr>
+      </w:pPr>
+      <w:r>
+        <w:rPr>
+          <w:rFonts w:eastAsia="Times New Roman"/>
+          <w:bCs/>
+        </w:rPr>
+        <w:t>(</w:t>
+      </w:r>
+      <w:r>
+        <w:rPr>
+          <w:rFonts w:eastAsia="Times New Roman"/>
+          <w:bCs/>
+        </w:rPr>
+        <w:t>25</w:t>
+      </w:r>
+      <w:r>
+        <w:rPr>
+          <w:rFonts w:eastAsia="Times New Roman"/>
+          <w:bCs/>
+        </w:rPr>
+        <w:t>, 12),</w:t>
+      </w:r>
+    </w:p>
+    <w:p>
+      <w:pPr>
+        <w:spacing w:after="0"/>
+        <w:rPr>
+          <w:rFonts w:eastAsia="Times New Roman"/>
+          <w:bCs/>
+        </w:rPr>
+      </w:pPr>
+      <w:r>
+        <w:rPr>
+          <w:rFonts w:eastAsia="Times New Roman"/>
+          <w:bCs/>
+        </w:rPr>
+        <w:t>(</w:t>
+      </w:r>
+      <w:r>
+        <w:rPr>
+          <w:rFonts w:eastAsia="Times New Roman"/>
+          <w:bCs/>
+        </w:rPr>
+        <w:t>25</w:t>
+      </w:r>
+      <w:r>
+        <w:rPr>
+          <w:rFonts w:eastAsia="Times New Roman"/>
+          <w:bCs/>
+        </w:rPr>
+        <w:t>, 13),</w:t>
+      </w:r>
+    </w:p>
+    <w:p>
+      <w:pPr>
+        <w:spacing w:after="0"/>
+        <w:rPr>
+          <w:rFonts w:eastAsia="Times New Roman"/>
+          <w:bCs/>
+        </w:rPr>
+      </w:pPr>
+      <w:r>
+        <w:rPr>
+          <w:rFonts w:eastAsia="Times New Roman"/>
+          <w:bCs/>
+        </w:rPr>
+        <w:t>(</w:t>
+      </w:r>
+      <w:r>
+        <w:rPr>
+          <w:rFonts w:eastAsia="Times New Roman"/>
+          <w:bCs/>
+        </w:rPr>
+        <w:t>25</w:t>
+      </w:r>
+      <w:r>
+        <w:rPr>
+          <w:rFonts w:eastAsia="Times New Roman"/>
+          <w:bCs/>
+        </w:rPr>
+        <w:t>, 14),</w:t>
+      </w:r>
+    </w:p>
+    <w:p>
+      <w:pPr>
+        <w:spacing w:after="0"/>
+        <w:rPr>
+          <w:rFonts w:eastAsia="Times New Roman"/>
+          <w:bCs/>
+        </w:rPr>
+      </w:pPr>
+      <w:r>
+        <w:rPr>
+          <w:rFonts w:eastAsia="Times New Roman"/>
+          <w:bCs/>
+        </w:rPr>
+        <w:t>(</w:t>
+      </w:r>
+      <w:r>
+        <w:rPr>
+          <w:rFonts w:eastAsia="Times New Roman"/>
+          <w:bCs/>
+        </w:rPr>
+        <w:t>25</w:t>
+      </w:r>
+      <w:r>
+        <w:rPr>
+          <w:rFonts w:eastAsia="Times New Roman"/>
+          <w:bCs/>
+        </w:rPr>
+        <w:t>, 15),</w:t>
+      </w:r>
+    </w:p>
+    <w:p>
+      <w:pPr>
+        <w:spacing w:after="0"/>
+        <w:rPr>
+          <w:rFonts w:eastAsia="Times New Roman"/>
+          <w:bCs/>
+        </w:rPr>
+      </w:pPr>
+    </w:p>
+    <w:p>
+      <w:pPr>
+        <w:spacing w:after="0"/>
+        <w:rPr>
+          <w:rFonts w:eastAsia="Times New Roman"/>
+          <w:bCs/>
+        </w:rPr>
+      </w:pPr>
+      <w:r>
+        <w:rPr>
+          <w:rFonts w:eastAsia="Times New Roman"/>
+          <w:bCs/>
+        </w:rPr>
+        <w:t>(</w:t>
+      </w:r>
+      <w:r>
+        <w:rPr>
+          <w:rFonts w:eastAsia="Times New Roman"/>
+          <w:bCs/>
+        </w:rPr>
+        <w:t>26</w:t>
+      </w:r>
+      <w:r>
+        <w:rPr>
+          <w:rFonts w:eastAsia="Times New Roman"/>
+          <w:bCs/>
+        </w:rPr>
+        <w:t>, 16),</w:t>
+      </w:r>
+    </w:p>
+    <w:p>
+      <w:pPr>
+        <w:spacing w:after="0"/>
+        <w:rPr>
+          <w:rFonts w:eastAsia="Times New Roman"/>
+          <w:bCs/>
+        </w:rPr>
+      </w:pPr>
+      <w:r>
+        <w:rPr>
+          <w:rFonts w:eastAsia="Times New Roman"/>
+          <w:bCs/>
+        </w:rPr>
+        <w:t>(</w:t>
+      </w:r>
+      <w:r>
+        <w:rPr>
+          <w:rFonts w:eastAsia="Times New Roman"/>
+          <w:bCs/>
+        </w:rPr>
+        <w:t>26</w:t>
+      </w:r>
+      <w:r>
+        <w:rPr>
+          <w:rFonts w:eastAsia="Times New Roman"/>
+          <w:bCs/>
+        </w:rPr>
+        <w:t>, 17),</w:t>
       </w:r>
     </w:p>
     <w:p>
@@ -19435,249 +20425,459 @@
           <w:bCs/>
         </w:rPr>
         <w:lastRenderedPageBreak/>
-        <w:t>(24, 18),</w:t>
-      </w:r>
-    </w:p>
-    <w:p>
-      <w:pPr>
-        <w:spacing w:after="0"/>
-        <w:rPr>
-          <w:rFonts w:eastAsia="Times New Roman"/>
-          <w:bCs/>
-        </w:rPr>
-      </w:pPr>
-      <w:r>
-        <w:rPr>
-          <w:rFonts w:eastAsia="Times New Roman"/>
-          <w:bCs/>
-        </w:rPr>
-        <w:t>(24, 19),</w:t>
-      </w:r>
-    </w:p>
-    <w:p>
-      <w:pPr>
-        <w:spacing w:after="0"/>
-        <w:rPr>
-          <w:rFonts w:eastAsia="Times New Roman"/>
-          <w:bCs/>
-        </w:rPr>
-      </w:pPr>
-      <w:r>
-        <w:rPr>
-          <w:rFonts w:eastAsia="Times New Roman"/>
-          <w:bCs/>
-        </w:rPr>
-        <w:t>(24, 20),</w:t>
-      </w:r>
-    </w:p>
-    <w:p>
-      <w:pPr>
-        <w:spacing w:after="0"/>
-        <w:rPr>
-          <w:rFonts w:eastAsia="Times New Roman"/>
-          <w:bCs/>
-        </w:rPr>
-      </w:pPr>
-      <w:r>
-        <w:rPr>
-          <w:rFonts w:eastAsia="Times New Roman"/>
-          <w:bCs/>
-        </w:rPr>
-        <w:t>(24, 21),</w:t>
-      </w:r>
-    </w:p>
-    <w:p>
-      <w:pPr>
-        <w:spacing w:after="0"/>
-        <w:rPr>
-          <w:rFonts w:eastAsia="Times New Roman"/>
-          <w:bCs/>
-        </w:rPr>
-      </w:pPr>
-    </w:p>
-    <w:p>
-      <w:pPr>
-        <w:spacing w:after="0"/>
-        <w:rPr>
-          <w:rFonts w:eastAsia="Times New Roman"/>
-          <w:bCs/>
-        </w:rPr>
-      </w:pPr>
-      <w:r>
-        <w:rPr>
-          <w:rFonts w:eastAsia="Times New Roman"/>
-          <w:bCs/>
-        </w:rPr>
-        <w:t>(25, 22),</w:t>
-      </w:r>
-    </w:p>
-    <w:p>
-      <w:pPr>
-        <w:spacing w:after="0"/>
-        <w:rPr>
-          <w:rFonts w:eastAsia="Times New Roman"/>
-          <w:bCs/>
-        </w:rPr>
-      </w:pPr>
-      <w:r>
-        <w:rPr>
-          <w:rFonts w:eastAsia="Times New Roman"/>
-          <w:bCs/>
-        </w:rPr>
-        <w:t>(25, 23),</w:t>
-      </w:r>
-    </w:p>
-    <w:p>
-      <w:pPr>
-        <w:spacing w:after="0"/>
-        <w:rPr>
-          <w:rFonts w:eastAsia="Times New Roman"/>
-          <w:bCs/>
-        </w:rPr>
-      </w:pPr>
-      <w:r>
-        <w:rPr>
-          <w:rFonts w:eastAsia="Times New Roman"/>
-          <w:bCs/>
-        </w:rPr>
-        <w:t>(25, 24),</w:t>
-      </w:r>
-    </w:p>
-    <w:p>
-      <w:pPr>
-        <w:spacing w:after="0"/>
-        <w:rPr>
-          <w:rFonts w:eastAsia="Times New Roman"/>
-          <w:bCs/>
-        </w:rPr>
-      </w:pPr>
-      <w:r>
-        <w:rPr>
-          <w:rFonts w:eastAsia="Times New Roman"/>
-          <w:bCs/>
-        </w:rPr>
-        <w:t>(25, 25),</w:t>
-      </w:r>
-    </w:p>
-    <w:p>
-      <w:pPr>
-        <w:spacing w:after="0"/>
-        <w:rPr>
-          <w:rFonts w:eastAsia="Times New Roman"/>
-          <w:bCs/>
-        </w:rPr>
-      </w:pPr>
-      <w:r>
-        <w:rPr>
-          <w:rFonts w:eastAsia="Times New Roman"/>
-          <w:bCs/>
-        </w:rPr>
-        <w:t>(25, 26),</w:t>
-      </w:r>
-    </w:p>
-    <w:p>
-      <w:pPr>
-        <w:spacing w:after="0"/>
-        <w:rPr>
-          <w:rFonts w:eastAsia="Times New Roman"/>
-          <w:bCs/>
-        </w:rPr>
-      </w:pPr>
-      <w:r>
-        <w:rPr>
-          <w:rFonts w:eastAsia="Times New Roman"/>
-          <w:bCs/>
-        </w:rPr>
-        <w:t>(25, 27),</w:t>
-      </w:r>
-    </w:p>
-    <w:p>
-      <w:pPr>
-        <w:spacing w:after="0"/>
-        <w:rPr>
-          <w:rFonts w:eastAsia="Times New Roman"/>
-          <w:bCs/>
-        </w:rPr>
-      </w:pPr>
-      <w:r>
-        <w:rPr>
-          <w:rFonts w:eastAsia="Times New Roman"/>
-          <w:bCs/>
-        </w:rPr>
-        <w:t>(25, 28),</w:t>
-      </w:r>
-    </w:p>
-    <w:p>
-      <w:pPr>
-        <w:spacing w:after="0"/>
-        <w:rPr>
-          <w:rFonts w:eastAsia="Times New Roman"/>
-          <w:bCs/>
-        </w:rPr>
-      </w:pPr>
-    </w:p>
-    <w:p>
-      <w:pPr>
-        <w:spacing w:after="0"/>
-        <w:rPr>
-          <w:rFonts w:eastAsia="Times New Roman"/>
-          <w:bCs/>
-        </w:rPr>
-      </w:pPr>
-      <w:r>
-        <w:rPr>
-          <w:rFonts w:eastAsia="Times New Roman"/>
-          <w:bCs/>
-        </w:rPr>
-        <w:t>(26, 29),</w:t>
-      </w:r>
-    </w:p>
-    <w:p>
-      <w:pPr>
-        <w:spacing w:after="0"/>
-        <w:rPr>
-          <w:rFonts w:eastAsia="Times New Roman"/>
-          <w:bCs/>
-        </w:rPr>
-      </w:pPr>
-      <w:r>
-        <w:rPr>
-          <w:rFonts w:eastAsia="Times New Roman"/>
-          <w:bCs/>
-        </w:rPr>
-        <w:t>(26, 30),</w:t>
-      </w:r>
-    </w:p>
-    <w:p>
-      <w:pPr>
-        <w:spacing w:after="0"/>
-        <w:rPr>
-          <w:rFonts w:eastAsia="Times New Roman"/>
-          <w:bCs/>
-        </w:rPr>
-      </w:pPr>
-      <w:r>
-        <w:rPr>
-          <w:rFonts w:eastAsia="Times New Roman"/>
-          <w:bCs/>
-        </w:rPr>
-        <w:t>(26, 31),</w:t>
-      </w:r>
-    </w:p>
-    <w:p>
-      <w:pPr>
-        <w:spacing w:after="0"/>
-        <w:rPr>
-          <w:rFonts w:eastAsia="Times New Roman"/>
-          <w:bCs/>
-        </w:rPr>
-      </w:pPr>
-      <w:r>
-        <w:rPr>
-          <w:rFonts w:eastAsia="Times New Roman"/>
-          <w:bCs/>
-        </w:rPr>
-        <w:t>(26, 32);</w:t>
+        <w:t>(</w:t>
+      </w:r>
+      <w:r>
+        <w:rPr>
+          <w:rFonts w:eastAsia="Times New Roman"/>
+          <w:bCs/>
+        </w:rPr>
+        <w:t>26</w:t>
+      </w:r>
+      <w:r>
+        <w:rPr>
+          <w:rFonts w:eastAsia="Times New Roman"/>
+          <w:bCs/>
+        </w:rPr>
+        <w:t>, 18),</w:t>
+      </w:r>
+    </w:p>
+    <w:p>
+      <w:pPr>
+        <w:spacing w:after="0"/>
+        <w:rPr>
+          <w:rFonts w:eastAsia="Times New Roman"/>
+          <w:bCs/>
+        </w:rPr>
+      </w:pPr>
+      <w:r>
+        <w:rPr>
+          <w:rFonts w:eastAsia="Times New Roman"/>
+          <w:bCs/>
+        </w:rPr>
+        <w:t>(</w:t>
+      </w:r>
+      <w:r>
+        <w:rPr>
+          <w:rFonts w:eastAsia="Times New Roman"/>
+          <w:bCs/>
+        </w:rPr>
+        <w:t>26</w:t>
+      </w:r>
+      <w:r>
+        <w:rPr>
+          <w:rFonts w:eastAsia="Times New Roman"/>
+          <w:bCs/>
+        </w:rPr>
+        <w:t>, 19),</w:t>
+      </w:r>
+    </w:p>
+    <w:p>
+      <w:pPr>
+        <w:spacing w:after="0"/>
+        <w:rPr>
+          <w:rFonts w:eastAsia="Times New Roman"/>
+          <w:bCs/>
+        </w:rPr>
+      </w:pPr>
+      <w:r>
+        <w:rPr>
+          <w:rFonts w:eastAsia="Times New Roman"/>
+          <w:bCs/>
+        </w:rPr>
+        <w:t>(</w:t>
+      </w:r>
+      <w:r>
+        <w:rPr>
+          <w:rFonts w:eastAsia="Times New Roman"/>
+          <w:bCs/>
+        </w:rPr>
+        <w:t>26</w:t>
+      </w:r>
+      <w:r>
+        <w:rPr>
+          <w:rFonts w:eastAsia="Times New Roman"/>
+          <w:bCs/>
+        </w:rPr>
+        <w:t>, 20),</w:t>
+      </w:r>
+    </w:p>
+    <w:p>
+      <w:pPr>
+        <w:spacing w:after="0"/>
+        <w:rPr>
+          <w:rFonts w:eastAsia="Times New Roman"/>
+          <w:bCs/>
+        </w:rPr>
+      </w:pPr>
+      <w:r>
+        <w:rPr>
+          <w:rFonts w:eastAsia="Times New Roman"/>
+          <w:bCs/>
+        </w:rPr>
+        <w:t>(</w:t>
+      </w:r>
+      <w:r>
+        <w:rPr>
+          <w:rFonts w:eastAsia="Times New Roman"/>
+          <w:bCs/>
+        </w:rPr>
+        <w:t>26</w:t>
+      </w:r>
+      <w:r>
+        <w:rPr>
+          <w:rFonts w:eastAsia="Times New Roman"/>
+          <w:bCs/>
+        </w:rPr>
+        <w:t>, 21),</w:t>
+      </w:r>
+    </w:p>
+    <w:p>
+      <w:pPr>
+        <w:spacing w:after="0"/>
+        <w:rPr>
+          <w:rFonts w:eastAsia="Times New Roman"/>
+          <w:bCs/>
+        </w:rPr>
+      </w:pPr>
+    </w:p>
+    <w:p>
+      <w:pPr>
+        <w:spacing w:after="0"/>
+        <w:rPr>
+          <w:rFonts w:eastAsia="Times New Roman"/>
+          <w:bCs/>
+        </w:rPr>
+      </w:pPr>
+      <w:r>
+        <w:rPr>
+          <w:rFonts w:eastAsia="Times New Roman"/>
+          <w:bCs/>
+        </w:rPr>
+        <w:t>(</w:t>
+      </w:r>
+      <w:r>
+        <w:rPr>
+          <w:rFonts w:eastAsia="Times New Roman"/>
+          <w:bCs/>
+        </w:rPr>
+        <w:t>27</w:t>
+      </w:r>
+      <w:r>
+        <w:rPr>
+          <w:rFonts w:eastAsia="Times New Roman"/>
+          <w:bCs/>
+        </w:rPr>
+        <w:t>, 22),</w:t>
+      </w:r>
+    </w:p>
+    <w:p>
+      <w:pPr>
+        <w:spacing w:after="0"/>
+        <w:rPr>
+          <w:rFonts w:eastAsia="Times New Roman"/>
+          <w:bCs/>
+        </w:rPr>
+      </w:pPr>
+      <w:r>
+        <w:rPr>
+          <w:rFonts w:eastAsia="Times New Roman"/>
+          <w:bCs/>
+        </w:rPr>
+        <w:t>(</w:t>
+      </w:r>
+      <w:r>
+        <w:rPr>
+          <w:rFonts w:eastAsia="Times New Roman"/>
+          <w:bCs/>
+        </w:rPr>
+        <w:t>27</w:t>
+      </w:r>
+      <w:r>
+        <w:rPr>
+          <w:rFonts w:eastAsia="Times New Roman"/>
+          <w:bCs/>
+        </w:rPr>
+        <w:t>, 23),</w:t>
+      </w:r>
+    </w:p>
+    <w:p>
+      <w:pPr>
+        <w:spacing w:after="0"/>
+        <w:rPr>
+          <w:rFonts w:eastAsia="Times New Roman"/>
+          <w:bCs/>
+        </w:rPr>
+      </w:pPr>
+      <w:r>
+        <w:rPr>
+          <w:rFonts w:eastAsia="Times New Roman"/>
+          <w:bCs/>
+        </w:rPr>
+        <w:t>(</w:t>
+      </w:r>
+      <w:r>
+        <w:rPr>
+          <w:rFonts w:eastAsia="Times New Roman"/>
+          <w:bCs/>
+        </w:rPr>
+        <w:t>27</w:t>
+      </w:r>
+      <w:r>
+        <w:rPr>
+          <w:rFonts w:eastAsia="Times New Roman"/>
+          <w:bCs/>
+        </w:rPr>
+        <w:t>, 24),</w:t>
+      </w:r>
+    </w:p>
+    <w:p>
+      <w:pPr>
+        <w:spacing w:after="0"/>
+        <w:rPr>
+          <w:rFonts w:eastAsia="Times New Roman"/>
+          <w:bCs/>
+        </w:rPr>
+      </w:pPr>
+      <w:r>
+        <w:rPr>
+          <w:rFonts w:eastAsia="Times New Roman"/>
+          <w:bCs/>
+        </w:rPr>
+        <w:t>(</w:t>
+      </w:r>
+      <w:r>
+        <w:rPr>
+          <w:rFonts w:eastAsia="Times New Roman"/>
+          <w:bCs/>
+        </w:rPr>
+        <w:t>27</w:t>
+      </w:r>
+      <w:r>
+        <w:rPr>
+          <w:rFonts w:eastAsia="Times New Roman"/>
+          <w:bCs/>
+        </w:rPr>
+        <w:t>, 25),</w:t>
+      </w:r>
+    </w:p>
+    <w:p>
+      <w:pPr>
+        <w:spacing w:after="0"/>
+        <w:rPr>
+          <w:rFonts w:eastAsia="Times New Roman"/>
+          <w:bCs/>
+        </w:rPr>
+      </w:pPr>
+      <w:r>
+        <w:rPr>
+          <w:rFonts w:eastAsia="Times New Roman"/>
+          <w:bCs/>
+        </w:rPr>
+        <w:t>(</w:t>
+      </w:r>
+      <w:r>
+        <w:rPr>
+          <w:rFonts w:eastAsia="Times New Roman"/>
+          <w:bCs/>
+        </w:rPr>
+        <w:t>27</w:t>
+      </w:r>
+      <w:r>
+        <w:rPr>
+          <w:rFonts w:eastAsia="Times New Roman"/>
+          <w:bCs/>
+        </w:rPr>
+        <w:t>, 26),</w:t>
+      </w:r>
+    </w:p>
+    <w:p>
+      <w:pPr>
+        <w:spacing w:after="0"/>
+        <w:rPr>
+          <w:rFonts w:eastAsia="Times New Roman"/>
+          <w:bCs/>
+        </w:rPr>
+      </w:pPr>
+      <w:r>
+        <w:rPr>
+          <w:rFonts w:eastAsia="Times New Roman"/>
+          <w:bCs/>
+        </w:rPr>
+        <w:t>(</w:t>
+      </w:r>
+      <w:r>
+        <w:rPr>
+          <w:rFonts w:eastAsia="Times New Roman"/>
+          <w:bCs/>
+        </w:rPr>
+        <w:t>27</w:t>
+      </w:r>
+      <w:r>
+        <w:rPr>
+          <w:rFonts w:eastAsia="Times New Roman"/>
+          <w:bCs/>
+        </w:rPr>
+        <w:t>, 27),</w:t>
+      </w:r>
+    </w:p>
+    <w:p>
+      <w:pPr>
+        <w:spacing w:after="0"/>
+        <w:rPr>
+          <w:rFonts w:eastAsia="Times New Roman"/>
+          <w:bCs/>
+        </w:rPr>
+      </w:pPr>
+      <w:r>
+        <w:rPr>
+          <w:rFonts w:eastAsia="Times New Roman"/>
+          <w:bCs/>
+        </w:rPr>
+        <w:t>(</w:t>
+      </w:r>
+      <w:r>
+        <w:rPr>
+          <w:rFonts w:eastAsia="Times New Roman"/>
+          <w:bCs/>
+        </w:rPr>
+        <w:t>27</w:t>
+      </w:r>
+      <w:r>
+        <w:rPr>
+          <w:rFonts w:eastAsia="Times New Roman"/>
+          <w:bCs/>
+        </w:rPr>
+        <w:t>, 28),</w:t>
+      </w:r>
+    </w:p>
+    <w:p>
+      <w:pPr>
+        <w:spacing w:after="0"/>
+        <w:rPr>
+          <w:rFonts w:eastAsia="Times New Roman"/>
+          <w:bCs/>
+        </w:rPr>
+      </w:pPr>
+    </w:p>
+    <w:p>
+      <w:pPr>
+        <w:spacing w:after="0"/>
+        <w:rPr>
+          <w:rFonts w:eastAsia="Times New Roman"/>
+          <w:bCs/>
+        </w:rPr>
+      </w:pPr>
+      <w:r>
+        <w:rPr>
+          <w:rFonts w:eastAsia="Times New Roman"/>
+          <w:bCs/>
+        </w:rPr>
+        <w:t>(</w:t>
+      </w:r>
+      <w:r>
+        <w:rPr>
+          <w:rFonts w:eastAsia="Times New Roman"/>
+          <w:bCs/>
+        </w:rPr>
+        <w:t>28</w:t>
+      </w:r>
+      <w:r>
+        <w:rPr>
+          <w:rFonts w:eastAsia="Times New Roman"/>
+          <w:bCs/>
+        </w:rPr>
+        <w:t>, 29),</w:t>
+      </w:r>
+    </w:p>
+    <w:p>
+      <w:pPr>
+        <w:spacing w:after="0"/>
+        <w:rPr>
+          <w:rFonts w:eastAsia="Times New Roman"/>
+          <w:bCs/>
+        </w:rPr>
+      </w:pPr>
+      <w:r>
+        <w:rPr>
+          <w:rFonts w:eastAsia="Times New Roman"/>
+          <w:bCs/>
+        </w:rPr>
+        <w:t>(</w:t>
+      </w:r>
+      <w:r>
+        <w:rPr>
+          <w:rFonts w:eastAsia="Times New Roman"/>
+          <w:bCs/>
+        </w:rPr>
+        <w:t>28</w:t>
+      </w:r>
+      <w:r>
+        <w:rPr>
+          <w:rFonts w:eastAsia="Times New Roman"/>
+          <w:bCs/>
+        </w:rPr>
+        <w:t>, 30),</w:t>
+      </w:r>
+    </w:p>
+    <w:p>
+      <w:pPr>
+        <w:spacing w:after="0"/>
+        <w:rPr>
+          <w:rFonts w:eastAsia="Times New Roman"/>
+          <w:bCs/>
+        </w:rPr>
+      </w:pPr>
+      <w:r>
+        <w:rPr>
+          <w:rFonts w:eastAsia="Times New Roman"/>
+          <w:bCs/>
+        </w:rPr>
+        <w:t>(</w:t>
+      </w:r>
+      <w:r>
+        <w:rPr>
+          <w:rFonts w:eastAsia="Times New Roman"/>
+          <w:bCs/>
+        </w:rPr>
+        <w:t>28</w:t>
+      </w:r>
+      <w:r>
+        <w:rPr>
+          <w:rFonts w:eastAsia="Times New Roman"/>
+          <w:bCs/>
+        </w:rPr>
+        <w:t>, 31),</w:t>
+      </w:r>
+    </w:p>
+    <w:p>
+      <w:pPr>
+        <w:spacing w:after="0"/>
+        <w:rPr>
+          <w:rFonts w:eastAsia="Times New Roman"/>
+          <w:bCs/>
+        </w:rPr>
+      </w:pPr>
+      <w:r>
+        <w:rPr>
+          <w:rFonts w:eastAsia="Times New Roman"/>
+          <w:bCs/>
+        </w:rPr>
+        <w:t>(</w:t>
+      </w:r>
+      <w:r>
+        <w:rPr>
+          <w:rFonts w:eastAsia="Times New Roman"/>
+          <w:bCs/>
+        </w:rPr>
+        <w:t>28</w:t>
+      </w:r>
+      <w:r>
+        <w:rPr>
+          <w:rFonts w:eastAsia="Times New Roman"/>
+          <w:bCs/>
+        </w:rPr>
+        <w:t>, 32);</w:t>
       </w:r>
     </w:p>
     <w:p>
@@ -19704,6 +20904,35 @@
           <w:bCs/>
         </w:rPr>
       </w:pPr>
+      <w:r>
+        <w:rPr>
+          <w:rFonts w:eastAsia="Times New Roman"/>
+          <w:bCs/>
+        </w:rPr>
+        <w:t xml:space="preserve"> </w:t>
+      </w:r>
+      <w:r>
+        <w:rPr>
+          <w:rFonts w:eastAsia="Times New Roman"/>
+          <w:bCs/>
+        </w:rPr>
+        <w:tab/>
+        <w:t xml:space="preserve"> </w:t>
+      </w:r>
+      <w:r>
+        <w:rPr>
+          <w:rFonts w:eastAsia="Times New Roman"/>
+          <w:bCs/>
+        </w:rPr>
+        <w:tab/>
+      </w:r>
+      <w:r>
+        <w:rPr>
+          <w:rFonts w:eastAsia="Times New Roman"/>
+          <w:bCs/>
+        </w:rPr>
+        <w:tab/>
+      </w:r>
     </w:p>
     <w:p>
       <w:pPr>
@@ -19736,14 +20965,12 @@
         <w:rPr>
           <w:rFonts w:eastAsia="Times New Roman"/>
           <w:bCs/>
-          <w:lang w:val="en-US"/>
-        </w:rPr>
-      </w:pPr>
-      <w:r>
-        <w:rPr>
-          <w:rFonts w:eastAsia="Times New Roman"/>
-          <w:bCs/>
-          <w:lang w:val="en-US"/>
+        </w:rPr>
+      </w:pPr>
+      <w:r>
+        <w:rPr>
+          <w:rFonts w:eastAsia="Times New Roman"/>
+          <w:bCs/>
         </w:rPr>
         <w:t xml:space="preserve">SELECT </w:t>
       </w:r>
@@ -19754,14 +20981,12 @@
         <w:rPr>
           <w:rFonts w:eastAsia="Times New Roman"/>
           <w:bCs/>
-          <w:lang w:val="en-US"/>
-        </w:rPr>
-      </w:pPr>
-      <w:r>
-        <w:rPr>
-          <w:rFonts w:eastAsia="Times New Roman"/>
-          <w:bCs/>
-          <w:lang w:val="en-US"/>
+        </w:rPr>
+      </w:pPr>
+      <w:r>
+        <w:rPr>
+          <w:rFonts w:eastAsia="Times New Roman"/>
+          <w:bCs/>
         </w:rPr>
         <w:t>cter.id,</w:t>
       </w:r>
@@ -19769,7 +20994,6 @@
         <w:rPr>
           <w:rFonts w:eastAsia="Times New Roman"/>
           <w:bCs/>
-          <w:lang w:val="en-US"/>
         </w:rPr>
         <w:t xml:space="preserve"> </w:t>
       </w:r>
@@ -19780,24 +21004,37 @@
         <w:rPr>
           <w:rFonts w:eastAsia="Times New Roman"/>
           <w:bCs/>
-          <w:lang w:val="en-US"/>
-        </w:rPr>
-      </w:pPr>
-      <w:proofErr w:type="spellStart"/>
-      <w:r>
-        <w:rPr>
-          <w:rFonts w:eastAsia="Times New Roman"/>
-          <w:bCs/>
-          <w:lang w:val="en-US"/>
-        </w:rPr>
-        <w:t>cter.nom_container</w:t>
-      </w:r>
-      <w:proofErr w:type="spellEnd"/>
-      <w:r>
-        <w:rPr>
-          <w:rFonts w:eastAsia="Times New Roman"/>
-          <w:bCs/>
-          <w:lang w:val="en-US"/>
+        </w:rPr>
+      </w:pPr>
+      <w:proofErr w:type="spellStart"/>
+      <w:r>
+        <w:rPr>
+          <w:rFonts w:eastAsia="Times New Roman"/>
+          <w:bCs/>
+        </w:rPr>
+        <w:t>cter</w:t>
+      </w:r>
+      <w:proofErr w:type="spellEnd"/>
+      <w:r>
+        <w:rPr>
+          <w:rFonts w:eastAsia="Times New Roman"/>
+          <w:bCs/>
+        </w:rPr>
+        <w:t>.</w:t>
+      </w:r>
+      <w:proofErr w:type="spellStart"/>
+      <w:r>
+        <w:rPr>
+          <w:rFonts w:eastAsia="Times New Roman"/>
+          <w:bCs/>
+        </w:rPr>
+        <w:t>nom_container</w:t>
+      </w:r>
+      <w:proofErr w:type="spellEnd"/>
+      <w:r>
+        <w:rPr>
+          <w:rFonts w:eastAsia="Times New Roman"/>
+          <w:bCs/>
         </w:rPr>
         <w:t>,</w:t>
       </w:r>
@@ -20315,7 +21552,7 @@
                     </pic:cNvPicPr>
                   </pic:nvPicPr>
                   <pic:blipFill>
-                    <a:blip r:embed="rId25" cstate="print"/>
+                    <a:blip r:embed="rId24" cstate="print"/>
                     <a:srcRect/>
                     <a:stretch>
                       <a:fillRect/>
@@ -20412,7 +21649,7 @@
                     </pic:cNvPicPr>
                   </pic:nvPicPr>
                   <pic:blipFill>
-                    <a:blip r:embed="rId26" cstate="print"/>
+                    <a:blip r:embed="rId25" cstate="print"/>
                     <a:srcRect/>
                     <a:stretch>
                       <a:fillRect/>
@@ -20499,7 +21736,7 @@
                     </pic:cNvPicPr>
                   </pic:nvPicPr>
                   <pic:blipFill>
-                    <a:blip r:embed="rId27" cstate="print"/>
+                    <a:blip r:embed="rId26" cstate="print"/>
                     <a:srcRect/>
                     <a:stretch>
                       <a:fillRect/>
@@ -20610,7 +21847,7 @@
                     </pic:cNvPicPr>
                   </pic:nvPicPr>
                   <pic:blipFill>
-                    <a:blip r:embed="rId28" cstate="print"/>
+                    <a:blip r:embed="rId27" cstate="print"/>
                     <a:srcRect/>
                     <a:stretch>
                       <a:fillRect/>
@@ -21602,7 +22839,7 @@
                     <pic:cNvPicPr/>
                   </pic:nvPicPr>
                   <pic:blipFill>
-                    <a:blip r:embed="rId29" cstate="print"/>
+                    <a:blip r:embed="rId28" cstate="print"/>
                     <a:stretch>
                       <a:fillRect/>
                     </a:stretch>
@@ -23052,7 +24289,7 @@
           <w:szCs w:val="24"/>
         </w:rPr>
       </w:pPr>
-      <w:hyperlink r:id="rId30" w:history="1">
+      <w:hyperlink r:id="rId29" w:history="1">
         <w:r>
           <w:rPr>
             <w:rStyle w:val="Lienhypertexte"/>
@@ -26219,7 +27456,7 @@
         </w:rPr>
         <w:t xml:space="preserve"> crée </w:t>
       </w:r>
-      <w:hyperlink r:id="rId31" w:history="1">
+      <w:hyperlink r:id="rId30" w:history="1">
         <w:r>
           <w:rPr>
             <w:rStyle w:val="Lienhypertexte"/>
@@ -26564,7 +27801,7 @@
           <w:lang w:val="en-US"/>
         </w:rPr>
       </w:pPr>
-      <w:hyperlink r:id="rId32" w:history="1">
+      <w:hyperlink r:id="rId31" w:history="1">
         <w:r>
           <w:rPr>
             <w:rStyle w:val="Lienhypertexte"/>
@@ -26636,7 +27873,7 @@
                     </pic:cNvPicPr>
                   </pic:nvPicPr>
                   <pic:blipFill>
-                    <a:blip r:embed="rId33" cstate="print"/>
+                    <a:blip r:embed="rId32" cstate="print"/>
                     <a:srcRect/>
                     <a:stretch>
                       <a:fillRect/>
@@ -27163,19 +28400,31 @@
     <w:p>
       <w:pPr>
         <w:spacing w:after="0"/>
+        <w:rPr>
+          <w:lang w:val="en-US"/>
+        </w:rPr>
       </w:pPr>
       <w:proofErr w:type="spellStart"/>
       <w:proofErr w:type="gramStart"/>
       <w:r>
+        <w:rPr>
+          <w:lang w:val="en-US"/>
+        </w:rPr>
         <w:t>symfony</w:t>
       </w:r>
       <w:proofErr w:type="spellEnd"/>
       <w:proofErr w:type="gramEnd"/>
       <w:r>
+        <w:rPr>
+          <w:lang w:val="en-US"/>
+        </w:rPr>
         <w:t xml:space="preserve"> console </w:t>
       </w:r>
       <w:proofErr w:type="spellStart"/>
       <w:r>
+        <w:rPr>
+          <w:lang w:val="en-US"/>
+        </w:rPr>
         <w:t>make:admin:crud</w:t>
       </w:r>
       <w:proofErr w:type="spellEnd"/>
@@ -27186,53 +28435,109 @@
         <w:rPr>
           <w:rFonts w:eastAsia="Times New Roman"/>
           <w:bCs/>
-        </w:rPr>
-      </w:pPr>
-    </w:p>
-    <w:p>
-      <w:pPr>
-        <w:spacing w:after="0"/>
-        <w:rPr>
-          <w:rFonts w:eastAsia="Times New Roman"/>
-          <w:bCs/>
-        </w:rPr>
-      </w:pPr>
-      <w:r>
-        <w:rPr>
-          <w:rFonts w:eastAsia="Times New Roman"/>
-          <w:bCs/>
-        </w:rPr>
-        <w:t xml:space="preserve">Gestion </w:t>
-      </w:r>
+          <w:lang w:val="en-US"/>
+        </w:rPr>
+      </w:pPr>
+    </w:p>
+    <w:p>
+      <w:pPr>
+        <w:spacing w:after="0"/>
+        <w:rPr>
+          <w:rFonts w:eastAsia="Times New Roman"/>
+          <w:bCs/>
+          <w:lang w:val="en-US"/>
+        </w:rPr>
+      </w:pPr>
+      <w:proofErr w:type="spellStart"/>
+      <w:r>
+        <w:rPr>
+          <w:rFonts w:eastAsia="Times New Roman"/>
+          <w:bCs/>
+          <w:lang w:val="en-US"/>
+        </w:rPr>
+        <w:t>Gestion</w:t>
+      </w:r>
+      <w:proofErr w:type="spellEnd"/>
+      <w:r>
+        <w:rPr>
+          <w:rFonts w:eastAsia="Times New Roman"/>
+          <w:bCs/>
+          <w:lang w:val="en-US"/>
+        </w:rPr>
+        <w:t xml:space="preserve"> user</w:t>
+      </w:r>
+    </w:p>
+    <w:p>
+      <w:pPr>
+        <w:spacing w:after="0"/>
+      </w:pPr>
+      <w:proofErr w:type="spellStart"/>
       <w:proofErr w:type="gramStart"/>
       <w:r>
-        <w:rPr>
-          <w:rFonts w:eastAsia="Times New Roman"/>
-          <w:bCs/>
-        </w:rPr>
-        <w:t>user</w:t>
-      </w:r>
+        <w:t>symfony</w:t>
+      </w:r>
+      <w:proofErr w:type="spellEnd"/>
       <w:proofErr w:type="gramEnd"/>
-    </w:p>
-    <w:p>
-      <w:pPr>
-        <w:spacing w:after="0"/>
+      <w:r>
+        <w:t xml:space="preserve"> console </w:t>
+      </w:r>
+      <w:proofErr w:type="spellStart"/>
+      <w:r>
+        <w:t>make:user</w:t>
+      </w:r>
+      <w:proofErr w:type="spellEnd"/>
+    </w:p>
+    <w:p>
+      <w:pPr>
+        <w:spacing w:after="0"/>
+        <w:rPr>
+          <w:bCs/>
+        </w:rPr>
       </w:pPr>
       <w:proofErr w:type="spellStart"/>
       <w:proofErr w:type="gramStart"/>
       <w:r>
+        <w:rPr>
+          <w:bCs/>
+        </w:rPr>
         <w:t>symfony</w:t>
       </w:r>
       <w:proofErr w:type="spellEnd"/>
       <w:proofErr w:type="gramEnd"/>
       <w:r>
+        <w:rPr>
+          <w:bCs/>
+        </w:rPr>
         <w:t xml:space="preserve"> console </w:t>
       </w:r>
       <w:proofErr w:type="spellStart"/>
       <w:r>
-        <w:t>make:user</w:t>
-      </w:r>
-      <w:proofErr w:type="spellEnd"/>
+        <w:rPr>
+          <w:bCs/>
+        </w:rPr>
+        <w:t>make:entity</w:t>
+      </w:r>
+      <w:proofErr w:type="spellEnd"/>
+      <w:r>
+        <w:rPr>
+          <w:bCs/>
+        </w:rPr>
+        <w:t xml:space="preserve"> pour ajouter nom, </w:t>
+      </w:r>
+      <w:proofErr w:type="spellStart"/>
+      <w:r>
+        <w:rPr>
+          <w:bCs/>
+        </w:rPr>
+        <w:t>prenom</w:t>
+      </w:r>
+      <w:proofErr w:type="spellEnd"/>
+      <w:r>
+        <w:rPr>
+          <w:bCs/>
+        </w:rPr>
+        <w:t>, adresse</w:t>
+      </w:r>
     </w:p>
     <w:p>
       <w:pPr>
@@ -27261,62 +28566,6 @@
       <w:r>
         <w:rPr>
           <w:bCs/>
-        </w:rPr>
-        <w:t>make:entity</w:t>
-      </w:r>
-      <w:proofErr w:type="spellEnd"/>
-      <w:r>
-        <w:rPr>
-          <w:bCs/>
-        </w:rPr>
-        <w:t xml:space="preserve"> pour ajouter nom, </w:t>
-      </w:r>
-      <w:proofErr w:type="spellStart"/>
-      <w:r>
-        <w:rPr>
-          <w:bCs/>
-        </w:rPr>
-        <w:t>prenom</w:t>
-      </w:r>
-      <w:proofErr w:type="spellEnd"/>
-      <w:r>
-        <w:rPr>
-          <w:bCs/>
-        </w:rPr>
-        <w:t>, adresse</w:t>
-      </w:r>
-    </w:p>
-    <w:p>
-      <w:pPr>
-        <w:spacing w:after="0"/>
-        <w:rPr>
-          <w:bCs/>
-          <w:lang w:val="en-US"/>
-        </w:rPr>
-      </w:pPr>
-      <w:proofErr w:type="spellStart"/>
-      <w:proofErr w:type="gramStart"/>
-      <w:r>
-        <w:rPr>
-          <w:bCs/>
-          <w:lang w:val="en-US"/>
-        </w:rPr>
-        <w:t>symfony</w:t>
-      </w:r>
-      <w:proofErr w:type="spellEnd"/>
-      <w:proofErr w:type="gramEnd"/>
-      <w:r>
-        <w:rPr>
-          <w:bCs/>
-          <w:lang w:val="en-US"/>
-        </w:rPr>
-        <w:t xml:space="preserve"> console </w:t>
-      </w:r>
-      <w:proofErr w:type="spellStart"/>
-      <w:r>
-        <w:rPr>
-          <w:bCs/>
-          <w:lang w:val="en-US"/>
         </w:rPr>
         <w:t>make:migration</w:t>
       </w:r>
@@ -27390,7 +28639,6 @@
         <w:spacing w:after="0"/>
         <w:rPr>
           <w:bCs/>
-          <w:lang w:val="en-US"/>
         </w:rPr>
       </w:pPr>
       <w:proofErr w:type="spellStart"/>
@@ -27398,7 +28646,6 @@
       <w:r>
         <w:rPr>
           <w:bCs/>
-          <w:lang w:val="en-US"/>
         </w:rPr>
         <w:t>symfony</w:t>
       </w:r>
@@ -27407,7 +28654,6 @@
       <w:r>
         <w:rPr>
           <w:bCs/>
-          <w:lang w:val="en-US"/>
         </w:rPr>
         <w:t xml:space="preserve"> console </w:t>
       </w:r>
@@ -27415,7 +28661,6 @@
       <w:r>
         <w:rPr>
           <w:bCs/>
-          <w:lang w:val="en-US"/>
         </w:rPr>
         <w:t>make:controller</w:t>
       </w:r>
@@ -27424,64 +28669,43 @@
     <w:p>
       <w:pPr>
         <w:spacing w:after="0"/>
-        <w:rPr>
-          <w:lang w:val="en-US"/>
-        </w:rPr>
       </w:pPr>
       <w:proofErr w:type="spellStart"/>
       <w:proofErr w:type="gramStart"/>
       <w:r>
-        <w:rPr>
-          <w:lang w:val="en-US"/>
-        </w:rPr>
         <w:t>symfony</w:t>
       </w:r>
       <w:proofErr w:type="spellEnd"/>
       <w:proofErr w:type="gramEnd"/>
       <w:r>
-        <w:rPr>
-          <w:lang w:val="en-US"/>
-        </w:rPr>
         <w:t xml:space="preserve"> console </w:t>
       </w:r>
       <w:proofErr w:type="spellStart"/>
       <w:r>
-        <w:rPr>
-          <w:lang w:val="en-US"/>
-        </w:rPr>
         <w:t>make:form</w:t>
       </w:r>
       <w:proofErr w:type="spellEnd"/>
       <w:r>
-        <w:rPr>
-          <w:lang w:val="en-US"/>
-        </w:rPr>
         <w:t xml:space="preserve"> </w:t>
       </w:r>
     </w:p>
     <w:p>
       <w:pPr>
         <w:spacing w:after="0"/>
-        <w:rPr>
-          <w:lang w:val="en-US"/>
-        </w:rPr>
-      </w:pPr>
-      <w:proofErr w:type="spellStart"/>
+      </w:pPr>
       <w:proofErr w:type="gramStart"/>
       <w:r>
-        <w:rPr>
-          <w:lang w:val="en-US"/>
-        </w:rPr>
         <w:t>dans</w:t>
       </w:r>
-      <w:proofErr w:type="spellEnd"/>
       <w:proofErr w:type="gramEnd"/>
       <w:r>
-        <w:rPr>
-          <w:lang w:val="en-US"/>
-        </w:rPr>
-        <w:t xml:space="preserve"> le form</w:t>
-      </w:r>
+        <w:t xml:space="preserve"> le </w:t>
+      </w:r>
+      <w:proofErr w:type="spellStart"/>
+      <w:r>
+        <w:t>form</w:t>
+      </w:r>
+      <w:proofErr w:type="spellEnd"/>
     </w:p>
     <w:p>
       <w:pPr>
@@ -27549,7 +28773,7 @@
                     </pic:cNvPicPr>
                   </pic:nvPicPr>
                   <pic:blipFill>
-                    <a:blip r:embed="rId34" cstate="print"/>
+                    <a:blip r:embed="rId33" cstate="print"/>
                     <a:srcRect/>
                     <a:stretch>
                       <a:fillRect/>
@@ -28273,7 +29497,7 @@
                     </pic:cNvPicPr>
                   </pic:nvPicPr>
                   <pic:blipFill>
-                    <a:blip r:embed="rId35" cstate="print"/>
+                    <a:blip r:embed="rId34" cstate="print"/>
                     <a:srcRect/>
                     <a:stretch>
                       <a:fillRect/>
@@ -28407,7 +29631,7 @@
                     </pic:cNvPicPr>
                   </pic:nvPicPr>
                   <pic:blipFill>
-                    <a:blip r:embed="rId36" cstate="print"/>
+                    <a:blip r:embed="rId35" cstate="print"/>
                     <a:srcRect/>
                     <a:stretch>
                       <a:fillRect/>
@@ -28480,7 +29704,7 @@
         </w:rPr>
         <w:t xml:space="preserve"> </w:t>
       </w:r>
-      <w:hyperlink r:id="rId37" w:history="1">
+      <w:hyperlink r:id="rId36" w:anchor="form-login" w:history="1">
         <w:r>
           <w:rPr>
             <w:rStyle w:val="Lienhypertexte"/>
@@ -28552,7 +29776,7 @@
                     </pic:cNvPicPr>
                   </pic:nvPicPr>
                   <pic:blipFill>
-                    <a:blip r:embed="rId38" cstate="print"/>
+                    <a:blip r:embed="rId37" cstate="print"/>
                     <a:srcRect/>
                     <a:stretch>
                       <a:fillRect/>
@@ -28657,7 +29881,7 @@
                     </pic:cNvPicPr>
                   </pic:nvPicPr>
                   <pic:blipFill>
-                    <a:blip r:embed="rId39" cstate="print"/>
+                    <a:blip r:embed="rId38" cstate="print"/>
                     <a:srcRect/>
                     <a:stretch>
                       <a:fillRect/>
@@ -28745,7 +29969,7 @@
                     </pic:cNvPicPr>
                   </pic:nvPicPr>
                   <pic:blipFill>
-                    <a:blip r:embed="rId40" cstate="print"/>
+                    <a:blip r:embed="rId39" cstate="print"/>
                     <a:srcRect/>
                     <a:stretch>
                       <a:fillRect/>
@@ -28833,7 +30057,7 @@
                     </pic:cNvPicPr>
                   </pic:nvPicPr>
                   <pic:blipFill>
-                    <a:blip r:embed="rId41" cstate="print"/>
+                    <a:blip r:embed="rId40" cstate="print"/>
                     <a:srcRect/>
                     <a:stretch>
                       <a:fillRect/>
@@ -28953,7 +30177,7 @@
                     </pic:cNvPicPr>
                   </pic:nvPicPr>
                   <pic:blipFill>
-                    <a:blip r:embed="rId42" cstate="print"/>
+                    <a:blip r:embed="rId41" cstate="print"/>
                     <a:srcRect/>
                     <a:stretch>
                       <a:fillRect/>
@@ -28990,6 +30214,29 @@
           <w:lang w:val="en-US"/>
         </w:rPr>
       </w:pPr>
+      <w:r>
+        <w:rPr>
+          <w:bCs/>
+          <w:lang w:val="en-US"/>
+        </w:rPr>
+        <w:t xml:space="preserve">Creation </w:t>
+      </w:r>
+      <w:proofErr w:type="spellStart"/>
+      <w:r>
+        <w:rPr>
+          <w:bCs/>
+          <w:lang w:val="en-US"/>
+        </w:rPr>
+        <w:t>d’une</w:t>
+      </w:r>
+      <w:proofErr w:type="spellEnd"/>
+      <w:r>
+        <w:rPr>
+          <w:bCs/>
+          <w:lang w:val="en-US"/>
+        </w:rPr>
+        <w:t xml:space="preserve"> page home</w:t>
+      </w:r>
     </w:p>
     <w:p>
       <w:pPr>
@@ -29070,7 +30317,7 @@
                     </pic:cNvPicPr>
                   </pic:nvPicPr>
                   <pic:blipFill>
-                    <a:blip r:embed="rId43" cstate="print"/>
+                    <a:blip r:embed="rId42" cstate="print"/>
                     <a:srcRect/>
                     <a:stretch>
                       <a:fillRect/>
@@ -29131,7 +30378,7 @@
                     </pic:cNvPicPr>
                   </pic:nvPicPr>
                   <pic:blipFill>
-                    <a:blip r:embed="rId44" cstate="print"/>
+                    <a:blip r:embed="rId43" cstate="print"/>
                     <a:srcRect/>
                     <a:stretch>
                       <a:fillRect/>
@@ -29728,6 +30975,88 @@
           <w:bCs/>
         </w:rPr>
       </w:pPr>
+      <w:proofErr w:type="gramStart"/>
+      <w:r>
+        <w:rPr>
+          <w:rFonts w:eastAsia="Times New Roman"/>
+          <w:bCs/>
+        </w:rPr>
+        <w:t>composer</w:t>
+      </w:r>
+      <w:proofErr w:type="gramEnd"/>
+      <w:r>
+        <w:rPr>
+          <w:rFonts w:eastAsia="Times New Roman"/>
+          <w:bCs/>
+        </w:rPr>
+        <w:t xml:space="preserve"> </w:t>
+      </w:r>
+      <w:proofErr w:type="spellStart"/>
+      <w:r>
+        <w:rPr>
+          <w:rFonts w:eastAsia="Times New Roman"/>
+          <w:bCs/>
+        </w:rPr>
+        <w:t>require</w:t>
+      </w:r>
+      <w:proofErr w:type="spellEnd"/>
+      <w:r>
+        <w:rPr>
+          <w:rFonts w:eastAsia="Times New Roman"/>
+          <w:bCs/>
+        </w:rPr>
+        <w:t xml:space="preserve"> </w:t>
+      </w:r>
+      <w:proofErr w:type="spellStart"/>
+      <w:r>
+        <w:rPr>
+          <w:rFonts w:eastAsia="Times New Roman"/>
+          <w:bCs/>
+        </w:rPr>
+        <w:t>symfony</w:t>
+      </w:r>
+      <w:proofErr w:type="spellEnd"/>
+      <w:r>
+        <w:rPr>
+          <w:rFonts w:eastAsia="Times New Roman"/>
+          <w:bCs/>
+        </w:rPr>
+        <w:t>/</w:t>
+      </w:r>
+      <w:proofErr w:type="spellStart"/>
+      <w:r>
+        <w:rPr>
+          <w:rFonts w:eastAsia="Times New Roman"/>
+          <w:bCs/>
+        </w:rPr>
+        <w:t>security</w:t>
+      </w:r>
+      <w:proofErr w:type="spellEnd"/>
+      <w:r>
+        <w:rPr>
+          <w:rFonts w:eastAsia="Times New Roman"/>
+          <w:bCs/>
+        </w:rPr>
+        <w:t>-</w:t>
+      </w:r>
+      <w:proofErr w:type="spellStart"/>
+      <w:r>
+        <w:rPr>
+          <w:rFonts w:eastAsia="Times New Roman"/>
+          <w:bCs/>
+        </w:rPr>
+        <w:t>core</w:t>
+      </w:r>
+      <w:proofErr w:type="spellEnd"/>
+    </w:p>
+    <w:p>
+      <w:pPr>
+        <w:spacing w:after="0"/>
+        <w:rPr>
+          <w:rFonts w:eastAsia="Times New Roman"/>
+          <w:bCs/>
+        </w:rPr>
+      </w:pPr>
     </w:p>
     <w:p>
       <w:pPr>
@@ -29796,6 +31125,77 @@
         <w:t>axios</w:t>
       </w:r>
       <w:proofErr w:type="spellEnd"/>
+    </w:p>
+    <w:p>
+      <w:pPr>
+        <w:spacing w:after="0"/>
+        <w:rPr>
+          <w:rFonts w:eastAsia="Times New Roman"/>
+          <w:bCs/>
+        </w:rPr>
+      </w:pPr>
+    </w:p>
+    <w:p>
+      <w:pPr>
+        <w:spacing w:after="0"/>
+        <w:rPr>
+          <w:rFonts w:eastAsia="Times New Roman"/>
+          <w:bCs/>
+        </w:rPr>
+      </w:pPr>
+      <w:proofErr w:type="gramStart"/>
+      <w:r>
+        <w:rPr>
+          <w:rFonts w:eastAsia="Times New Roman"/>
+          <w:bCs/>
+        </w:rPr>
+        <w:t>cote</w:t>
+      </w:r>
+      <w:proofErr w:type="gramEnd"/>
+      <w:r>
+        <w:rPr>
+          <w:rFonts w:eastAsia="Times New Roman"/>
+          <w:bCs/>
+        </w:rPr>
+        <w:t xml:space="preserve"> </w:t>
+      </w:r>
+      <w:proofErr w:type="spellStart"/>
+      <w:r>
+        <w:rPr>
+          <w:rFonts w:eastAsia="Times New Roman"/>
+          <w:bCs/>
+        </w:rPr>
+        <w:t>herbergement</w:t>
+      </w:r>
+      <w:proofErr w:type="spellEnd"/>
+    </w:p>
+    <w:p>
+      <w:pPr>
+        <w:spacing w:after="0"/>
+        <w:rPr>
+          <w:rFonts w:eastAsia="Times New Roman"/>
+          <w:bCs/>
+        </w:rPr>
+      </w:pPr>
+      <w:hyperlink r:id="rId44" w:history="1">
+        <w:r>
+          <w:rPr>
+            <w:rStyle w:val="Lienhypertexte"/>
+            <w:rFonts w:eastAsia="Times New Roman"/>
+            <w:bCs/>
+          </w:rPr>
+          <w:t>https://github.com/Guichard-Gael/Hebergement_Symfony_React</w:t>
+        </w:r>
+      </w:hyperlink>
+    </w:p>
+    <w:p>
+      <w:pPr>
+        <w:spacing w:after="0"/>
+        <w:rPr>
+          <w:rFonts w:eastAsia="Times New Roman"/>
+          <w:bCs/>
+        </w:rPr>
+      </w:pPr>
     </w:p>
     <w:sectPr>
       <w:pgSz w:w="11906" w:h="16838"/>
